--- a/Documentation.docx
+++ b/Documentation.docx
@@ -1,6 +1,6 @@
 
 <file path=word/document.xml><?xml version="1.0" encoding="utf-8"?>
-<w:document xmlns:wpc="http://schemas.microsoft.com/office/word/2010/wordprocessingCanvas" xmlns:cx="http://schemas.microsoft.com/office/drawing/2014/chartex" xmlns:mc="http://schemas.openxmlformats.org/markup-compatibility/2006" xmlns:o="urn:schemas-microsoft-com:office:office" xmlns:r="http://schemas.openxmlformats.org/officeDocument/2006/relationships" xmlns:m="http://schemas.openxmlformats.org/officeDocument/2006/math" xmlns:v="urn:schemas-microsoft-com:vml" xmlns:wp14="http://schemas.microsoft.com/office/word/2010/wordprocessingDrawing" xmlns:wp="http://schemas.openxmlformats.org/drawingml/2006/wordprocessingDrawing" xmlns:w10="urn:schemas-microsoft-com:office:word" xmlns:w="http://schemas.openxmlformats.org/wordprocessingml/2006/main" xmlns:w14="http://schemas.microsoft.com/office/word/2010/wordml" xmlns:w15="http://schemas.microsoft.com/office/word/2012/wordml" xmlns:w16se="http://schemas.microsoft.com/office/word/2015/wordml/symex" xmlns:wpg="http://schemas.microsoft.com/office/word/2010/wordprocessingGroup" xmlns:wpi="http://schemas.microsoft.com/office/word/2010/wordprocessingInk" xmlns:wne="http://schemas.microsoft.com/office/word/2006/wordml" xmlns:wps="http://schemas.microsoft.com/office/word/2010/wordprocessingShape" mc:Ignorable="w14 w15 w16se wp14">
+<w:document xmlns:wpc="http://schemas.microsoft.com/office/word/2010/wordprocessingCanvas" xmlns:cx="http://schemas.microsoft.com/office/drawing/2014/chartex" xmlns:cx1="http://schemas.microsoft.com/office/drawing/2015/9/8/chartex" xmlns:cx2="http://schemas.microsoft.com/office/drawing/2015/10/21/chartex" xmlns:cx3="http://schemas.microsoft.com/office/drawing/2016/5/9/chartex" xmlns:cx4="http://schemas.microsoft.com/office/drawing/2016/5/10/chartex" xmlns:cx5="http://schemas.microsoft.com/office/drawing/2016/5/11/chartex" xmlns:cx6="http://schemas.microsoft.com/office/drawing/2016/5/12/chartex" xmlns:cx7="http://schemas.microsoft.com/office/drawing/2016/5/13/chartex" xmlns:cx8="http://schemas.microsoft.com/office/drawing/2016/5/14/chartex" xmlns:mc="http://schemas.openxmlformats.org/markup-compatibility/2006" xmlns:aink="http://schemas.microsoft.com/office/drawing/2016/ink" xmlns:am3d="http://schemas.microsoft.com/office/drawing/2017/model3d" xmlns:o="urn:schemas-microsoft-com:office:office" xmlns:oel="http://schemas.microsoft.com/office/2019/extlst" xmlns:r="http://schemas.openxmlformats.org/officeDocument/2006/relationships" xmlns:m="http://schemas.openxmlformats.org/officeDocument/2006/math" xmlns:v="urn:schemas-microsoft-com:vml" xmlns:wp14="http://schemas.microsoft.com/office/word/2010/wordprocessingDrawing" xmlns:wp="http://schemas.openxmlformats.org/drawingml/2006/wordprocessingDrawing" xmlns:w10="urn:schemas-microsoft-com:office:word" xmlns:w="http://schemas.openxmlformats.org/wordprocessingml/2006/main" xmlns:w14="http://schemas.microsoft.com/office/word/2010/wordml" xmlns:w15="http://schemas.microsoft.com/office/word/2012/wordml" xmlns:w16cex="http://schemas.microsoft.com/office/word/2018/wordml/cex" xmlns:w16cid="http://schemas.microsoft.com/office/word/2016/wordml/cid" xmlns:w16="http://schemas.microsoft.com/office/word/2018/wordml" xmlns:w16du="http://schemas.microsoft.com/office/word/2023/wordml/word16du" xmlns:w16sdtdh="http://schemas.microsoft.com/office/word/2020/wordml/sdtdatahash" xmlns:w16sdtfl="http://schemas.microsoft.com/office/word/2024/wordml/sdtformatlock" xmlns:w16se="http://schemas.microsoft.com/office/word/2015/wordml/symex" xmlns:wpg="http://schemas.microsoft.com/office/word/2010/wordprocessingGroup" xmlns:wpi="http://schemas.microsoft.com/office/word/2010/wordprocessingInk" xmlns:wne="http://schemas.microsoft.com/office/word/2006/wordml" xmlns:wps="http://schemas.microsoft.com/office/word/2010/wordprocessingShape" mc:Ignorable="w14 w15 w16se w16cid w16 w16cex w16sdtdh w16sdtfl w16du wp14">
   <w:body>
     <w:tbl>
       <w:tblPr>
@@ -72,7 +72,15 @@
                 <w:sz w:val="32"/>
                 <w:szCs w:val="32"/>
               </w:rPr>
-              <w:t xml:space="preserve">Самостоятельная работа студента </w:t>
+              <w:t>Практическая</w:t>
+            </w:r>
+            <w:r>
+              <w:rPr>
+                <w:rFonts w:eastAsia="Arial Unicode MS"/>
+                <w:sz w:val="32"/>
+                <w:szCs w:val="32"/>
+              </w:rPr>
+              <w:t xml:space="preserve"> работа студента </w:t>
             </w:r>
           </w:p>
           <w:p>
@@ -91,7 +99,7 @@
                 <w:sz w:val="32"/>
                 <w:szCs w:val="32"/>
               </w:rPr>
-              <w:t>по МДК 05.01.</w:t>
+              <w:t xml:space="preserve">по </w:t>
             </w:r>
             <w:r>
               <w:rPr>
@@ -99,14 +107,7 @@
                 <w:sz w:val="32"/>
                 <w:szCs w:val="32"/>
               </w:rPr>
-              <w:br/>
-            </w:r>
-            <w:r>
-              <w:rPr>
-                <w:sz w:val="32"/>
-                <w:szCs w:val="32"/>
-              </w:rPr>
-              <w:t>Проектирование и дизайн информационных систем</w:t>
+              <w:t>Практике</w:t>
             </w:r>
           </w:p>
           <w:p>
@@ -227,7 +228,7 @@
                 <w:sz w:val="28"/>
                 <w:szCs w:val="28"/>
               </w:rPr>
-              <w:t xml:space="preserve"> Т</w:t>
+              <w:t xml:space="preserve"> </w:t>
             </w:r>
             <w:r>
               <w:rPr>
@@ -237,16 +238,18 @@
                 <w:sz w:val="28"/>
                 <w:szCs w:val="28"/>
               </w:rPr>
-              <w:t>ОРГОВО-РАЗВЛЕКАТЕЛЬНОГО ЦЕНТРА</w:t>
+              <w:t xml:space="preserve">игровой студии </w:t>
             </w:r>
             <w:r>
               <w:rPr>
                 <w:rFonts w:ascii="Times New Roman" w:hAnsi="Times New Roman" w:cs="Times New Roman"/>
                 <w:b/>
+                <w:caps/>
                 <w:sz w:val="28"/>
                 <w:szCs w:val="28"/>
+                <w:lang w:val="en-US"/>
               </w:rPr>
-              <w:t xml:space="preserve"> «Акварель»</w:t>
+              <w:t>“pixel smith studio”</w:t>
             </w:r>
           </w:p>
           <w:p>
@@ -263,7 +266,7 @@
               <w:t>«</w:t>
             </w:r>
             <w:r>
-              <w:t>Развлекательный центр</w:t>
+              <w:t>Разработка видеоигр</w:t>
             </w:r>
             <w:r>
               <w:t>»</w:t>
@@ -435,7 +438,7 @@
                       <w:rFonts w:eastAsia="Arial Unicode MS"/>
                       <w:szCs w:val="24"/>
                     </w:rPr>
-                    <w:t>И.А. Бочарова</w:t>
+                    <w:t>Д.А. Чеметев</w:t>
                   </w:r>
                 </w:p>
               </w:tc>
@@ -2641,7 +2644,7 @@
           <w:sz w:val="28"/>
           <w:szCs w:val="28"/>
         </w:rPr>
-        <w:t>Торгово-развлекательный центр «Акварель» представляет собой многофункциональный комплекс, предназначенный для организации торговли, досуга и предоставления услуг населению. В состав торгово-развлекательного центра входят торговые галереи, зоны общественного питания, развлекательные площадки, парковка, а также служебные и административные помещения.</w:t>
+        <w:t>Pixel Smith Studio — независимая инди-студия по разработке компьютерных игр. Студия занимается созданием 2D-игр в жанре платформер с пиксельной графикой. На данный момент студия выпустила два проекта: Core Escape и Dinosaur Run, доступных на платформах itch.io, Яндекс Игры, VK Play и RuStore.</w:t>
       </w:r>
     </w:p>
     <w:p>
@@ -2661,7 +2664,7 @@
           <w:sz w:val="28"/>
           <w:szCs w:val="28"/>
         </w:rPr>
-        <w:t>Основной деятельностью торгово-развлекательного центра является обеспечение комфортных и безопасных условий для посетителей, арендаторов и сотрудников, а также эффективное управление торговыми и сервисными процессами.</w:t>
+        <w:t>Основной деятельностью студии является разработка видеоигр, привлечение игроков и взаимодействие с сообществом через информационный веб-сайт.</w:t>
       </w:r>
     </w:p>
     <w:p>
@@ -2681,7 +2684,15 @@
           <w:sz w:val="28"/>
           <w:szCs w:val="28"/>
         </w:rPr>
-        <w:t>Торгово-развлекательный центр предназначен</w:t>
+        <w:t>Веб-сайт студии</w:t>
+      </w:r>
+      <w:r>
+        <w:rPr>
+          <w:rFonts w:ascii="Times New Roman" w:hAnsi="Times New Roman" w:cs="Times New Roman"/>
+          <w:sz w:val="28"/>
+          <w:szCs w:val="28"/>
+        </w:rPr>
+        <w:t xml:space="preserve"> предназначен</w:t>
       </w:r>
       <w:r>
         <w:rPr>
@@ -2724,7 +2735,15 @@
           <w:sz w:val="28"/>
           <w:szCs w:val="28"/>
         </w:rPr>
-        <w:t>предоставления посетителям доступа к торговым, развлекательным и сервисным услугам;</w:t>
+        <w:t>Предоставления информации об играх, команде и деятельности студии</w:t>
+      </w:r>
+      <w:r>
+        <w:rPr>
+          <w:rFonts w:ascii="Times New Roman" w:hAnsi="Times New Roman" w:cs="Times New Roman"/>
+          <w:sz w:val="28"/>
+          <w:szCs w:val="28"/>
+        </w:rPr>
+        <w:t>;</w:t>
       </w:r>
     </w:p>
     <w:p>
@@ -2751,7 +2770,15 @@
           <w:sz w:val="28"/>
           <w:szCs w:val="28"/>
         </w:rPr>
-        <w:t>организации эффективного взаимодействия между администрацией ТРЦ, арендаторами и посетителями;</w:t>
+        <w:t>Публикации новостей об обновлении проектов</w:t>
+      </w:r>
+      <w:r>
+        <w:rPr>
+          <w:rFonts w:ascii="Times New Roman" w:hAnsi="Times New Roman" w:cs="Times New Roman"/>
+          <w:sz w:val="28"/>
+          <w:szCs w:val="28"/>
+        </w:rPr>
+        <w:t>;</w:t>
       </w:r>
     </w:p>
     <w:p>
@@ -2778,7 +2805,43 @@
           <w:sz w:val="28"/>
           <w:szCs w:val="28"/>
         </w:rPr>
-        <w:t>обеспечения безопасности, навигации и информирования посетителей на территории центра.</w:t>
+        <w:t>Предоставление ссылок на страницы игр на внешних платформах</w:t>
+      </w:r>
+      <w:r>
+        <w:rPr>
+          <w:rFonts w:ascii="Times New Roman" w:hAnsi="Times New Roman" w:cs="Times New Roman"/>
+          <w:sz w:val="28"/>
+          <w:szCs w:val="28"/>
+          <w:lang w:val="en-US"/>
+        </w:rPr>
+        <w:t>;</w:t>
+      </w:r>
+    </w:p>
+    <w:p>
+      <w:pPr>
+        <w:numPr>
+          <w:ilvl w:val="0"/>
+          <w:numId w:val="28"/>
+        </w:numPr>
+        <w:tabs>
+          <w:tab w:val="clear" w:pos="720"/>
+        </w:tabs>
+        <w:spacing w:after="0" w:line="360" w:lineRule="auto"/>
+        <w:ind w:left="0" w:firstLine="0"/>
+        <w:jc w:val="both"/>
+        <w:rPr>
+          <w:rFonts w:ascii="Times New Roman" w:hAnsi="Times New Roman" w:cs="Times New Roman"/>
+          <w:sz w:val="28"/>
+          <w:szCs w:val="28"/>
+        </w:rPr>
+      </w:pPr>
+      <w:r>
+        <w:rPr>
+          <w:rFonts w:ascii="Times New Roman" w:hAnsi="Times New Roman" w:cs="Times New Roman"/>
+          <w:sz w:val="28"/>
+          <w:szCs w:val="28"/>
+        </w:rPr>
+        <w:t>Демонстрации статистики игроков и партнёрской информации.</w:t>
       </w:r>
     </w:p>
     <w:p>
@@ -2826,23 +2889,15 @@
           <w:sz w:val="28"/>
           <w:szCs w:val="28"/>
         </w:rPr>
-        <w:t>п</w:t>
-      </w:r>
-      <w:r>
-        <w:rPr>
-          <w:rFonts w:ascii="Times New Roman" w:hAnsi="Times New Roman" w:cs="Times New Roman"/>
-          <w:sz w:val="28"/>
-          <w:szCs w:val="28"/>
-        </w:rPr>
-        <w:t>ользовател</w:t>
-      </w:r>
-      <w:r>
-        <w:rPr>
-          <w:rFonts w:ascii="Times New Roman" w:hAnsi="Times New Roman" w:cs="Times New Roman"/>
-          <w:sz w:val="28"/>
-          <w:szCs w:val="28"/>
-        </w:rPr>
-        <w:t>ь торгово-развлекательного центра (пользователь);</w:t>
+        <w:t>Посетитель сайта (пользователь)</w:t>
+      </w:r>
+      <w:r>
+        <w:rPr>
+          <w:rFonts w:ascii="Times New Roman" w:hAnsi="Times New Roman" w:cs="Times New Roman"/>
+          <w:sz w:val="28"/>
+          <w:szCs w:val="28"/>
+        </w:rPr>
+        <w:t>;</w:t>
       </w:r>
     </w:p>
     <w:p>
@@ -2878,7 +2933,23 @@
           <w:sz w:val="28"/>
           <w:szCs w:val="28"/>
         </w:rPr>
-        <w:t xml:space="preserve"> ТРЦ.</w:t>
+        <w:t xml:space="preserve"> </w:t>
+      </w:r>
+      <w:r>
+        <w:rPr>
+          <w:rFonts w:ascii="Times New Roman" w:hAnsi="Times New Roman" w:cs="Times New Roman"/>
+          <w:sz w:val="28"/>
+          <w:szCs w:val="28"/>
+        </w:rPr>
+        <w:t>студии</w:t>
+      </w:r>
+      <w:r>
+        <w:rPr>
+          <w:rFonts w:ascii="Times New Roman" w:hAnsi="Times New Roman" w:cs="Times New Roman"/>
+          <w:sz w:val="28"/>
+          <w:szCs w:val="28"/>
+        </w:rPr>
+        <w:t>.</w:t>
       </w:r>
     </w:p>
     <w:p>
@@ -2972,7 +3043,7 @@
           <w:sz w:val="28"/>
           <w:szCs w:val="28"/>
         </w:rPr>
-        <w:t>осуществлять поиск ассортимента</w:t>
+        <w:t>просматривать информацию об играх студии</w:t>
       </w:r>
       <w:r>
         <w:rPr>
@@ -3007,15 +3078,15 @@
           <w:sz w:val="28"/>
           <w:szCs w:val="28"/>
         </w:rPr>
-        <w:t xml:space="preserve">создавать </w:t>
-      </w:r>
-      <w:r>
-        <w:rPr>
-          <w:rFonts w:ascii="Times New Roman" w:hAnsi="Times New Roman" w:cs="Times New Roman"/>
-          <w:sz w:val="28"/>
-          <w:szCs w:val="28"/>
-        </w:rPr>
-        <w:t>обращения, отзывы и жалобы;</w:t>
+        <w:t>читать новости об обновлениях игр</w:t>
+      </w:r>
+      <w:r>
+        <w:rPr>
+          <w:rFonts w:ascii="Times New Roman" w:hAnsi="Times New Roman" w:cs="Times New Roman"/>
+          <w:sz w:val="28"/>
+          <w:szCs w:val="28"/>
+        </w:rPr>
+        <w:t>;</w:t>
       </w:r>
     </w:p>
     <w:p>
@@ -3043,13 +3114,50 @@
           <w:sz w:val="28"/>
           <w:szCs w:val="28"/>
         </w:rPr>
-        <w:t>получать ответ на обращение от администрации на почту</w:t>
-      </w:r>
-      <w:r>
-        <w:rPr>
-          <w:rFonts w:ascii="Times New Roman" w:hAnsi="Times New Roman" w:cs="Times New Roman"/>
-          <w:sz w:val="28"/>
-          <w:szCs w:val="28"/>
+        <w:t>переходить по ссылкам на страницы игр</w:t>
+      </w:r>
+      <w:r>
+        <w:rPr>
+          <w:rFonts w:ascii="Times New Roman" w:hAnsi="Times New Roman" w:cs="Times New Roman"/>
+          <w:sz w:val="28"/>
+          <w:szCs w:val="28"/>
+        </w:rPr>
+        <w:t>;</w:t>
+      </w:r>
+    </w:p>
+    <w:p>
+      <w:pPr>
+        <w:numPr>
+          <w:ilvl w:val="0"/>
+          <w:numId w:val="18"/>
+        </w:numPr>
+        <w:tabs>
+          <w:tab w:val="clear" w:pos="720"/>
+          <w:tab w:val="num" w:pos="709"/>
+        </w:tabs>
+        <w:spacing w:after="0" w:line="360" w:lineRule="auto"/>
+        <w:ind w:left="0" w:firstLine="0"/>
+        <w:jc w:val="both"/>
+        <w:rPr>
+          <w:rFonts w:ascii="Times New Roman" w:hAnsi="Times New Roman" w:cs="Times New Roman"/>
+          <w:sz w:val="28"/>
+          <w:szCs w:val="28"/>
+        </w:rPr>
+      </w:pPr>
+      <w:r>
+        <w:rPr>
+          <w:rFonts w:ascii="Times New Roman" w:hAnsi="Times New Roman" w:cs="Times New Roman"/>
+          <w:sz w:val="28"/>
+          <w:szCs w:val="28"/>
+        </w:rPr>
+        <w:t>зарегистрироваться и подписаться на рекламную рассылку</w:t>
+      </w:r>
+      <w:r>
+        <w:rPr>
+          <w:rFonts w:ascii="Times New Roman" w:hAnsi="Times New Roman" w:cs="Times New Roman"/>
+          <w:sz w:val="28"/>
+          <w:szCs w:val="28"/>
+          <w:lang w:val="en-US"/>
         </w:rPr>
         <w:t>;</w:t>
       </w:r>
@@ -3099,7 +3207,25 @@
           <w:sz w:val="28"/>
           <w:szCs w:val="28"/>
         </w:rPr>
-        <w:t xml:space="preserve"> ТРЦ сможет:</w:t>
+        <w:t xml:space="preserve"> </w:t>
+      </w:r>
+      <w:r>
+        <w:rPr>
+          <w:rFonts w:ascii="Times New Roman" w:hAnsi="Times New Roman" w:cs="Times New Roman"/>
+          <w:bCs/>
+          <w:sz w:val="28"/>
+          <w:szCs w:val="28"/>
+        </w:rPr>
+        <w:t>студии сможет</w:t>
+      </w:r>
+      <w:r>
+        <w:rPr>
+          <w:rFonts w:ascii="Times New Roman" w:hAnsi="Times New Roman" w:cs="Times New Roman"/>
+          <w:bCs/>
+          <w:sz w:val="28"/>
+          <w:szCs w:val="28"/>
+        </w:rPr>
+        <w:t>:</w:t>
       </w:r>
     </w:p>
     <w:p>
@@ -3127,7 +3253,7 @@
           <w:sz w:val="28"/>
           <w:szCs w:val="28"/>
         </w:rPr>
-        <w:t>рассматривать обращения пользователей</w:t>
+        <w:t>публиковать новости и обновления</w:t>
       </w:r>
       <w:r>
         <w:rPr>
@@ -3163,8 +3289,7 @@
           <w:sz w:val="28"/>
           <w:szCs w:val="28"/>
         </w:rPr>
-        <w:lastRenderedPageBreak/>
-        <w:t>осуществлять обратную связь с пользователем</w:t>
+        <w:t>просматривать статистику посещаемости сайта</w:t>
       </w:r>
       <w:r>
         <w:rPr>
@@ -3200,7 +3325,7 @@
           <w:sz w:val="28"/>
           <w:szCs w:val="28"/>
         </w:rPr>
-        <w:t>создавать ассортимент</w:t>
+        <w:t>управлять контентом страниц</w:t>
       </w:r>
       <w:r>
         <w:rPr>
@@ -3231,7 +3356,24 @@
           <w:sz w:val="28"/>
           <w:szCs w:val="28"/>
         </w:rPr>
-        <w:t>Работу администрации торгово-развлекательного центра регламентируют следующие документы:</w:t>
+        <w:lastRenderedPageBreak/>
+        <w:t xml:space="preserve">Работу </w:t>
+      </w:r>
+      <w:r>
+        <w:rPr>
+          <w:rFonts w:ascii="Times New Roman" w:hAnsi="Times New Roman" w:cs="Times New Roman"/>
+          <w:sz w:val="28"/>
+          <w:szCs w:val="28"/>
+        </w:rPr>
+        <w:t>студии</w:t>
+      </w:r>
+      <w:r>
+        <w:rPr>
+          <w:rFonts w:ascii="Times New Roman" w:hAnsi="Times New Roman" w:cs="Times New Roman"/>
+          <w:sz w:val="28"/>
+          <w:szCs w:val="28"/>
+        </w:rPr>
+        <w:t xml:space="preserve"> регламентируют следующие документы:</w:t>
       </w:r>
     </w:p>
     <w:p>
@@ -3367,114 +3509,33 @@
           <w:sz w:val="28"/>
           <w:szCs w:val="28"/>
         </w:rPr>
-        <w:t>правила внутреннего распорядка и регламенты ТРЦ «Акварель».</w:t>
-      </w:r>
-    </w:p>
-    <w:p>
-      <w:pPr>
-        <w:tabs>
-          <w:tab w:val="num" w:pos="709"/>
-        </w:tabs>
-        <w:spacing w:after="0" w:line="360" w:lineRule="auto"/>
-        <w:ind w:firstLine="709"/>
-        <w:jc w:val="both"/>
-        <w:rPr>
-          <w:rFonts w:ascii="Times New Roman" w:hAnsi="Times New Roman" w:cs="Times New Roman"/>
-          <w:sz w:val="28"/>
-          <w:szCs w:val="28"/>
-        </w:rPr>
-      </w:pPr>
-      <w:r>
-        <w:rPr>
-          <w:rFonts w:ascii="Times New Roman" w:hAnsi="Times New Roman" w:cs="Times New Roman"/>
-          <w:sz w:val="28"/>
-          <w:szCs w:val="28"/>
-        </w:rPr>
-        <w:t>Сотрудники администрации ТРЦ ведут следующие документы:</w:t>
-      </w:r>
-    </w:p>
-    <w:p>
-      <w:pPr>
-        <w:numPr>
-          <w:ilvl w:val="0"/>
-          <w:numId w:val="22"/>
-        </w:numPr>
-        <w:tabs>
-          <w:tab w:val="clear" w:pos="720"/>
-          <w:tab w:val="num" w:pos="709"/>
-        </w:tabs>
-        <w:spacing w:after="0" w:line="360" w:lineRule="auto"/>
-        <w:ind w:left="0" w:firstLine="0"/>
-        <w:jc w:val="both"/>
-        <w:rPr>
-          <w:rFonts w:ascii="Times New Roman" w:hAnsi="Times New Roman" w:cs="Times New Roman"/>
-          <w:sz w:val="28"/>
-          <w:szCs w:val="28"/>
-        </w:rPr>
-      </w:pPr>
-      <w:r>
-        <w:rPr>
-          <w:rFonts w:ascii="Times New Roman" w:hAnsi="Times New Roman" w:cs="Times New Roman"/>
-          <w:sz w:val="28"/>
-          <w:szCs w:val="28"/>
-        </w:rPr>
-        <w:t>журнал учёта обращений посетителей;</w:t>
-      </w:r>
-    </w:p>
-    <w:p>
-      <w:pPr>
-        <w:numPr>
-          <w:ilvl w:val="0"/>
-          <w:numId w:val="22"/>
-        </w:numPr>
-        <w:tabs>
-          <w:tab w:val="clear" w:pos="720"/>
-          <w:tab w:val="num" w:pos="709"/>
-        </w:tabs>
-        <w:spacing w:after="0" w:line="360" w:lineRule="auto"/>
-        <w:ind w:left="0" w:firstLine="0"/>
-        <w:jc w:val="both"/>
-        <w:rPr>
-          <w:rFonts w:ascii="Times New Roman" w:hAnsi="Times New Roman" w:cs="Times New Roman"/>
-          <w:sz w:val="28"/>
-          <w:szCs w:val="28"/>
-        </w:rPr>
-      </w:pPr>
-      <w:r>
-        <w:rPr>
-          <w:rFonts w:ascii="Times New Roman" w:hAnsi="Times New Roman" w:cs="Times New Roman"/>
-          <w:sz w:val="28"/>
-          <w:szCs w:val="28"/>
-        </w:rPr>
-        <w:t>отчёты по обращениям, отзывам и жалобам;</w:t>
-      </w:r>
-    </w:p>
-    <w:p>
-      <w:pPr>
-        <w:numPr>
-          <w:ilvl w:val="0"/>
-          <w:numId w:val="22"/>
-        </w:numPr>
-        <w:tabs>
-          <w:tab w:val="clear" w:pos="720"/>
-          <w:tab w:val="num" w:pos="709"/>
-        </w:tabs>
-        <w:spacing w:after="0" w:line="360" w:lineRule="auto"/>
-        <w:ind w:left="0" w:firstLine="0"/>
-        <w:jc w:val="both"/>
-        <w:rPr>
-          <w:rFonts w:ascii="Times New Roman" w:hAnsi="Times New Roman" w:cs="Times New Roman"/>
-          <w:sz w:val="28"/>
-          <w:szCs w:val="28"/>
-        </w:rPr>
-      </w:pPr>
-      <w:r>
-        <w:rPr>
-          <w:rFonts w:ascii="Times New Roman" w:hAnsi="Times New Roman" w:cs="Times New Roman"/>
-          <w:sz w:val="28"/>
-          <w:szCs w:val="28"/>
-        </w:rPr>
-        <w:t>отчёты о проведённых мероприятиях и акциях.</w:t>
+        <w:t xml:space="preserve">Пользовательские соглашения платформ </w:t>
+      </w:r>
+      <w:r>
+        <w:rPr>
+          <w:rFonts w:ascii="Times New Roman" w:hAnsi="Times New Roman" w:cs="Times New Roman"/>
+          <w:sz w:val="28"/>
+          <w:szCs w:val="28"/>
+          <w:lang w:val="en-US"/>
+        </w:rPr>
+        <w:t xml:space="preserve">itch.io, </w:t>
+      </w:r>
+      <w:r>
+        <w:rPr>
+          <w:rFonts w:ascii="Times New Roman" w:hAnsi="Times New Roman" w:cs="Times New Roman"/>
+          <w:sz w:val="28"/>
+          <w:szCs w:val="28"/>
+        </w:rPr>
+        <w:t xml:space="preserve">Яндекс Игры, </w:t>
+      </w:r>
+      <w:r>
+        <w:rPr>
+          <w:rFonts w:ascii="Times New Roman" w:hAnsi="Times New Roman" w:cs="Times New Roman"/>
+          <w:sz w:val="28"/>
+          <w:szCs w:val="28"/>
+          <w:lang w:val="en-US"/>
+        </w:rPr>
+        <w:t>VK Play, RuStore.</w:t>
       </w:r>
     </w:p>
     <w:p>
@@ -3512,7 +3573,7 @@
           <w:sz w:val="28"/>
           <w:szCs w:val="28"/>
         </w:rPr>
-        <w:t>Актуальность задачи заключается в повышении качества обслуживания посетителей торгово-развлекательного центра «Акварель», улучшении взаимодействия между посетителями и администрацией, а также в оптимизации процессов обработки обращений и информирования клиентов.</w:t>
+        <w:t>Актуальность задачи заключается в необходимости создания единого информационного ресурса для студии Pixel Smith Studio, обеспечивающего взаимодействие с аудиторией, публикацию новостей и продвижение игровых проектов.</w:t>
       </w:r>
     </w:p>
     <w:p>
@@ -3532,7 +3593,7 @@
           <w:sz w:val="28"/>
           <w:szCs w:val="28"/>
         </w:rPr>
-        <w:t>Использование автоматизированной системы позволит сократить время обработки обращений, повысить прозрачность работы администрации и обеспечить удобный доступ посетителей к актуальной информации о работе торгово-развлекательного центра.</w:t>
+        <w:t>Использование автоматизированной системы позволит централизовать информацию о студии и её проектах, обеспечить удобный доступ пользователей к актуальным новостям и ссылкам на игры, а также привлечь новых игроков.</w:t>
       </w:r>
     </w:p>
     <w:p>
@@ -3552,7 +3613,32 @@
           <w:sz w:val="28"/>
           <w:szCs w:val="28"/>
         </w:rPr>
-        <w:t>Учитывая собранные данные, разработана модель бизнес-процесса, позволяющая провести всесторонний анализ деятельности информационного ресурса. С использованием методологии функционального моделирования IDEF0 построена функциональная модель, отображающая структуру и функции портала торгово-развлекательного центра «Акварель», а также информационные потоки, связывающие эти функции (см. рисунок 1).</w:t>
+        <w:t xml:space="preserve">Учитывая собранные данные, разработана модель бизнес-процесса, позволяющая провести всесторонний анализ деятельности информационного ресурса. С использованием методологии функционального моделирования IDEF0 построена функциональная модель, отображающая структуру и функции портала </w:t>
+      </w:r>
+      <w:r>
+        <w:rPr>
+          <w:rFonts w:ascii="Times New Roman" w:hAnsi="Times New Roman" w:cs="Times New Roman"/>
+          <w:sz w:val="28"/>
+          <w:szCs w:val="28"/>
+        </w:rPr>
+        <w:t xml:space="preserve">видео-игровой студии </w:t>
+      </w:r>
+      <w:r>
+        <w:rPr>
+          <w:rFonts w:ascii="Times New Roman" w:hAnsi="Times New Roman" w:cs="Times New Roman"/>
+          <w:sz w:val="28"/>
+          <w:szCs w:val="28"/>
+          <w:lang w:val="en-US"/>
+        </w:rPr>
+        <w:t>“Pixel Smith Studio”</w:t>
+      </w:r>
+      <w:r>
+        <w:rPr>
+          <w:rFonts w:ascii="Times New Roman" w:hAnsi="Times New Roman" w:cs="Times New Roman"/>
+          <w:sz w:val="28"/>
+          <w:szCs w:val="28"/>
+        </w:rPr>
+        <w:t>, а также информационные потоки, связывающие эти функции (см. рисунок 1).</w:t>
       </w:r>
     </w:p>
     <w:p>
@@ -4237,8 +4323,10 @@
     </w:p>
     <w:p>
       <w:pPr>
+        <w:tabs>
+          <w:tab w:val="num" w:pos="709"/>
+        </w:tabs>
         <w:spacing w:after="0" w:line="360" w:lineRule="auto"/>
-        <w:ind w:firstLine="709"/>
         <w:jc w:val="both"/>
         <w:rPr>
           <w:rFonts w:ascii="Times New Roman" w:hAnsi="Times New Roman" w:cs="Times New Roman"/>
@@ -4252,7 +4340,40 @@
           <w:sz w:val="28"/>
           <w:szCs w:val="28"/>
         </w:rPr>
-        <w:t>Учитывая вышеперечисленное, можно сделать вывод, что для повышения эффективности работы администрации торгово-развлекательного центра «Акварель» и повышения уровня удовлетворённости посетителей, необходимо разработать портал, который будет решать следующие задачи:</w:t>
+        <w:tab/>
+      </w:r>
+      <w:r>
+        <w:rPr>
+          <w:rFonts w:ascii="Times New Roman" w:hAnsi="Times New Roman" w:cs="Times New Roman"/>
+          <w:sz w:val="28"/>
+          <w:szCs w:val="28"/>
+        </w:rPr>
+        <w:t>Учитывая вышеперечисленное, можно сделать вывод, что для обеспечения эффективного продвижения студии Pixel Smith Studio и взаимодействия с игровым сообществом, необходимо разработать информационный веб-сайт, который будет решать следующие</w:t>
+      </w:r>
+      <w:r>
+        <w:rPr>
+          <w:rFonts w:ascii="Times New Roman" w:hAnsi="Times New Roman" w:cs="Times New Roman"/>
+          <w:sz w:val="28"/>
+          <w:szCs w:val="28"/>
+        </w:rPr>
+        <w:t xml:space="preserve"> </w:t>
+      </w:r>
+      <w:r>
+        <w:rPr>
+          <w:rFonts w:ascii="Times New Roman" w:hAnsi="Times New Roman" w:cs="Times New Roman"/>
+          <w:sz w:val="28"/>
+          <w:szCs w:val="28"/>
+        </w:rPr>
+        <w:t>задачи</w:t>
+      </w:r>
+      <w:r>
+        <w:rPr>
+          <w:rFonts w:ascii="Times New Roman" w:hAnsi="Times New Roman" w:cs="Times New Roman"/>
+          <w:sz w:val="28"/>
+          <w:szCs w:val="28"/>
+          <w:lang w:val="en-US"/>
+        </w:rPr>
+        <w:t>:</w:t>
       </w:r>
     </w:p>
     <w:p>
@@ -4280,93 +4401,15 @@
           <w:sz w:val="28"/>
           <w:szCs w:val="28"/>
         </w:rPr>
-        <w:t>предоставление актуальной информации о</w:t>
-      </w:r>
-      <w:r>
-        <w:rPr>
-          <w:rFonts w:ascii="Times New Roman" w:hAnsi="Times New Roman" w:cs="Times New Roman"/>
-          <w:sz w:val="28"/>
-          <w:szCs w:val="28"/>
-        </w:rPr>
-        <w:t>б</w:t>
-      </w:r>
-      <w:r>
-        <w:rPr>
-          <w:rFonts w:ascii="Times New Roman" w:hAnsi="Times New Roman" w:cs="Times New Roman"/>
-          <w:sz w:val="28"/>
-          <w:szCs w:val="28"/>
-        </w:rPr>
-        <w:t xml:space="preserve"> </w:t>
-      </w:r>
-      <w:r>
-        <w:rPr>
-          <w:rFonts w:ascii="Times New Roman" w:hAnsi="Times New Roman" w:cs="Times New Roman"/>
-          <w:sz w:val="28"/>
-          <w:szCs w:val="28"/>
-        </w:rPr>
-        <w:t>ассортиме</w:t>
-      </w:r>
-      <w:bookmarkStart w:id="4" w:name="_GoBack"/>
-      <w:bookmarkEnd w:id="4"/>
-      <w:r>
-        <w:rPr>
-          <w:rFonts w:ascii="Times New Roman" w:hAnsi="Times New Roman" w:cs="Times New Roman"/>
-          <w:sz w:val="28"/>
-          <w:szCs w:val="28"/>
-        </w:rPr>
-        <w:t>нте магазинов, услуг</w:t>
-      </w:r>
-      <w:r>
-        <w:rPr>
-          <w:rFonts w:ascii="Times New Roman" w:hAnsi="Times New Roman" w:cs="Times New Roman"/>
-          <w:sz w:val="28"/>
-          <w:szCs w:val="28"/>
-        </w:rPr>
-        <w:t xml:space="preserve"> и раз</w:t>
-      </w:r>
-      <w:r>
-        <w:rPr>
-          <w:rFonts w:ascii="Times New Roman" w:hAnsi="Times New Roman" w:cs="Times New Roman"/>
-          <w:sz w:val="28"/>
-          <w:szCs w:val="28"/>
-        </w:rPr>
-        <w:t>влечений</w:t>
-      </w:r>
-      <w:r>
-        <w:rPr>
-          <w:rFonts w:ascii="Times New Roman" w:hAnsi="Times New Roman" w:cs="Times New Roman"/>
-          <w:sz w:val="28"/>
-          <w:szCs w:val="28"/>
-        </w:rPr>
-        <w:t xml:space="preserve"> ТРЦ;</w:t>
-      </w:r>
-    </w:p>
-    <w:p>
-      <w:pPr>
-        <w:numPr>
-          <w:ilvl w:val="0"/>
-          <w:numId w:val="23"/>
-        </w:numPr>
-        <w:tabs>
-          <w:tab w:val="clear" w:pos="720"/>
-          <w:tab w:val="num" w:pos="709"/>
-        </w:tabs>
-        <w:spacing w:after="0" w:line="360" w:lineRule="auto"/>
-        <w:ind w:left="0" w:firstLine="0"/>
-        <w:jc w:val="both"/>
-        <w:rPr>
-          <w:rFonts w:ascii="Times New Roman" w:hAnsi="Times New Roman" w:cs="Times New Roman"/>
-          <w:sz w:val="28"/>
-          <w:szCs w:val="28"/>
-        </w:rPr>
-      </w:pPr>
-      <w:r>
-        <w:rPr>
-          <w:rFonts w:ascii="Times New Roman" w:hAnsi="Times New Roman" w:cs="Times New Roman"/>
-          <w:sz w:val="28"/>
-          <w:szCs w:val="28"/>
-        </w:rPr>
-        <w:t>приём обращений, отзывов и жалоб посетителей;</w:t>
+        <w:t>Предоставление информации об играх и деятельности студии</w:t>
+      </w:r>
+      <w:r>
+        <w:rPr>
+          <w:rFonts w:ascii="Times New Roman" w:hAnsi="Times New Roman" w:cs="Times New Roman"/>
+          <w:sz w:val="28"/>
+          <w:szCs w:val="28"/>
+        </w:rPr>
+        <w:t>;</w:t>
       </w:r>
     </w:p>
     <w:p>
@@ -4390,23 +4433,107 @@
           <w:sz w:val="28"/>
           <w:szCs w:val="28"/>
         </w:rPr>
-        <w:t>обратная связь с пользователем используя</w:t>
-      </w:r>
-      <w:r>
-        <w:rPr>
-          <w:rFonts w:ascii="Times New Roman" w:hAnsi="Times New Roman" w:cs="Times New Roman"/>
-          <w:sz w:val="28"/>
-          <w:szCs w:val="28"/>
-        </w:rPr>
-        <w:t xml:space="preserve"> указанную почту</w:t>
-      </w:r>
-      <w:r>
-        <w:rPr>
-          <w:rFonts w:ascii="Times New Roman" w:hAnsi="Times New Roman" w:cs="Times New Roman"/>
-          <w:sz w:val="28"/>
-          <w:szCs w:val="28"/>
-        </w:rPr>
-        <w:t>.</w:t>
+        <w:t>Публикация новостей об обновлении игровых проектов</w:t>
+      </w:r>
+      <w:r>
+        <w:rPr>
+          <w:rFonts w:ascii="Times New Roman" w:hAnsi="Times New Roman" w:cs="Times New Roman"/>
+          <w:sz w:val="28"/>
+          <w:szCs w:val="28"/>
+          <w:lang w:val="en-US"/>
+        </w:rPr>
+        <w:t>;</w:t>
+      </w:r>
+    </w:p>
+    <w:p>
+      <w:pPr>
+        <w:numPr>
+          <w:ilvl w:val="0"/>
+          <w:numId w:val="23"/>
+        </w:numPr>
+        <w:spacing w:after="0" w:line="360" w:lineRule="auto"/>
+        <w:ind w:left="0" w:firstLine="0"/>
+        <w:jc w:val="both"/>
+        <w:rPr>
+          <w:rFonts w:ascii="Times New Roman" w:hAnsi="Times New Roman" w:cs="Times New Roman"/>
+          <w:sz w:val="28"/>
+          <w:szCs w:val="28"/>
+        </w:rPr>
+      </w:pPr>
+      <w:r>
+        <w:rPr>
+          <w:rFonts w:ascii="Times New Roman" w:hAnsi="Times New Roman" w:cs="Times New Roman"/>
+          <w:sz w:val="28"/>
+          <w:szCs w:val="28"/>
+        </w:rPr>
+        <w:t>Предоставление ссылок на страницы игр на внешних платформах</w:t>
+      </w:r>
+      <w:r>
+        <w:rPr>
+          <w:rFonts w:ascii="Times New Roman" w:hAnsi="Times New Roman" w:cs="Times New Roman"/>
+          <w:sz w:val="28"/>
+          <w:szCs w:val="28"/>
+          <w:lang w:val="en-US"/>
+        </w:rPr>
+        <w:t>;</w:t>
+      </w:r>
+    </w:p>
+    <w:p>
+      <w:pPr>
+        <w:numPr>
+          <w:ilvl w:val="0"/>
+          <w:numId w:val="23"/>
+        </w:numPr>
+        <w:spacing w:after="0" w:line="360" w:lineRule="auto"/>
+        <w:ind w:left="0" w:firstLine="0"/>
+        <w:jc w:val="both"/>
+        <w:rPr>
+          <w:rFonts w:ascii="Times New Roman" w:hAnsi="Times New Roman" w:cs="Times New Roman"/>
+          <w:sz w:val="28"/>
+          <w:szCs w:val="28"/>
+        </w:rPr>
+      </w:pPr>
+      <w:r>
+        <w:rPr>
+          <w:rFonts w:ascii="Times New Roman" w:hAnsi="Times New Roman" w:cs="Times New Roman"/>
+          <w:sz w:val="28"/>
+          <w:szCs w:val="28"/>
+        </w:rPr>
+        <w:t>Регистрация пользователей и подписка на рассылку новостей</w:t>
+      </w:r>
+      <w:r>
+        <w:rPr>
+          <w:rFonts w:ascii="Times New Roman" w:hAnsi="Times New Roman" w:cs="Times New Roman"/>
+          <w:sz w:val="28"/>
+          <w:szCs w:val="28"/>
+          <w:lang w:val="en-US"/>
+        </w:rPr>
+        <w:t>;</w:t>
+      </w:r>
+    </w:p>
+    <w:p>
+      <w:pPr>
+        <w:numPr>
+          <w:ilvl w:val="0"/>
+          <w:numId w:val="23"/>
+        </w:numPr>
+        <w:spacing w:after="0" w:line="360" w:lineRule="auto"/>
+        <w:ind w:left="0" w:firstLine="0"/>
+        <w:jc w:val="both"/>
+        <w:rPr>
+          <w:rFonts w:ascii="Times New Roman" w:hAnsi="Times New Roman" w:cs="Times New Roman"/>
+          <w:sz w:val="28"/>
+          <w:szCs w:val="28"/>
+        </w:rPr>
+      </w:pPr>
+      <w:r>
+        <w:rPr>
+          <w:rFonts w:ascii="Times New Roman" w:hAnsi="Times New Roman" w:cs="Times New Roman"/>
+          <w:sz w:val="28"/>
+          <w:szCs w:val="28"/>
+        </w:rPr>
+        <w:lastRenderedPageBreak/>
+        <w:t>Отображение статистики посещаемости игроков и информация о партнерах и рекламодателях.</w:t>
       </w:r>
     </w:p>
     <w:p>
@@ -4445,16 +4572,16 @@
           <w:lang w:val="ru-RU"/>
         </w:rPr>
       </w:pPr>
-      <w:bookmarkStart w:id="5" w:name="_Toc168482025"/>
-      <w:bookmarkStart w:id="6" w:name="_Toc195094588"/>
+      <w:bookmarkStart w:id="4" w:name="_Toc168482025"/>
+      <w:bookmarkStart w:id="5" w:name="_Toc195094588"/>
       <w:r>
         <w:rPr>
           <w:lang w:val="ru-RU"/>
         </w:rPr>
         <w:t>2.1. Введение</w:t>
       </w:r>
+      <w:bookmarkEnd w:id="4"/>
       <w:bookmarkEnd w:id="5"/>
-      <w:bookmarkEnd w:id="6"/>
     </w:p>
     <w:p>
       <w:pPr>
@@ -4471,7 +4598,7 @@
           <w:szCs w:val="28"/>
           <w:lang w:val="ru-RU"/>
         </w:rPr>
-        <w:t>Разрабатываемая информационная система называется «Портал торгово-развлекательного центра «Акварель», который будет использоваться в сети интернет.</w:t>
+        <w:t>Разрабатываемая информационная система называется «Веб-сайт игровой студии Pixel Smith Studio» и будет использоваться в сети интернет.</w:t>
       </w:r>
     </w:p>
     <w:p>
@@ -4485,16 +4612,16 @@
           <w:lang w:val="ru-RU"/>
         </w:rPr>
       </w:pPr>
-      <w:bookmarkStart w:id="7" w:name="_Toc168482026"/>
-      <w:bookmarkStart w:id="8" w:name="_Toc195094589"/>
+      <w:bookmarkStart w:id="6" w:name="_Toc168482026"/>
+      <w:bookmarkStart w:id="7" w:name="_Toc195094589"/>
       <w:r>
         <w:rPr>
           <w:lang w:val="ru-RU"/>
         </w:rPr>
         <w:t>2.2. Основания для разработки</w:t>
       </w:r>
+      <w:bookmarkEnd w:id="6"/>
       <w:bookmarkEnd w:id="7"/>
-      <w:bookmarkEnd w:id="8"/>
     </w:p>
     <w:p>
       <w:pPr>
@@ -4509,7 +4636,19 @@
         <w:rPr>
           <w:lang w:val="ru-RU"/>
         </w:rPr>
-        <w:t>Разработка информационной системы ведётся на основании задания по ПМ05 «Проектирование и разработка информационных систем» государственного бюджетного профессионального образовательного учреждения «Волгоградский инд</w:t>
+        <w:t xml:space="preserve">Разработка информационной системы ведётся на основании </w:t>
+      </w:r>
+      <w:r>
+        <w:rPr>
+          <w:lang w:val="ru-RU"/>
+        </w:rPr>
+        <w:t xml:space="preserve">практики от </w:t>
+      </w:r>
+      <w:r>
+        <w:rPr>
+          <w:lang w:val="ru-RU"/>
+        </w:rPr>
+        <w:t>государственного бюджетного профессионального образовательного учреждения «Волгоградский инд</w:t>
       </w:r>
       <w:r>
         <w:rPr>
@@ -4531,19 +4670,49 @@
         <w:rPr>
           <w:lang w:val="ru-RU"/>
         </w:rPr>
-        <w:t>Темой разработки является: «Разработка информационного веб-сайта для демонстрации услуг торгово-ра</w:t>
-      </w:r>
-      <w:r>
-        <w:rPr>
-          <w:lang w:val="ru-RU"/>
-        </w:rPr>
-        <w:t>звлекательного центра «Акварель</w:t>
-      </w:r>
-      <w:r>
-        <w:rPr>
-          <w:lang w:val="ru-RU"/>
-        </w:rPr>
-        <w:t>».</w:t>
+        <w:t xml:space="preserve">Темой разработки является: «Разработка информационного веб-сайта для демонстрации услуг </w:t>
+      </w:r>
+      <w:r>
+        <w:rPr>
+          <w:rFonts w:ascii="Arial" w:eastAsia="Arial" w:hAnsi="Arial" w:cs="Arial"/>
+          <w:sz w:val="24"/>
+          <w:szCs w:val="24"/>
+          <w:lang w:val="ru-RU"/>
+        </w:rPr>
+        <w:t xml:space="preserve">игровой студии </w:t>
+      </w:r>
+      <w:r>
+        <w:rPr>
+          <w:rFonts w:ascii="Arial" w:eastAsia="Arial" w:hAnsi="Arial" w:cs="Arial"/>
+          <w:sz w:val="24"/>
+          <w:szCs w:val="24"/>
+          <w:lang w:val="en-US"/>
+        </w:rPr>
+        <w:t>“</w:t>
+      </w:r>
+      <w:r>
+        <w:rPr>
+          <w:rFonts w:ascii="Arial" w:eastAsia="Arial" w:hAnsi="Arial" w:cs="Arial"/>
+          <w:sz w:val="24"/>
+          <w:szCs w:val="24"/>
+          <w:lang w:val="ru-RU"/>
+        </w:rPr>
+        <w:t>Pixel Smith Studio</w:t>
+      </w:r>
+      <w:r>
+        <w:rPr>
+          <w:rFonts w:ascii="Arial" w:eastAsia="Arial" w:hAnsi="Arial" w:cs="Arial"/>
+          <w:sz w:val="24"/>
+          <w:szCs w:val="24"/>
+          <w:lang w:val="en-US"/>
+        </w:rPr>
+        <w:t>”</w:t>
+      </w:r>
+      <w:r>
+        <w:rPr>
+          <w:lang w:val="ru-RU"/>
+        </w:rPr>
+        <w:t>.</w:t>
       </w:r>
     </w:p>
     <w:p>
@@ -4557,16 +4726,16 @@
           <w:lang w:val="ru-RU"/>
         </w:rPr>
       </w:pPr>
-      <w:bookmarkStart w:id="9" w:name="_Toc168482027"/>
-      <w:bookmarkStart w:id="10" w:name="_Toc195094590"/>
+      <w:bookmarkStart w:id="8" w:name="_Toc168482027"/>
+      <w:bookmarkStart w:id="9" w:name="_Toc195094590"/>
       <w:r>
         <w:rPr>
           <w:lang w:val="ru-RU"/>
         </w:rPr>
         <w:t>2.3. Назначение разработки</w:t>
       </w:r>
+      <w:bookmarkEnd w:id="8"/>
       <w:bookmarkEnd w:id="9"/>
-      <w:bookmarkEnd w:id="10"/>
     </w:p>
     <w:p>
       <w:pPr>
@@ -4582,13 +4751,41 @@
           <w:lang w:eastAsia="ru-RU"/>
         </w:rPr>
       </w:pPr>
-      <w:bookmarkStart w:id="11" w:name="_Toc168482028"/>
+      <w:bookmarkStart w:id="10" w:name="_Toc168482028"/>
       <w:r>
         <w:rPr>
           <w:szCs w:val="20"/>
           <w:lang w:eastAsia="ru-RU"/>
         </w:rPr>
-        <w:t xml:space="preserve">Разрабатываемый программный продукт предназначен для повышения качества информирования посетителей и улучшения взаимодействия между администрацией ТРЦ «Акварель» и его посетителями.  </w:t>
+        <w:t>Разрабатываемый программный продукт предназначен для</w:t>
+      </w:r>
+      <w:r>
+        <w:rPr>
+          <w:szCs w:val="20"/>
+          <w:lang w:eastAsia="ru-RU"/>
+        </w:rPr>
+        <w:t xml:space="preserve"> информирования посетителей об играх и деятельности студии </w:t>
+      </w:r>
+      <w:r>
+        <w:rPr>
+          <w:szCs w:val="20"/>
+          <w:lang w:val="en-US" w:eastAsia="ru-RU"/>
+        </w:rPr>
+        <w:t xml:space="preserve">Pixel Smith Studio, </w:t>
+      </w:r>
+      <w:r>
+        <w:rPr>
+          <w:szCs w:val="20"/>
+          <w:lang w:eastAsia="ru-RU"/>
+        </w:rPr>
+        <w:t>а также для взаимодействия с игровым сообществом</w:t>
+      </w:r>
+      <w:r>
+        <w:rPr>
+          <w:szCs w:val="20"/>
+          <w:lang w:eastAsia="ru-RU"/>
+        </w:rPr>
+        <w:t xml:space="preserve">.  </w:t>
       </w:r>
     </w:p>
     <w:p>
@@ -4635,49 +4832,14 @@
           <w:szCs w:val="20"/>
           <w:lang w:eastAsia="ru-RU"/>
         </w:rPr>
-        <w:t>предоставление информации о</w:t>
+        <w:t>Предоставление информации об играх, команде и новостях студии</w:t>
       </w:r>
       <w:r>
         <w:rPr>
           <w:szCs w:val="20"/>
           <w:lang w:eastAsia="ru-RU"/>
         </w:rPr>
-        <w:t>б ассортименте</w:t>
-      </w:r>
-      <w:r>
-        <w:rPr>
-          <w:szCs w:val="20"/>
-          <w:lang w:eastAsia="ru-RU"/>
-        </w:rPr>
-        <w:t xml:space="preserve"> магазин</w:t>
-      </w:r>
-      <w:r>
-        <w:rPr>
-          <w:szCs w:val="20"/>
-          <w:lang w:eastAsia="ru-RU"/>
-        </w:rPr>
-        <w:t>ов</w:t>
-      </w:r>
-      <w:r>
-        <w:rPr>
-          <w:szCs w:val="20"/>
-          <w:lang w:eastAsia="ru-RU"/>
-        </w:rPr>
-        <w:t>, ресторан</w:t>
-      </w:r>
-      <w:r>
-        <w:rPr>
-          <w:szCs w:val="20"/>
-          <w:lang w:eastAsia="ru-RU"/>
-        </w:rPr>
-        <w:t>ов</w:t>
-      </w:r>
-      <w:r>
-        <w:rPr>
-          <w:szCs w:val="20"/>
-          <w:lang w:eastAsia="ru-RU"/>
-        </w:rPr>
-        <w:t xml:space="preserve"> и развлекательных зонах; </w:t>
+        <w:t xml:space="preserve">; </w:t>
       </w:r>
     </w:p>
     <w:p>
@@ -4702,7 +4864,46 @@
           <w:szCs w:val="20"/>
           <w:lang w:eastAsia="ru-RU"/>
         </w:rPr>
-        <w:t xml:space="preserve">приём обращений, отзывов и предложений от посетителей; </w:t>
+        <w:t>Регистрация пользователей и подписка на новостную рассылку</w:t>
+      </w:r>
+      <w:r>
+        <w:rPr>
+          <w:szCs w:val="20"/>
+          <w:lang w:eastAsia="ru-RU"/>
+        </w:rPr>
+        <w:t>;</w:t>
+      </w:r>
+    </w:p>
+    <w:p>
+      <w:pPr>
+        <w:pStyle w:val="a3"/>
+        <w:widowControl/>
+        <w:numPr>
+          <w:ilvl w:val="0"/>
+          <w:numId w:val="24"/>
+        </w:numPr>
+        <w:autoSpaceDE/>
+        <w:autoSpaceDN/>
+        <w:spacing w:before="0" w:line="360" w:lineRule="auto"/>
+        <w:jc w:val="both"/>
+        <w:rPr>
+          <w:szCs w:val="20"/>
+          <w:lang w:eastAsia="ru-RU"/>
+        </w:rPr>
+      </w:pPr>
+      <w:r>
+        <w:rPr>
+          <w:szCs w:val="20"/>
+          <w:lang w:eastAsia="ru-RU"/>
+        </w:rPr>
+        <w:t>Отображение статистики и партнерской информации.</w:t>
+      </w:r>
+      <w:r>
+        <w:rPr>
+          <w:szCs w:val="20"/>
+          <w:lang w:eastAsia="ru-RU"/>
+        </w:rPr>
+        <w:t xml:space="preserve"> </w:t>
       </w:r>
     </w:p>
     <w:p>
@@ -4720,15 +4921,15 @@
           <w:lang w:val="ru-RU"/>
         </w:rPr>
       </w:pPr>
-      <w:bookmarkStart w:id="12" w:name="_Toc195094591"/>
+      <w:bookmarkStart w:id="11" w:name="_Toc195094591"/>
       <w:r>
         <w:rPr>
           <w:lang w:val="ru-RU"/>
         </w:rPr>
         <w:t>Требования к программе или программному изделию</w:t>
       </w:r>
+      <w:bookmarkEnd w:id="10"/>
       <w:bookmarkEnd w:id="11"/>
-      <w:bookmarkEnd w:id="12"/>
     </w:p>
     <w:p>
       <w:pPr>
@@ -4741,16 +4942,16 @@
           <w:lang w:val="ru-RU"/>
         </w:rPr>
       </w:pPr>
-      <w:bookmarkStart w:id="13" w:name="_Toc168482029"/>
-      <w:bookmarkStart w:id="14" w:name="_Toc195094592"/>
+      <w:bookmarkStart w:id="12" w:name="_Toc168482029"/>
+      <w:bookmarkStart w:id="13" w:name="_Toc195094592"/>
       <w:r>
         <w:rPr>
           <w:lang w:val="ru-RU"/>
         </w:rPr>
         <w:t>2.4.1. Требования к функциональным характеристикам</w:t>
       </w:r>
+      <w:bookmarkEnd w:id="12"/>
       <w:bookmarkEnd w:id="13"/>
-      <w:bookmarkEnd w:id="14"/>
     </w:p>
     <w:p>
       <w:pPr>
@@ -5282,16 +5483,16 @@
           <w:lang w:val="ru-RU"/>
         </w:rPr>
       </w:pPr>
-      <w:bookmarkStart w:id="15" w:name="_Toc168482030"/>
-      <w:bookmarkStart w:id="16" w:name="_Toc195094593"/>
+      <w:bookmarkStart w:id="14" w:name="_Toc168482030"/>
+      <w:bookmarkStart w:id="15" w:name="_Toc195094593"/>
       <w:r>
         <w:rPr>
           <w:lang w:val="ru-RU"/>
         </w:rPr>
         <w:t>2.4.2 Требование к надёжности</w:t>
       </w:r>
+      <w:bookmarkEnd w:id="14"/>
       <w:bookmarkEnd w:id="15"/>
-      <w:bookmarkEnd w:id="16"/>
     </w:p>
     <w:p>
       <w:pPr>
@@ -5456,24 +5657,24 @@
           <w:lang w:val="ru-RU"/>
         </w:rPr>
       </w:pPr>
-      <w:bookmarkStart w:id="17" w:name="_Toc130863862"/>
-      <w:bookmarkStart w:id="18" w:name="_Toc168482031"/>
-      <w:bookmarkStart w:id="19" w:name="_Toc195094594"/>
+      <w:bookmarkStart w:id="16" w:name="_Toc130863862"/>
+      <w:bookmarkStart w:id="17" w:name="_Toc168482031"/>
+      <w:bookmarkStart w:id="18" w:name="_Toc195094594"/>
       <w:r>
         <w:rPr>
           <w:lang w:val="ru-RU"/>
         </w:rPr>
         <w:t>2.4.3. Условия эксплуатаци</w:t>
       </w:r>
+      <w:bookmarkEnd w:id="16"/>
+      <w:r>
+        <w:rPr>
+          <w:lang w:val="ru-RU"/>
+        </w:rPr>
+        <w:t>й</w:t>
+      </w:r>
       <w:bookmarkEnd w:id="17"/>
-      <w:r>
-        <w:rPr>
-          <w:lang w:val="ru-RU"/>
-        </w:rPr>
-        <w:t>й</w:t>
-      </w:r>
       <w:bookmarkEnd w:id="18"/>
-      <w:bookmarkEnd w:id="19"/>
     </w:p>
     <w:p>
       <w:pPr>
@@ -5536,16 +5737,16 @@
           <w:lang w:val="ru-RU"/>
         </w:rPr>
       </w:pPr>
-      <w:bookmarkStart w:id="20" w:name="_Toc168482032"/>
-      <w:bookmarkStart w:id="21" w:name="_Toc195094595"/>
+      <w:bookmarkStart w:id="19" w:name="_Toc168482032"/>
+      <w:bookmarkStart w:id="20" w:name="_Toc195094595"/>
       <w:r>
         <w:rPr>
           <w:lang w:val="ru-RU"/>
         </w:rPr>
         <w:t>2.4.4 Требование к составу и параметрам технических средств</w:t>
       </w:r>
+      <w:bookmarkEnd w:id="19"/>
       <w:bookmarkEnd w:id="20"/>
-      <w:bookmarkEnd w:id="21"/>
     </w:p>
     <w:p>
       <w:pPr>
@@ -5606,8 +5807,8 @@
           <w:lang w:val="ru-RU"/>
         </w:rPr>
       </w:pPr>
-      <w:bookmarkStart w:id="22" w:name="_Toc168482033"/>
-      <w:bookmarkStart w:id="23" w:name="_Toc195094596"/>
+      <w:bookmarkStart w:id="21" w:name="_Toc168482033"/>
+      <w:bookmarkStart w:id="22" w:name="_Toc195094596"/>
       <w:r>
         <w:rPr>
           <w:lang w:val="ru-RU"/>
@@ -5626,8 +5827,8 @@
         </w:rPr>
         <w:t>сти</w:t>
       </w:r>
+      <w:bookmarkEnd w:id="21"/>
       <w:bookmarkEnd w:id="22"/>
-      <w:bookmarkEnd w:id="23"/>
     </w:p>
     <w:p>
       <w:pPr>
@@ -5660,16 +5861,16 @@
           <w:lang w:val="ru-RU"/>
         </w:rPr>
       </w:pPr>
-      <w:bookmarkStart w:id="24" w:name="_Toc168482034"/>
-      <w:bookmarkStart w:id="25" w:name="_Toc195094597"/>
+      <w:bookmarkStart w:id="23" w:name="_Toc168482034"/>
+      <w:bookmarkStart w:id="24" w:name="_Toc195094597"/>
       <w:r>
         <w:rPr>
           <w:lang w:val="ru-RU"/>
         </w:rPr>
         <w:t>2.4.6. Требования к маркировке и упаковке</w:t>
       </w:r>
+      <w:bookmarkEnd w:id="23"/>
       <w:bookmarkEnd w:id="24"/>
-      <w:bookmarkEnd w:id="25"/>
     </w:p>
     <w:p>
       <w:pPr>
@@ -5682,7 +5883,7 @@
           <w:szCs w:val="28"/>
         </w:rPr>
       </w:pPr>
-      <w:bookmarkStart w:id="26" w:name="_Toc168482035"/>
+      <w:bookmarkStart w:id="25" w:name="_Toc168482035"/>
       <w:r>
         <w:rPr>
           <w:rFonts w:ascii="Times New Roman" w:eastAsia="Times New Roman" w:hAnsi="Times New Roman" w:cs="Times New Roman"/>
@@ -5704,15 +5905,15 @@
           <w:lang w:val="ru-RU"/>
         </w:rPr>
       </w:pPr>
-      <w:bookmarkStart w:id="27" w:name="_Toc195094598"/>
+      <w:bookmarkStart w:id="26" w:name="_Toc195094598"/>
       <w:r>
         <w:rPr>
           <w:lang w:val="ru-RU"/>
         </w:rPr>
         <w:t>2.4.7. Требования к транспортированию и хранению</w:t>
       </w:r>
+      <w:bookmarkEnd w:id="25"/>
       <w:bookmarkEnd w:id="26"/>
-      <w:bookmarkEnd w:id="27"/>
     </w:p>
     <w:p>
       <w:pPr>
@@ -5773,16 +5974,16 @@
           <w:lang w:val="ru-RU"/>
         </w:rPr>
       </w:pPr>
-      <w:bookmarkStart w:id="28" w:name="_Toc168482036"/>
-      <w:bookmarkStart w:id="29" w:name="_Toc195094599"/>
+      <w:bookmarkStart w:id="27" w:name="_Toc168482036"/>
+      <w:bookmarkStart w:id="28" w:name="_Toc195094599"/>
       <w:r>
         <w:rPr>
           <w:lang w:val="ru-RU"/>
         </w:rPr>
         <w:t>2.5. Требования к программной документации</w:t>
       </w:r>
+      <w:bookmarkEnd w:id="27"/>
       <w:bookmarkEnd w:id="28"/>
-      <w:bookmarkEnd w:id="29"/>
     </w:p>
     <w:p>
       <w:pPr>
@@ -5897,16 +6098,16 @@
           <w:lang w:val="ru-RU"/>
         </w:rPr>
       </w:pPr>
-      <w:bookmarkStart w:id="30" w:name="_Toc168482037"/>
-      <w:bookmarkStart w:id="31" w:name="_Toc195094600"/>
+      <w:bookmarkStart w:id="29" w:name="_Toc168482037"/>
+      <w:bookmarkStart w:id="30" w:name="_Toc195094600"/>
       <w:r>
         <w:rPr>
           <w:lang w:val="ru-RU"/>
         </w:rPr>
         <w:t>2.6. Технико-экономические показатели</w:t>
       </w:r>
+      <w:bookmarkEnd w:id="29"/>
       <w:bookmarkEnd w:id="30"/>
-      <w:bookmarkEnd w:id="31"/>
     </w:p>
     <w:p>
       <w:pPr>
@@ -5943,16 +6144,16 @@
           <w:lang w:val="ru-RU"/>
         </w:rPr>
       </w:pPr>
-      <w:bookmarkStart w:id="32" w:name="_Toc168482038"/>
-      <w:bookmarkStart w:id="33" w:name="_Toc195094601"/>
+      <w:bookmarkStart w:id="31" w:name="_Toc168482038"/>
+      <w:bookmarkStart w:id="32" w:name="_Toc195094601"/>
       <w:r>
         <w:rPr>
           <w:lang w:val="ru-RU"/>
         </w:rPr>
         <w:t>2.7. Стадии и этапы разработки</w:t>
       </w:r>
+      <w:bookmarkEnd w:id="31"/>
       <w:bookmarkEnd w:id="32"/>
-      <w:bookmarkEnd w:id="33"/>
     </w:p>
     <w:p>
       <w:pPr>
@@ -5999,33 +6200,19 @@
         <w:rPr>
           <w:color w:val="000000" w:themeColor="text1"/>
         </w:rPr>
-        <w:t xml:space="preserve"> анализа предметной области: с *</w:t>
-      </w:r>
-      <w:proofErr w:type="gramStart"/>
+        <w:t xml:space="preserve"> анализа предметной области: с **</w:t>
+      </w:r>
       <w:r>
         <w:rPr>
           <w:color w:val="000000" w:themeColor="text1"/>
         </w:rPr>
-        <w:t>*</w:t>
+        <w:t>.</w:t>
       </w:r>
       <w:r>
         <w:rPr>
           <w:color w:val="000000" w:themeColor="text1"/>
         </w:rPr>
-        <w:t>.</w:t>
-      </w:r>
-      <w:r>
-        <w:rPr>
-          <w:color w:val="000000" w:themeColor="text1"/>
-        </w:rPr>
-        <w:t>*</w:t>
-      </w:r>
-      <w:proofErr w:type="gramEnd"/>
-      <w:r>
-        <w:rPr>
-          <w:color w:val="000000" w:themeColor="text1"/>
-        </w:rPr>
-        <w:t>*</w:t>
+        <w:t>**</w:t>
       </w:r>
       <w:r>
         <w:rPr>
@@ -6086,21 +6273,7 @@
         <w:rPr>
           <w:color w:val="000000" w:themeColor="text1"/>
         </w:rPr>
-        <w:t>с *</w:t>
-      </w:r>
-      <w:proofErr w:type="gramStart"/>
-      <w:r>
-        <w:rPr>
-          <w:color w:val="000000" w:themeColor="text1"/>
-        </w:rPr>
-        <w:t>*.*</w:t>
-      </w:r>
-      <w:proofErr w:type="gramEnd"/>
-      <w:r>
-        <w:rPr>
-          <w:color w:val="000000" w:themeColor="text1"/>
-        </w:rPr>
-        <w:t>*.20** по **.**.20**;</w:t>
+        <w:t>с **.**.20** по **.**.20**;</w:t>
       </w:r>
     </w:p>
     <w:p>
@@ -6130,21 +6303,7 @@
         <w:rPr>
           <w:color w:val="000000" w:themeColor="text1"/>
         </w:rPr>
-        <w:t>с *</w:t>
-      </w:r>
-      <w:proofErr w:type="gramStart"/>
-      <w:r>
-        <w:rPr>
-          <w:color w:val="000000" w:themeColor="text1"/>
-        </w:rPr>
-        <w:t>*.*</w:t>
-      </w:r>
-      <w:proofErr w:type="gramEnd"/>
-      <w:r>
-        <w:rPr>
-          <w:color w:val="000000" w:themeColor="text1"/>
-        </w:rPr>
-        <w:t>*.20** по **.**.20**;</w:t>
+        <w:t>с **.**.20** по **.**.20**;</w:t>
       </w:r>
     </w:p>
     <w:p>
@@ -6174,21 +6333,7 @@
         <w:rPr>
           <w:color w:val="000000" w:themeColor="text1"/>
         </w:rPr>
-        <w:t>с *</w:t>
-      </w:r>
-      <w:proofErr w:type="gramStart"/>
-      <w:r>
-        <w:rPr>
-          <w:color w:val="000000" w:themeColor="text1"/>
-        </w:rPr>
-        <w:t>*.*</w:t>
-      </w:r>
-      <w:proofErr w:type="gramEnd"/>
-      <w:r>
-        <w:rPr>
-          <w:color w:val="000000" w:themeColor="text1"/>
-        </w:rPr>
-        <w:t>*.20** по **.**.20**;</w:t>
+        <w:t>с **.**.20** по **.**.20**;</w:t>
       </w:r>
     </w:p>
     <w:p>
@@ -6202,16 +6347,16 @@
           <w:lang w:val="ru-RU"/>
         </w:rPr>
       </w:pPr>
-      <w:bookmarkStart w:id="34" w:name="_Toc168482039"/>
-      <w:bookmarkStart w:id="35" w:name="_Toc195094602"/>
+      <w:bookmarkStart w:id="33" w:name="_Toc168482039"/>
+      <w:bookmarkStart w:id="34" w:name="_Toc195094602"/>
       <w:r>
         <w:rPr>
           <w:lang w:val="ru-RU"/>
         </w:rPr>
         <w:t>2.8. Порядок контроля и приёмки</w:t>
       </w:r>
+      <w:bookmarkEnd w:id="33"/>
       <w:bookmarkEnd w:id="34"/>
-      <w:bookmarkEnd w:id="35"/>
     </w:p>
     <w:p>
       <w:pPr>
@@ -6364,8 +6509,8 @@
           <w:lang w:val="ru-RU"/>
         </w:rPr>
       </w:pPr>
-      <w:bookmarkStart w:id="36" w:name="_Toc168482040"/>
-      <w:bookmarkStart w:id="37" w:name="_Toc195094603"/>
+      <w:bookmarkStart w:id="35" w:name="_Toc168482040"/>
+      <w:bookmarkStart w:id="36" w:name="_Toc195094603"/>
       <w:r>
         <w:rPr>
           <w:sz w:val="28"/>
@@ -6375,8 +6520,8 @@
         <w:lastRenderedPageBreak/>
         <w:t>Раздел 3. Эскизный проект</w:t>
       </w:r>
+      <w:bookmarkEnd w:id="35"/>
       <w:bookmarkEnd w:id="36"/>
-      <w:bookmarkEnd w:id="37"/>
     </w:p>
     <w:p>
       <w:pPr>
@@ -6389,16 +6534,16 @@
           <w:lang w:val="ru-RU"/>
         </w:rPr>
       </w:pPr>
-      <w:bookmarkStart w:id="38" w:name="_Toc168482041"/>
-      <w:bookmarkStart w:id="39" w:name="_Toc195094604"/>
+      <w:bookmarkStart w:id="37" w:name="_Toc168482041"/>
+      <w:bookmarkStart w:id="38" w:name="_Toc195094604"/>
       <w:r>
         <w:rPr>
           <w:lang w:val="ru-RU"/>
         </w:rPr>
         <w:t>3.1. Структура входных – выходных данных</w:t>
       </w:r>
+      <w:bookmarkEnd w:id="37"/>
       <w:bookmarkEnd w:id="38"/>
-      <w:bookmarkEnd w:id="39"/>
     </w:p>
     <w:p>
       <w:pPr>
@@ -6642,7 +6787,6 @@
                 <w:szCs w:val="24"/>
               </w:rPr>
             </w:pPr>
-            <w:proofErr w:type="spellStart"/>
             <w:r>
               <w:rPr>
                 <w:rFonts w:ascii="Times New Roman" w:hAnsi="Times New Roman" w:cs="Times New Roman"/>
@@ -6651,7 +6795,6 @@
               </w:rPr>
               <w:t>код_пользователя</w:t>
             </w:r>
-            <w:proofErr w:type="spellEnd"/>
           </w:p>
         </w:tc>
         <w:tc>
@@ -6795,23 +6938,13 @@
                 <w:szCs w:val="24"/>
               </w:rPr>
             </w:pPr>
-            <w:proofErr w:type="spellStart"/>
             <w:r>
               <w:rPr>
                 <w:rFonts w:ascii="Times New Roman" w:hAnsi="Times New Roman" w:cs="Times New Roman"/>
                 <w:sz w:val="24"/>
                 <w:szCs w:val="24"/>
               </w:rPr>
-              <w:t>Varchar</w:t>
-            </w:r>
-            <w:proofErr w:type="spellEnd"/>
-            <w:r>
-              <w:rPr>
-                <w:rFonts w:ascii="Times New Roman" w:hAnsi="Times New Roman" w:cs="Times New Roman"/>
-                <w:sz w:val="24"/>
-                <w:szCs w:val="24"/>
-              </w:rPr>
-              <w:t>(50)</w:t>
+              <w:t>Varchar(50)</w:t>
             </w:r>
           </w:p>
         </w:tc>
@@ -6923,23 +7056,13 @@
                 <w:szCs w:val="24"/>
               </w:rPr>
             </w:pPr>
-            <w:proofErr w:type="spellStart"/>
             <w:r>
               <w:rPr>
                 <w:rFonts w:ascii="Times New Roman" w:hAnsi="Times New Roman" w:cs="Times New Roman"/>
                 <w:sz w:val="24"/>
                 <w:szCs w:val="24"/>
               </w:rPr>
-              <w:t>Varchar</w:t>
-            </w:r>
-            <w:proofErr w:type="spellEnd"/>
-            <w:r>
-              <w:rPr>
-                <w:rFonts w:ascii="Times New Roman" w:hAnsi="Times New Roman" w:cs="Times New Roman"/>
-                <w:sz w:val="24"/>
-                <w:szCs w:val="24"/>
-              </w:rPr>
-              <w:t>(25)</w:t>
+              <w:t>Varchar(25)</w:t>
             </w:r>
           </w:p>
         </w:tc>
@@ -7069,23 +7192,13 @@
                 <w:szCs w:val="24"/>
               </w:rPr>
             </w:pPr>
-            <w:proofErr w:type="spellStart"/>
             <w:r>
               <w:rPr>
                 <w:rFonts w:ascii="Times New Roman" w:hAnsi="Times New Roman" w:cs="Times New Roman"/>
                 <w:sz w:val="24"/>
                 <w:szCs w:val="24"/>
               </w:rPr>
-              <w:t>Varchar</w:t>
-            </w:r>
-            <w:proofErr w:type="spellEnd"/>
-            <w:r>
-              <w:rPr>
-                <w:rFonts w:ascii="Times New Roman" w:hAnsi="Times New Roman" w:cs="Times New Roman"/>
-                <w:sz w:val="24"/>
-                <w:szCs w:val="24"/>
-              </w:rPr>
-              <w:t>(50)</w:t>
+              <w:t>Varchar(50)</w:t>
             </w:r>
           </w:p>
         </w:tc>
@@ -7205,23 +7318,13 @@
                 <w:szCs w:val="24"/>
               </w:rPr>
             </w:pPr>
-            <w:proofErr w:type="spellStart"/>
             <w:r>
               <w:rPr>
                 <w:rFonts w:ascii="Times New Roman" w:hAnsi="Times New Roman" w:cs="Times New Roman"/>
                 <w:sz w:val="24"/>
                 <w:szCs w:val="24"/>
               </w:rPr>
-              <w:t>Varchar</w:t>
-            </w:r>
-            <w:proofErr w:type="spellEnd"/>
-            <w:r>
-              <w:rPr>
-                <w:rFonts w:ascii="Times New Roman" w:hAnsi="Times New Roman" w:cs="Times New Roman"/>
-                <w:sz w:val="24"/>
-                <w:szCs w:val="24"/>
-              </w:rPr>
-              <w:t>(150)</w:t>
+              <w:t>Varchar(150)</w:t>
             </w:r>
           </w:p>
         </w:tc>
@@ -7415,23 +7518,13 @@
                 <w:szCs w:val="24"/>
               </w:rPr>
             </w:pPr>
-            <w:proofErr w:type="spellStart"/>
             <w:r>
               <w:rPr>
                 <w:rFonts w:ascii="Times New Roman" w:hAnsi="Times New Roman" w:cs="Times New Roman"/>
                 <w:sz w:val="24"/>
                 <w:szCs w:val="24"/>
               </w:rPr>
-              <w:t>Varchar</w:t>
-            </w:r>
-            <w:proofErr w:type="spellEnd"/>
-            <w:r>
-              <w:rPr>
-                <w:rFonts w:ascii="Times New Roman" w:hAnsi="Times New Roman" w:cs="Times New Roman"/>
-                <w:sz w:val="24"/>
-                <w:szCs w:val="24"/>
-              </w:rPr>
-              <w:t>(50)</w:t>
+              <w:t>Varchar(50)</w:t>
             </w:r>
           </w:p>
         </w:tc>
@@ -7699,7 +7792,6 @@
                 <w:szCs w:val="24"/>
               </w:rPr>
             </w:pPr>
-            <w:proofErr w:type="spellStart"/>
             <w:r>
               <w:rPr>
                 <w:rFonts w:ascii="Times New Roman" w:hAnsi="Times New Roman" w:cs="Times New Roman"/>
@@ -7708,7 +7800,6 @@
               </w:rPr>
               <w:t>id</w:t>
             </w:r>
-            <w:proofErr w:type="spellEnd"/>
           </w:p>
         </w:tc>
         <w:tc>
@@ -7869,23 +7960,13 @@
                 <w:szCs w:val="24"/>
               </w:rPr>
             </w:pPr>
-            <w:proofErr w:type="spellStart"/>
             <w:r>
               <w:rPr>
                 <w:rFonts w:ascii="Times New Roman" w:hAnsi="Times New Roman" w:cs="Times New Roman"/>
                 <w:sz w:val="24"/>
                 <w:szCs w:val="24"/>
               </w:rPr>
-              <w:t>Varchar</w:t>
-            </w:r>
-            <w:proofErr w:type="spellEnd"/>
-            <w:r>
-              <w:rPr>
-                <w:rFonts w:ascii="Times New Roman" w:hAnsi="Times New Roman" w:cs="Times New Roman"/>
-                <w:sz w:val="24"/>
-                <w:szCs w:val="24"/>
-              </w:rPr>
-              <w:t>(50)</w:t>
+              <w:t>Varchar(50)</w:t>
             </w:r>
           </w:p>
         </w:tc>
@@ -8008,23 +8089,13 @@
                 <w:szCs w:val="24"/>
               </w:rPr>
             </w:pPr>
-            <w:proofErr w:type="spellStart"/>
             <w:r>
               <w:rPr>
                 <w:rFonts w:ascii="Times New Roman" w:hAnsi="Times New Roman" w:cs="Times New Roman"/>
                 <w:sz w:val="24"/>
                 <w:szCs w:val="24"/>
               </w:rPr>
-              <w:t>Varchar</w:t>
-            </w:r>
-            <w:proofErr w:type="spellEnd"/>
-            <w:r>
-              <w:rPr>
-                <w:rFonts w:ascii="Times New Roman" w:hAnsi="Times New Roman" w:cs="Times New Roman"/>
-                <w:sz w:val="24"/>
-                <w:szCs w:val="24"/>
-              </w:rPr>
-              <w:t>(50)</w:t>
+              <w:t>Varchar(50)</w:t>
             </w:r>
           </w:p>
         </w:tc>
@@ -8146,7 +8217,6 @@
                 <w:szCs w:val="24"/>
               </w:rPr>
             </w:pPr>
-            <w:proofErr w:type="spellStart"/>
             <w:r>
               <w:rPr>
                 <w:rFonts w:ascii="Times New Roman" w:hAnsi="Times New Roman" w:cs="Times New Roman"/>
@@ -8155,7 +8225,6 @@
               </w:rPr>
               <w:t>text</w:t>
             </w:r>
-            <w:proofErr w:type="spellEnd"/>
           </w:p>
         </w:tc>
         <w:tc>
@@ -8219,8 +8288,8 @@
           <w:lang w:val="ru-RU"/>
         </w:rPr>
       </w:pPr>
-      <w:bookmarkStart w:id="40" w:name="_Toc168482042"/>
-      <w:bookmarkStart w:id="41" w:name="_Toc195094605"/>
+      <w:bookmarkStart w:id="39" w:name="_Toc168482042"/>
+      <w:bookmarkStart w:id="40" w:name="_Toc195094605"/>
       <w:r>
         <w:rPr>
           <w:lang w:val="ru-RU"/>
@@ -8245,8 +8314,8 @@
         </w:rPr>
         <w:t>Макеты интерфейса программы</w:t>
       </w:r>
+      <w:bookmarkEnd w:id="39"/>
       <w:bookmarkEnd w:id="40"/>
-      <w:bookmarkEnd w:id="41"/>
     </w:p>
     <w:p>
       <w:pPr>
@@ -8543,7 +8612,7 @@
 </file>
 
 <file path=word/endnotes.xml><?xml version="1.0" encoding="utf-8"?>
-<w:endnotes xmlns:wpc="http://schemas.microsoft.com/office/word/2010/wordprocessingCanvas" xmlns:cx="http://schemas.microsoft.com/office/drawing/2014/chartex" xmlns:mc="http://schemas.openxmlformats.org/markup-compatibility/2006" xmlns:o="urn:schemas-microsoft-com:office:office" xmlns:r="http://schemas.openxmlformats.org/officeDocument/2006/relationships" xmlns:m="http://schemas.openxmlformats.org/officeDocument/2006/math" xmlns:v="urn:schemas-microsoft-com:vml" xmlns:wp14="http://schemas.microsoft.com/office/word/2010/wordprocessingDrawing" xmlns:wp="http://schemas.openxmlformats.org/drawingml/2006/wordprocessingDrawing" xmlns:w10="urn:schemas-microsoft-com:office:word" xmlns:w="http://schemas.openxmlformats.org/wordprocessingml/2006/main" xmlns:w14="http://schemas.microsoft.com/office/word/2010/wordml" xmlns:w15="http://schemas.microsoft.com/office/word/2012/wordml" xmlns:w16se="http://schemas.microsoft.com/office/word/2015/wordml/symex" xmlns:wpg="http://schemas.microsoft.com/office/word/2010/wordprocessingGroup" xmlns:wpi="http://schemas.microsoft.com/office/word/2010/wordprocessingInk" xmlns:wne="http://schemas.microsoft.com/office/word/2006/wordml" xmlns:wps="http://schemas.microsoft.com/office/word/2010/wordprocessingShape" mc:Ignorable="w14 w15 w16se wp14">
+<w:endnotes xmlns:wpc="http://schemas.microsoft.com/office/word/2010/wordprocessingCanvas" xmlns:cx="http://schemas.microsoft.com/office/drawing/2014/chartex" xmlns:cx1="http://schemas.microsoft.com/office/drawing/2015/9/8/chartex" xmlns:cx2="http://schemas.microsoft.com/office/drawing/2015/10/21/chartex" xmlns:cx3="http://schemas.microsoft.com/office/drawing/2016/5/9/chartex" xmlns:cx4="http://schemas.microsoft.com/office/drawing/2016/5/10/chartex" xmlns:cx5="http://schemas.microsoft.com/office/drawing/2016/5/11/chartex" xmlns:cx6="http://schemas.microsoft.com/office/drawing/2016/5/12/chartex" xmlns:cx7="http://schemas.microsoft.com/office/drawing/2016/5/13/chartex" xmlns:cx8="http://schemas.microsoft.com/office/drawing/2016/5/14/chartex" xmlns:mc="http://schemas.openxmlformats.org/markup-compatibility/2006" xmlns:aink="http://schemas.microsoft.com/office/drawing/2016/ink" xmlns:am3d="http://schemas.microsoft.com/office/drawing/2017/model3d" xmlns:o="urn:schemas-microsoft-com:office:office" xmlns:oel="http://schemas.microsoft.com/office/2019/extlst" xmlns:r="http://schemas.openxmlformats.org/officeDocument/2006/relationships" xmlns:m="http://schemas.openxmlformats.org/officeDocument/2006/math" xmlns:v="urn:schemas-microsoft-com:vml" xmlns:wp14="http://schemas.microsoft.com/office/word/2010/wordprocessingDrawing" xmlns:wp="http://schemas.openxmlformats.org/drawingml/2006/wordprocessingDrawing" xmlns:w10="urn:schemas-microsoft-com:office:word" xmlns:w="http://schemas.openxmlformats.org/wordprocessingml/2006/main" xmlns:w14="http://schemas.microsoft.com/office/word/2010/wordml" xmlns:w15="http://schemas.microsoft.com/office/word/2012/wordml" xmlns:w16cex="http://schemas.microsoft.com/office/word/2018/wordml/cex" xmlns:w16cid="http://schemas.microsoft.com/office/word/2016/wordml/cid" xmlns:w16="http://schemas.microsoft.com/office/word/2018/wordml" xmlns:w16du="http://schemas.microsoft.com/office/word/2023/wordml/word16du" xmlns:w16sdtdh="http://schemas.microsoft.com/office/word/2020/wordml/sdtdatahash" xmlns:w16sdtfl="http://schemas.microsoft.com/office/word/2024/wordml/sdtformatlock" xmlns:w16se="http://schemas.microsoft.com/office/word/2015/wordml/symex" xmlns:wpg="http://schemas.microsoft.com/office/word/2010/wordprocessingGroup" xmlns:wpi="http://schemas.microsoft.com/office/word/2010/wordprocessingInk" xmlns:wne="http://schemas.microsoft.com/office/word/2006/wordml" xmlns:wps="http://schemas.microsoft.com/office/word/2010/wordprocessingShape" mc:Ignorable="w14 w15 w16se w16cid w16 w16cex w16sdtdh w16sdtfl w16du wp14">
   <w:endnote w:type="separator" w:id="-1">
     <w:p>
       <w:pPr>
@@ -8568,7 +8637,7 @@
 </file>
 
 <file path=word/footer1.xml><?xml version="1.0" encoding="utf-8"?>
-<w:ftr xmlns:wpc="http://schemas.microsoft.com/office/word/2010/wordprocessingCanvas" xmlns:cx="http://schemas.microsoft.com/office/drawing/2014/chartex" xmlns:mc="http://schemas.openxmlformats.org/markup-compatibility/2006" xmlns:o="urn:schemas-microsoft-com:office:office" xmlns:r="http://schemas.openxmlformats.org/officeDocument/2006/relationships" xmlns:m="http://schemas.openxmlformats.org/officeDocument/2006/math" xmlns:v="urn:schemas-microsoft-com:vml" xmlns:wp14="http://schemas.microsoft.com/office/word/2010/wordprocessingDrawing" xmlns:wp="http://schemas.openxmlformats.org/drawingml/2006/wordprocessingDrawing" xmlns:w10="urn:schemas-microsoft-com:office:word" xmlns:w="http://schemas.openxmlformats.org/wordprocessingml/2006/main" xmlns:w14="http://schemas.microsoft.com/office/word/2010/wordml" xmlns:w15="http://schemas.microsoft.com/office/word/2012/wordml" xmlns:w16se="http://schemas.microsoft.com/office/word/2015/wordml/symex" xmlns:wpg="http://schemas.microsoft.com/office/word/2010/wordprocessingGroup" xmlns:wpi="http://schemas.microsoft.com/office/word/2010/wordprocessingInk" xmlns:wne="http://schemas.microsoft.com/office/word/2006/wordml" xmlns:wps="http://schemas.microsoft.com/office/word/2010/wordprocessingShape" mc:Ignorable="w14 w15 w16se wp14">
+<w:ftr xmlns:wpc="http://schemas.microsoft.com/office/word/2010/wordprocessingCanvas" xmlns:cx="http://schemas.microsoft.com/office/drawing/2014/chartex" xmlns:cx1="http://schemas.microsoft.com/office/drawing/2015/9/8/chartex" xmlns:cx2="http://schemas.microsoft.com/office/drawing/2015/10/21/chartex" xmlns:cx3="http://schemas.microsoft.com/office/drawing/2016/5/9/chartex" xmlns:cx4="http://schemas.microsoft.com/office/drawing/2016/5/10/chartex" xmlns:cx5="http://schemas.microsoft.com/office/drawing/2016/5/11/chartex" xmlns:cx6="http://schemas.microsoft.com/office/drawing/2016/5/12/chartex" xmlns:cx7="http://schemas.microsoft.com/office/drawing/2016/5/13/chartex" xmlns:cx8="http://schemas.microsoft.com/office/drawing/2016/5/14/chartex" xmlns:mc="http://schemas.openxmlformats.org/markup-compatibility/2006" xmlns:aink="http://schemas.microsoft.com/office/drawing/2016/ink" xmlns:am3d="http://schemas.microsoft.com/office/drawing/2017/model3d" xmlns:o="urn:schemas-microsoft-com:office:office" xmlns:oel="http://schemas.microsoft.com/office/2019/extlst" xmlns:r="http://schemas.openxmlformats.org/officeDocument/2006/relationships" xmlns:m="http://schemas.openxmlformats.org/officeDocument/2006/math" xmlns:v="urn:schemas-microsoft-com:vml" xmlns:wp14="http://schemas.microsoft.com/office/word/2010/wordprocessingDrawing" xmlns:wp="http://schemas.openxmlformats.org/drawingml/2006/wordprocessingDrawing" xmlns:w10="urn:schemas-microsoft-com:office:word" xmlns:w="http://schemas.openxmlformats.org/wordprocessingml/2006/main" xmlns:w14="http://schemas.microsoft.com/office/word/2010/wordml" xmlns:w15="http://schemas.microsoft.com/office/word/2012/wordml" xmlns:w16cex="http://schemas.microsoft.com/office/word/2018/wordml/cex" xmlns:w16cid="http://schemas.microsoft.com/office/word/2016/wordml/cid" xmlns:w16="http://schemas.microsoft.com/office/word/2018/wordml" xmlns:w16du="http://schemas.microsoft.com/office/word/2023/wordml/word16du" xmlns:w16sdtdh="http://schemas.microsoft.com/office/word/2020/wordml/sdtdatahash" xmlns:w16sdtfl="http://schemas.microsoft.com/office/word/2024/wordml/sdtformatlock" xmlns:w16se="http://schemas.microsoft.com/office/word/2015/wordml/symex" xmlns:wpg="http://schemas.microsoft.com/office/word/2010/wordprocessingGroup" xmlns:wpi="http://schemas.microsoft.com/office/word/2010/wordprocessingInk" xmlns:wne="http://schemas.microsoft.com/office/word/2006/wordml" xmlns:wps="http://schemas.microsoft.com/office/word/2010/wordprocessingShape" mc:Ignorable="w14 w15 w16se w16cid w16 w16cex w16sdtdh w16sdtfl w16du wp14">
   <w:p>
     <w:pPr>
       <w:pStyle w:val="a3"/>
@@ -8695,7 +8764,7 @@
               <v:stroke joinstyle="miter"/>
               <v:path gradientshapeok="t" o:connecttype="rect"/>
             </v:shapetype>
-            <v:shape id="Надпись 1" o:spid="_x0000_s1026" type="#_x0000_t202" style="position:absolute;margin-left:310.3pt;margin-top:781pt;width:17.05pt;height:13.05pt;z-index:-251658752;visibility:visible;mso-wrap-style:square;mso-width-percent:0;mso-height-percent:0;mso-wrap-distance-left:9pt;mso-wrap-distance-top:0;mso-wrap-distance-right:9pt;mso-wrap-distance-bottom:0;mso-position-horizontal:absolute;mso-position-horizontal-relative:page;mso-position-vertical:absolute;mso-position-vertical-relative:page;mso-width-percent:0;mso-height-percent:0;mso-width-relative:page;mso-height-relative:page;v-text-anchor:top" o:gfxdata="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" filled="f" stroked="f">
+            <v:shape id="Надпись 1" o:spid="_x0000_s1026" type="#_x0000_t202" style="position:absolute;margin-left:310.3pt;margin-top:781pt;width:17.05pt;height:13.05pt;z-index:-251658752;visibility:visible;mso-wrap-style:square;mso-width-percent:0;mso-height-percent:0;mso-wrap-distance-left:9pt;mso-wrap-distance-top:0;mso-wrap-distance-right:9pt;mso-wrap-distance-bottom:0;mso-position-horizontal:absolute;mso-position-horizontal-relative:page;mso-position-vertical:absolute;mso-position-vertical-relative:page;mso-width-percent:0;mso-height-percent:0;mso-width-relative:page;mso-height-relative:page;v-text-anchor:top" o:gfxdata="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" filled="f" stroked="f">
               <v:textbox inset="0,0,0,0">
                 <w:txbxContent>
                   <w:p>
@@ -8742,7 +8811,7 @@
 </file>
 
 <file path=word/footnotes.xml><?xml version="1.0" encoding="utf-8"?>
-<w:footnotes xmlns:wpc="http://schemas.microsoft.com/office/word/2010/wordprocessingCanvas" xmlns:cx="http://schemas.microsoft.com/office/drawing/2014/chartex" xmlns:mc="http://schemas.openxmlformats.org/markup-compatibility/2006" xmlns:o="urn:schemas-microsoft-com:office:office" xmlns:r="http://schemas.openxmlformats.org/officeDocument/2006/relationships" xmlns:m="http://schemas.openxmlformats.org/officeDocument/2006/math" xmlns:v="urn:schemas-microsoft-com:vml" xmlns:wp14="http://schemas.microsoft.com/office/word/2010/wordprocessingDrawing" xmlns:wp="http://schemas.openxmlformats.org/drawingml/2006/wordprocessingDrawing" xmlns:w10="urn:schemas-microsoft-com:office:word" xmlns:w="http://schemas.openxmlformats.org/wordprocessingml/2006/main" xmlns:w14="http://schemas.microsoft.com/office/word/2010/wordml" xmlns:w15="http://schemas.microsoft.com/office/word/2012/wordml" xmlns:w16se="http://schemas.microsoft.com/office/word/2015/wordml/symex" xmlns:wpg="http://schemas.microsoft.com/office/word/2010/wordprocessingGroup" xmlns:wpi="http://schemas.microsoft.com/office/word/2010/wordprocessingInk" xmlns:wne="http://schemas.microsoft.com/office/word/2006/wordml" xmlns:wps="http://schemas.microsoft.com/office/word/2010/wordprocessingShape" mc:Ignorable="w14 w15 w16se wp14">
+<w:footnotes xmlns:wpc="http://schemas.microsoft.com/office/word/2010/wordprocessingCanvas" xmlns:cx="http://schemas.microsoft.com/office/drawing/2014/chartex" xmlns:cx1="http://schemas.microsoft.com/office/drawing/2015/9/8/chartex" xmlns:cx2="http://schemas.microsoft.com/office/drawing/2015/10/21/chartex" xmlns:cx3="http://schemas.microsoft.com/office/drawing/2016/5/9/chartex" xmlns:cx4="http://schemas.microsoft.com/office/drawing/2016/5/10/chartex" xmlns:cx5="http://schemas.microsoft.com/office/drawing/2016/5/11/chartex" xmlns:cx6="http://schemas.microsoft.com/office/drawing/2016/5/12/chartex" xmlns:cx7="http://schemas.microsoft.com/office/drawing/2016/5/13/chartex" xmlns:cx8="http://schemas.microsoft.com/office/drawing/2016/5/14/chartex" xmlns:mc="http://schemas.openxmlformats.org/markup-compatibility/2006" xmlns:aink="http://schemas.microsoft.com/office/drawing/2016/ink" xmlns:am3d="http://schemas.microsoft.com/office/drawing/2017/model3d" xmlns:o="urn:schemas-microsoft-com:office:office" xmlns:oel="http://schemas.microsoft.com/office/2019/extlst" xmlns:r="http://schemas.openxmlformats.org/officeDocument/2006/relationships" xmlns:m="http://schemas.openxmlformats.org/officeDocument/2006/math" xmlns:v="urn:schemas-microsoft-com:vml" xmlns:wp14="http://schemas.microsoft.com/office/word/2010/wordprocessingDrawing" xmlns:wp="http://schemas.openxmlformats.org/drawingml/2006/wordprocessingDrawing" xmlns:w10="urn:schemas-microsoft-com:office:word" xmlns:w="http://schemas.openxmlformats.org/wordprocessingml/2006/main" xmlns:w14="http://schemas.microsoft.com/office/word/2010/wordml" xmlns:w15="http://schemas.microsoft.com/office/word/2012/wordml" xmlns:w16cex="http://schemas.microsoft.com/office/word/2018/wordml/cex" xmlns:w16cid="http://schemas.microsoft.com/office/word/2016/wordml/cid" xmlns:w16="http://schemas.microsoft.com/office/word/2018/wordml" xmlns:w16du="http://schemas.microsoft.com/office/word/2023/wordml/word16du" xmlns:w16sdtdh="http://schemas.microsoft.com/office/word/2020/wordml/sdtdatahash" xmlns:w16sdtfl="http://schemas.microsoft.com/office/word/2024/wordml/sdtformatlock" xmlns:w16se="http://schemas.microsoft.com/office/word/2015/wordml/symex" xmlns:wpg="http://schemas.microsoft.com/office/word/2010/wordprocessingGroup" xmlns:wpi="http://schemas.microsoft.com/office/word/2010/wordprocessingInk" xmlns:wne="http://schemas.microsoft.com/office/word/2006/wordml" xmlns:wps="http://schemas.microsoft.com/office/word/2010/wordprocessingShape" mc:Ignorable="w14 w15 w16se w16cid w16 w16cex w16sdtdh w16sdtfl w16du wp14">
   <w:footnote w:type="separator" w:id="-1">
     <w:p>
       <w:pPr>
@@ -8767,7 +8836,7 @@
 </file>
 
 <file path=word/numbering.xml><?xml version="1.0" encoding="utf-8"?>
-<w:numbering xmlns:wpc="http://schemas.microsoft.com/office/word/2010/wordprocessingCanvas" xmlns:cx="http://schemas.microsoft.com/office/drawing/2014/chartex" xmlns:mc="http://schemas.openxmlformats.org/markup-compatibility/2006" xmlns:o="urn:schemas-microsoft-com:office:office" xmlns:r="http://schemas.openxmlformats.org/officeDocument/2006/relationships" xmlns:m="http://schemas.openxmlformats.org/officeDocument/2006/math" xmlns:v="urn:schemas-microsoft-com:vml" xmlns:wp14="http://schemas.microsoft.com/office/word/2010/wordprocessingDrawing" xmlns:wp="http://schemas.openxmlformats.org/drawingml/2006/wordprocessingDrawing" xmlns:w10="urn:schemas-microsoft-com:office:word" xmlns:w="http://schemas.openxmlformats.org/wordprocessingml/2006/main" xmlns:w14="http://schemas.microsoft.com/office/word/2010/wordml" xmlns:w15="http://schemas.microsoft.com/office/word/2012/wordml" xmlns:w16se="http://schemas.microsoft.com/office/word/2015/wordml/symex" xmlns:wpg="http://schemas.microsoft.com/office/word/2010/wordprocessingGroup" xmlns:wpi="http://schemas.microsoft.com/office/word/2010/wordprocessingInk" xmlns:wne="http://schemas.microsoft.com/office/word/2006/wordml" xmlns:wps="http://schemas.microsoft.com/office/word/2010/wordprocessingShape" mc:Ignorable="w14 w15 w16se wp14">
+<w:numbering xmlns:wpc="http://schemas.microsoft.com/office/word/2010/wordprocessingCanvas" xmlns:cx="http://schemas.microsoft.com/office/drawing/2014/chartex" xmlns:cx1="http://schemas.microsoft.com/office/drawing/2015/9/8/chartex" xmlns:cx2="http://schemas.microsoft.com/office/drawing/2015/10/21/chartex" xmlns:cx3="http://schemas.microsoft.com/office/drawing/2016/5/9/chartex" xmlns:cx4="http://schemas.microsoft.com/office/drawing/2016/5/10/chartex" xmlns:cx5="http://schemas.microsoft.com/office/drawing/2016/5/11/chartex" xmlns:cx6="http://schemas.microsoft.com/office/drawing/2016/5/12/chartex" xmlns:cx7="http://schemas.microsoft.com/office/drawing/2016/5/13/chartex" xmlns:cx8="http://schemas.microsoft.com/office/drawing/2016/5/14/chartex" xmlns:mc="http://schemas.openxmlformats.org/markup-compatibility/2006" xmlns:aink="http://schemas.microsoft.com/office/drawing/2016/ink" xmlns:am3d="http://schemas.microsoft.com/office/drawing/2017/model3d" xmlns:o="urn:schemas-microsoft-com:office:office" xmlns:oel="http://schemas.microsoft.com/office/2019/extlst" xmlns:r="http://schemas.openxmlformats.org/officeDocument/2006/relationships" xmlns:m="http://schemas.openxmlformats.org/officeDocument/2006/math" xmlns:v="urn:schemas-microsoft-com:vml" xmlns:wp14="http://schemas.microsoft.com/office/word/2010/wordprocessingDrawing" xmlns:wp="http://schemas.openxmlformats.org/drawingml/2006/wordprocessingDrawing" xmlns:w10="urn:schemas-microsoft-com:office:word" xmlns:w="http://schemas.openxmlformats.org/wordprocessingml/2006/main" xmlns:w14="http://schemas.microsoft.com/office/word/2010/wordml" xmlns:w15="http://schemas.microsoft.com/office/word/2012/wordml" xmlns:w16cex="http://schemas.microsoft.com/office/word/2018/wordml/cex" xmlns:w16cid="http://schemas.microsoft.com/office/word/2016/wordml/cid" xmlns:w16="http://schemas.microsoft.com/office/word/2018/wordml" xmlns:w16du="http://schemas.microsoft.com/office/word/2023/wordml/word16du" xmlns:w16sdtdh="http://schemas.microsoft.com/office/word/2020/wordml/sdtdatahash" xmlns:w16sdtfl="http://schemas.microsoft.com/office/word/2024/wordml/sdtformatlock" xmlns:w16se="http://schemas.microsoft.com/office/word/2015/wordml/symex" xmlns:wpg="http://schemas.microsoft.com/office/word/2010/wordprocessingGroup" xmlns:wpi="http://schemas.microsoft.com/office/word/2010/wordprocessingInk" xmlns:wne="http://schemas.microsoft.com/office/word/2006/wordml" xmlns:wps="http://schemas.microsoft.com/office/word/2010/wordprocessingShape" mc:Ignorable="w14 w15 w16se w16cid w16 w16cex w16sdtdh w16sdtfl w16du wp14">
   <w:abstractNum w:abstractNumId="0" w15:restartNumberingAfterBreak="0">
     <w:nsid w:val="01275A3E"/>
     <w:multiLevelType w:val="hybridMultilevel"/>
@@ -12359,16 +12428,16 @@
       </w:rPr>
     </w:lvl>
   </w:abstractNum>
-  <w:num w:numId="1">
+  <w:num w:numId="1" w16cid:durableId="768278845">
     <w:abstractNumId w:val="25"/>
   </w:num>
-  <w:num w:numId="2">
+  <w:num w:numId="2" w16cid:durableId="1774669959">
     <w:abstractNumId w:val="22"/>
   </w:num>
-  <w:num w:numId="3">
+  <w:num w:numId="3" w16cid:durableId="42365720">
     <w:abstractNumId w:val="11"/>
   </w:num>
-  <w:num w:numId="4">
+  <w:num w:numId="4" w16cid:durableId="1993440739">
     <w:abstractNumId w:val="7"/>
     <w:lvlOverride w:ilvl="0">
       <w:startOverride w:val="2"/>
@@ -12398,92 +12467,92 @@
       <w:startOverride w:val="1"/>
     </w:lvlOverride>
   </w:num>
-  <w:num w:numId="5">
+  <w:num w:numId="5" w16cid:durableId="538468108">
     <w:abstractNumId w:val="15"/>
   </w:num>
-  <w:num w:numId="6">
+  <w:num w:numId="6" w16cid:durableId="2082025644">
     <w:abstractNumId w:val="20"/>
   </w:num>
-  <w:num w:numId="7">
+  <w:num w:numId="7" w16cid:durableId="1257471768">
     <w:abstractNumId w:val="29"/>
   </w:num>
-  <w:num w:numId="8">
+  <w:num w:numId="8" w16cid:durableId="360084507">
     <w:abstractNumId w:val="12"/>
   </w:num>
-  <w:num w:numId="9">
+  <w:num w:numId="9" w16cid:durableId="885263228">
     <w:abstractNumId w:val="30"/>
   </w:num>
-  <w:num w:numId="10">
+  <w:num w:numId="10" w16cid:durableId="250434482">
     <w:abstractNumId w:val="0"/>
   </w:num>
-  <w:num w:numId="11">
+  <w:num w:numId="11" w16cid:durableId="1577203292">
     <w:abstractNumId w:val="27"/>
   </w:num>
-  <w:num w:numId="12">
+  <w:num w:numId="12" w16cid:durableId="2051566414">
     <w:abstractNumId w:val="1"/>
   </w:num>
-  <w:num w:numId="13">
+  <w:num w:numId="13" w16cid:durableId="935558904">
     <w:abstractNumId w:val="13"/>
   </w:num>
-  <w:num w:numId="14">
+  <w:num w:numId="14" w16cid:durableId="587693896">
     <w:abstractNumId w:val="21"/>
   </w:num>
-  <w:num w:numId="15">
+  <w:num w:numId="15" w16cid:durableId="1028063252">
     <w:abstractNumId w:val="6"/>
   </w:num>
-  <w:num w:numId="16">
+  <w:num w:numId="16" w16cid:durableId="214121935">
     <w:abstractNumId w:val="16"/>
   </w:num>
-  <w:num w:numId="17">
+  <w:num w:numId="17" w16cid:durableId="176771974">
     <w:abstractNumId w:val="19"/>
   </w:num>
-  <w:num w:numId="18">
+  <w:num w:numId="18" w16cid:durableId="665741994">
     <w:abstractNumId w:val="4"/>
   </w:num>
-  <w:num w:numId="19">
+  <w:num w:numId="19" w16cid:durableId="2009407859">
     <w:abstractNumId w:val="17"/>
   </w:num>
-  <w:num w:numId="20">
+  <w:num w:numId="20" w16cid:durableId="1373193803">
     <w:abstractNumId w:val="28"/>
   </w:num>
-  <w:num w:numId="21">
+  <w:num w:numId="21" w16cid:durableId="2108187998">
     <w:abstractNumId w:val="2"/>
   </w:num>
-  <w:num w:numId="22">
+  <w:num w:numId="22" w16cid:durableId="1797988962">
     <w:abstractNumId w:val="23"/>
   </w:num>
-  <w:num w:numId="23">
+  <w:num w:numId="23" w16cid:durableId="686952361">
     <w:abstractNumId w:val="8"/>
   </w:num>
-  <w:num w:numId="24">
+  <w:num w:numId="24" w16cid:durableId="1783450787">
     <w:abstractNumId w:val="10"/>
   </w:num>
-  <w:num w:numId="25">
+  <w:num w:numId="25" w16cid:durableId="545488053">
     <w:abstractNumId w:val="9"/>
   </w:num>
-  <w:num w:numId="26">
+  <w:num w:numId="26" w16cid:durableId="1626109942">
     <w:abstractNumId w:val="26"/>
   </w:num>
-  <w:num w:numId="27">
+  <w:num w:numId="27" w16cid:durableId="640234914">
     <w:abstractNumId w:val="3"/>
   </w:num>
-  <w:num w:numId="28">
+  <w:num w:numId="28" w16cid:durableId="1421413090">
     <w:abstractNumId w:val="14"/>
   </w:num>
-  <w:num w:numId="29">
+  <w:num w:numId="29" w16cid:durableId="1123619885">
     <w:abstractNumId w:val="5"/>
   </w:num>
-  <w:num w:numId="30">
+  <w:num w:numId="30" w16cid:durableId="618802411">
     <w:abstractNumId w:val="24"/>
   </w:num>
-  <w:num w:numId="31">
+  <w:num w:numId="31" w16cid:durableId="1168709578">
     <w:abstractNumId w:val="18"/>
   </w:num>
 </w:numbering>
 </file>
 
 <file path=word/styles.xml><?xml version="1.0" encoding="utf-8"?>
-<w:styles xmlns:mc="http://schemas.openxmlformats.org/markup-compatibility/2006" xmlns:r="http://schemas.openxmlformats.org/officeDocument/2006/relationships" xmlns:w="http://schemas.openxmlformats.org/wordprocessingml/2006/main" xmlns:w14="http://schemas.microsoft.com/office/word/2010/wordml" xmlns:w15="http://schemas.microsoft.com/office/word/2012/wordml" xmlns:w16se="http://schemas.microsoft.com/office/word/2015/wordml/symex" mc:Ignorable="w14 w15 w16se">
+<w:styles xmlns:mc="http://schemas.openxmlformats.org/markup-compatibility/2006" xmlns:r="http://schemas.openxmlformats.org/officeDocument/2006/relationships" xmlns:w="http://schemas.openxmlformats.org/wordprocessingml/2006/main" xmlns:w14="http://schemas.microsoft.com/office/word/2010/wordml" xmlns:w15="http://schemas.microsoft.com/office/word/2012/wordml" xmlns:w16cex="http://schemas.microsoft.com/office/word/2018/wordml/cex" xmlns:w16cid="http://schemas.microsoft.com/office/word/2016/wordml/cid" xmlns:w16="http://schemas.microsoft.com/office/word/2018/wordml" xmlns:w16du="http://schemas.microsoft.com/office/word/2023/wordml/word16du" xmlns:w16sdtdh="http://schemas.microsoft.com/office/word/2020/wordml/sdtdatahash" xmlns:w16sdtfl="http://schemas.microsoft.com/office/word/2024/wordml/sdtformatlock" xmlns:w16se="http://schemas.microsoft.com/office/word/2015/wordml/symex" mc:Ignorable="w14 w15 w16se w16cid w16 w16cex w16sdtdh w16sdtfl w16du">
   <w:docDefaults>
     <w:rPrDefault>
       <w:rPr>
@@ -12499,7 +12568,7 @@
       </w:pPr>
     </w:pPrDefault>
   </w:docDefaults>
-  <w:latentStyles w:defLockedState="0" w:defUIPriority="99" w:defSemiHidden="0" w:defUnhideWhenUsed="0" w:defQFormat="0" w:count="371">
+  <w:latentStyles w:defLockedState="0" w:defUIPriority="99" w:defSemiHidden="0" w:defUnhideWhenUsed="0" w:defQFormat="0" w:count="376">
     <w:lsdException w:name="Normal" w:uiPriority="0" w:qFormat="1"/>
     <w:lsdException w:name="heading 1" w:uiPriority="0" w:qFormat="1"/>
     <w:lsdException w:name="heading 2" w:semiHidden="1" w:uiPriority="0" w:unhideWhenUsed="1" w:qFormat="1"/>
@@ -12871,6 +12940,11 @@
     <w:lsdException w:name="List Table 5 Dark Accent 6" w:uiPriority="50"/>
     <w:lsdException w:name="List Table 6 Colorful Accent 6" w:uiPriority="51"/>
     <w:lsdException w:name="List Table 7 Colorful Accent 6" w:uiPriority="52"/>
+    <w:lsdException w:name="Mention" w:semiHidden="1" w:unhideWhenUsed="1"/>
+    <w:lsdException w:name="Smart Hyperlink" w:semiHidden="1" w:unhideWhenUsed="1"/>
+    <w:lsdException w:name="Hashtag" w:semiHidden="1" w:unhideWhenUsed="1"/>
+    <w:lsdException w:name="Unresolved Mention" w:semiHidden="1" w:unhideWhenUsed="1"/>
+    <w:lsdException w:name="Smart Link" w:semiHidden="1" w:unhideWhenUsed="1"/>
   </w:latentStyles>
   <w:style w:type="paragraph" w:default="1" w:styleId="a">
     <w:name w:val="Normal"/>
@@ -12947,7 +13021,6 @@
   <w:style w:type="character" w:default="1" w:styleId="a0">
     <w:name w:val="Default Paragraph Font"/>
     <w:uiPriority w:val="1"/>
-    <w:semiHidden/>
     <w:unhideWhenUsed/>
   </w:style>
   <w:style w:type="table" w:default="1" w:styleId="a1">

--- a/Documentation.docx
+++ b/Documentation.docx
@@ -662,8 +662,8 @@
           <w:lang w:val="ru-RU"/>
         </w:rPr>
       </w:pPr>
-      <w:bookmarkStart w:id="0" w:name="_Toc195094582"/>
-      <w:bookmarkStart w:id="1" w:name="_Toc168482020"/>
+      <w:bookmarkStart w:id="0" w:name="_Toc168482020"/>
+      <w:bookmarkStart w:id="1" w:name="_Toc232648635"/>
       <w:r>
         <w:rPr>
           <w:sz w:val="28"/>
@@ -673,7 +673,7 @@
         <w:lastRenderedPageBreak/>
         <w:t>Содержание</w:t>
       </w:r>
-      <w:bookmarkEnd w:id="0"/>
+      <w:bookmarkEnd w:id="1"/>
     </w:p>
     <w:p>
       <w:pPr>
@@ -682,14 +682,19 @@
           <w:tab w:val="right" w:leader="dot" w:pos="9344"/>
         </w:tabs>
         <w:rPr>
-          <w:rFonts w:ascii="Times New Roman" w:hAnsi="Times New Roman" w:cs="Times New Roman"/>
+          <w:rFonts w:eastAsiaTheme="minorEastAsia"/>
           <w:noProof/>
-        </w:rPr>
-      </w:pPr>
-      <w:r>
-        <w:rPr>
-          <w:rFonts w:ascii="Times New Roman" w:hAnsi="Times New Roman" w:cs="Times New Roman"/>
+          <w:kern w:val="2"/>
+          <w:sz w:val="24"/>
+          <w:szCs w:val="24"/>
           <w:lang w:eastAsia="ru-RU"/>
+          <w14:ligatures w14:val="standardContextual"/>
+        </w:rPr>
+      </w:pPr>
+      <w:r>
+        <w:rPr>
+          <w:rFonts w:ascii="Times New Roman" w:hAnsi="Times New Roman" w:cs="Times New Roman"/>
+          <w:lang w:eastAsia="ru-RU"/>
         </w:rPr>
         <w:fldChar w:fldCharType="begin"/>
       </w:r>
@@ -707,18 +712,16 @@
         </w:rPr>
         <w:fldChar w:fldCharType="separate"/>
       </w:r>
-      <w:hyperlink w:anchor="_Toc195094582" w:history="1">
+      <w:hyperlink w:anchor="_Toc232648635" w:history="1">
         <w:r>
           <w:rPr>
             <w:rStyle w:val="ab"/>
-            <w:rFonts w:ascii="Times New Roman" w:hAnsi="Times New Roman" w:cs="Times New Roman"/>
             <w:noProof/>
           </w:rPr>
           <w:t>Содержание</w:t>
         </w:r>
         <w:r>
           <w:rPr>
-            <w:rFonts w:ascii="Times New Roman" w:hAnsi="Times New Roman" w:cs="Times New Roman"/>
             <w:noProof/>
             <w:webHidden/>
           </w:rPr>
@@ -726,7 +729,6 @@
         </w:r>
         <w:r>
           <w:rPr>
-            <w:rFonts w:ascii="Times New Roman" w:hAnsi="Times New Roman" w:cs="Times New Roman"/>
             <w:noProof/>
             <w:webHidden/>
           </w:rPr>
@@ -734,22 +736,19 @@
         </w:r>
         <w:r>
           <w:rPr>
-            <w:rFonts w:ascii="Times New Roman" w:hAnsi="Times New Roman" w:cs="Times New Roman"/>
-            <w:noProof/>
-            <w:webHidden/>
-          </w:rPr>
-          <w:instrText xml:space="preserve"> PAGEREF _Toc195094582 \h </w:instrText>
-        </w:r>
-        <w:r>
-          <w:rPr>
-            <w:rFonts w:ascii="Times New Roman" w:hAnsi="Times New Roman" w:cs="Times New Roman"/>
-            <w:noProof/>
-            <w:webHidden/>
-          </w:rPr>
-        </w:r>
-        <w:r>
-          <w:rPr>
-            <w:rFonts w:ascii="Times New Roman" w:hAnsi="Times New Roman" w:cs="Times New Roman"/>
+            <w:noProof/>
+            <w:webHidden/>
+          </w:rPr>
+          <w:instrText xml:space="preserve"> PAGEREF _Toc232648635 \h </w:instrText>
+        </w:r>
+        <w:r>
+          <w:rPr>
+            <w:noProof/>
+            <w:webHidden/>
+          </w:rPr>
+        </w:r>
+        <w:r>
+          <w:rPr>
             <w:noProof/>
             <w:webHidden/>
           </w:rPr>
@@ -757,7 +756,6 @@
         </w:r>
         <w:r>
           <w:rPr>
-            <w:rFonts w:ascii="Times New Roman" w:hAnsi="Times New Roman" w:cs="Times New Roman"/>
             <w:noProof/>
             <w:webHidden/>
           </w:rPr>
@@ -765,7 +763,6 @@
         </w:r>
         <w:r>
           <w:rPr>
-            <w:rFonts w:ascii="Times New Roman" w:hAnsi="Times New Roman" w:cs="Times New Roman"/>
             <w:noProof/>
             <w:webHidden/>
           </w:rPr>
@@ -780,22 +777,25 @@
           <w:tab w:val="right" w:leader="dot" w:pos="9344"/>
         </w:tabs>
         <w:rPr>
-          <w:rFonts w:ascii="Times New Roman" w:hAnsi="Times New Roman" w:cs="Times New Roman"/>
+          <w:rFonts w:eastAsiaTheme="minorEastAsia"/>
           <w:noProof/>
-        </w:rPr>
-      </w:pPr>
-      <w:hyperlink w:anchor="_Toc195094583" w:history="1">
+          <w:kern w:val="2"/>
+          <w:sz w:val="24"/>
+          <w:szCs w:val="24"/>
+          <w:lang w:eastAsia="ru-RU"/>
+          <w14:ligatures w14:val="standardContextual"/>
+        </w:rPr>
+      </w:pPr>
+      <w:hyperlink w:anchor="_Toc232648636" w:history="1">
         <w:r>
           <w:rPr>
             <w:rStyle w:val="ab"/>
-            <w:rFonts w:ascii="Times New Roman" w:hAnsi="Times New Roman" w:cs="Times New Roman"/>
-            <w:noProof/>
-          </w:rPr>
-          <w:t>Раздел 1. Анализ предметной области</w:t>
-        </w:r>
-        <w:r>
-          <w:rPr>
-            <w:rFonts w:ascii="Times New Roman" w:hAnsi="Times New Roman" w:cs="Times New Roman"/>
+            <w:noProof/>
+          </w:rPr>
+          <w:t>РАЗДЕЛ 1. АНАЛИЗ ПРЕДМЕТНОЙ ОБЛАСТИ</w:t>
+        </w:r>
+        <w:r>
+          <w:rPr>
             <w:noProof/>
             <w:webHidden/>
           </w:rPr>
@@ -803,7 +803,6 @@
         </w:r>
         <w:r>
           <w:rPr>
-            <w:rFonts w:ascii="Times New Roman" w:hAnsi="Times New Roman" w:cs="Times New Roman"/>
             <w:noProof/>
             <w:webHidden/>
           </w:rPr>
@@ -811,22 +810,19 @@
         </w:r>
         <w:r>
           <w:rPr>
-            <w:rFonts w:ascii="Times New Roman" w:hAnsi="Times New Roman" w:cs="Times New Roman"/>
-            <w:noProof/>
-            <w:webHidden/>
-          </w:rPr>
-          <w:instrText xml:space="preserve"> PAGEREF _Toc195094583 \h </w:instrText>
-        </w:r>
-        <w:r>
-          <w:rPr>
-            <w:rFonts w:ascii="Times New Roman" w:hAnsi="Times New Roman" w:cs="Times New Roman"/>
-            <w:noProof/>
-            <w:webHidden/>
-          </w:rPr>
-        </w:r>
-        <w:r>
-          <w:rPr>
-            <w:rFonts w:ascii="Times New Roman" w:hAnsi="Times New Roman" w:cs="Times New Roman"/>
+            <w:noProof/>
+            <w:webHidden/>
+          </w:rPr>
+          <w:instrText xml:space="preserve"> PAGEREF _Toc232648636 \h </w:instrText>
+        </w:r>
+        <w:r>
+          <w:rPr>
+            <w:noProof/>
+            <w:webHidden/>
+          </w:rPr>
+        </w:r>
+        <w:r>
+          <w:rPr>
             <w:noProof/>
             <w:webHidden/>
           </w:rPr>
@@ -834,45 +830,1724 @@
         </w:r>
         <w:r>
           <w:rPr>
-            <w:rFonts w:ascii="Times New Roman" w:hAnsi="Times New Roman" w:cs="Times New Roman"/>
-            <w:noProof/>
-            <w:webHidden/>
+            <w:noProof/>
+            <w:webHidden/>
+          </w:rPr>
+          <w:t>4</w:t>
+        </w:r>
+        <w:r>
+          <w:rPr>
+            <w:noProof/>
+            <w:webHidden/>
+          </w:rPr>
+          <w:fldChar w:fldCharType="end"/>
+        </w:r>
+      </w:hyperlink>
+    </w:p>
+    <w:p>
+      <w:pPr>
+        <w:pStyle w:val="21"/>
+        <w:tabs>
+          <w:tab w:val="right" w:leader="dot" w:pos="9344"/>
+        </w:tabs>
+        <w:rPr>
+          <w:rFonts w:eastAsiaTheme="minorEastAsia"/>
+          <w:noProof/>
+          <w:kern w:val="2"/>
+          <w:sz w:val="24"/>
+          <w:szCs w:val="24"/>
+          <w:lang w:eastAsia="ru-RU"/>
+          <w14:ligatures w14:val="standardContextual"/>
+        </w:rPr>
+      </w:pPr>
+      <w:hyperlink w:anchor="_Toc232648637" w:history="1">
+        <w:r>
+          <w:rPr>
+            <w:rStyle w:val="ab"/>
+            <w:noProof/>
+          </w:rPr>
+          <w:t>1.1. Сбор данных</w:t>
+        </w:r>
+        <w:r>
+          <w:rPr>
+            <w:noProof/>
+            <w:webHidden/>
+          </w:rPr>
+          <w:tab/>
+        </w:r>
+        <w:r>
+          <w:rPr>
+            <w:noProof/>
+            <w:webHidden/>
+          </w:rPr>
+          <w:fldChar w:fldCharType="begin"/>
+        </w:r>
+        <w:r>
+          <w:rPr>
+            <w:noProof/>
+            <w:webHidden/>
+          </w:rPr>
+          <w:instrText xml:space="preserve"> PAGEREF _Toc232648637 \h </w:instrText>
+        </w:r>
+        <w:r>
+          <w:rPr>
+            <w:noProof/>
+            <w:webHidden/>
+          </w:rPr>
+        </w:r>
+        <w:r>
+          <w:rPr>
+            <w:noProof/>
+            <w:webHidden/>
+          </w:rPr>
+          <w:fldChar w:fldCharType="separate"/>
+        </w:r>
+        <w:r>
+          <w:rPr>
+            <w:noProof/>
+            <w:webHidden/>
+          </w:rPr>
+          <w:t>4</w:t>
+        </w:r>
+        <w:r>
+          <w:rPr>
+            <w:noProof/>
+            <w:webHidden/>
+          </w:rPr>
+          <w:fldChar w:fldCharType="end"/>
+        </w:r>
+      </w:hyperlink>
+    </w:p>
+    <w:p>
+      <w:pPr>
+        <w:pStyle w:val="21"/>
+        <w:tabs>
+          <w:tab w:val="right" w:leader="dot" w:pos="9344"/>
+        </w:tabs>
+        <w:rPr>
+          <w:rFonts w:eastAsiaTheme="minorEastAsia"/>
+          <w:noProof/>
+          <w:kern w:val="2"/>
+          <w:sz w:val="24"/>
+          <w:szCs w:val="24"/>
+          <w:lang w:eastAsia="ru-RU"/>
+          <w14:ligatures w14:val="standardContextual"/>
+        </w:rPr>
+      </w:pPr>
+      <w:hyperlink w:anchor="_Toc232648638" w:history="1">
+        <w:r>
+          <w:rPr>
+            <w:rStyle w:val="ab"/>
+            <w:noProof/>
+          </w:rPr>
+          <w:t>1.2. Обоснование необходимости создания АС</w:t>
+        </w:r>
+        <w:r>
+          <w:rPr>
+            <w:noProof/>
+            <w:webHidden/>
+          </w:rPr>
+          <w:tab/>
+        </w:r>
+        <w:r>
+          <w:rPr>
+            <w:noProof/>
+            <w:webHidden/>
+          </w:rPr>
+          <w:fldChar w:fldCharType="begin"/>
+        </w:r>
+        <w:r>
+          <w:rPr>
+            <w:noProof/>
+            <w:webHidden/>
+          </w:rPr>
+          <w:instrText xml:space="preserve"> PAGEREF _Toc232648638 \h </w:instrText>
+        </w:r>
+        <w:r>
+          <w:rPr>
+            <w:noProof/>
+            <w:webHidden/>
+          </w:rPr>
+        </w:r>
+        <w:r>
+          <w:rPr>
+            <w:noProof/>
+            <w:webHidden/>
+          </w:rPr>
+          <w:fldChar w:fldCharType="separate"/>
+        </w:r>
+        <w:r>
+          <w:rPr>
+            <w:noProof/>
+            <w:webHidden/>
+          </w:rPr>
+          <w:t>5</w:t>
+        </w:r>
+        <w:r>
+          <w:rPr>
+            <w:noProof/>
+            <w:webHidden/>
+          </w:rPr>
+          <w:fldChar w:fldCharType="end"/>
+        </w:r>
+      </w:hyperlink>
+    </w:p>
+    <w:p>
+      <w:pPr>
+        <w:pStyle w:val="21"/>
+        <w:tabs>
+          <w:tab w:val="right" w:leader="dot" w:pos="9344"/>
+        </w:tabs>
+        <w:rPr>
+          <w:rFonts w:eastAsiaTheme="minorEastAsia"/>
+          <w:noProof/>
+          <w:kern w:val="2"/>
+          <w:sz w:val="24"/>
+          <w:szCs w:val="24"/>
+          <w:lang w:eastAsia="ru-RU"/>
+          <w14:ligatures w14:val="standardContextual"/>
+        </w:rPr>
+      </w:pPr>
+      <w:hyperlink w:anchor="_Toc232648639" w:history="1">
+        <w:r>
+          <w:rPr>
+            <w:rStyle w:val="ab"/>
+            <w:noProof/>
+          </w:rPr>
+          <w:t>1.3. Предлагаемое решение</w:t>
+        </w:r>
+        <w:r>
+          <w:rPr>
+            <w:noProof/>
+            <w:webHidden/>
+          </w:rPr>
+          <w:tab/>
+        </w:r>
+        <w:r>
+          <w:rPr>
+            <w:noProof/>
+            <w:webHidden/>
+          </w:rPr>
+          <w:fldChar w:fldCharType="begin"/>
+        </w:r>
+        <w:r>
+          <w:rPr>
+            <w:noProof/>
+            <w:webHidden/>
+          </w:rPr>
+          <w:instrText xml:space="preserve"> PAGEREF _Toc232648639 \h </w:instrText>
+        </w:r>
+        <w:r>
+          <w:rPr>
+            <w:noProof/>
+            <w:webHidden/>
+          </w:rPr>
+        </w:r>
+        <w:r>
+          <w:rPr>
+            <w:noProof/>
+            <w:webHidden/>
+          </w:rPr>
+          <w:fldChar w:fldCharType="separate"/>
+        </w:r>
+        <w:r>
+          <w:rPr>
+            <w:noProof/>
+            <w:webHidden/>
+          </w:rPr>
+          <w:t>7</w:t>
+        </w:r>
+        <w:r>
+          <w:rPr>
+            <w:noProof/>
+            <w:webHidden/>
+          </w:rPr>
+          <w:fldChar w:fldCharType="end"/>
+        </w:r>
+      </w:hyperlink>
+    </w:p>
+    <w:p>
+      <w:pPr>
+        <w:pStyle w:val="11"/>
+        <w:tabs>
+          <w:tab w:val="right" w:leader="dot" w:pos="9344"/>
+        </w:tabs>
+        <w:rPr>
+          <w:rFonts w:eastAsiaTheme="minorEastAsia"/>
+          <w:noProof/>
+          <w:kern w:val="2"/>
+          <w:sz w:val="24"/>
+          <w:szCs w:val="24"/>
+          <w:lang w:eastAsia="ru-RU"/>
+          <w14:ligatures w14:val="standardContextual"/>
+        </w:rPr>
+      </w:pPr>
+      <w:hyperlink w:anchor="_Toc232648640" w:history="1">
+        <w:r>
+          <w:rPr>
+            <w:rStyle w:val="ab"/>
+            <w:noProof/>
+          </w:rPr>
+          <w:t>Раздел 2. Техническое задание</w:t>
+        </w:r>
+        <w:r>
+          <w:rPr>
+            <w:noProof/>
+            <w:webHidden/>
+          </w:rPr>
+          <w:tab/>
+        </w:r>
+        <w:r>
+          <w:rPr>
+            <w:noProof/>
+            <w:webHidden/>
+          </w:rPr>
+          <w:fldChar w:fldCharType="begin"/>
+        </w:r>
+        <w:r>
+          <w:rPr>
+            <w:noProof/>
+            <w:webHidden/>
+          </w:rPr>
+          <w:instrText xml:space="preserve"> PAGEREF _Toc232648640 \h </w:instrText>
+        </w:r>
+        <w:r>
+          <w:rPr>
+            <w:noProof/>
+            <w:webHidden/>
+          </w:rPr>
+        </w:r>
+        <w:r>
+          <w:rPr>
+            <w:noProof/>
+            <w:webHidden/>
+          </w:rPr>
+          <w:fldChar w:fldCharType="separate"/>
+        </w:r>
+        <w:r>
+          <w:rPr>
+            <w:noProof/>
+            <w:webHidden/>
+          </w:rPr>
+          <w:t>9</w:t>
+        </w:r>
+        <w:r>
+          <w:rPr>
+            <w:noProof/>
+            <w:webHidden/>
+          </w:rPr>
+          <w:fldChar w:fldCharType="end"/>
+        </w:r>
+      </w:hyperlink>
+    </w:p>
+    <w:p>
+      <w:pPr>
+        <w:pStyle w:val="21"/>
+        <w:tabs>
+          <w:tab w:val="right" w:leader="dot" w:pos="9344"/>
+        </w:tabs>
+        <w:rPr>
+          <w:rFonts w:eastAsiaTheme="minorEastAsia"/>
+          <w:noProof/>
+          <w:kern w:val="2"/>
+          <w:sz w:val="24"/>
+          <w:szCs w:val="24"/>
+          <w:lang w:eastAsia="ru-RU"/>
+          <w14:ligatures w14:val="standardContextual"/>
+        </w:rPr>
+      </w:pPr>
+      <w:hyperlink w:anchor="_Toc232648641" w:history="1">
+        <w:r>
+          <w:rPr>
+            <w:rStyle w:val="ab"/>
+            <w:noProof/>
+          </w:rPr>
+          <w:t>2.1. Введение</w:t>
+        </w:r>
+        <w:r>
+          <w:rPr>
+            <w:noProof/>
+            <w:webHidden/>
+          </w:rPr>
+          <w:tab/>
+        </w:r>
+        <w:r>
+          <w:rPr>
+            <w:noProof/>
+            <w:webHidden/>
+          </w:rPr>
+          <w:fldChar w:fldCharType="begin"/>
+        </w:r>
+        <w:r>
+          <w:rPr>
+            <w:noProof/>
+            <w:webHidden/>
+          </w:rPr>
+          <w:instrText xml:space="preserve"> PAGEREF _Toc232648641 \h </w:instrText>
+        </w:r>
+        <w:r>
+          <w:rPr>
+            <w:noProof/>
+            <w:webHidden/>
+          </w:rPr>
+        </w:r>
+        <w:r>
+          <w:rPr>
+            <w:noProof/>
+            <w:webHidden/>
+          </w:rPr>
+          <w:fldChar w:fldCharType="separate"/>
+        </w:r>
+        <w:r>
+          <w:rPr>
+            <w:noProof/>
+            <w:webHidden/>
+          </w:rPr>
+          <w:t>9</w:t>
+        </w:r>
+        <w:r>
+          <w:rPr>
+            <w:noProof/>
+            <w:webHidden/>
+          </w:rPr>
+          <w:fldChar w:fldCharType="end"/>
+        </w:r>
+      </w:hyperlink>
+    </w:p>
+    <w:p>
+      <w:pPr>
+        <w:pStyle w:val="21"/>
+        <w:tabs>
+          <w:tab w:val="right" w:leader="dot" w:pos="9344"/>
+        </w:tabs>
+        <w:rPr>
+          <w:rFonts w:eastAsiaTheme="minorEastAsia"/>
+          <w:noProof/>
+          <w:kern w:val="2"/>
+          <w:sz w:val="24"/>
+          <w:szCs w:val="24"/>
+          <w:lang w:eastAsia="ru-RU"/>
+          <w14:ligatures w14:val="standardContextual"/>
+        </w:rPr>
+      </w:pPr>
+      <w:hyperlink w:anchor="_Toc232648642" w:history="1">
+        <w:r>
+          <w:rPr>
+            <w:rStyle w:val="ab"/>
+            <w:noProof/>
+          </w:rPr>
+          <w:t>2.2. Основания для разработки</w:t>
+        </w:r>
+        <w:r>
+          <w:rPr>
+            <w:noProof/>
+            <w:webHidden/>
+          </w:rPr>
+          <w:tab/>
+        </w:r>
+        <w:r>
+          <w:rPr>
+            <w:noProof/>
+            <w:webHidden/>
+          </w:rPr>
+          <w:fldChar w:fldCharType="begin"/>
+        </w:r>
+        <w:r>
+          <w:rPr>
+            <w:noProof/>
+            <w:webHidden/>
+          </w:rPr>
+          <w:instrText xml:space="preserve"> PAGEREF _Toc232648642 \h </w:instrText>
+        </w:r>
+        <w:r>
+          <w:rPr>
+            <w:noProof/>
+            <w:webHidden/>
+          </w:rPr>
+        </w:r>
+        <w:r>
+          <w:rPr>
+            <w:noProof/>
+            <w:webHidden/>
+          </w:rPr>
+          <w:fldChar w:fldCharType="separate"/>
+        </w:r>
+        <w:r>
+          <w:rPr>
+            <w:noProof/>
+            <w:webHidden/>
+          </w:rPr>
+          <w:t>9</w:t>
+        </w:r>
+        <w:r>
+          <w:rPr>
+            <w:noProof/>
+            <w:webHidden/>
+          </w:rPr>
+          <w:fldChar w:fldCharType="end"/>
+        </w:r>
+      </w:hyperlink>
+    </w:p>
+    <w:p>
+      <w:pPr>
+        <w:pStyle w:val="21"/>
+        <w:tabs>
+          <w:tab w:val="right" w:leader="dot" w:pos="9344"/>
+        </w:tabs>
+        <w:rPr>
+          <w:rFonts w:eastAsiaTheme="minorEastAsia"/>
+          <w:noProof/>
+          <w:kern w:val="2"/>
+          <w:sz w:val="24"/>
+          <w:szCs w:val="24"/>
+          <w:lang w:eastAsia="ru-RU"/>
+          <w14:ligatures w14:val="standardContextual"/>
+        </w:rPr>
+      </w:pPr>
+      <w:hyperlink w:anchor="_Toc232648643" w:history="1">
+        <w:r>
+          <w:rPr>
+            <w:rStyle w:val="ab"/>
+            <w:noProof/>
+          </w:rPr>
+          <w:t>2.3. Назначение разработки</w:t>
+        </w:r>
+        <w:r>
+          <w:rPr>
+            <w:noProof/>
+            <w:webHidden/>
+          </w:rPr>
+          <w:tab/>
+        </w:r>
+        <w:r>
+          <w:rPr>
+            <w:noProof/>
+            <w:webHidden/>
+          </w:rPr>
+          <w:fldChar w:fldCharType="begin"/>
+        </w:r>
+        <w:r>
+          <w:rPr>
+            <w:noProof/>
+            <w:webHidden/>
+          </w:rPr>
+          <w:instrText xml:space="preserve"> PAGEREF _Toc232648643 \h </w:instrText>
+        </w:r>
+        <w:r>
+          <w:rPr>
+            <w:noProof/>
+            <w:webHidden/>
+          </w:rPr>
+        </w:r>
+        <w:r>
+          <w:rPr>
+            <w:noProof/>
+            <w:webHidden/>
+          </w:rPr>
+          <w:fldChar w:fldCharType="separate"/>
+        </w:r>
+        <w:r>
+          <w:rPr>
+            <w:noProof/>
+            <w:webHidden/>
+          </w:rPr>
+          <w:t>9</w:t>
+        </w:r>
+        <w:r>
+          <w:rPr>
+            <w:noProof/>
+            <w:webHidden/>
+          </w:rPr>
+          <w:fldChar w:fldCharType="end"/>
+        </w:r>
+      </w:hyperlink>
+    </w:p>
+    <w:p>
+      <w:pPr>
+        <w:pStyle w:val="21"/>
+        <w:tabs>
+          <w:tab w:val="left" w:pos="960"/>
+          <w:tab w:val="right" w:leader="dot" w:pos="9344"/>
+        </w:tabs>
+        <w:rPr>
+          <w:rFonts w:eastAsiaTheme="minorEastAsia"/>
+          <w:noProof/>
+          <w:kern w:val="2"/>
+          <w:sz w:val="24"/>
+          <w:szCs w:val="24"/>
+          <w:lang w:eastAsia="ru-RU"/>
+          <w14:ligatures w14:val="standardContextual"/>
+        </w:rPr>
+      </w:pPr>
+      <w:hyperlink w:anchor="_Toc232648644" w:history="1">
+        <w:r>
+          <w:rPr>
+            <w:rStyle w:val="ab"/>
+            <w:noProof/>
+          </w:rPr>
+          <w:t>2.4</w:t>
+        </w:r>
+        <w:r>
+          <w:rPr>
+            <w:rFonts w:eastAsiaTheme="minorEastAsia"/>
+            <w:noProof/>
+            <w:kern w:val="2"/>
+            <w:sz w:val="24"/>
+            <w:szCs w:val="24"/>
+            <w:lang w:eastAsia="ru-RU"/>
+            <w14:ligatures w14:val="standardContextual"/>
+          </w:rPr>
+          <w:tab/>
+        </w:r>
+        <w:r>
+          <w:rPr>
+            <w:rStyle w:val="ab"/>
+            <w:noProof/>
+          </w:rPr>
+          <w:t>Требования к программе или программному изделию</w:t>
+        </w:r>
+        <w:r>
+          <w:rPr>
+            <w:noProof/>
+            <w:webHidden/>
+          </w:rPr>
+          <w:tab/>
+        </w:r>
+        <w:r>
+          <w:rPr>
+            <w:noProof/>
+            <w:webHidden/>
+          </w:rPr>
+          <w:fldChar w:fldCharType="begin"/>
+        </w:r>
+        <w:r>
+          <w:rPr>
+            <w:noProof/>
+            <w:webHidden/>
+          </w:rPr>
+          <w:instrText xml:space="preserve"> PAGEREF _Toc232648644 \h </w:instrText>
+        </w:r>
+        <w:r>
+          <w:rPr>
+            <w:noProof/>
+            <w:webHidden/>
+          </w:rPr>
+        </w:r>
+        <w:r>
+          <w:rPr>
+            <w:noProof/>
+            <w:webHidden/>
+          </w:rPr>
+          <w:fldChar w:fldCharType="separate"/>
+        </w:r>
+        <w:r>
+          <w:rPr>
+            <w:noProof/>
+            <w:webHidden/>
+          </w:rPr>
+          <w:t>9</w:t>
+        </w:r>
+        <w:r>
+          <w:rPr>
+            <w:noProof/>
+            <w:webHidden/>
+          </w:rPr>
+          <w:fldChar w:fldCharType="end"/>
+        </w:r>
+      </w:hyperlink>
+    </w:p>
+    <w:p>
+      <w:pPr>
+        <w:pStyle w:val="21"/>
+        <w:tabs>
+          <w:tab w:val="right" w:leader="dot" w:pos="9344"/>
+        </w:tabs>
+        <w:rPr>
+          <w:rFonts w:eastAsiaTheme="minorEastAsia"/>
+          <w:noProof/>
+          <w:kern w:val="2"/>
+          <w:sz w:val="24"/>
+          <w:szCs w:val="24"/>
+          <w:lang w:eastAsia="ru-RU"/>
+          <w14:ligatures w14:val="standardContextual"/>
+        </w:rPr>
+      </w:pPr>
+      <w:hyperlink w:anchor="_Toc232648645" w:history="1">
+        <w:r>
+          <w:rPr>
+            <w:rStyle w:val="ab"/>
+            <w:noProof/>
+          </w:rPr>
+          <w:t>2.4.1. Требования к функциональным характеристикам</w:t>
+        </w:r>
+        <w:r>
+          <w:rPr>
+            <w:noProof/>
+            <w:webHidden/>
+          </w:rPr>
+          <w:tab/>
+        </w:r>
+        <w:r>
+          <w:rPr>
+            <w:noProof/>
+            <w:webHidden/>
+          </w:rPr>
+          <w:fldChar w:fldCharType="begin"/>
+        </w:r>
+        <w:r>
+          <w:rPr>
+            <w:noProof/>
+            <w:webHidden/>
+          </w:rPr>
+          <w:instrText xml:space="preserve"> PAGEREF _Toc232648645 \h </w:instrText>
+        </w:r>
+        <w:r>
+          <w:rPr>
+            <w:noProof/>
+            <w:webHidden/>
+          </w:rPr>
+        </w:r>
+        <w:r>
+          <w:rPr>
+            <w:noProof/>
+            <w:webHidden/>
+          </w:rPr>
+          <w:fldChar w:fldCharType="separate"/>
+        </w:r>
+        <w:r>
+          <w:rPr>
+            <w:noProof/>
+            <w:webHidden/>
+          </w:rPr>
+          <w:t>9</w:t>
+        </w:r>
+        <w:r>
+          <w:rPr>
+            <w:noProof/>
+            <w:webHidden/>
+          </w:rPr>
+          <w:fldChar w:fldCharType="end"/>
+        </w:r>
+      </w:hyperlink>
+    </w:p>
+    <w:p>
+      <w:pPr>
+        <w:pStyle w:val="21"/>
+        <w:tabs>
+          <w:tab w:val="right" w:leader="dot" w:pos="9344"/>
+        </w:tabs>
+        <w:rPr>
+          <w:rFonts w:eastAsiaTheme="minorEastAsia"/>
+          <w:noProof/>
+          <w:kern w:val="2"/>
+          <w:sz w:val="24"/>
+          <w:szCs w:val="24"/>
+          <w:lang w:eastAsia="ru-RU"/>
+          <w14:ligatures w14:val="standardContextual"/>
+        </w:rPr>
+      </w:pPr>
+      <w:hyperlink w:anchor="_Toc232648646" w:history="1">
+        <w:r>
+          <w:rPr>
+            <w:rStyle w:val="ab"/>
+            <w:noProof/>
+          </w:rPr>
+          <w:t>2.4.2 Требование к надёжности</w:t>
+        </w:r>
+        <w:r>
+          <w:rPr>
+            <w:noProof/>
+            <w:webHidden/>
+          </w:rPr>
+          <w:tab/>
+        </w:r>
+        <w:r>
+          <w:rPr>
+            <w:noProof/>
+            <w:webHidden/>
+          </w:rPr>
+          <w:fldChar w:fldCharType="begin"/>
+        </w:r>
+        <w:r>
+          <w:rPr>
+            <w:noProof/>
+            <w:webHidden/>
+          </w:rPr>
+          <w:instrText xml:space="preserve"> PAGEREF _Toc232648646 \h </w:instrText>
+        </w:r>
+        <w:r>
+          <w:rPr>
+            <w:noProof/>
+            <w:webHidden/>
+          </w:rPr>
+        </w:r>
+        <w:r>
+          <w:rPr>
+            <w:noProof/>
+            <w:webHidden/>
+          </w:rPr>
+          <w:fldChar w:fldCharType="separate"/>
+        </w:r>
+        <w:r>
+          <w:rPr>
+            <w:noProof/>
+            <w:webHidden/>
+          </w:rPr>
+          <w:t>11</w:t>
+        </w:r>
+        <w:r>
+          <w:rPr>
+            <w:noProof/>
+            <w:webHidden/>
+          </w:rPr>
+          <w:fldChar w:fldCharType="end"/>
+        </w:r>
+      </w:hyperlink>
+    </w:p>
+    <w:p>
+      <w:pPr>
+        <w:pStyle w:val="21"/>
+        <w:tabs>
+          <w:tab w:val="right" w:leader="dot" w:pos="9344"/>
+        </w:tabs>
+        <w:rPr>
+          <w:rFonts w:eastAsiaTheme="minorEastAsia"/>
+          <w:noProof/>
+          <w:kern w:val="2"/>
+          <w:sz w:val="24"/>
+          <w:szCs w:val="24"/>
+          <w:lang w:eastAsia="ru-RU"/>
+          <w14:ligatures w14:val="standardContextual"/>
+        </w:rPr>
+      </w:pPr>
+      <w:hyperlink w:anchor="_Toc232648647" w:history="1">
+        <w:r>
+          <w:rPr>
+            <w:rStyle w:val="ab"/>
+            <w:noProof/>
+          </w:rPr>
+          <w:t>2.4.3. Условия эксплуатаций</w:t>
+        </w:r>
+        <w:r>
+          <w:rPr>
+            <w:noProof/>
+            <w:webHidden/>
+          </w:rPr>
+          <w:tab/>
+        </w:r>
+        <w:r>
+          <w:rPr>
+            <w:noProof/>
+            <w:webHidden/>
+          </w:rPr>
+          <w:fldChar w:fldCharType="begin"/>
+        </w:r>
+        <w:r>
+          <w:rPr>
+            <w:noProof/>
+            <w:webHidden/>
+          </w:rPr>
+          <w:instrText xml:space="preserve"> PAGEREF _Toc232648647 \h </w:instrText>
+        </w:r>
+        <w:r>
+          <w:rPr>
+            <w:noProof/>
+            <w:webHidden/>
+          </w:rPr>
+        </w:r>
+        <w:r>
+          <w:rPr>
+            <w:noProof/>
+            <w:webHidden/>
+          </w:rPr>
+          <w:fldChar w:fldCharType="separate"/>
+        </w:r>
+        <w:r>
+          <w:rPr>
+            <w:noProof/>
+            <w:webHidden/>
+          </w:rPr>
+          <w:t>11</w:t>
+        </w:r>
+        <w:r>
+          <w:rPr>
+            <w:noProof/>
+            <w:webHidden/>
+          </w:rPr>
+          <w:fldChar w:fldCharType="end"/>
+        </w:r>
+      </w:hyperlink>
+    </w:p>
+    <w:p>
+      <w:pPr>
+        <w:pStyle w:val="21"/>
+        <w:tabs>
+          <w:tab w:val="right" w:leader="dot" w:pos="9344"/>
+        </w:tabs>
+        <w:rPr>
+          <w:rFonts w:eastAsiaTheme="minorEastAsia"/>
+          <w:noProof/>
+          <w:kern w:val="2"/>
+          <w:sz w:val="24"/>
+          <w:szCs w:val="24"/>
+          <w:lang w:eastAsia="ru-RU"/>
+          <w14:ligatures w14:val="standardContextual"/>
+        </w:rPr>
+      </w:pPr>
+      <w:hyperlink w:anchor="_Toc232648648" w:history="1">
+        <w:r>
+          <w:rPr>
+            <w:rStyle w:val="ab"/>
+            <w:noProof/>
+          </w:rPr>
+          <w:t>2.4.4 Требование к составу и параметрам технических средств</w:t>
+        </w:r>
+        <w:r>
+          <w:rPr>
+            <w:noProof/>
+            <w:webHidden/>
+          </w:rPr>
+          <w:tab/>
+        </w:r>
+        <w:r>
+          <w:rPr>
+            <w:noProof/>
+            <w:webHidden/>
+          </w:rPr>
+          <w:fldChar w:fldCharType="begin"/>
+        </w:r>
+        <w:r>
+          <w:rPr>
+            <w:noProof/>
+            <w:webHidden/>
+          </w:rPr>
+          <w:instrText xml:space="preserve"> PAGEREF _Toc232648648 \h </w:instrText>
+        </w:r>
+        <w:r>
+          <w:rPr>
+            <w:noProof/>
+            <w:webHidden/>
+          </w:rPr>
+        </w:r>
+        <w:r>
+          <w:rPr>
+            <w:noProof/>
+            <w:webHidden/>
+          </w:rPr>
+          <w:fldChar w:fldCharType="separate"/>
+        </w:r>
+        <w:r>
+          <w:rPr>
+            <w:noProof/>
+            <w:webHidden/>
+          </w:rPr>
+          <w:t>11</w:t>
+        </w:r>
+        <w:r>
+          <w:rPr>
+            <w:noProof/>
+            <w:webHidden/>
+          </w:rPr>
+          <w:fldChar w:fldCharType="end"/>
+        </w:r>
+      </w:hyperlink>
+    </w:p>
+    <w:p>
+      <w:pPr>
+        <w:pStyle w:val="21"/>
+        <w:tabs>
+          <w:tab w:val="right" w:leader="dot" w:pos="9344"/>
+        </w:tabs>
+        <w:rPr>
+          <w:rFonts w:eastAsiaTheme="minorEastAsia"/>
+          <w:noProof/>
+          <w:kern w:val="2"/>
+          <w:sz w:val="24"/>
+          <w:szCs w:val="24"/>
+          <w:lang w:eastAsia="ru-RU"/>
+          <w14:ligatures w14:val="standardContextual"/>
+        </w:rPr>
+      </w:pPr>
+      <w:hyperlink w:anchor="_Toc232648649" w:history="1">
+        <w:r>
+          <w:rPr>
+            <w:rStyle w:val="ab"/>
+            <w:noProof/>
+          </w:rPr>
+          <w:t>2.4.5 Требование к информационной программной совместимости</w:t>
+        </w:r>
+        <w:r>
+          <w:rPr>
+            <w:noProof/>
+            <w:webHidden/>
+          </w:rPr>
+          <w:tab/>
+        </w:r>
+        <w:r>
+          <w:rPr>
+            <w:noProof/>
+            <w:webHidden/>
+          </w:rPr>
+          <w:fldChar w:fldCharType="begin"/>
+        </w:r>
+        <w:r>
+          <w:rPr>
+            <w:noProof/>
+            <w:webHidden/>
+          </w:rPr>
+          <w:instrText xml:space="preserve"> PAGEREF _Toc232648649 \h </w:instrText>
+        </w:r>
+        <w:r>
+          <w:rPr>
+            <w:noProof/>
+            <w:webHidden/>
+          </w:rPr>
+        </w:r>
+        <w:r>
+          <w:rPr>
+            <w:noProof/>
+            <w:webHidden/>
+          </w:rPr>
+          <w:fldChar w:fldCharType="separate"/>
+        </w:r>
+        <w:r>
+          <w:rPr>
+            <w:noProof/>
+            <w:webHidden/>
+          </w:rPr>
+          <w:t>11</w:t>
+        </w:r>
+        <w:r>
+          <w:rPr>
+            <w:noProof/>
+            <w:webHidden/>
+          </w:rPr>
+          <w:fldChar w:fldCharType="end"/>
+        </w:r>
+      </w:hyperlink>
+    </w:p>
+    <w:p>
+      <w:pPr>
+        <w:pStyle w:val="21"/>
+        <w:tabs>
+          <w:tab w:val="right" w:leader="dot" w:pos="9344"/>
+        </w:tabs>
+        <w:rPr>
+          <w:rFonts w:eastAsiaTheme="minorEastAsia"/>
+          <w:noProof/>
+          <w:kern w:val="2"/>
+          <w:sz w:val="24"/>
+          <w:szCs w:val="24"/>
+          <w:lang w:eastAsia="ru-RU"/>
+          <w14:ligatures w14:val="standardContextual"/>
+        </w:rPr>
+      </w:pPr>
+      <w:hyperlink w:anchor="_Toc232648650" w:history="1">
+        <w:r>
+          <w:rPr>
+            <w:rStyle w:val="ab"/>
+            <w:noProof/>
+          </w:rPr>
+          <w:t>2.4.6. Требования к маркировке и упаковке</w:t>
+        </w:r>
+        <w:r>
+          <w:rPr>
+            <w:noProof/>
+            <w:webHidden/>
+          </w:rPr>
+          <w:tab/>
+        </w:r>
+        <w:r>
+          <w:rPr>
+            <w:noProof/>
+            <w:webHidden/>
+          </w:rPr>
+          <w:fldChar w:fldCharType="begin"/>
+        </w:r>
+        <w:r>
+          <w:rPr>
+            <w:noProof/>
+            <w:webHidden/>
+          </w:rPr>
+          <w:instrText xml:space="preserve"> PAGEREF _Toc232648650 \h </w:instrText>
+        </w:r>
+        <w:r>
+          <w:rPr>
+            <w:noProof/>
+            <w:webHidden/>
+          </w:rPr>
+        </w:r>
+        <w:r>
+          <w:rPr>
+            <w:noProof/>
+            <w:webHidden/>
+          </w:rPr>
+          <w:fldChar w:fldCharType="separate"/>
+        </w:r>
+        <w:r>
+          <w:rPr>
+            <w:noProof/>
+            <w:webHidden/>
+          </w:rPr>
+          <w:t>11</w:t>
+        </w:r>
+        <w:r>
+          <w:rPr>
+            <w:noProof/>
+            <w:webHidden/>
+          </w:rPr>
+          <w:fldChar w:fldCharType="end"/>
+        </w:r>
+      </w:hyperlink>
+    </w:p>
+    <w:p>
+      <w:pPr>
+        <w:pStyle w:val="21"/>
+        <w:tabs>
+          <w:tab w:val="right" w:leader="dot" w:pos="9344"/>
+        </w:tabs>
+        <w:rPr>
+          <w:rFonts w:eastAsiaTheme="minorEastAsia"/>
+          <w:noProof/>
+          <w:kern w:val="2"/>
+          <w:sz w:val="24"/>
+          <w:szCs w:val="24"/>
+          <w:lang w:eastAsia="ru-RU"/>
+          <w14:ligatures w14:val="standardContextual"/>
+        </w:rPr>
+      </w:pPr>
+      <w:hyperlink w:anchor="_Toc232648651" w:history="1">
+        <w:r>
+          <w:rPr>
+            <w:rStyle w:val="ab"/>
+            <w:noProof/>
+          </w:rPr>
+          <w:t>2.4.7. Требования к транспортированию и хранению</w:t>
+        </w:r>
+        <w:r>
+          <w:rPr>
+            <w:noProof/>
+            <w:webHidden/>
+          </w:rPr>
+          <w:tab/>
+        </w:r>
+        <w:r>
+          <w:rPr>
+            <w:noProof/>
+            <w:webHidden/>
+          </w:rPr>
+          <w:fldChar w:fldCharType="begin"/>
+        </w:r>
+        <w:r>
+          <w:rPr>
+            <w:noProof/>
+            <w:webHidden/>
+          </w:rPr>
+          <w:instrText xml:space="preserve"> PAGEREF _Toc232648651 \h </w:instrText>
+        </w:r>
+        <w:r>
+          <w:rPr>
+            <w:noProof/>
+            <w:webHidden/>
+          </w:rPr>
+        </w:r>
+        <w:r>
+          <w:rPr>
+            <w:noProof/>
+            <w:webHidden/>
+          </w:rPr>
+          <w:fldChar w:fldCharType="separate"/>
+        </w:r>
+        <w:r>
+          <w:rPr>
+            <w:noProof/>
+            <w:webHidden/>
+          </w:rPr>
+          <w:t>11</w:t>
+        </w:r>
+        <w:r>
+          <w:rPr>
+            <w:noProof/>
+            <w:webHidden/>
+          </w:rPr>
+          <w:fldChar w:fldCharType="end"/>
+        </w:r>
+      </w:hyperlink>
+    </w:p>
+    <w:p>
+      <w:pPr>
+        <w:pStyle w:val="21"/>
+        <w:tabs>
+          <w:tab w:val="right" w:leader="dot" w:pos="9344"/>
+        </w:tabs>
+        <w:rPr>
+          <w:rFonts w:eastAsiaTheme="minorEastAsia"/>
+          <w:noProof/>
+          <w:kern w:val="2"/>
+          <w:sz w:val="24"/>
+          <w:szCs w:val="24"/>
+          <w:lang w:eastAsia="ru-RU"/>
+          <w14:ligatures w14:val="standardContextual"/>
+        </w:rPr>
+      </w:pPr>
+      <w:hyperlink w:anchor="_Toc232648652" w:history="1">
+        <w:r>
+          <w:rPr>
+            <w:rStyle w:val="ab"/>
+            <w:noProof/>
+          </w:rPr>
+          <w:t>2.5. Требования к программной документации</w:t>
+        </w:r>
+        <w:r>
+          <w:rPr>
+            <w:noProof/>
+            <w:webHidden/>
+          </w:rPr>
+          <w:tab/>
+        </w:r>
+        <w:r>
+          <w:rPr>
+            <w:noProof/>
+            <w:webHidden/>
+          </w:rPr>
+          <w:fldChar w:fldCharType="begin"/>
+        </w:r>
+        <w:r>
+          <w:rPr>
+            <w:noProof/>
+            <w:webHidden/>
+          </w:rPr>
+          <w:instrText xml:space="preserve"> PAGEREF _Toc232648652 \h </w:instrText>
+        </w:r>
+        <w:r>
+          <w:rPr>
+            <w:noProof/>
+            <w:webHidden/>
+          </w:rPr>
+        </w:r>
+        <w:r>
+          <w:rPr>
+            <w:noProof/>
+            <w:webHidden/>
+          </w:rPr>
+          <w:fldChar w:fldCharType="separate"/>
+        </w:r>
+        <w:r>
+          <w:rPr>
+            <w:noProof/>
+            <w:webHidden/>
+          </w:rPr>
+          <w:t>12</w:t>
+        </w:r>
+        <w:r>
+          <w:rPr>
+            <w:noProof/>
+            <w:webHidden/>
+          </w:rPr>
+          <w:fldChar w:fldCharType="end"/>
+        </w:r>
+      </w:hyperlink>
+    </w:p>
+    <w:p>
+      <w:pPr>
+        <w:pStyle w:val="21"/>
+        <w:tabs>
+          <w:tab w:val="right" w:leader="dot" w:pos="9344"/>
+        </w:tabs>
+        <w:rPr>
+          <w:rFonts w:eastAsiaTheme="minorEastAsia"/>
+          <w:noProof/>
+          <w:kern w:val="2"/>
+          <w:sz w:val="24"/>
+          <w:szCs w:val="24"/>
+          <w:lang w:eastAsia="ru-RU"/>
+          <w14:ligatures w14:val="standardContextual"/>
+        </w:rPr>
+      </w:pPr>
+      <w:hyperlink w:anchor="_Toc232648653" w:history="1">
+        <w:r>
+          <w:rPr>
+            <w:rStyle w:val="ab"/>
+            <w:noProof/>
+          </w:rPr>
+          <w:t>2.6. Технико-экономические показатели</w:t>
+        </w:r>
+        <w:r>
+          <w:rPr>
+            <w:noProof/>
+            <w:webHidden/>
+          </w:rPr>
+          <w:tab/>
+        </w:r>
+        <w:r>
+          <w:rPr>
+            <w:noProof/>
+            <w:webHidden/>
+          </w:rPr>
+          <w:fldChar w:fldCharType="begin"/>
+        </w:r>
+        <w:r>
+          <w:rPr>
+            <w:noProof/>
+            <w:webHidden/>
+          </w:rPr>
+          <w:instrText xml:space="preserve"> PAGEREF _Toc232648653 \h </w:instrText>
+        </w:r>
+        <w:r>
+          <w:rPr>
+            <w:noProof/>
+            <w:webHidden/>
+          </w:rPr>
+        </w:r>
+        <w:r>
+          <w:rPr>
+            <w:noProof/>
+            <w:webHidden/>
+          </w:rPr>
+          <w:fldChar w:fldCharType="separate"/>
+        </w:r>
+        <w:r>
+          <w:rPr>
+            <w:noProof/>
+            <w:webHidden/>
+          </w:rPr>
+          <w:t>12</w:t>
+        </w:r>
+        <w:r>
+          <w:rPr>
+            <w:noProof/>
+            <w:webHidden/>
+          </w:rPr>
+          <w:fldChar w:fldCharType="end"/>
+        </w:r>
+      </w:hyperlink>
+    </w:p>
+    <w:p>
+      <w:pPr>
+        <w:pStyle w:val="21"/>
+        <w:tabs>
+          <w:tab w:val="right" w:leader="dot" w:pos="9344"/>
+        </w:tabs>
+        <w:rPr>
+          <w:rFonts w:eastAsiaTheme="minorEastAsia"/>
+          <w:noProof/>
+          <w:kern w:val="2"/>
+          <w:sz w:val="24"/>
+          <w:szCs w:val="24"/>
+          <w:lang w:eastAsia="ru-RU"/>
+          <w14:ligatures w14:val="standardContextual"/>
+        </w:rPr>
+      </w:pPr>
+      <w:hyperlink w:anchor="_Toc232648654" w:history="1">
+        <w:r>
+          <w:rPr>
+            <w:rStyle w:val="ab"/>
+            <w:noProof/>
+          </w:rPr>
+          <w:t>2.7. Стадии и этапы разработки</w:t>
+        </w:r>
+        <w:r>
+          <w:rPr>
+            <w:noProof/>
+            <w:webHidden/>
+          </w:rPr>
+          <w:tab/>
+        </w:r>
+        <w:r>
+          <w:rPr>
+            <w:noProof/>
+            <w:webHidden/>
+          </w:rPr>
+          <w:fldChar w:fldCharType="begin"/>
+        </w:r>
+        <w:r>
+          <w:rPr>
+            <w:noProof/>
+            <w:webHidden/>
+          </w:rPr>
+          <w:instrText xml:space="preserve"> PAGEREF _Toc232648654 \h </w:instrText>
+        </w:r>
+        <w:r>
+          <w:rPr>
+            <w:noProof/>
+            <w:webHidden/>
+          </w:rPr>
+        </w:r>
+        <w:r>
+          <w:rPr>
+            <w:noProof/>
+            <w:webHidden/>
+          </w:rPr>
+          <w:fldChar w:fldCharType="separate"/>
+        </w:r>
+        <w:r>
+          <w:rPr>
+            <w:noProof/>
+            <w:webHidden/>
+          </w:rPr>
+          <w:t>12</w:t>
+        </w:r>
+        <w:r>
+          <w:rPr>
+            <w:noProof/>
+            <w:webHidden/>
+          </w:rPr>
+          <w:fldChar w:fldCharType="end"/>
+        </w:r>
+      </w:hyperlink>
+    </w:p>
+    <w:p>
+      <w:pPr>
+        <w:pStyle w:val="21"/>
+        <w:tabs>
+          <w:tab w:val="right" w:leader="dot" w:pos="9344"/>
+        </w:tabs>
+        <w:rPr>
+          <w:rFonts w:eastAsiaTheme="minorEastAsia"/>
+          <w:noProof/>
+          <w:kern w:val="2"/>
+          <w:sz w:val="24"/>
+          <w:szCs w:val="24"/>
+          <w:lang w:eastAsia="ru-RU"/>
+          <w14:ligatures w14:val="standardContextual"/>
+        </w:rPr>
+      </w:pPr>
+      <w:hyperlink w:anchor="_Toc232648655" w:history="1">
+        <w:r>
+          <w:rPr>
+            <w:rStyle w:val="ab"/>
+            <w:noProof/>
+          </w:rPr>
+          <w:t>2.8. Порядок контроля и приёмки</w:t>
+        </w:r>
+        <w:r>
+          <w:rPr>
+            <w:noProof/>
+            <w:webHidden/>
+          </w:rPr>
+          <w:tab/>
+        </w:r>
+        <w:r>
+          <w:rPr>
+            <w:noProof/>
+            <w:webHidden/>
+          </w:rPr>
+          <w:fldChar w:fldCharType="begin"/>
+        </w:r>
+        <w:r>
+          <w:rPr>
+            <w:noProof/>
+            <w:webHidden/>
+          </w:rPr>
+          <w:instrText xml:space="preserve"> PAGEREF _Toc232648655 \h </w:instrText>
+        </w:r>
+        <w:r>
+          <w:rPr>
+            <w:noProof/>
+            <w:webHidden/>
+          </w:rPr>
+        </w:r>
+        <w:r>
+          <w:rPr>
+            <w:noProof/>
+            <w:webHidden/>
+          </w:rPr>
+          <w:fldChar w:fldCharType="separate"/>
+        </w:r>
+        <w:r>
+          <w:rPr>
+            <w:noProof/>
+            <w:webHidden/>
+          </w:rPr>
+          <w:t>12</w:t>
+        </w:r>
+        <w:r>
+          <w:rPr>
+            <w:noProof/>
+            <w:webHidden/>
+          </w:rPr>
+          <w:fldChar w:fldCharType="end"/>
+        </w:r>
+      </w:hyperlink>
+    </w:p>
+    <w:p>
+      <w:pPr>
+        <w:pStyle w:val="11"/>
+        <w:tabs>
+          <w:tab w:val="right" w:leader="dot" w:pos="9344"/>
+        </w:tabs>
+        <w:rPr>
+          <w:rFonts w:eastAsiaTheme="minorEastAsia"/>
+          <w:noProof/>
+          <w:kern w:val="2"/>
+          <w:sz w:val="24"/>
+          <w:szCs w:val="24"/>
+          <w:lang w:eastAsia="ru-RU"/>
+          <w14:ligatures w14:val="standardContextual"/>
+        </w:rPr>
+      </w:pPr>
+      <w:hyperlink w:anchor="_Toc232648656" w:history="1">
+        <w:r>
+          <w:rPr>
+            <w:rStyle w:val="ab"/>
+            <w:noProof/>
+          </w:rPr>
+          <w:t>Раздел 3. Эскизный проект</w:t>
+        </w:r>
+        <w:r>
+          <w:rPr>
+            <w:noProof/>
+            <w:webHidden/>
+          </w:rPr>
+          <w:tab/>
+        </w:r>
+        <w:r>
+          <w:rPr>
+            <w:noProof/>
+            <w:webHidden/>
+          </w:rPr>
+          <w:fldChar w:fldCharType="begin"/>
+        </w:r>
+        <w:r>
+          <w:rPr>
+            <w:noProof/>
+            <w:webHidden/>
+          </w:rPr>
+          <w:instrText xml:space="preserve"> PAGEREF _Toc232648656 \h </w:instrText>
+        </w:r>
+        <w:r>
+          <w:rPr>
+            <w:noProof/>
+            <w:webHidden/>
+          </w:rPr>
+        </w:r>
+        <w:r>
+          <w:rPr>
+            <w:noProof/>
+            <w:webHidden/>
+          </w:rPr>
+          <w:fldChar w:fldCharType="separate"/>
+        </w:r>
+        <w:r>
+          <w:rPr>
+            <w:noProof/>
+            <w:webHidden/>
+          </w:rPr>
+          <w:t>13</w:t>
+        </w:r>
+        <w:r>
+          <w:rPr>
+            <w:noProof/>
+            <w:webHidden/>
+          </w:rPr>
+          <w:fldChar w:fldCharType="end"/>
+        </w:r>
+      </w:hyperlink>
+    </w:p>
+    <w:p>
+      <w:pPr>
+        <w:pStyle w:val="21"/>
+        <w:tabs>
+          <w:tab w:val="right" w:leader="dot" w:pos="9344"/>
+        </w:tabs>
+        <w:rPr>
+          <w:rFonts w:eastAsiaTheme="minorEastAsia"/>
+          <w:noProof/>
+          <w:kern w:val="2"/>
+          <w:sz w:val="24"/>
+          <w:szCs w:val="24"/>
+          <w:lang w:eastAsia="ru-RU"/>
+          <w14:ligatures w14:val="standardContextual"/>
+        </w:rPr>
+      </w:pPr>
+      <w:hyperlink w:anchor="_Toc232648657" w:history="1">
+        <w:r>
+          <w:rPr>
+            <w:rStyle w:val="ab"/>
+            <w:noProof/>
+          </w:rPr>
+          <w:t>3.1. Структура входных – выходных данных</w:t>
+        </w:r>
+        <w:r>
+          <w:rPr>
+            <w:noProof/>
+            <w:webHidden/>
+          </w:rPr>
+          <w:tab/>
+        </w:r>
+        <w:r>
+          <w:rPr>
+            <w:noProof/>
+            <w:webHidden/>
+          </w:rPr>
+          <w:fldChar w:fldCharType="begin"/>
+        </w:r>
+        <w:r>
+          <w:rPr>
+            <w:noProof/>
+            <w:webHidden/>
+          </w:rPr>
+          <w:instrText xml:space="preserve"> PAGEREF _Toc232648657 \h </w:instrText>
+        </w:r>
+        <w:r>
+          <w:rPr>
+            <w:noProof/>
+            <w:webHidden/>
+          </w:rPr>
+        </w:r>
+        <w:r>
+          <w:rPr>
+            <w:noProof/>
+            <w:webHidden/>
+          </w:rPr>
+          <w:fldChar w:fldCharType="separate"/>
+        </w:r>
+        <w:r>
+          <w:rPr>
+            <w:noProof/>
+            <w:webHidden/>
+          </w:rPr>
+          <w:t>13</w:t>
+        </w:r>
+        <w:r>
+          <w:rPr>
+            <w:noProof/>
+            <w:webHidden/>
+          </w:rPr>
+          <w:fldChar w:fldCharType="end"/>
+        </w:r>
+      </w:hyperlink>
+    </w:p>
+    <w:p>
+      <w:pPr>
+        <w:pStyle w:val="21"/>
+        <w:tabs>
+          <w:tab w:val="right" w:leader="dot" w:pos="9344"/>
+        </w:tabs>
+        <w:rPr>
+          <w:rFonts w:eastAsiaTheme="minorEastAsia"/>
+          <w:noProof/>
+          <w:kern w:val="2"/>
+          <w:sz w:val="24"/>
+          <w:szCs w:val="24"/>
+          <w:lang w:eastAsia="ru-RU"/>
+          <w14:ligatures w14:val="standardContextual"/>
+        </w:rPr>
+      </w:pPr>
+      <w:hyperlink w:anchor="_Toc232648658" w:history="1">
+        <w:r>
+          <w:rPr>
+            <w:rStyle w:val="ab"/>
+            <w:noProof/>
+          </w:rPr>
+          <w:t>3.</w:t>
+        </w:r>
+        <w:r>
+          <w:rPr>
+            <w:rStyle w:val="ab"/>
+            <w:noProof/>
+            <w:lang w:val="en-US"/>
+          </w:rPr>
+          <w:t>2</w:t>
+        </w:r>
+        <w:r>
+          <w:rPr>
+            <w:rStyle w:val="ab"/>
+            <w:noProof/>
+          </w:rPr>
+          <w:t>. Архитектура информационной системы</w:t>
+        </w:r>
+        <w:r>
+          <w:rPr>
+            <w:noProof/>
+            <w:webHidden/>
+          </w:rPr>
+          <w:tab/>
+        </w:r>
+        <w:r>
+          <w:rPr>
+            <w:noProof/>
+            <w:webHidden/>
+          </w:rPr>
+          <w:fldChar w:fldCharType="begin"/>
+        </w:r>
+        <w:r>
+          <w:rPr>
+            <w:noProof/>
+            <w:webHidden/>
+          </w:rPr>
+          <w:instrText xml:space="preserve"> PAGEREF _Toc232648658 \h </w:instrText>
+        </w:r>
+        <w:r>
+          <w:rPr>
+            <w:noProof/>
+            <w:webHidden/>
+          </w:rPr>
+        </w:r>
+        <w:r>
+          <w:rPr>
+            <w:noProof/>
+            <w:webHidden/>
+          </w:rPr>
+          <w:fldChar w:fldCharType="separate"/>
+        </w:r>
+        <w:r>
+          <w:rPr>
+            <w:noProof/>
+            <w:webHidden/>
+          </w:rPr>
+          <w:t>14</w:t>
+        </w:r>
+        <w:r>
+          <w:rPr>
+            <w:noProof/>
+            <w:webHidden/>
+          </w:rPr>
+          <w:fldChar w:fldCharType="end"/>
+        </w:r>
+      </w:hyperlink>
+    </w:p>
+    <w:p>
+      <w:pPr>
+        <w:pStyle w:val="21"/>
+        <w:tabs>
+          <w:tab w:val="right" w:leader="dot" w:pos="9344"/>
+        </w:tabs>
+        <w:rPr>
+          <w:rFonts w:eastAsiaTheme="minorEastAsia"/>
+          <w:noProof/>
+          <w:kern w:val="2"/>
+          <w:sz w:val="24"/>
+          <w:szCs w:val="24"/>
+          <w:lang w:eastAsia="ru-RU"/>
+          <w14:ligatures w14:val="standardContextual"/>
+        </w:rPr>
+      </w:pPr>
+      <w:hyperlink w:anchor="_Toc232648660" w:history="1">
+        <w:r>
+          <w:rPr>
+            <w:rStyle w:val="ab"/>
+            <w:noProof/>
+          </w:rPr>
+          <w:t>3.</w:t>
+        </w:r>
+        <w:r>
+          <w:rPr>
+            <w:rStyle w:val="ab"/>
+            <w:noProof/>
+            <w:lang w:val="en-US"/>
           </w:rPr>
           <w:t>3</w:t>
         </w:r>
         <w:r>
           <w:rPr>
-            <w:rFonts w:ascii="Times New Roman" w:hAnsi="Times New Roman" w:cs="Times New Roman"/>
-            <w:noProof/>
-            <w:webHidden/>
-          </w:rPr>
-          <w:fldChar w:fldCharType="end"/>
-        </w:r>
-      </w:hyperlink>
-    </w:p>
-    <w:p>
-      <w:pPr>
-        <w:pStyle w:val="21"/>
-        <w:tabs>
-          <w:tab w:val="right" w:leader="dot" w:pos="9344"/>
-        </w:tabs>
-        <w:rPr>
-          <w:rFonts w:ascii="Times New Roman" w:hAnsi="Times New Roman" w:cs="Times New Roman"/>
-          <w:noProof/>
-        </w:rPr>
-      </w:pPr>
-      <w:hyperlink w:anchor="_Toc195094584" w:history="1">
-        <w:r>
-          <w:rPr>
             <w:rStyle w:val="ab"/>
-            <w:rFonts w:ascii="Times New Roman" w:hAnsi="Times New Roman" w:cs="Times New Roman"/>
-            <w:noProof/>
-          </w:rPr>
-          <w:t>1.1. Сбор данных</w:t>
-        </w:r>
-        <w:r>
-          <w:rPr>
-            <w:rFonts w:ascii="Times New Roman" w:hAnsi="Times New Roman" w:cs="Times New Roman"/>
+            <w:noProof/>
+          </w:rPr>
+          <w:t>. Макеты интерфейса программы</w:t>
+        </w:r>
+        <w:r>
+          <w:rPr>
             <w:noProof/>
             <w:webHidden/>
           </w:rPr>
@@ -880,7 +2555,6 @@
         </w:r>
         <w:r>
           <w:rPr>
-            <w:rFonts w:ascii="Times New Roman" w:hAnsi="Times New Roman" w:cs="Times New Roman"/>
             <w:noProof/>
             <w:webHidden/>
           </w:rPr>
@@ -888,22 +2562,19 @@
         </w:r>
         <w:r>
           <w:rPr>
-            <w:rFonts w:ascii="Times New Roman" w:hAnsi="Times New Roman" w:cs="Times New Roman"/>
-            <w:noProof/>
-            <w:webHidden/>
-          </w:rPr>
-          <w:instrText xml:space="preserve"> PAGEREF _Toc195094584 \h </w:instrText>
-        </w:r>
-        <w:r>
-          <w:rPr>
-            <w:rFonts w:ascii="Times New Roman" w:hAnsi="Times New Roman" w:cs="Times New Roman"/>
-            <w:noProof/>
-            <w:webHidden/>
-          </w:rPr>
-        </w:r>
-        <w:r>
-          <w:rPr>
-            <w:rFonts w:ascii="Times New Roman" w:hAnsi="Times New Roman" w:cs="Times New Roman"/>
+            <w:noProof/>
+            <w:webHidden/>
+          </w:rPr>
+          <w:instrText xml:space="preserve"> PAGEREF _Toc232648660 \h </w:instrText>
+        </w:r>
+        <w:r>
+          <w:rPr>
+            <w:noProof/>
+            <w:webHidden/>
+          </w:rPr>
+        </w:r>
+        <w:r>
+          <w:rPr>
             <w:noProof/>
             <w:webHidden/>
           </w:rPr>
@@ -911,1648 +2582,13 @@
         </w:r>
         <w:r>
           <w:rPr>
-            <w:rFonts w:ascii="Times New Roman" w:hAnsi="Times New Roman" w:cs="Times New Roman"/>
-            <w:noProof/>
-            <w:webHidden/>
-          </w:rPr>
-          <w:t>3</w:t>
-        </w:r>
-        <w:r>
-          <w:rPr>
-            <w:rFonts w:ascii="Times New Roman" w:hAnsi="Times New Roman" w:cs="Times New Roman"/>
-            <w:noProof/>
-            <w:webHidden/>
-          </w:rPr>
-          <w:fldChar w:fldCharType="end"/>
-        </w:r>
-      </w:hyperlink>
-    </w:p>
-    <w:p>
-      <w:pPr>
-        <w:pStyle w:val="21"/>
-        <w:tabs>
-          <w:tab w:val="right" w:leader="dot" w:pos="9344"/>
-        </w:tabs>
-        <w:rPr>
-          <w:rFonts w:ascii="Times New Roman" w:hAnsi="Times New Roman" w:cs="Times New Roman"/>
-          <w:noProof/>
-        </w:rPr>
-      </w:pPr>
-      <w:hyperlink w:anchor="_Toc195094585" w:history="1">
-        <w:r>
-          <w:rPr>
-            <w:rStyle w:val="ab"/>
-            <w:rFonts w:ascii="Times New Roman" w:hAnsi="Times New Roman" w:cs="Times New Roman"/>
-            <w:noProof/>
-          </w:rPr>
-          <w:t>1.2. Обоснование необходимости создания АС</w:t>
-        </w:r>
-        <w:r>
-          <w:rPr>
-            <w:rFonts w:ascii="Times New Roman" w:hAnsi="Times New Roman" w:cs="Times New Roman"/>
-            <w:noProof/>
-            <w:webHidden/>
-          </w:rPr>
-          <w:tab/>
-        </w:r>
-        <w:r>
-          <w:rPr>
-            <w:rFonts w:ascii="Times New Roman" w:hAnsi="Times New Roman" w:cs="Times New Roman"/>
-            <w:noProof/>
-            <w:webHidden/>
-          </w:rPr>
-          <w:fldChar w:fldCharType="begin"/>
-        </w:r>
-        <w:r>
-          <w:rPr>
-            <w:rFonts w:ascii="Times New Roman" w:hAnsi="Times New Roman" w:cs="Times New Roman"/>
-            <w:noProof/>
-            <w:webHidden/>
-          </w:rPr>
-          <w:instrText xml:space="preserve"> PAGEREF _Toc195094585 \h </w:instrText>
-        </w:r>
-        <w:r>
-          <w:rPr>
-            <w:rFonts w:ascii="Times New Roman" w:hAnsi="Times New Roman" w:cs="Times New Roman"/>
-            <w:noProof/>
-            <w:webHidden/>
-          </w:rPr>
-        </w:r>
-        <w:r>
-          <w:rPr>
-            <w:rFonts w:ascii="Times New Roman" w:hAnsi="Times New Roman" w:cs="Times New Roman"/>
-            <w:noProof/>
-            <w:webHidden/>
-          </w:rPr>
-          <w:fldChar w:fldCharType="separate"/>
-        </w:r>
-        <w:r>
-          <w:rPr>
-            <w:rFonts w:ascii="Times New Roman" w:hAnsi="Times New Roman" w:cs="Times New Roman"/>
-            <w:noProof/>
-            <w:webHidden/>
-          </w:rPr>
-          <w:t>4</w:t>
-        </w:r>
-        <w:r>
-          <w:rPr>
-            <w:rFonts w:ascii="Times New Roman" w:hAnsi="Times New Roman" w:cs="Times New Roman"/>
-            <w:noProof/>
-            <w:webHidden/>
-          </w:rPr>
-          <w:fldChar w:fldCharType="end"/>
-        </w:r>
-      </w:hyperlink>
-    </w:p>
-    <w:p>
-      <w:pPr>
-        <w:pStyle w:val="21"/>
-        <w:tabs>
-          <w:tab w:val="right" w:leader="dot" w:pos="9344"/>
-        </w:tabs>
-        <w:rPr>
-          <w:rFonts w:ascii="Times New Roman" w:hAnsi="Times New Roman" w:cs="Times New Roman"/>
-          <w:noProof/>
-        </w:rPr>
-      </w:pPr>
-      <w:hyperlink w:anchor="_Toc195094586" w:history="1">
-        <w:r>
-          <w:rPr>
-            <w:rStyle w:val="ab"/>
-            <w:rFonts w:ascii="Times New Roman" w:hAnsi="Times New Roman" w:cs="Times New Roman"/>
-            <w:noProof/>
-          </w:rPr>
-          <w:t>1.3. Предлагаемое решение</w:t>
-        </w:r>
-        <w:r>
-          <w:rPr>
-            <w:rFonts w:ascii="Times New Roman" w:hAnsi="Times New Roman" w:cs="Times New Roman"/>
-            <w:noProof/>
-            <w:webHidden/>
-          </w:rPr>
-          <w:tab/>
-        </w:r>
-        <w:r>
-          <w:rPr>
-            <w:rFonts w:ascii="Times New Roman" w:hAnsi="Times New Roman" w:cs="Times New Roman"/>
-            <w:noProof/>
-            <w:webHidden/>
-          </w:rPr>
-          <w:fldChar w:fldCharType="begin"/>
-        </w:r>
-        <w:r>
-          <w:rPr>
-            <w:rFonts w:ascii="Times New Roman" w:hAnsi="Times New Roman" w:cs="Times New Roman"/>
-            <w:noProof/>
-            <w:webHidden/>
-          </w:rPr>
-          <w:instrText xml:space="preserve"> PAGEREF _Toc195094586 \h </w:instrText>
-        </w:r>
-        <w:r>
-          <w:rPr>
-            <w:rFonts w:ascii="Times New Roman" w:hAnsi="Times New Roman" w:cs="Times New Roman"/>
-            <w:noProof/>
-            <w:webHidden/>
-          </w:rPr>
-        </w:r>
-        <w:r>
-          <w:rPr>
-            <w:rFonts w:ascii="Times New Roman" w:hAnsi="Times New Roman" w:cs="Times New Roman"/>
-            <w:noProof/>
-            <w:webHidden/>
-          </w:rPr>
-          <w:fldChar w:fldCharType="separate"/>
-        </w:r>
-        <w:r>
-          <w:rPr>
-            <w:rFonts w:ascii="Times New Roman" w:hAnsi="Times New Roman" w:cs="Times New Roman"/>
-            <w:noProof/>
-            <w:webHidden/>
-          </w:rPr>
-          <w:t>6</w:t>
-        </w:r>
-        <w:r>
-          <w:rPr>
-            <w:rFonts w:ascii="Times New Roman" w:hAnsi="Times New Roman" w:cs="Times New Roman"/>
-            <w:noProof/>
-            <w:webHidden/>
-          </w:rPr>
-          <w:fldChar w:fldCharType="end"/>
-        </w:r>
-      </w:hyperlink>
-    </w:p>
-    <w:p>
-      <w:pPr>
-        <w:pStyle w:val="11"/>
-        <w:tabs>
-          <w:tab w:val="right" w:leader="dot" w:pos="9344"/>
-        </w:tabs>
-        <w:rPr>
-          <w:rFonts w:ascii="Times New Roman" w:hAnsi="Times New Roman" w:cs="Times New Roman"/>
-          <w:noProof/>
-        </w:rPr>
-      </w:pPr>
-      <w:hyperlink w:anchor="_Toc195094587" w:history="1">
-        <w:r>
-          <w:rPr>
-            <w:rStyle w:val="ab"/>
-            <w:rFonts w:ascii="Times New Roman" w:hAnsi="Times New Roman" w:cs="Times New Roman"/>
-            <w:noProof/>
-          </w:rPr>
-          <w:t>Раздел 2. Техническое задание</w:t>
-        </w:r>
-        <w:r>
-          <w:rPr>
-            <w:rFonts w:ascii="Times New Roman" w:hAnsi="Times New Roman" w:cs="Times New Roman"/>
-            <w:noProof/>
-            <w:webHidden/>
-          </w:rPr>
-          <w:tab/>
-        </w:r>
-        <w:r>
-          <w:rPr>
-            <w:rFonts w:ascii="Times New Roman" w:hAnsi="Times New Roman" w:cs="Times New Roman"/>
-            <w:noProof/>
-            <w:webHidden/>
-          </w:rPr>
-          <w:fldChar w:fldCharType="begin"/>
-        </w:r>
-        <w:r>
-          <w:rPr>
-            <w:rFonts w:ascii="Times New Roman" w:hAnsi="Times New Roman" w:cs="Times New Roman"/>
-            <w:noProof/>
-            <w:webHidden/>
-          </w:rPr>
-          <w:instrText xml:space="preserve"> PAGEREF _Toc195094587 \h </w:instrText>
-        </w:r>
-        <w:r>
-          <w:rPr>
-            <w:rFonts w:ascii="Times New Roman" w:hAnsi="Times New Roman" w:cs="Times New Roman"/>
-            <w:noProof/>
-            <w:webHidden/>
-          </w:rPr>
-        </w:r>
-        <w:r>
-          <w:rPr>
-            <w:rFonts w:ascii="Times New Roman" w:hAnsi="Times New Roman" w:cs="Times New Roman"/>
-            <w:noProof/>
-            <w:webHidden/>
-          </w:rPr>
-          <w:fldChar w:fldCharType="separate"/>
-        </w:r>
-        <w:r>
-          <w:rPr>
-            <w:rFonts w:ascii="Times New Roman" w:hAnsi="Times New Roman" w:cs="Times New Roman"/>
-            <w:noProof/>
-            <w:webHidden/>
-          </w:rPr>
-          <w:t>7</w:t>
-        </w:r>
-        <w:r>
-          <w:rPr>
-            <w:rFonts w:ascii="Times New Roman" w:hAnsi="Times New Roman" w:cs="Times New Roman"/>
-            <w:noProof/>
-            <w:webHidden/>
-          </w:rPr>
-          <w:fldChar w:fldCharType="end"/>
-        </w:r>
-      </w:hyperlink>
-    </w:p>
-    <w:p>
-      <w:pPr>
-        <w:pStyle w:val="21"/>
-        <w:tabs>
-          <w:tab w:val="right" w:leader="dot" w:pos="9344"/>
-        </w:tabs>
-        <w:rPr>
-          <w:rFonts w:ascii="Times New Roman" w:hAnsi="Times New Roman" w:cs="Times New Roman"/>
-          <w:noProof/>
-        </w:rPr>
-      </w:pPr>
-      <w:hyperlink w:anchor="_Toc195094588" w:history="1">
-        <w:r>
-          <w:rPr>
-            <w:rStyle w:val="ab"/>
-            <w:rFonts w:ascii="Times New Roman" w:hAnsi="Times New Roman" w:cs="Times New Roman"/>
-            <w:noProof/>
-          </w:rPr>
-          <w:t>2.1. Введение</w:t>
-        </w:r>
-        <w:r>
-          <w:rPr>
-            <w:rFonts w:ascii="Times New Roman" w:hAnsi="Times New Roman" w:cs="Times New Roman"/>
-            <w:noProof/>
-            <w:webHidden/>
-          </w:rPr>
-          <w:tab/>
-        </w:r>
-        <w:r>
-          <w:rPr>
-            <w:rFonts w:ascii="Times New Roman" w:hAnsi="Times New Roman" w:cs="Times New Roman"/>
-            <w:noProof/>
-            <w:webHidden/>
-          </w:rPr>
-          <w:fldChar w:fldCharType="begin"/>
-        </w:r>
-        <w:r>
-          <w:rPr>
-            <w:rFonts w:ascii="Times New Roman" w:hAnsi="Times New Roman" w:cs="Times New Roman"/>
-            <w:noProof/>
-            <w:webHidden/>
-          </w:rPr>
-          <w:instrText xml:space="preserve"> PAGEREF _Toc195094588 \h </w:instrText>
-        </w:r>
-        <w:r>
-          <w:rPr>
-            <w:rFonts w:ascii="Times New Roman" w:hAnsi="Times New Roman" w:cs="Times New Roman"/>
-            <w:noProof/>
-            <w:webHidden/>
-          </w:rPr>
-        </w:r>
-        <w:r>
-          <w:rPr>
-            <w:rFonts w:ascii="Times New Roman" w:hAnsi="Times New Roman" w:cs="Times New Roman"/>
-            <w:noProof/>
-            <w:webHidden/>
-          </w:rPr>
-          <w:fldChar w:fldCharType="separate"/>
-        </w:r>
-        <w:r>
-          <w:rPr>
-            <w:rFonts w:ascii="Times New Roman" w:hAnsi="Times New Roman" w:cs="Times New Roman"/>
-            <w:noProof/>
-            <w:webHidden/>
-          </w:rPr>
-          <w:t>7</w:t>
-        </w:r>
-        <w:r>
-          <w:rPr>
-            <w:rFonts w:ascii="Times New Roman" w:hAnsi="Times New Roman" w:cs="Times New Roman"/>
-            <w:noProof/>
-            <w:webHidden/>
-          </w:rPr>
-          <w:fldChar w:fldCharType="end"/>
-        </w:r>
-      </w:hyperlink>
-    </w:p>
-    <w:p>
-      <w:pPr>
-        <w:pStyle w:val="21"/>
-        <w:tabs>
-          <w:tab w:val="right" w:leader="dot" w:pos="9344"/>
-        </w:tabs>
-        <w:rPr>
-          <w:rFonts w:ascii="Times New Roman" w:hAnsi="Times New Roman" w:cs="Times New Roman"/>
-          <w:noProof/>
-        </w:rPr>
-      </w:pPr>
-      <w:hyperlink w:anchor="_Toc195094589" w:history="1">
-        <w:r>
-          <w:rPr>
-            <w:rStyle w:val="ab"/>
-            <w:rFonts w:ascii="Times New Roman" w:hAnsi="Times New Roman" w:cs="Times New Roman"/>
-            <w:noProof/>
-          </w:rPr>
-          <w:t>2.2. Основания для разработки</w:t>
-        </w:r>
-        <w:r>
-          <w:rPr>
-            <w:rFonts w:ascii="Times New Roman" w:hAnsi="Times New Roman" w:cs="Times New Roman"/>
-            <w:noProof/>
-            <w:webHidden/>
-          </w:rPr>
-          <w:tab/>
-        </w:r>
-        <w:r>
-          <w:rPr>
-            <w:rFonts w:ascii="Times New Roman" w:hAnsi="Times New Roman" w:cs="Times New Roman"/>
-            <w:noProof/>
-            <w:webHidden/>
-          </w:rPr>
-          <w:fldChar w:fldCharType="begin"/>
-        </w:r>
-        <w:r>
-          <w:rPr>
-            <w:rFonts w:ascii="Times New Roman" w:hAnsi="Times New Roman" w:cs="Times New Roman"/>
-            <w:noProof/>
-            <w:webHidden/>
-          </w:rPr>
-          <w:instrText xml:space="preserve"> PAGEREF _Toc195094589 \h </w:instrText>
-        </w:r>
-        <w:r>
-          <w:rPr>
-            <w:rFonts w:ascii="Times New Roman" w:hAnsi="Times New Roman" w:cs="Times New Roman"/>
-            <w:noProof/>
-            <w:webHidden/>
-          </w:rPr>
-        </w:r>
-        <w:r>
-          <w:rPr>
-            <w:rFonts w:ascii="Times New Roman" w:hAnsi="Times New Roman" w:cs="Times New Roman"/>
-            <w:noProof/>
-            <w:webHidden/>
-          </w:rPr>
-          <w:fldChar w:fldCharType="separate"/>
-        </w:r>
-        <w:r>
-          <w:rPr>
-            <w:rFonts w:ascii="Times New Roman" w:hAnsi="Times New Roman" w:cs="Times New Roman"/>
-            <w:noProof/>
-            <w:webHidden/>
-          </w:rPr>
-          <w:t>7</w:t>
-        </w:r>
-        <w:r>
-          <w:rPr>
-            <w:rFonts w:ascii="Times New Roman" w:hAnsi="Times New Roman" w:cs="Times New Roman"/>
-            <w:noProof/>
-            <w:webHidden/>
-          </w:rPr>
-          <w:fldChar w:fldCharType="end"/>
-        </w:r>
-      </w:hyperlink>
-    </w:p>
-    <w:p>
-      <w:pPr>
-        <w:pStyle w:val="21"/>
-        <w:tabs>
-          <w:tab w:val="right" w:leader="dot" w:pos="9344"/>
-        </w:tabs>
-        <w:rPr>
-          <w:rFonts w:ascii="Times New Roman" w:hAnsi="Times New Roman" w:cs="Times New Roman"/>
-          <w:noProof/>
-        </w:rPr>
-      </w:pPr>
-      <w:hyperlink w:anchor="_Toc195094590" w:history="1">
-        <w:r>
-          <w:rPr>
-            <w:rStyle w:val="ab"/>
-            <w:rFonts w:ascii="Times New Roman" w:hAnsi="Times New Roman" w:cs="Times New Roman"/>
-            <w:noProof/>
-          </w:rPr>
-          <w:t>2.3. Назначение разработки</w:t>
-        </w:r>
-        <w:r>
-          <w:rPr>
-            <w:rFonts w:ascii="Times New Roman" w:hAnsi="Times New Roman" w:cs="Times New Roman"/>
-            <w:noProof/>
-            <w:webHidden/>
-          </w:rPr>
-          <w:tab/>
-        </w:r>
-        <w:r>
-          <w:rPr>
-            <w:rFonts w:ascii="Times New Roman" w:hAnsi="Times New Roman" w:cs="Times New Roman"/>
-            <w:noProof/>
-            <w:webHidden/>
-          </w:rPr>
-          <w:fldChar w:fldCharType="begin"/>
-        </w:r>
-        <w:r>
-          <w:rPr>
-            <w:rFonts w:ascii="Times New Roman" w:hAnsi="Times New Roman" w:cs="Times New Roman"/>
-            <w:noProof/>
-            <w:webHidden/>
-          </w:rPr>
-          <w:instrText xml:space="preserve"> PAGEREF _Toc195094590 \h </w:instrText>
-        </w:r>
-        <w:r>
-          <w:rPr>
-            <w:rFonts w:ascii="Times New Roman" w:hAnsi="Times New Roman" w:cs="Times New Roman"/>
-            <w:noProof/>
-            <w:webHidden/>
-          </w:rPr>
-        </w:r>
-        <w:r>
-          <w:rPr>
-            <w:rFonts w:ascii="Times New Roman" w:hAnsi="Times New Roman" w:cs="Times New Roman"/>
-            <w:noProof/>
-            <w:webHidden/>
-          </w:rPr>
-          <w:fldChar w:fldCharType="separate"/>
-        </w:r>
-        <w:r>
-          <w:rPr>
-            <w:rFonts w:ascii="Times New Roman" w:hAnsi="Times New Roman" w:cs="Times New Roman"/>
-            <w:noProof/>
-            <w:webHidden/>
-          </w:rPr>
-          <w:t>7</w:t>
-        </w:r>
-        <w:r>
-          <w:rPr>
-            <w:rFonts w:ascii="Times New Roman" w:hAnsi="Times New Roman" w:cs="Times New Roman"/>
-            <w:noProof/>
-            <w:webHidden/>
-          </w:rPr>
-          <w:fldChar w:fldCharType="end"/>
-        </w:r>
-      </w:hyperlink>
-    </w:p>
-    <w:p>
-      <w:pPr>
-        <w:pStyle w:val="21"/>
-        <w:tabs>
-          <w:tab w:val="left" w:pos="880"/>
-          <w:tab w:val="right" w:leader="dot" w:pos="9344"/>
-        </w:tabs>
-        <w:rPr>
-          <w:rFonts w:ascii="Times New Roman" w:hAnsi="Times New Roman" w:cs="Times New Roman"/>
-          <w:noProof/>
-        </w:rPr>
-      </w:pPr>
-      <w:hyperlink w:anchor="_Toc195094591" w:history="1">
-        <w:r>
-          <w:rPr>
-            <w:rStyle w:val="ab"/>
-            <w:rFonts w:ascii="Times New Roman" w:hAnsi="Times New Roman" w:cs="Times New Roman"/>
-            <w:noProof/>
-          </w:rPr>
-          <w:t>2.4</w:t>
-        </w:r>
-        <w:r>
-          <w:rPr>
-            <w:rFonts w:ascii="Times New Roman" w:hAnsi="Times New Roman" w:cs="Times New Roman"/>
-            <w:noProof/>
-          </w:rPr>
-          <w:tab/>
-        </w:r>
-        <w:r>
-          <w:rPr>
-            <w:rStyle w:val="ab"/>
-            <w:rFonts w:ascii="Times New Roman" w:hAnsi="Times New Roman" w:cs="Times New Roman"/>
-            <w:noProof/>
-          </w:rPr>
-          <w:t>Требования к программе или программному изделию</w:t>
-        </w:r>
-        <w:r>
-          <w:rPr>
-            <w:rFonts w:ascii="Times New Roman" w:hAnsi="Times New Roman" w:cs="Times New Roman"/>
-            <w:noProof/>
-            <w:webHidden/>
-          </w:rPr>
-          <w:tab/>
-        </w:r>
-        <w:r>
-          <w:rPr>
-            <w:rFonts w:ascii="Times New Roman" w:hAnsi="Times New Roman" w:cs="Times New Roman"/>
-            <w:noProof/>
-            <w:webHidden/>
-          </w:rPr>
-          <w:fldChar w:fldCharType="begin"/>
-        </w:r>
-        <w:r>
-          <w:rPr>
-            <w:rFonts w:ascii="Times New Roman" w:hAnsi="Times New Roman" w:cs="Times New Roman"/>
-            <w:noProof/>
-            <w:webHidden/>
-          </w:rPr>
-          <w:instrText xml:space="preserve"> PAGEREF _Toc195094591 \h </w:instrText>
-        </w:r>
-        <w:r>
-          <w:rPr>
-            <w:rFonts w:ascii="Times New Roman" w:hAnsi="Times New Roman" w:cs="Times New Roman"/>
-            <w:noProof/>
-            <w:webHidden/>
-          </w:rPr>
-        </w:r>
-        <w:r>
-          <w:rPr>
-            <w:rFonts w:ascii="Times New Roman" w:hAnsi="Times New Roman" w:cs="Times New Roman"/>
-            <w:noProof/>
-            <w:webHidden/>
-          </w:rPr>
-          <w:fldChar w:fldCharType="separate"/>
-        </w:r>
-        <w:r>
-          <w:rPr>
-            <w:rFonts w:ascii="Times New Roman" w:hAnsi="Times New Roman" w:cs="Times New Roman"/>
-            <w:noProof/>
-            <w:webHidden/>
-          </w:rPr>
-          <w:t>7</w:t>
-        </w:r>
-        <w:r>
-          <w:rPr>
-            <w:rFonts w:ascii="Times New Roman" w:hAnsi="Times New Roman" w:cs="Times New Roman"/>
-            <w:noProof/>
-            <w:webHidden/>
-          </w:rPr>
-          <w:fldChar w:fldCharType="end"/>
-        </w:r>
-      </w:hyperlink>
-    </w:p>
-    <w:p>
-      <w:pPr>
-        <w:pStyle w:val="21"/>
-        <w:tabs>
-          <w:tab w:val="right" w:leader="dot" w:pos="9344"/>
-        </w:tabs>
-        <w:rPr>
-          <w:rFonts w:ascii="Times New Roman" w:hAnsi="Times New Roman" w:cs="Times New Roman"/>
-          <w:noProof/>
-        </w:rPr>
-      </w:pPr>
-      <w:hyperlink w:anchor="_Toc195094592" w:history="1">
-        <w:r>
-          <w:rPr>
-            <w:rStyle w:val="ab"/>
-            <w:rFonts w:ascii="Times New Roman" w:hAnsi="Times New Roman" w:cs="Times New Roman"/>
-            <w:noProof/>
-          </w:rPr>
-          <w:t>2.4.1. Требования к функциональным характеристикам</w:t>
-        </w:r>
-        <w:r>
-          <w:rPr>
-            <w:rFonts w:ascii="Times New Roman" w:hAnsi="Times New Roman" w:cs="Times New Roman"/>
-            <w:noProof/>
-            <w:webHidden/>
-          </w:rPr>
-          <w:tab/>
-        </w:r>
-        <w:r>
-          <w:rPr>
-            <w:rFonts w:ascii="Times New Roman" w:hAnsi="Times New Roman" w:cs="Times New Roman"/>
-            <w:noProof/>
-            <w:webHidden/>
-          </w:rPr>
-          <w:fldChar w:fldCharType="begin"/>
-        </w:r>
-        <w:r>
-          <w:rPr>
-            <w:rFonts w:ascii="Times New Roman" w:hAnsi="Times New Roman" w:cs="Times New Roman"/>
-            <w:noProof/>
-            <w:webHidden/>
-          </w:rPr>
-          <w:instrText xml:space="preserve"> PAGEREF _Toc195094592 \h </w:instrText>
-        </w:r>
-        <w:r>
-          <w:rPr>
-            <w:rFonts w:ascii="Times New Roman" w:hAnsi="Times New Roman" w:cs="Times New Roman"/>
-            <w:noProof/>
-            <w:webHidden/>
-          </w:rPr>
-        </w:r>
-        <w:r>
-          <w:rPr>
-            <w:rFonts w:ascii="Times New Roman" w:hAnsi="Times New Roman" w:cs="Times New Roman"/>
-            <w:noProof/>
-            <w:webHidden/>
-          </w:rPr>
-          <w:fldChar w:fldCharType="separate"/>
-        </w:r>
-        <w:r>
-          <w:rPr>
-            <w:rFonts w:ascii="Times New Roman" w:hAnsi="Times New Roman" w:cs="Times New Roman"/>
-            <w:noProof/>
-            <w:webHidden/>
-          </w:rPr>
-          <w:t>7</w:t>
-        </w:r>
-        <w:r>
-          <w:rPr>
-            <w:rFonts w:ascii="Times New Roman" w:hAnsi="Times New Roman" w:cs="Times New Roman"/>
-            <w:noProof/>
-            <w:webHidden/>
-          </w:rPr>
-          <w:fldChar w:fldCharType="end"/>
-        </w:r>
-      </w:hyperlink>
-    </w:p>
-    <w:p>
-      <w:pPr>
-        <w:pStyle w:val="21"/>
-        <w:tabs>
-          <w:tab w:val="right" w:leader="dot" w:pos="9344"/>
-        </w:tabs>
-        <w:rPr>
-          <w:rFonts w:ascii="Times New Roman" w:hAnsi="Times New Roman" w:cs="Times New Roman"/>
-          <w:noProof/>
-        </w:rPr>
-      </w:pPr>
-      <w:hyperlink w:anchor="_Toc195094593" w:history="1">
-        <w:r>
-          <w:rPr>
-            <w:rStyle w:val="ab"/>
-            <w:rFonts w:ascii="Times New Roman" w:hAnsi="Times New Roman" w:cs="Times New Roman"/>
-            <w:noProof/>
-          </w:rPr>
-          <w:t>2.4.2 Требование к надёжности</w:t>
-        </w:r>
-        <w:r>
-          <w:rPr>
-            <w:rFonts w:ascii="Times New Roman" w:hAnsi="Times New Roman" w:cs="Times New Roman"/>
-            <w:noProof/>
-            <w:webHidden/>
-          </w:rPr>
-          <w:tab/>
-        </w:r>
-        <w:r>
-          <w:rPr>
-            <w:rFonts w:ascii="Times New Roman" w:hAnsi="Times New Roman" w:cs="Times New Roman"/>
-            <w:noProof/>
-            <w:webHidden/>
-          </w:rPr>
-          <w:fldChar w:fldCharType="begin"/>
-        </w:r>
-        <w:r>
-          <w:rPr>
-            <w:rFonts w:ascii="Times New Roman" w:hAnsi="Times New Roman" w:cs="Times New Roman"/>
-            <w:noProof/>
-            <w:webHidden/>
-          </w:rPr>
-          <w:instrText xml:space="preserve"> PAGEREF _Toc195094593 \h </w:instrText>
-        </w:r>
-        <w:r>
-          <w:rPr>
-            <w:rFonts w:ascii="Times New Roman" w:hAnsi="Times New Roman" w:cs="Times New Roman"/>
-            <w:noProof/>
-            <w:webHidden/>
-          </w:rPr>
-        </w:r>
-        <w:r>
-          <w:rPr>
-            <w:rFonts w:ascii="Times New Roman" w:hAnsi="Times New Roman" w:cs="Times New Roman"/>
-            <w:noProof/>
-            <w:webHidden/>
-          </w:rPr>
-          <w:fldChar w:fldCharType="separate"/>
-        </w:r>
-        <w:r>
-          <w:rPr>
-            <w:rFonts w:ascii="Times New Roman" w:hAnsi="Times New Roman" w:cs="Times New Roman"/>
-            <w:noProof/>
-            <w:webHidden/>
-          </w:rPr>
-          <w:t>10</w:t>
-        </w:r>
-        <w:r>
-          <w:rPr>
-            <w:rFonts w:ascii="Times New Roman" w:hAnsi="Times New Roman" w:cs="Times New Roman"/>
-            <w:noProof/>
-            <w:webHidden/>
-          </w:rPr>
-          <w:fldChar w:fldCharType="end"/>
-        </w:r>
-      </w:hyperlink>
-    </w:p>
-    <w:p>
-      <w:pPr>
-        <w:pStyle w:val="21"/>
-        <w:tabs>
-          <w:tab w:val="right" w:leader="dot" w:pos="9344"/>
-        </w:tabs>
-        <w:rPr>
-          <w:rFonts w:ascii="Times New Roman" w:hAnsi="Times New Roman" w:cs="Times New Roman"/>
-          <w:noProof/>
-        </w:rPr>
-      </w:pPr>
-      <w:hyperlink w:anchor="_Toc195094594" w:history="1">
-        <w:r>
-          <w:rPr>
-            <w:rStyle w:val="ab"/>
-            <w:rFonts w:ascii="Times New Roman" w:hAnsi="Times New Roman" w:cs="Times New Roman"/>
-            <w:noProof/>
-          </w:rPr>
-          <w:t>2.4.3. Условия эксплуатаций</w:t>
-        </w:r>
-        <w:r>
-          <w:rPr>
-            <w:rFonts w:ascii="Times New Roman" w:hAnsi="Times New Roman" w:cs="Times New Roman"/>
-            <w:noProof/>
-            <w:webHidden/>
-          </w:rPr>
-          <w:tab/>
-        </w:r>
-        <w:r>
-          <w:rPr>
-            <w:rFonts w:ascii="Times New Roman" w:hAnsi="Times New Roman" w:cs="Times New Roman"/>
-            <w:noProof/>
-            <w:webHidden/>
-          </w:rPr>
-          <w:fldChar w:fldCharType="begin"/>
-        </w:r>
-        <w:r>
-          <w:rPr>
-            <w:rFonts w:ascii="Times New Roman" w:hAnsi="Times New Roman" w:cs="Times New Roman"/>
-            <w:noProof/>
-            <w:webHidden/>
-          </w:rPr>
-          <w:instrText xml:space="preserve"> PAGEREF _Toc195094594 \h </w:instrText>
-        </w:r>
-        <w:r>
-          <w:rPr>
-            <w:rFonts w:ascii="Times New Roman" w:hAnsi="Times New Roman" w:cs="Times New Roman"/>
-            <w:noProof/>
-            <w:webHidden/>
-          </w:rPr>
-        </w:r>
-        <w:r>
-          <w:rPr>
-            <w:rFonts w:ascii="Times New Roman" w:hAnsi="Times New Roman" w:cs="Times New Roman"/>
-            <w:noProof/>
-            <w:webHidden/>
-          </w:rPr>
-          <w:fldChar w:fldCharType="separate"/>
-        </w:r>
-        <w:r>
-          <w:rPr>
-            <w:rFonts w:ascii="Times New Roman" w:hAnsi="Times New Roman" w:cs="Times New Roman"/>
-            <w:noProof/>
-            <w:webHidden/>
-          </w:rPr>
-          <w:t>10</w:t>
-        </w:r>
-        <w:r>
-          <w:rPr>
-            <w:rFonts w:ascii="Times New Roman" w:hAnsi="Times New Roman" w:cs="Times New Roman"/>
-            <w:noProof/>
-            <w:webHidden/>
-          </w:rPr>
-          <w:fldChar w:fldCharType="end"/>
-        </w:r>
-      </w:hyperlink>
-    </w:p>
-    <w:p>
-      <w:pPr>
-        <w:pStyle w:val="21"/>
-        <w:tabs>
-          <w:tab w:val="right" w:leader="dot" w:pos="9344"/>
-        </w:tabs>
-        <w:rPr>
-          <w:rFonts w:ascii="Times New Roman" w:hAnsi="Times New Roman" w:cs="Times New Roman"/>
-          <w:noProof/>
-        </w:rPr>
-      </w:pPr>
-      <w:hyperlink w:anchor="_Toc195094595" w:history="1">
-        <w:r>
-          <w:rPr>
-            <w:rStyle w:val="ab"/>
-            <w:rFonts w:ascii="Times New Roman" w:hAnsi="Times New Roman" w:cs="Times New Roman"/>
-            <w:noProof/>
-          </w:rPr>
-          <w:t>2.4.4 Требование к составу и параметрам технических средств</w:t>
-        </w:r>
-        <w:r>
-          <w:rPr>
-            <w:rFonts w:ascii="Times New Roman" w:hAnsi="Times New Roman" w:cs="Times New Roman"/>
-            <w:noProof/>
-            <w:webHidden/>
-          </w:rPr>
-          <w:tab/>
-        </w:r>
-        <w:r>
-          <w:rPr>
-            <w:rFonts w:ascii="Times New Roman" w:hAnsi="Times New Roman" w:cs="Times New Roman"/>
-            <w:noProof/>
-            <w:webHidden/>
-          </w:rPr>
-          <w:fldChar w:fldCharType="begin"/>
-        </w:r>
-        <w:r>
-          <w:rPr>
-            <w:rFonts w:ascii="Times New Roman" w:hAnsi="Times New Roman" w:cs="Times New Roman"/>
-            <w:noProof/>
-            <w:webHidden/>
-          </w:rPr>
-          <w:instrText xml:space="preserve"> PAGEREF _Toc195094595 \h </w:instrText>
-        </w:r>
-        <w:r>
-          <w:rPr>
-            <w:rFonts w:ascii="Times New Roman" w:hAnsi="Times New Roman" w:cs="Times New Roman"/>
-            <w:noProof/>
-            <w:webHidden/>
-          </w:rPr>
-        </w:r>
-        <w:r>
-          <w:rPr>
-            <w:rFonts w:ascii="Times New Roman" w:hAnsi="Times New Roman" w:cs="Times New Roman"/>
-            <w:noProof/>
-            <w:webHidden/>
-          </w:rPr>
-          <w:fldChar w:fldCharType="separate"/>
-        </w:r>
-        <w:r>
-          <w:rPr>
-            <w:rFonts w:ascii="Times New Roman" w:hAnsi="Times New Roman" w:cs="Times New Roman"/>
-            <w:noProof/>
-            <w:webHidden/>
-          </w:rPr>
-          <w:t>10</w:t>
-        </w:r>
-        <w:r>
-          <w:rPr>
-            <w:rFonts w:ascii="Times New Roman" w:hAnsi="Times New Roman" w:cs="Times New Roman"/>
-            <w:noProof/>
-            <w:webHidden/>
-          </w:rPr>
-          <w:fldChar w:fldCharType="end"/>
-        </w:r>
-      </w:hyperlink>
-    </w:p>
-    <w:p>
-      <w:pPr>
-        <w:pStyle w:val="21"/>
-        <w:tabs>
-          <w:tab w:val="right" w:leader="dot" w:pos="9344"/>
-        </w:tabs>
-        <w:rPr>
-          <w:rFonts w:ascii="Times New Roman" w:hAnsi="Times New Roman" w:cs="Times New Roman"/>
-          <w:noProof/>
-        </w:rPr>
-      </w:pPr>
-      <w:hyperlink w:anchor="_Toc195094596" w:history="1">
-        <w:r>
-          <w:rPr>
-            <w:rStyle w:val="ab"/>
-            <w:rFonts w:ascii="Times New Roman" w:hAnsi="Times New Roman" w:cs="Times New Roman"/>
-            <w:noProof/>
-          </w:rPr>
-          <w:t>2.4.5 Требование к информационной программной совместимости</w:t>
-        </w:r>
-        <w:r>
-          <w:rPr>
-            <w:rFonts w:ascii="Times New Roman" w:hAnsi="Times New Roman" w:cs="Times New Roman"/>
-            <w:noProof/>
-            <w:webHidden/>
-          </w:rPr>
-          <w:tab/>
-        </w:r>
-        <w:r>
-          <w:rPr>
-            <w:rFonts w:ascii="Times New Roman" w:hAnsi="Times New Roman" w:cs="Times New Roman"/>
-            <w:noProof/>
-            <w:webHidden/>
-          </w:rPr>
-          <w:fldChar w:fldCharType="begin"/>
-        </w:r>
-        <w:r>
-          <w:rPr>
-            <w:rFonts w:ascii="Times New Roman" w:hAnsi="Times New Roman" w:cs="Times New Roman"/>
-            <w:noProof/>
-            <w:webHidden/>
-          </w:rPr>
-          <w:instrText xml:space="preserve"> PAGEREF _Toc195094596 \h </w:instrText>
-        </w:r>
-        <w:r>
-          <w:rPr>
-            <w:rFonts w:ascii="Times New Roman" w:hAnsi="Times New Roman" w:cs="Times New Roman"/>
-            <w:noProof/>
-            <w:webHidden/>
-          </w:rPr>
-        </w:r>
-        <w:r>
-          <w:rPr>
-            <w:rFonts w:ascii="Times New Roman" w:hAnsi="Times New Roman" w:cs="Times New Roman"/>
-            <w:noProof/>
-            <w:webHidden/>
-          </w:rPr>
-          <w:fldChar w:fldCharType="separate"/>
-        </w:r>
-        <w:r>
-          <w:rPr>
-            <w:rFonts w:ascii="Times New Roman" w:hAnsi="Times New Roman" w:cs="Times New Roman"/>
-            <w:noProof/>
-            <w:webHidden/>
-          </w:rPr>
-          <w:t>10</w:t>
-        </w:r>
-        <w:r>
-          <w:rPr>
-            <w:rFonts w:ascii="Times New Roman" w:hAnsi="Times New Roman" w:cs="Times New Roman"/>
-            <w:noProof/>
-            <w:webHidden/>
-          </w:rPr>
-          <w:fldChar w:fldCharType="end"/>
-        </w:r>
-      </w:hyperlink>
-    </w:p>
-    <w:p>
-      <w:pPr>
-        <w:pStyle w:val="21"/>
-        <w:tabs>
-          <w:tab w:val="right" w:leader="dot" w:pos="9344"/>
-        </w:tabs>
-        <w:rPr>
-          <w:rFonts w:ascii="Times New Roman" w:hAnsi="Times New Roman" w:cs="Times New Roman"/>
-          <w:noProof/>
-        </w:rPr>
-      </w:pPr>
-      <w:hyperlink w:anchor="_Toc195094597" w:history="1">
-        <w:r>
-          <w:rPr>
-            <w:rStyle w:val="ab"/>
-            <w:rFonts w:ascii="Times New Roman" w:hAnsi="Times New Roman" w:cs="Times New Roman"/>
-            <w:noProof/>
-          </w:rPr>
-          <w:t>2.4.6. Требования к маркировке и упаковке</w:t>
-        </w:r>
-        <w:r>
-          <w:rPr>
-            <w:rFonts w:ascii="Times New Roman" w:hAnsi="Times New Roman" w:cs="Times New Roman"/>
-            <w:noProof/>
-            <w:webHidden/>
-          </w:rPr>
-          <w:tab/>
-        </w:r>
-        <w:r>
-          <w:rPr>
-            <w:rFonts w:ascii="Times New Roman" w:hAnsi="Times New Roman" w:cs="Times New Roman"/>
-            <w:noProof/>
-            <w:webHidden/>
-          </w:rPr>
-          <w:fldChar w:fldCharType="begin"/>
-        </w:r>
-        <w:r>
-          <w:rPr>
-            <w:rFonts w:ascii="Times New Roman" w:hAnsi="Times New Roman" w:cs="Times New Roman"/>
-            <w:noProof/>
-            <w:webHidden/>
-          </w:rPr>
-          <w:instrText xml:space="preserve"> PAGEREF _Toc195094597 \h </w:instrText>
-        </w:r>
-        <w:r>
-          <w:rPr>
-            <w:rFonts w:ascii="Times New Roman" w:hAnsi="Times New Roman" w:cs="Times New Roman"/>
-            <w:noProof/>
-            <w:webHidden/>
-          </w:rPr>
-        </w:r>
-        <w:r>
-          <w:rPr>
-            <w:rFonts w:ascii="Times New Roman" w:hAnsi="Times New Roman" w:cs="Times New Roman"/>
-            <w:noProof/>
-            <w:webHidden/>
-          </w:rPr>
-          <w:fldChar w:fldCharType="separate"/>
-        </w:r>
-        <w:r>
-          <w:rPr>
-            <w:rFonts w:ascii="Times New Roman" w:hAnsi="Times New Roman" w:cs="Times New Roman"/>
-            <w:noProof/>
-            <w:webHidden/>
-          </w:rPr>
-          <w:t>10</w:t>
-        </w:r>
-        <w:r>
-          <w:rPr>
-            <w:rFonts w:ascii="Times New Roman" w:hAnsi="Times New Roman" w:cs="Times New Roman"/>
-            <w:noProof/>
-            <w:webHidden/>
-          </w:rPr>
-          <w:fldChar w:fldCharType="end"/>
-        </w:r>
-      </w:hyperlink>
-    </w:p>
-    <w:p>
-      <w:pPr>
-        <w:pStyle w:val="21"/>
-        <w:tabs>
-          <w:tab w:val="right" w:leader="dot" w:pos="9344"/>
-        </w:tabs>
-        <w:rPr>
-          <w:rFonts w:ascii="Times New Roman" w:hAnsi="Times New Roman" w:cs="Times New Roman"/>
-          <w:noProof/>
-        </w:rPr>
-      </w:pPr>
-      <w:hyperlink w:anchor="_Toc195094598" w:history="1">
-        <w:r>
-          <w:rPr>
-            <w:rStyle w:val="ab"/>
-            <w:rFonts w:ascii="Times New Roman" w:hAnsi="Times New Roman" w:cs="Times New Roman"/>
-            <w:noProof/>
-          </w:rPr>
-          <w:t>2.4.7. Требования к транспортированию и хранению</w:t>
-        </w:r>
-        <w:r>
-          <w:rPr>
-            <w:rFonts w:ascii="Times New Roman" w:hAnsi="Times New Roman" w:cs="Times New Roman"/>
-            <w:noProof/>
-            <w:webHidden/>
-          </w:rPr>
-          <w:tab/>
-        </w:r>
-        <w:r>
-          <w:rPr>
-            <w:rFonts w:ascii="Times New Roman" w:hAnsi="Times New Roman" w:cs="Times New Roman"/>
-            <w:noProof/>
-            <w:webHidden/>
-          </w:rPr>
-          <w:fldChar w:fldCharType="begin"/>
-        </w:r>
-        <w:r>
-          <w:rPr>
-            <w:rFonts w:ascii="Times New Roman" w:hAnsi="Times New Roman" w:cs="Times New Roman"/>
-            <w:noProof/>
-            <w:webHidden/>
-          </w:rPr>
-          <w:instrText xml:space="preserve"> PAGEREF _Toc195094598 \h </w:instrText>
-        </w:r>
-        <w:r>
-          <w:rPr>
-            <w:rFonts w:ascii="Times New Roman" w:hAnsi="Times New Roman" w:cs="Times New Roman"/>
-            <w:noProof/>
-            <w:webHidden/>
-          </w:rPr>
-        </w:r>
-        <w:r>
-          <w:rPr>
-            <w:rFonts w:ascii="Times New Roman" w:hAnsi="Times New Roman" w:cs="Times New Roman"/>
-            <w:noProof/>
-            <w:webHidden/>
-          </w:rPr>
-          <w:fldChar w:fldCharType="separate"/>
-        </w:r>
-        <w:r>
-          <w:rPr>
-            <w:rFonts w:ascii="Times New Roman" w:hAnsi="Times New Roman" w:cs="Times New Roman"/>
-            <w:noProof/>
-            <w:webHidden/>
-          </w:rPr>
-          <w:t>11</w:t>
-        </w:r>
-        <w:r>
-          <w:rPr>
-            <w:rFonts w:ascii="Times New Roman" w:hAnsi="Times New Roman" w:cs="Times New Roman"/>
-            <w:noProof/>
-            <w:webHidden/>
-          </w:rPr>
-          <w:fldChar w:fldCharType="end"/>
-        </w:r>
-      </w:hyperlink>
-    </w:p>
-    <w:p>
-      <w:pPr>
-        <w:pStyle w:val="21"/>
-        <w:tabs>
-          <w:tab w:val="right" w:leader="dot" w:pos="9344"/>
-        </w:tabs>
-        <w:rPr>
-          <w:rFonts w:ascii="Times New Roman" w:hAnsi="Times New Roman" w:cs="Times New Roman"/>
-          <w:noProof/>
-        </w:rPr>
-      </w:pPr>
-      <w:hyperlink w:anchor="_Toc195094599" w:history="1">
-        <w:r>
-          <w:rPr>
-            <w:rStyle w:val="ab"/>
-            <w:rFonts w:ascii="Times New Roman" w:hAnsi="Times New Roman" w:cs="Times New Roman"/>
-            <w:noProof/>
-          </w:rPr>
-          <w:t>2.5. Требования к программной документации</w:t>
-        </w:r>
-        <w:r>
-          <w:rPr>
-            <w:rFonts w:ascii="Times New Roman" w:hAnsi="Times New Roman" w:cs="Times New Roman"/>
-            <w:noProof/>
-            <w:webHidden/>
-          </w:rPr>
-          <w:tab/>
-        </w:r>
-        <w:r>
-          <w:rPr>
-            <w:rFonts w:ascii="Times New Roman" w:hAnsi="Times New Roman" w:cs="Times New Roman"/>
-            <w:noProof/>
-            <w:webHidden/>
-          </w:rPr>
-          <w:fldChar w:fldCharType="begin"/>
-        </w:r>
-        <w:r>
-          <w:rPr>
-            <w:rFonts w:ascii="Times New Roman" w:hAnsi="Times New Roman" w:cs="Times New Roman"/>
-            <w:noProof/>
-            <w:webHidden/>
-          </w:rPr>
-          <w:instrText xml:space="preserve"> PAGEREF _Toc195094599 \h </w:instrText>
-        </w:r>
-        <w:r>
-          <w:rPr>
-            <w:rFonts w:ascii="Times New Roman" w:hAnsi="Times New Roman" w:cs="Times New Roman"/>
-            <w:noProof/>
-            <w:webHidden/>
-          </w:rPr>
-        </w:r>
-        <w:r>
-          <w:rPr>
-            <w:rFonts w:ascii="Times New Roman" w:hAnsi="Times New Roman" w:cs="Times New Roman"/>
-            <w:noProof/>
-            <w:webHidden/>
-          </w:rPr>
-          <w:fldChar w:fldCharType="separate"/>
-        </w:r>
-        <w:r>
-          <w:rPr>
-            <w:rFonts w:ascii="Times New Roman" w:hAnsi="Times New Roman" w:cs="Times New Roman"/>
-            <w:noProof/>
-            <w:webHidden/>
-          </w:rPr>
-          <w:t>11</w:t>
-        </w:r>
-        <w:r>
-          <w:rPr>
-            <w:rFonts w:ascii="Times New Roman" w:hAnsi="Times New Roman" w:cs="Times New Roman"/>
-            <w:noProof/>
-            <w:webHidden/>
-          </w:rPr>
-          <w:fldChar w:fldCharType="end"/>
-        </w:r>
-      </w:hyperlink>
-    </w:p>
-    <w:p>
-      <w:pPr>
-        <w:pStyle w:val="21"/>
-        <w:tabs>
-          <w:tab w:val="right" w:leader="dot" w:pos="9344"/>
-        </w:tabs>
-        <w:rPr>
-          <w:rFonts w:ascii="Times New Roman" w:hAnsi="Times New Roman" w:cs="Times New Roman"/>
-          <w:noProof/>
-        </w:rPr>
-      </w:pPr>
-      <w:hyperlink w:anchor="_Toc195094600" w:history="1">
-        <w:r>
-          <w:rPr>
-            <w:rStyle w:val="ab"/>
-            <w:rFonts w:ascii="Times New Roman" w:hAnsi="Times New Roman" w:cs="Times New Roman"/>
-            <w:noProof/>
-          </w:rPr>
-          <w:t>2.6. Технико-экономические показатели</w:t>
-        </w:r>
-        <w:r>
-          <w:rPr>
-            <w:rFonts w:ascii="Times New Roman" w:hAnsi="Times New Roman" w:cs="Times New Roman"/>
-            <w:noProof/>
-            <w:webHidden/>
-          </w:rPr>
-          <w:tab/>
-        </w:r>
-        <w:r>
-          <w:rPr>
-            <w:rFonts w:ascii="Times New Roman" w:hAnsi="Times New Roman" w:cs="Times New Roman"/>
-            <w:noProof/>
-            <w:webHidden/>
-          </w:rPr>
-          <w:fldChar w:fldCharType="begin"/>
-        </w:r>
-        <w:r>
-          <w:rPr>
-            <w:rFonts w:ascii="Times New Roman" w:hAnsi="Times New Roman" w:cs="Times New Roman"/>
-            <w:noProof/>
-            <w:webHidden/>
-          </w:rPr>
-          <w:instrText xml:space="preserve"> PAGEREF _Toc195094600 \h </w:instrText>
-        </w:r>
-        <w:r>
-          <w:rPr>
-            <w:rFonts w:ascii="Times New Roman" w:hAnsi="Times New Roman" w:cs="Times New Roman"/>
-            <w:noProof/>
-            <w:webHidden/>
-          </w:rPr>
-        </w:r>
-        <w:r>
-          <w:rPr>
-            <w:rFonts w:ascii="Times New Roman" w:hAnsi="Times New Roman" w:cs="Times New Roman"/>
-            <w:noProof/>
-            <w:webHidden/>
-          </w:rPr>
-          <w:fldChar w:fldCharType="separate"/>
-        </w:r>
-        <w:r>
-          <w:rPr>
-            <w:rFonts w:ascii="Times New Roman" w:hAnsi="Times New Roman" w:cs="Times New Roman"/>
-            <w:noProof/>
-            <w:webHidden/>
-          </w:rPr>
-          <w:t>11</w:t>
-        </w:r>
-        <w:r>
-          <w:rPr>
-            <w:rFonts w:ascii="Times New Roman" w:hAnsi="Times New Roman" w:cs="Times New Roman"/>
-            <w:noProof/>
-            <w:webHidden/>
-          </w:rPr>
-          <w:fldChar w:fldCharType="end"/>
-        </w:r>
-      </w:hyperlink>
-    </w:p>
-    <w:p>
-      <w:pPr>
-        <w:pStyle w:val="21"/>
-        <w:tabs>
-          <w:tab w:val="right" w:leader="dot" w:pos="9344"/>
-        </w:tabs>
-        <w:rPr>
-          <w:rFonts w:ascii="Times New Roman" w:hAnsi="Times New Roman" w:cs="Times New Roman"/>
-          <w:noProof/>
-        </w:rPr>
-      </w:pPr>
-      <w:hyperlink w:anchor="_Toc195094601" w:history="1">
-        <w:r>
-          <w:rPr>
-            <w:rStyle w:val="ab"/>
-            <w:rFonts w:ascii="Times New Roman" w:hAnsi="Times New Roman" w:cs="Times New Roman"/>
-            <w:noProof/>
-          </w:rPr>
-          <w:t>2.7. Стадии и этапы разработки</w:t>
-        </w:r>
-        <w:r>
-          <w:rPr>
-            <w:rFonts w:ascii="Times New Roman" w:hAnsi="Times New Roman" w:cs="Times New Roman"/>
-            <w:noProof/>
-            <w:webHidden/>
-          </w:rPr>
-          <w:tab/>
-        </w:r>
-        <w:r>
-          <w:rPr>
-            <w:rFonts w:ascii="Times New Roman" w:hAnsi="Times New Roman" w:cs="Times New Roman"/>
-            <w:noProof/>
-            <w:webHidden/>
-          </w:rPr>
-          <w:fldChar w:fldCharType="begin"/>
-        </w:r>
-        <w:r>
-          <w:rPr>
-            <w:rFonts w:ascii="Times New Roman" w:hAnsi="Times New Roman" w:cs="Times New Roman"/>
-            <w:noProof/>
-            <w:webHidden/>
-          </w:rPr>
-          <w:instrText xml:space="preserve"> PAGEREF _Toc195094601 \h </w:instrText>
-        </w:r>
-        <w:r>
-          <w:rPr>
-            <w:rFonts w:ascii="Times New Roman" w:hAnsi="Times New Roman" w:cs="Times New Roman"/>
-            <w:noProof/>
-            <w:webHidden/>
-          </w:rPr>
-        </w:r>
-        <w:r>
-          <w:rPr>
-            <w:rFonts w:ascii="Times New Roman" w:hAnsi="Times New Roman" w:cs="Times New Roman"/>
-            <w:noProof/>
-            <w:webHidden/>
-          </w:rPr>
-          <w:fldChar w:fldCharType="separate"/>
-        </w:r>
-        <w:r>
-          <w:rPr>
-            <w:rFonts w:ascii="Times New Roman" w:hAnsi="Times New Roman" w:cs="Times New Roman"/>
-            <w:noProof/>
-            <w:webHidden/>
-          </w:rPr>
-          <w:t>11</w:t>
-        </w:r>
-        <w:r>
-          <w:rPr>
-            <w:rFonts w:ascii="Times New Roman" w:hAnsi="Times New Roman" w:cs="Times New Roman"/>
-            <w:noProof/>
-            <w:webHidden/>
-          </w:rPr>
-          <w:fldChar w:fldCharType="end"/>
-        </w:r>
-      </w:hyperlink>
-    </w:p>
-    <w:p>
-      <w:pPr>
-        <w:pStyle w:val="21"/>
-        <w:tabs>
-          <w:tab w:val="right" w:leader="dot" w:pos="9344"/>
-        </w:tabs>
-        <w:rPr>
-          <w:rFonts w:ascii="Times New Roman" w:hAnsi="Times New Roman" w:cs="Times New Roman"/>
-          <w:noProof/>
-        </w:rPr>
-      </w:pPr>
-      <w:hyperlink w:anchor="_Toc195094602" w:history="1">
-        <w:r>
-          <w:rPr>
-            <w:rStyle w:val="ab"/>
-            <w:rFonts w:ascii="Times New Roman" w:hAnsi="Times New Roman" w:cs="Times New Roman"/>
-            <w:noProof/>
-          </w:rPr>
-          <w:t>2.8. Порядок контроля и приёмки</w:t>
-        </w:r>
-        <w:r>
-          <w:rPr>
-            <w:rFonts w:ascii="Times New Roman" w:hAnsi="Times New Roman" w:cs="Times New Roman"/>
-            <w:noProof/>
-            <w:webHidden/>
-          </w:rPr>
-          <w:tab/>
-        </w:r>
-        <w:r>
-          <w:rPr>
-            <w:rFonts w:ascii="Times New Roman" w:hAnsi="Times New Roman" w:cs="Times New Roman"/>
-            <w:noProof/>
-            <w:webHidden/>
-          </w:rPr>
-          <w:fldChar w:fldCharType="begin"/>
-        </w:r>
-        <w:r>
-          <w:rPr>
-            <w:rFonts w:ascii="Times New Roman" w:hAnsi="Times New Roman" w:cs="Times New Roman"/>
-            <w:noProof/>
-            <w:webHidden/>
-          </w:rPr>
-          <w:instrText xml:space="preserve"> PAGEREF _Toc195094602 \h </w:instrText>
-        </w:r>
-        <w:r>
-          <w:rPr>
-            <w:rFonts w:ascii="Times New Roman" w:hAnsi="Times New Roman" w:cs="Times New Roman"/>
-            <w:noProof/>
-            <w:webHidden/>
-          </w:rPr>
-        </w:r>
-        <w:r>
-          <w:rPr>
-            <w:rFonts w:ascii="Times New Roman" w:hAnsi="Times New Roman" w:cs="Times New Roman"/>
-            <w:noProof/>
-            <w:webHidden/>
-          </w:rPr>
-          <w:fldChar w:fldCharType="separate"/>
-        </w:r>
-        <w:r>
-          <w:rPr>
-            <w:rFonts w:ascii="Times New Roman" w:hAnsi="Times New Roman" w:cs="Times New Roman"/>
-            <w:noProof/>
-            <w:webHidden/>
-          </w:rPr>
-          <w:t>11</w:t>
-        </w:r>
-        <w:r>
-          <w:rPr>
-            <w:rFonts w:ascii="Times New Roman" w:hAnsi="Times New Roman" w:cs="Times New Roman"/>
-            <w:noProof/>
-            <w:webHidden/>
-          </w:rPr>
-          <w:fldChar w:fldCharType="end"/>
-        </w:r>
-      </w:hyperlink>
-    </w:p>
-    <w:p>
-      <w:pPr>
-        <w:pStyle w:val="11"/>
-        <w:tabs>
-          <w:tab w:val="right" w:leader="dot" w:pos="9344"/>
-        </w:tabs>
-        <w:rPr>
-          <w:rFonts w:ascii="Times New Roman" w:hAnsi="Times New Roman" w:cs="Times New Roman"/>
-          <w:noProof/>
-        </w:rPr>
-      </w:pPr>
-      <w:hyperlink w:anchor="_Toc195094603" w:history="1">
-        <w:r>
-          <w:rPr>
-            <w:rStyle w:val="ab"/>
-            <w:rFonts w:ascii="Times New Roman" w:hAnsi="Times New Roman" w:cs="Times New Roman"/>
-            <w:noProof/>
-          </w:rPr>
-          <w:t>Раздел 3. Эскизный проект</w:t>
-        </w:r>
-        <w:r>
-          <w:rPr>
-            <w:rFonts w:ascii="Times New Roman" w:hAnsi="Times New Roman" w:cs="Times New Roman"/>
-            <w:noProof/>
-            <w:webHidden/>
-          </w:rPr>
-          <w:tab/>
-        </w:r>
-        <w:r>
-          <w:rPr>
-            <w:rFonts w:ascii="Times New Roman" w:hAnsi="Times New Roman" w:cs="Times New Roman"/>
-            <w:noProof/>
-            <w:webHidden/>
-          </w:rPr>
-          <w:fldChar w:fldCharType="begin"/>
-        </w:r>
-        <w:r>
-          <w:rPr>
-            <w:rFonts w:ascii="Times New Roman" w:hAnsi="Times New Roman" w:cs="Times New Roman"/>
-            <w:noProof/>
-            <w:webHidden/>
-          </w:rPr>
-          <w:instrText xml:space="preserve"> PAGEREF _Toc195094603 \h </w:instrText>
-        </w:r>
-        <w:r>
-          <w:rPr>
-            <w:rFonts w:ascii="Times New Roman" w:hAnsi="Times New Roman" w:cs="Times New Roman"/>
-            <w:noProof/>
-            <w:webHidden/>
-          </w:rPr>
-        </w:r>
-        <w:r>
-          <w:rPr>
-            <w:rFonts w:ascii="Times New Roman" w:hAnsi="Times New Roman" w:cs="Times New Roman"/>
-            <w:noProof/>
-            <w:webHidden/>
-          </w:rPr>
-          <w:fldChar w:fldCharType="separate"/>
-        </w:r>
-        <w:r>
-          <w:rPr>
-            <w:rFonts w:ascii="Times New Roman" w:hAnsi="Times New Roman" w:cs="Times New Roman"/>
-            <w:noProof/>
-            <w:webHidden/>
-          </w:rPr>
-          <w:t>12</w:t>
-        </w:r>
-        <w:r>
-          <w:rPr>
-            <w:rFonts w:ascii="Times New Roman" w:hAnsi="Times New Roman" w:cs="Times New Roman"/>
-            <w:noProof/>
-            <w:webHidden/>
-          </w:rPr>
-          <w:fldChar w:fldCharType="end"/>
-        </w:r>
-      </w:hyperlink>
-    </w:p>
-    <w:p>
-      <w:pPr>
-        <w:pStyle w:val="21"/>
-        <w:tabs>
-          <w:tab w:val="right" w:leader="dot" w:pos="9344"/>
-        </w:tabs>
-        <w:rPr>
-          <w:rFonts w:ascii="Times New Roman" w:hAnsi="Times New Roman" w:cs="Times New Roman"/>
-          <w:noProof/>
-        </w:rPr>
-      </w:pPr>
-      <w:hyperlink w:anchor="_Toc195094604" w:history="1">
-        <w:r>
-          <w:rPr>
-            <w:rStyle w:val="ab"/>
-            <w:rFonts w:ascii="Times New Roman" w:hAnsi="Times New Roman" w:cs="Times New Roman"/>
-            <w:noProof/>
-          </w:rPr>
-          <w:t>3.1. Структура входных – выходных данных</w:t>
-        </w:r>
-        <w:r>
-          <w:rPr>
-            <w:rFonts w:ascii="Times New Roman" w:hAnsi="Times New Roman" w:cs="Times New Roman"/>
-            <w:noProof/>
-            <w:webHidden/>
-          </w:rPr>
-          <w:tab/>
-        </w:r>
-        <w:r>
-          <w:rPr>
-            <w:rFonts w:ascii="Times New Roman" w:hAnsi="Times New Roman" w:cs="Times New Roman"/>
-            <w:noProof/>
-            <w:webHidden/>
-          </w:rPr>
-          <w:fldChar w:fldCharType="begin"/>
-        </w:r>
-        <w:r>
-          <w:rPr>
-            <w:rFonts w:ascii="Times New Roman" w:hAnsi="Times New Roman" w:cs="Times New Roman"/>
-            <w:noProof/>
-            <w:webHidden/>
-          </w:rPr>
-          <w:instrText xml:space="preserve"> PAGEREF _Toc195094604 \h </w:instrText>
-        </w:r>
-        <w:r>
-          <w:rPr>
-            <w:rFonts w:ascii="Times New Roman" w:hAnsi="Times New Roman" w:cs="Times New Roman"/>
-            <w:noProof/>
-            <w:webHidden/>
-          </w:rPr>
-        </w:r>
-        <w:r>
-          <w:rPr>
-            <w:rFonts w:ascii="Times New Roman" w:hAnsi="Times New Roman" w:cs="Times New Roman"/>
-            <w:noProof/>
-            <w:webHidden/>
-          </w:rPr>
-          <w:fldChar w:fldCharType="separate"/>
-        </w:r>
-        <w:r>
-          <w:rPr>
-            <w:rFonts w:ascii="Times New Roman" w:hAnsi="Times New Roman" w:cs="Times New Roman"/>
-            <w:noProof/>
-            <w:webHidden/>
-          </w:rPr>
-          <w:t>12</w:t>
-        </w:r>
-        <w:r>
-          <w:rPr>
-            <w:rFonts w:ascii="Times New Roman" w:hAnsi="Times New Roman" w:cs="Times New Roman"/>
-            <w:noProof/>
-            <w:webHidden/>
-          </w:rPr>
-          <w:fldChar w:fldCharType="end"/>
-        </w:r>
-      </w:hyperlink>
-    </w:p>
-    <w:p>
-      <w:pPr>
-        <w:pStyle w:val="21"/>
-        <w:tabs>
-          <w:tab w:val="right" w:leader="dot" w:pos="9344"/>
-        </w:tabs>
-        <w:rPr>
-          <w:rFonts w:ascii="Times New Roman" w:hAnsi="Times New Roman" w:cs="Times New Roman"/>
-          <w:noProof/>
-        </w:rPr>
-      </w:pPr>
-      <w:hyperlink w:anchor="_Toc195094605" w:history="1">
-        <w:r>
-          <w:rPr>
-            <w:rStyle w:val="ab"/>
-            <w:rFonts w:ascii="Times New Roman" w:hAnsi="Times New Roman" w:cs="Times New Roman"/>
-            <w:noProof/>
-          </w:rPr>
-          <w:t>3.2. Макеты интерфейса программы</w:t>
-        </w:r>
-        <w:r>
-          <w:rPr>
-            <w:rFonts w:ascii="Times New Roman" w:hAnsi="Times New Roman" w:cs="Times New Roman"/>
-            <w:noProof/>
-            <w:webHidden/>
-          </w:rPr>
-          <w:tab/>
-        </w:r>
-        <w:r>
-          <w:rPr>
-            <w:rFonts w:ascii="Times New Roman" w:hAnsi="Times New Roman" w:cs="Times New Roman"/>
-            <w:noProof/>
-            <w:webHidden/>
-          </w:rPr>
-          <w:fldChar w:fldCharType="begin"/>
-        </w:r>
-        <w:r>
-          <w:rPr>
-            <w:rFonts w:ascii="Times New Roman" w:hAnsi="Times New Roman" w:cs="Times New Roman"/>
-            <w:noProof/>
-            <w:webHidden/>
-          </w:rPr>
-          <w:instrText xml:space="preserve"> PAGEREF _Toc195094605 \h </w:instrText>
-        </w:r>
-        <w:r>
-          <w:rPr>
-            <w:rFonts w:ascii="Times New Roman" w:hAnsi="Times New Roman" w:cs="Times New Roman"/>
-            <w:noProof/>
-            <w:webHidden/>
-          </w:rPr>
-        </w:r>
-        <w:r>
-          <w:rPr>
-            <w:rFonts w:ascii="Times New Roman" w:hAnsi="Times New Roman" w:cs="Times New Roman"/>
-            <w:noProof/>
-            <w:webHidden/>
-          </w:rPr>
-          <w:fldChar w:fldCharType="separate"/>
-        </w:r>
-        <w:r>
-          <w:rPr>
-            <w:rFonts w:ascii="Times New Roman" w:hAnsi="Times New Roman" w:cs="Times New Roman"/>
-            <w:noProof/>
-            <w:webHidden/>
-          </w:rPr>
-          <w:t>13</w:t>
-        </w:r>
-        <w:r>
-          <w:rPr>
-            <w:rFonts w:ascii="Times New Roman" w:hAnsi="Times New Roman" w:cs="Times New Roman"/>
+            <w:noProof/>
+            <w:webHidden/>
+          </w:rPr>
+          <w:t>14</w:t>
+        </w:r>
+        <w:r>
+          <w:rPr>
             <w:noProof/>
             <w:webHidden/>
           </w:rPr>
@@ -2592,14 +2628,14 @@
         </w:rPr>
       </w:pPr>
       <w:bookmarkStart w:id="2" w:name="_Toc168482024"/>
-      <w:bookmarkStart w:id="3" w:name="_Toc195094587"/>
-      <w:bookmarkEnd w:id="1"/>
+      <w:bookmarkEnd w:id="0"/>
       <w:r>
         <w:rPr>
           <w:lang w:val="ru-RU"/>
         </w:rPr>
         <w:br w:type="page"/>
       </w:r>
+      <w:bookmarkStart w:id="3" w:name="_Toc232648636"/>
       <w:r>
         <w:rPr>
           <w:rFonts w:eastAsiaTheme="minorHAnsi"/>
@@ -2608,6 +2644,7 @@
         <w:lastRenderedPageBreak/>
         <w:t>РАЗДЕЛ 1. АНАЛИЗ ПРЕДМЕТНОЙ ОБЛАСТИ</w:t>
       </w:r>
+      <w:bookmarkEnd w:id="3"/>
     </w:p>
     <w:p>
       <w:pPr>
@@ -2620,12 +2657,14 @@
           <w:lang w:val="ru-RU"/>
         </w:rPr>
       </w:pPr>
+      <w:bookmarkStart w:id="4" w:name="_Toc232648637"/>
       <w:r>
         <w:rPr>
           <w:lang w:val="ru-RU"/>
         </w:rPr>
         <w:t>1.1. Сбор данных</w:t>
       </w:r>
+      <w:bookmarkEnd w:id="4"/>
     </w:p>
     <w:p>
       <w:pPr>
@@ -3549,12 +3588,14 @@
           <w:lang w:val="ru-RU"/>
         </w:rPr>
       </w:pPr>
+      <w:bookmarkStart w:id="5" w:name="_Toc232648638"/>
       <w:r>
         <w:rPr>
           <w:lang w:val="ru-RU"/>
         </w:rPr>
         <w:t>1.2. Обоснование необходимости создания АС</w:t>
       </w:r>
+      <w:bookmarkEnd w:id="5"/>
     </w:p>
     <w:p>
       <w:pPr>
@@ -3615,13 +3656,23 @@
         </w:rPr>
         <w:t xml:space="preserve">Учитывая собранные данные, разработана модель бизнес-процесса, позволяющая провести всесторонний анализ деятельности информационного ресурса. С использованием методологии функционального моделирования IDEF0 построена функциональная модель, отображающая структуру и функции портала </w:t>
       </w:r>
-      <w:r>
-        <w:rPr>
-          <w:rFonts w:ascii="Times New Roman" w:hAnsi="Times New Roman" w:cs="Times New Roman"/>
-          <w:sz w:val="28"/>
-          <w:szCs w:val="28"/>
-        </w:rPr>
-        <w:t xml:space="preserve">видео-игровой студии </w:t>
+      <w:proofErr w:type="gramStart"/>
+      <w:r>
+        <w:rPr>
+          <w:rFonts w:ascii="Times New Roman" w:hAnsi="Times New Roman" w:cs="Times New Roman"/>
+          <w:sz w:val="28"/>
+          <w:szCs w:val="28"/>
+        </w:rPr>
+        <w:t>видео-игровой</w:t>
+      </w:r>
+      <w:proofErr w:type="gramEnd"/>
+      <w:r>
+        <w:rPr>
+          <w:rFonts w:ascii="Times New Roman" w:hAnsi="Times New Roman" w:cs="Times New Roman"/>
+          <w:sz w:val="28"/>
+          <w:szCs w:val="28"/>
+        </w:rPr>
+        <w:t xml:space="preserve"> студии </w:t>
       </w:r>
       <w:r>
         <w:rPr>
@@ -3654,9 +3705,9 @@
         </w:rPr>
         <w:lastRenderedPageBreak/>
         <w:drawing>
-          <wp:inline distT="0" distB="0" distL="0" distR="0" wp14:anchorId="6A5F62A9" wp14:editId="6A0CC173">
-            <wp:extent cx="5939790" cy="2871470"/>
-            <wp:effectExtent l="0" t="0" r="3810" b="5080"/>
+          <wp:inline distT="0" distB="0" distL="0" distR="0" wp14:anchorId="6A5F62A9" wp14:editId="12D54BE2">
+            <wp:extent cx="4776961" cy="2871470"/>
+            <wp:effectExtent l="0" t="0" r="5080" b="5080"/>
             <wp:docPr id="7" name="Рисунок 7"/>
             <wp:cNvGraphicFramePr>
               <a:graphicFrameLocks xmlns:a="http://schemas.openxmlformats.org/drawingml/2006/main" noChangeAspect="1"/>
@@ -3665,11 +3716,17 @@
               <a:graphicData uri="http://schemas.openxmlformats.org/drawingml/2006/picture">
                 <pic:pic xmlns:pic="http://schemas.openxmlformats.org/drawingml/2006/picture">
                   <pic:nvPicPr>
-                    <pic:cNvPr id="1" name=""/>
+                    <pic:cNvPr id="7" name="Рисунок 7"/>
                     <pic:cNvPicPr/>
                   </pic:nvPicPr>
                   <pic:blipFill>
-                    <a:blip r:embed="rId8"/>
+                    <a:blip r:embed="rId8">
+                      <a:extLst>
+                        <a:ext uri="{28A0092B-C50C-407E-A947-70E740481C1C}">
+                          <a14:useLocalDpi xmlns:a14="http://schemas.microsoft.com/office/drawing/2010/main" val="0"/>
+                        </a:ext>
+                      </a:extLst>
+                    </a:blip>
                     <a:stretch>
                       <a:fillRect/>
                     </a:stretch>
@@ -3677,7 +3734,7 @@
                   <pic:spPr>
                     <a:xfrm>
                       <a:off x="0" y="0"/>
-                      <a:ext cx="5939790" cy="2871470"/>
+                      <a:ext cx="4776961" cy="2871470"/>
                     </a:xfrm>
                     <a:prstGeom prst="rect">
                       <a:avLst/>
@@ -3809,9 +3866,9 @@
           <w:lang w:eastAsia="ru-RU"/>
         </w:rPr>
         <w:drawing>
-          <wp:inline distT="0" distB="0" distL="0" distR="0" wp14:anchorId="048A909D" wp14:editId="4FA974C0">
-            <wp:extent cx="5939790" cy="2698750"/>
-            <wp:effectExtent l="0" t="0" r="3810" b="6350"/>
+          <wp:inline distT="0" distB="0" distL="0" distR="0" wp14:anchorId="048A909D" wp14:editId="29836913">
+            <wp:extent cx="5937250" cy="2698750"/>
+            <wp:effectExtent l="0" t="0" r="6350" b="6350"/>
             <wp:docPr id="8" name="Рисунок 8"/>
             <wp:cNvGraphicFramePr>
               <a:graphicFrameLocks xmlns:a="http://schemas.openxmlformats.org/drawingml/2006/main" noChangeAspect="1"/>
@@ -3820,11 +3877,17 @@
               <a:graphicData uri="http://schemas.openxmlformats.org/drawingml/2006/picture">
                 <pic:pic xmlns:pic="http://schemas.openxmlformats.org/drawingml/2006/picture">
                   <pic:nvPicPr>
-                    <pic:cNvPr id="1" name=""/>
+                    <pic:cNvPr id="8" name="Рисунок 8"/>
                     <pic:cNvPicPr/>
                   </pic:nvPicPr>
                   <pic:blipFill>
-                    <a:blip r:embed="rId9"/>
+                    <a:blip r:embed="rId9" cstate="print">
+                      <a:extLst>
+                        <a:ext uri="{28A0092B-C50C-407E-A947-70E740481C1C}">
+                          <a14:useLocalDpi xmlns:a14="http://schemas.microsoft.com/office/drawing/2010/main" val="0"/>
+                        </a:ext>
+                      </a:extLst>
+                    </a:blip>
                     <a:stretch>
                       <a:fillRect/>
                     </a:stretch>
@@ -3832,7 +3895,7 @@
                   <pic:spPr>
                     <a:xfrm>
                       <a:off x="0" y="0"/>
-                      <a:ext cx="5939790" cy="2698750"/>
+                      <a:ext cx="5937250" cy="2698750"/>
                     </a:xfrm>
                     <a:prstGeom prst="rect">
                       <a:avLst/>
@@ -4013,9 +4076,9 @@
         </w:rPr>
         <w:lastRenderedPageBreak/>
         <w:drawing>
-          <wp:inline distT="0" distB="0" distL="0" distR="0" wp14:anchorId="0821F208" wp14:editId="5A0C2761">
-            <wp:extent cx="5939790" cy="2490470"/>
-            <wp:effectExtent l="0" t="0" r="3810" b="5080"/>
+          <wp:inline distT="0" distB="0" distL="0" distR="0" wp14:anchorId="0821F208" wp14:editId="0A639623">
+            <wp:extent cx="5939790" cy="2441838"/>
+            <wp:effectExtent l="0" t="0" r="3810" b="0"/>
             <wp:docPr id="3" name="Рисунок 3"/>
             <wp:cNvGraphicFramePr>
               <a:graphicFrameLocks xmlns:a="http://schemas.openxmlformats.org/drawingml/2006/main" noChangeAspect="1"/>
@@ -4024,11 +4087,17 @@
               <a:graphicData uri="http://schemas.openxmlformats.org/drawingml/2006/picture">
                 <pic:pic xmlns:pic="http://schemas.openxmlformats.org/drawingml/2006/picture">
                   <pic:nvPicPr>
-                    <pic:cNvPr id="1" name=""/>
+                    <pic:cNvPr id="3" name="Рисунок 3"/>
                     <pic:cNvPicPr/>
                   </pic:nvPicPr>
                   <pic:blipFill>
-                    <a:blip r:embed="rId10"/>
+                    <a:blip r:embed="rId10" cstate="print">
+                      <a:extLst>
+                        <a:ext uri="{28A0092B-C50C-407E-A947-70E740481C1C}">
+                          <a14:useLocalDpi xmlns:a14="http://schemas.microsoft.com/office/drawing/2010/main" val="0"/>
+                        </a:ext>
+                      </a:extLst>
+                    </a:blip>
                     <a:stretch>
                       <a:fillRect/>
                     </a:stretch>
@@ -4036,7 +4105,7 @@
                   <pic:spPr>
                     <a:xfrm>
                       <a:off x="0" y="0"/>
-                      <a:ext cx="5939790" cy="2490470"/>
+                      <a:ext cx="5939790" cy="2441838"/>
                     </a:xfrm>
                     <a:prstGeom prst="rect">
                       <a:avLst/>
@@ -4105,6 +4174,7 @@
         <w:rPr>
           <w:rFonts w:ascii="Times New Roman" w:hAnsi="Times New Roman" w:cs="Times New Roman"/>
           <w:b w:val="0"/>
+          <w:noProof/>
           <w:color w:val="000000" w:themeColor="text1"/>
           <w:sz w:val="24"/>
           <w:szCs w:val="24"/>
@@ -4141,6 +4211,7 @@
           <w:rFonts w:ascii="Times New Roman" w:hAnsi="Times New Roman" w:cs="Times New Roman"/>
           <w:sz w:val="28"/>
           <w:szCs w:val="28"/>
+          <w:lang w:val="en-US"/>
         </w:rPr>
       </w:pPr>
       <w:r>
@@ -4172,6 +4243,7 @@
       <w:pPr>
         <w:keepNext/>
         <w:spacing w:after="0" w:line="240" w:lineRule="auto"/>
+        <w:ind w:left="708" w:firstLine="708"/>
         <w:jc w:val="both"/>
       </w:pPr>
       <w:r>
@@ -4183,8 +4255,8 @@
           <w:lang w:eastAsia="ru-RU"/>
         </w:rPr>
         <w:drawing>
-          <wp:inline distT="0" distB="0" distL="0" distR="0" wp14:anchorId="37F22C43" wp14:editId="1343AA31">
-            <wp:extent cx="5890161" cy="2370800"/>
+          <wp:inline distT="0" distB="0" distL="0" distR="0" wp14:anchorId="37F22C43" wp14:editId="1F427FBE">
+            <wp:extent cx="4420997" cy="1828800"/>
             <wp:effectExtent l="0" t="0" r="0" b="0"/>
             <wp:docPr id="2" name="Рисунок 2"/>
             <wp:cNvGraphicFramePr>
@@ -4194,11 +4266,17 @@
               <a:graphicData uri="http://schemas.openxmlformats.org/drawingml/2006/picture">
                 <pic:pic xmlns:pic="http://schemas.openxmlformats.org/drawingml/2006/picture">
                   <pic:nvPicPr>
-                    <pic:cNvPr id="1" name=""/>
+                    <pic:cNvPr id="2" name="Рисунок 2"/>
                     <pic:cNvPicPr/>
                   </pic:nvPicPr>
                   <pic:blipFill>
-                    <a:blip r:embed="rId11"/>
+                    <a:blip r:embed="rId11">
+                      <a:extLst>
+                        <a:ext uri="{28A0092B-C50C-407E-A947-70E740481C1C}">
+                          <a14:useLocalDpi xmlns:a14="http://schemas.microsoft.com/office/drawing/2010/main" val="0"/>
+                        </a:ext>
+                      </a:extLst>
+                    </a:blip>
                     <a:stretch>
                       <a:fillRect/>
                     </a:stretch>
@@ -4206,7 +4284,7 @@
                   <pic:spPr>
                     <a:xfrm>
                       <a:off x="0" y="0"/>
-                      <a:ext cx="5897849" cy="2373894"/>
+                      <a:ext cx="4475160" cy="1851205"/>
                     </a:xfrm>
                     <a:prstGeom prst="rect">
                       <a:avLst/>
@@ -4314,12 +4392,14 @@
           <w:lang w:val="ru-RU"/>
         </w:rPr>
       </w:pPr>
+      <w:bookmarkStart w:id="6" w:name="_Toc232648639"/>
       <w:r>
         <w:rPr>
           <w:lang w:val="ru-RU"/>
         </w:rPr>
         <w:t>1.3. Предлагаемое решение</w:t>
       </w:r>
+      <w:bookmarkEnd w:id="6"/>
     </w:p>
     <w:p>
       <w:pPr>
@@ -4532,7 +4612,6 @@
           <w:sz w:val="28"/>
           <w:szCs w:val="28"/>
         </w:rPr>
-        <w:lastRenderedPageBreak/>
         <w:t>Отображение статистики посещаемости игроков и информация о партнерах и рекламодателях.</w:t>
       </w:r>
     </w:p>
@@ -4549,6 +4628,7 @@
           <w:lang w:val="ru-RU"/>
         </w:rPr>
       </w:pPr>
+      <w:bookmarkStart w:id="7" w:name="_Toc232648640"/>
       <w:r>
         <w:rPr>
           <w:sz w:val="28"/>
@@ -4559,7 +4639,7 @@
         <w:t>Раздел 2. Техническое задание</w:t>
       </w:r>
       <w:bookmarkEnd w:id="2"/>
-      <w:bookmarkEnd w:id="3"/>
+      <w:bookmarkEnd w:id="7"/>
     </w:p>
     <w:p>
       <w:pPr>
@@ -4572,16 +4652,16 @@
           <w:lang w:val="ru-RU"/>
         </w:rPr>
       </w:pPr>
-      <w:bookmarkStart w:id="4" w:name="_Toc168482025"/>
-      <w:bookmarkStart w:id="5" w:name="_Toc195094588"/>
+      <w:bookmarkStart w:id="8" w:name="_Toc168482025"/>
+      <w:bookmarkStart w:id="9" w:name="_Toc232648641"/>
       <w:r>
         <w:rPr>
           <w:lang w:val="ru-RU"/>
         </w:rPr>
         <w:t>2.1. Введение</w:t>
       </w:r>
-      <w:bookmarkEnd w:id="4"/>
-      <w:bookmarkEnd w:id="5"/>
+      <w:bookmarkEnd w:id="8"/>
+      <w:bookmarkEnd w:id="9"/>
     </w:p>
     <w:p>
       <w:pPr>
@@ -4612,16 +4692,16 @@
           <w:lang w:val="ru-RU"/>
         </w:rPr>
       </w:pPr>
-      <w:bookmarkStart w:id="6" w:name="_Toc168482026"/>
-      <w:bookmarkStart w:id="7" w:name="_Toc195094589"/>
+      <w:bookmarkStart w:id="10" w:name="_Toc168482026"/>
+      <w:bookmarkStart w:id="11" w:name="_Toc232648642"/>
       <w:r>
         <w:rPr>
           <w:lang w:val="ru-RU"/>
         </w:rPr>
         <w:t>2.2. Основания для разработки</w:t>
       </w:r>
-      <w:bookmarkEnd w:id="6"/>
-      <w:bookmarkEnd w:id="7"/>
+      <w:bookmarkEnd w:id="10"/>
+      <w:bookmarkEnd w:id="11"/>
     </w:p>
     <w:p>
       <w:pPr>
@@ -4726,16 +4806,16 @@
           <w:lang w:val="ru-RU"/>
         </w:rPr>
       </w:pPr>
-      <w:bookmarkStart w:id="8" w:name="_Toc168482027"/>
-      <w:bookmarkStart w:id="9" w:name="_Toc195094590"/>
+      <w:bookmarkStart w:id="12" w:name="_Toc168482027"/>
+      <w:bookmarkStart w:id="13" w:name="_Toc232648643"/>
       <w:r>
         <w:rPr>
           <w:lang w:val="ru-RU"/>
         </w:rPr>
         <w:t>2.3. Назначение разработки</w:t>
       </w:r>
-      <w:bookmarkEnd w:id="8"/>
-      <w:bookmarkEnd w:id="9"/>
+      <w:bookmarkEnd w:id="12"/>
+      <w:bookmarkEnd w:id="13"/>
     </w:p>
     <w:p>
       <w:pPr>
@@ -4751,7 +4831,7 @@
           <w:lang w:eastAsia="ru-RU"/>
         </w:rPr>
       </w:pPr>
-      <w:bookmarkStart w:id="10" w:name="_Toc168482028"/>
+      <w:bookmarkStart w:id="14" w:name="_Toc168482028"/>
       <w:r>
         <w:rPr>
           <w:szCs w:val="20"/>
@@ -4921,15 +5001,15 @@
           <w:lang w:val="ru-RU"/>
         </w:rPr>
       </w:pPr>
-      <w:bookmarkStart w:id="11" w:name="_Toc195094591"/>
+      <w:bookmarkStart w:id="15" w:name="_Toc232648644"/>
       <w:r>
         <w:rPr>
           <w:lang w:val="ru-RU"/>
         </w:rPr>
         <w:t>Требования к программе или программному изделию</w:t>
       </w:r>
-      <w:bookmarkEnd w:id="10"/>
-      <w:bookmarkEnd w:id="11"/>
+      <w:bookmarkEnd w:id="14"/>
+      <w:bookmarkEnd w:id="15"/>
     </w:p>
     <w:p>
       <w:pPr>
@@ -4942,16 +5022,16 @@
           <w:lang w:val="ru-RU"/>
         </w:rPr>
       </w:pPr>
-      <w:bookmarkStart w:id="12" w:name="_Toc168482029"/>
-      <w:bookmarkStart w:id="13" w:name="_Toc195094592"/>
+      <w:bookmarkStart w:id="16" w:name="_Toc168482029"/>
+      <w:bookmarkStart w:id="17" w:name="_Toc232648645"/>
       <w:r>
         <w:rPr>
           <w:lang w:val="ru-RU"/>
         </w:rPr>
         <w:t>2.4.1. Требования к функциональным характеристикам</w:t>
       </w:r>
-      <w:bookmarkEnd w:id="12"/>
-      <w:bookmarkEnd w:id="13"/>
+      <w:bookmarkEnd w:id="16"/>
+      <w:bookmarkEnd w:id="17"/>
     </w:p>
     <w:p>
       <w:pPr>
@@ -4971,505 +5051,849 @@
     </w:p>
     <w:p>
       <w:pPr>
-        <w:pStyle w:val="a5"/>
         <w:numPr>
           <w:ilvl w:val="0"/>
-          <w:numId w:val="9"/>
+          <w:numId w:val="33"/>
         </w:numPr>
-        <w:spacing w:line="360" w:lineRule="auto"/>
+        <w:spacing w:after="0" w:line="360" w:lineRule="auto"/>
         <w:ind w:left="0" w:firstLine="0"/>
-        <w:rPr>
-          <w:lang w:val="ru-RU"/>
-        </w:rPr>
-      </w:pPr>
-      <w:r>
-        <w:rPr>
-          <w:lang w:val="ru-RU"/>
-        </w:rPr>
-        <w:t>На главной странице</w:t>
-      </w:r>
-      <w:r>
-        <w:rPr>
-          <w:lang w:val="ru-RU"/>
-        </w:rPr>
-        <w:t xml:space="preserve"> пользователя</w:t>
-      </w:r>
-      <w:r>
-        <w:rPr>
-          <w:lang w:val="ru-RU"/>
-        </w:rPr>
-        <w:t>:</w:t>
-      </w:r>
-    </w:p>
-    <w:p>
-      <w:pPr>
-        <w:pStyle w:val="a5"/>
+        <w:jc w:val="both"/>
+        <w:rPr>
+          <w:rFonts w:ascii="Times New Roman" w:eastAsia="Arial" w:hAnsi="Times New Roman" w:cs="Times New Roman"/>
+          <w:sz w:val="28"/>
+          <w:szCs w:val="28"/>
+          <w:lang w:eastAsia="ru-RU"/>
+        </w:rPr>
+      </w:pPr>
+      <w:bookmarkStart w:id="18" w:name="_Toc168482030"/>
+      <w:r>
+        <w:rPr>
+          <w:rFonts w:ascii="Times New Roman" w:eastAsia="Arial" w:hAnsi="Times New Roman" w:cs="Times New Roman"/>
+          <w:sz w:val="28"/>
+          <w:szCs w:val="28"/>
+          <w:lang w:eastAsia="ru-RU"/>
+        </w:rPr>
+        <w:t>На странице About (Главная):</w:t>
+      </w:r>
+    </w:p>
+    <w:p>
+      <w:pPr>
         <w:numPr>
           <w:ilvl w:val="0"/>
-          <w:numId w:val="5"/>
+          <w:numId w:val="32"/>
         </w:numPr>
-        <w:spacing w:line="360" w:lineRule="auto"/>
+        <w:spacing w:after="0" w:line="360" w:lineRule="auto"/>
         <w:ind w:left="0" w:firstLine="0"/>
-        <w:rPr>
-          <w:lang w:val="ru-RU"/>
-        </w:rPr>
-      </w:pPr>
-      <w:r>
-        <w:rPr>
-          <w:lang w:val="ru-RU"/>
-        </w:rPr>
-        <w:t>Предоставлять возможность поиска ассортимента</w:t>
-      </w:r>
-      <w:r>
-        <w:rPr>
-          <w:lang w:val="ru-RU"/>
-        </w:rPr>
-        <w:t xml:space="preserve"> магазинов и услуг; </w:t>
-      </w:r>
-    </w:p>
-    <w:p>
-      <w:pPr>
-        <w:pStyle w:val="a5"/>
+        <w:jc w:val="both"/>
+        <w:rPr>
+          <w:rFonts w:ascii="Times New Roman" w:eastAsia="Arial" w:hAnsi="Times New Roman" w:cs="Times New Roman"/>
+          <w:sz w:val="28"/>
+          <w:szCs w:val="28"/>
+          <w:lang w:eastAsia="ru-RU"/>
+        </w:rPr>
+      </w:pPr>
+      <w:r>
+        <w:rPr>
+          <w:rFonts w:ascii="Times New Roman" w:eastAsia="Arial" w:hAnsi="Times New Roman" w:cs="Times New Roman"/>
+          <w:sz w:val="28"/>
+          <w:szCs w:val="28"/>
+          <w:lang w:eastAsia="ru-RU"/>
+        </w:rPr>
+        <w:t>отображать описание студии и её миссии;</w:t>
+      </w:r>
+    </w:p>
+    <w:p>
+      <w:pPr>
         <w:numPr>
           <w:ilvl w:val="0"/>
-          <w:numId w:val="5"/>
+          <w:numId w:val="32"/>
         </w:numPr>
-        <w:spacing w:line="360" w:lineRule="auto"/>
+        <w:spacing w:after="0" w:line="360" w:lineRule="auto"/>
         <w:ind w:left="0" w:firstLine="0"/>
-        <w:rPr>
-          <w:lang w:val="ru-RU"/>
-        </w:rPr>
-      </w:pPr>
-      <w:r>
-        <w:rPr>
-          <w:lang w:val="ru-RU"/>
-        </w:rPr>
-        <w:t>предоставлять возможность создания обращений</w:t>
-      </w:r>
-    </w:p>
-    <w:p>
-      <w:pPr>
-        <w:pStyle w:val="a5"/>
+        <w:jc w:val="both"/>
+        <w:rPr>
+          <w:rFonts w:ascii="Times New Roman" w:eastAsia="Arial" w:hAnsi="Times New Roman" w:cs="Times New Roman"/>
+          <w:sz w:val="28"/>
+          <w:szCs w:val="28"/>
+          <w:lang w:eastAsia="ru-RU"/>
+        </w:rPr>
+      </w:pPr>
+      <w:r>
+        <w:rPr>
+          <w:rFonts w:ascii="Times New Roman" w:eastAsia="Arial" w:hAnsi="Times New Roman" w:cs="Times New Roman"/>
+          <w:sz w:val="28"/>
+          <w:szCs w:val="28"/>
+          <w:lang w:eastAsia="ru-RU"/>
+        </w:rPr>
+        <w:t>отображать новость прошедшей недели с изображением и текстом.</w:t>
+      </w:r>
+    </w:p>
+    <w:p>
+      <w:pPr>
+        <w:spacing w:after="0" w:line="360" w:lineRule="auto"/>
+        <w:jc w:val="both"/>
+        <w:rPr>
+          <w:rFonts w:ascii="Times New Roman" w:eastAsia="Arial" w:hAnsi="Times New Roman" w:cs="Times New Roman"/>
+          <w:sz w:val="28"/>
+          <w:szCs w:val="28"/>
+          <w:lang w:eastAsia="ru-RU"/>
+        </w:rPr>
+      </w:pPr>
+    </w:p>
+    <w:p>
+      <w:pPr>
         <w:numPr>
           <w:ilvl w:val="0"/>
-          <w:numId w:val="9"/>
+          <w:numId w:val="33"/>
         </w:numPr>
-        <w:spacing w:line="360" w:lineRule="auto"/>
+        <w:spacing w:after="0" w:line="360" w:lineRule="auto"/>
         <w:ind w:left="0" w:firstLine="0"/>
-        <w:rPr>
-          <w:lang w:val="ru-RU"/>
-        </w:rPr>
-      </w:pPr>
-      <w:r>
-        <w:rPr>
-          <w:lang w:val="ru-RU"/>
-        </w:rPr>
-        <w:t xml:space="preserve">На странице </w:t>
-      </w:r>
-      <w:r>
-        <w:rPr>
-          <w:lang w:val="ru-RU"/>
-        </w:rPr>
-        <w:t>обращений</w:t>
-      </w:r>
-      <w:r>
-        <w:rPr>
-          <w:lang w:val="ru-RU"/>
-        </w:rPr>
-        <w:t xml:space="preserve"> пользователя</w:t>
-      </w:r>
-      <w:r>
-        <w:rPr>
-          <w:lang w:val="ru-RU"/>
-        </w:rPr>
-        <w:t>:</w:t>
-      </w:r>
-    </w:p>
-    <w:p>
-      <w:pPr>
-        <w:pStyle w:val="a5"/>
+        <w:jc w:val="both"/>
+        <w:rPr>
+          <w:rFonts w:ascii="Times New Roman" w:eastAsia="Arial" w:hAnsi="Times New Roman" w:cs="Times New Roman"/>
+          <w:sz w:val="28"/>
+          <w:szCs w:val="28"/>
+          <w:lang w:eastAsia="ru-RU"/>
+        </w:rPr>
+      </w:pPr>
+      <w:r>
+        <w:rPr>
+          <w:rFonts w:ascii="Times New Roman" w:eastAsia="Arial" w:hAnsi="Times New Roman" w:cs="Times New Roman"/>
+          <w:sz w:val="28"/>
+          <w:szCs w:val="28"/>
+          <w:lang w:eastAsia="ru-RU"/>
+        </w:rPr>
+        <w:t>На странице Games (Игры):</w:t>
+      </w:r>
+    </w:p>
+    <w:p>
+      <w:pPr>
         <w:numPr>
           <w:ilvl w:val="0"/>
-          <w:numId w:val="5"/>
+          <w:numId w:val="32"/>
         </w:numPr>
-        <w:spacing w:line="360" w:lineRule="auto"/>
+        <w:spacing w:after="0" w:line="360" w:lineRule="auto"/>
         <w:ind w:left="0" w:firstLine="0"/>
-        <w:rPr>
-          <w:lang w:val="ru-RU"/>
-        </w:rPr>
-      </w:pPr>
-      <w:r>
-        <w:rPr>
-          <w:lang w:val="ru-RU"/>
-        </w:rPr>
-        <w:t>предоставлять возможность отправки обращения (отзыв, жалоба, предложение);</w:t>
-      </w:r>
-    </w:p>
-    <w:p>
-      <w:pPr>
-        <w:pStyle w:val="a5"/>
+        <w:jc w:val="both"/>
+        <w:rPr>
+          <w:rFonts w:ascii="Times New Roman" w:eastAsia="Arial" w:hAnsi="Times New Roman" w:cs="Times New Roman"/>
+          <w:sz w:val="28"/>
+          <w:szCs w:val="28"/>
+          <w:lang w:eastAsia="ru-RU"/>
+        </w:rPr>
+      </w:pPr>
+      <w:r>
+        <w:rPr>
+          <w:rFonts w:ascii="Times New Roman" w:eastAsia="Arial" w:hAnsi="Times New Roman" w:cs="Times New Roman"/>
+          <w:sz w:val="28"/>
+          <w:szCs w:val="28"/>
+          <w:lang w:eastAsia="ru-RU"/>
+        </w:rPr>
+        <w:t>отображать карточки игр (Core Escape, Dinosaur Run);</w:t>
+      </w:r>
+    </w:p>
+    <w:p>
+      <w:pPr>
         <w:numPr>
           <w:ilvl w:val="0"/>
-          <w:numId w:val="5"/>
+          <w:numId w:val="32"/>
         </w:numPr>
-        <w:spacing w:line="360" w:lineRule="auto"/>
+        <w:spacing w:after="0" w:line="360" w:lineRule="auto"/>
         <w:ind w:left="0" w:firstLine="0"/>
-        <w:rPr>
-          <w:lang w:val="ru-RU"/>
-        </w:rPr>
-      </w:pPr>
-      <w:r>
-        <w:rPr>
-          <w:lang w:val="ru-RU"/>
-        </w:rPr>
-        <w:lastRenderedPageBreak/>
-        <w:t>обеспечивать</w:t>
-      </w:r>
-      <w:r>
-        <w:rPr>
-          <w:lang w:val="ru-RU"/>
-        </w:rPr>
-        <w:t xml:space="preserve"> возможность ввода пользователем электронной почты для обратной связи</w:t>
-      </w:r>
-      <w:r>
-        <w:rPr>
-          <w:lang w:val="ru-RU"/>
-        </w:rPr>
-        <w:t>.</w:t>
-      </w:r>
-    </w:p>
-    <w:p>
-      <w:pPr>
-        <w:pStyle w:val="a5"/>
+        <w:jc w:val="both"/>
+        <w:rPr>
+          <w:rFonts w:ascii="Times New Roman" w:eastAsia="Arial" w:hAnsi="Times New Roman" w:cs="Times New Roman"/>
+          <w:sz w:val="28"/>
+          <w:szCs w:val="28"/>
+          <w:lang w:eastAsia="ru-RU"/>
+        </w:rPr>
+      </w:pPr>
+      <w:r>
+        <w:rPr>
+          <w:rFonts w:ascii="Times New Roman" w:eastAsia="Arial" w:hAnsi="Times New Roman" w:cs="Times New Roman"/>
+          <w:sz w:val="28"/>
+          <w:szCs w:val="28"/>
+          <w:lang w:eastAsia="ru-RU"/>
+        </w:rPr>
+        <w:t>предоставлять информацию о жанре и описании каждой игры;</w:t>
+      </w:r>
+    </w:p>
+    <w:p>
+      <w:pPr>
         <w:numPr>
           <w:ilvl w:val="0"/>
-          <w:numId w:val="9"/>
+          <w:numId w:val="32"/>
         </w:numPr>
-        <w:spacing w:line="360" w:lineRule="auto"/>
+        <w:spacing w:after="0" w:line="360" w:lineRule="auto"/>
         <w:ind w:left="0" w:firstLine="0"/>
-        <w:rPr>
-          <w:lang w:val="ru-RU"/>
-        </w:rPr>
-      </w:pPr>
-      <w:r>
-        <w:rPr>
-          <w:lang w:val="ru-RU"/>
-        </w:rPr>
-        <w:t xml:space="preserve">На </w:t>
-      </w:r>
-      <w:r>
-        <w:rPr>
-          <w:lang w:val="ru-RU"/>
-        </w:rPr>
-        <w:t>странице</w:t>
-      </w:r>
-      <w:r>
-        <w:rPr>
-          <w:lang w:val="ru-RU"/>
-        </w:rPr>
-        <w:t xml:space="preserve"> администратора:</w:t>
-      </w:r>
-    </w:p>
-    <w:p>
-      <w:pPr>
-        <w:pStyle w:val="a5"/>
+        <w:jc w:val="both"/>
+        <w:rPr>
+          <w:rFonts w:ascii="Times New Roman" w:eastAsia="Arial" w:hAnsi="Times New Roman" w:cs="Times New Roman"/>
+          <w:sz w:val="28"/>
+          <w:szCs w:val="28"/>
+          <w:lang w:eastAsia="ru-RU"/>
+        </w:rPr>
+      </w:pPr>
+      <w:r>
+        <w:rPr>
+          <w:rFonts w:ascii="Times New Roman" w:eastAsia="Arial" w:hAnsi="Times New Roman" w:cs="Times New Roman"/>
+          <w:sz w:val="28"/>
+          <w:szCs w:val="28"/>
+          <w:lang w:eastAsia="ru-RU"/>
+        </w:rPr>
+        <w:t>содержать ссылки на страницы игр на платформе itch.io.</w:t>
+      </w:r>
+    </w:p>
+    <w:p>
+      <w:pPr>
+        <w:spacing w:after="0" w:line="360" w:lineRule="auto"/>
+        <w:jc w:val="both"/>
+        <w:rPr>
+          <w:rFonts w:ascii="Times New Roman" w:eastAsia="Arial" w:hAnsi="Times New Roman" w:cs="Times New Roman"/>
+          <w:sz w:val="28"/>
+          <w:szCs w:val="28"/>
+          <w:lang w:eastAsia="ru-RU"/>
+        </w:rPr>
+      </w:pPr>
+    </w:p>
+    <w:p>
+      <w:pPr>
         <w:numPr>
           <w:ilvl w:val="0"/>
-          <w:numId w:val="5"/>
+          <w:numId w:val="33"/>
         </w:numPr>
-        <w:adjustRightInd w:val="0"/>
-        <w:spacing w:line="360" w:lineRule="auto"/>
-        <w:ind w:left="0" w:firstLine="709"/>
-        <w:rPr>
-          <w:bCs/>
-          <w:lang w:val="ru-RU"/>
-        </w:rPr>
-      </w:pPr>
-      <w:r>
-        <w:rPr>
-          <w:bCs/>
-          <w:lang w:val="ru-RU"/>
-        </w:rPr>
-        <w:t xml:space="preserve">отображать </w:t>
-      </w:r>
-      <w:r>
-        <w:rPr>
-          <w:bCs/>
-          <w:lang w:val="ru-RU"/>
-        </w:rPr>
-        <w:t xml:space="preserve">электронную почту пользователя </w:t>
-      </w:r>
-      <w:r>
-        <w:rPr>
-          <w:bCs/>
-          <w:lang w:val="ru-RU"/>
-        </w:rPr>
-        <w:t>и текст обращения;</w:t>
-      </w:r>
-    </w:p>
-    <w:p>
-      <w:pPr>
-        <w:pStyle w:val="a5"/>
+        <w:spacing w:after="0" w:line="360" w:lineRule="auto"/>
+        <w:ind w:left="0" w:firstLine="0"/>
+        <w:jc w:val="both"/>
+        <w:rPr>
+          <w:rFonts w:ascii="Times New Roman" w:eastAsia="Arial" w:hAnsi="Times New Roman" w:cs="Times New Roman"/>
+          <w:sz w:val="28"/>
+          <w:szCs w:val="28"/>
+          <w:lang w:eastAsia="ru-RU"/>
+        </w:rPr>
+      </w:pPr>
+      <w:r>
+        <w:rPr>
+          <w:rFonts w:ascii="Times New Roman" w:eastAsia="Arial" w:hAnsi="Times New Roman" w:cs="Times New Roman"/>
+          <w:sz w:val="28"/>
+          <w:szCs w:val="28"/>
+          <w:lang w:eastAsia="ru-RU"/>
+        </w:rPr>
+        <w:t>На странице Team (Команда):</w:t>
+      </w:r>
+    </w:p>
+    <w:p>
+      <w:pPr>
         <w:numPr>
           <w:ilvl w:val="0"/>
-          <w:numId w:val="5"/>
+          <w:numId w:val="32"/>
         </w:numPr>
-        <w:adjustRightInd w:val="0"/>
-        <w:spacing w:line="360" w:lineRule="auto"/>
-        <w:ind w:left="0" w:firstLine="709"/>
-        <w:rPr>
-          <w:bCs/>
-          <w:lang w:val="ru-RU"/>
-        </w:rPr>
-      </w:pPr>
-      <w:r>
-        <w:rPr>
-          <w:bCs/>
-          <w:lang w:val="ru-RU"/>
-        </w:rPr>
-        <w:t>возможность отправки обратной связи на электронную почту</w:t>
-      </w:r>
-    </w:p>
-    <w:p>
-      <w:pPr>
-        <w:pStyle w:val="a5"/>
+        <w:spacing w:after="0" w:line="360" w:lineRule="auto"/>
+        <w:ind w:left="0" w:firstLine="0"/>
+        <w:jc w:val="both"/>
+        <w:rPr>
+          <w:rFonts w:ascii="Times New Roman" w:eastAsia="Arial" w:hAnsi="Times New Roman" w:cs="Times New Roman"/>
+          <w:sz w:val="28"/>
+          <w:szCs w:val="28"/>
+          <w:lang w:eastAsia="ru-RU"/>
+        </w:rPr>
+      </w:pPr>
+      <w:r>
+        <w:rPr>
+          <w:rFonts w:ascii="Times New Roman" w:eastAsia="Arial" w:hAnsi="Times New Roman" w:cs="Times New Roman"/>
+          <w:sz w:val="28"/>
+          <w:szCs w:val="28"/>
+          <w:lang w:eastAsia="ru-RU"/>
+        </w:rPr>
+        <w:t>отображать участников команды с фотографией и описанием роли;</w:t>
+      </w:r>
+    </w:p>
+    <w:p>
+      <w:pPr>
         <w:numPr>
           <w:ilvl w:val="0"/>
-          <w:numId w:val="5"/>
+          <w:numId w:val="32"/>
         </w:numPr>
-        <w:adjustRightInd w:val="0"/>
-        <w:spacing w:line="360" w:lineRule="auto"/>
-        <w:ind w:left="0" w:firstLine="709"/>
-        <w:rPr>
-          <w:bCs/>
-          <w:lang w:val="ru-RU"/>
-        </w:rPr>
-      </w:pPr>
-      <w:r>
-        <w:rPr>
-          <w:bCs/>
-          <w:lang w:val="ru-RU"/>
-        </w:rPr>
-        <w:t>возможность создания</w:t>
-      </w:r>
-      <w:r>
-        <w:rPr>
-          <w:bCs/>
-          <w:lang w:val="ru-RU"/>
-        </w:rPr>
-        <w:t xml:space="preserve"> </w:t>
-      </w:r>
-      <w:r>
-        <w:rPr>
-          <w:bCs/>
-          <w:lang w:val="ru-RU"/>
-        </w:rPr>
-        <w:t>ассортимент</w:t>
-      </w:r>
-      <w:r>
-        <w:rPr>
-          <w:bCs/>
-          <w:lang w:val="ru-RU"/>
-        </w:rPr>
-        <w:t>а</w:t>
-      </w:r>
-      <w:r>
-        <w:rPr>
-          <w:bCs/>
-          <w:lang w:val="ru-RU"/>
-        </w:rPr>
-        <w:t xml:space="preserve"> товаров</w:t>
-      </w:r>
-      <w:r>
-        <w:rPr>
-          <w:bCs/>
-          <w:lang w:val="ru-RU"/>
-        </w:rPr>
-        <w:t>.</w:t>
-      </w:r>
-    </w:p>
-    <w:p>
-      <w:pPr>
-        <w:pStyle w:val="a5"/>
-        <w:adjustRightInd w:val="0"/>
-        <w:spacing w:line="360" w:lineRule="auto"/>
-        <w:ind w:left="709"/>
-        <w:rPr>
-          <w:bCs/>
-          <w:lang w:val="ru-RU"/>
-        </w:rPr>
-      </w:pPr>
-      <w:r>
-        <w:rPr>
-          <w:bCs/>
-          <w:lang w:val="ru-RU"/>
-        </w:rPr>
-        <w:t>Входные данные:</w:t>
-      </w:r>
-    </w:p>
-    <w:p>
-      <w:pPr>
-        <w:pStyle w:val="a5"/>
+        <w:spacing w:after="0" w:line="360" w:lineRule="auto"/>
+        <w:ind w:left="0" w:firstLine="0"/>
+        <w:jc w:val="both"/>
+        <w:rPr>
+          <w:rFonts w:ascii="Times New Roman" w:eastAsia="Arial" w:hAnsi="Times New Roman" w:cs="Times New Roman"/>
+          <w:sz w:val="28"/>
+          <w:szCs w:val="28"/>
+          <w:lang w:eastAsia="ru-RU"/>
+        </w:rPr>
+      </w:pPr>
+      <w:r>
+        <w:rPr>
+          <w:rFonts w:ascii="Times New Roman" w:eastAsia="Arial" w:hAnsi="Times New Roman" w:cs="Times New Roman"/>
+          <w:sz w:val="28"/>
+          <w:szCs w:val="28"/>
+          <w:lang w:eastAsia="ru-RU"/>
+        </w:rPr>
+        <w:t>содержать описание должности каждого члена команды.</w:t>
+      </w:r>
+    </w:p>
+    <w:p>
+      <w:pPr>
+        <w:spacing w:after="0" w:line="360" w:lineRule="auto"/>
+        <w:jc w:val="both"/>
+        <w:rPr>
+          <w:rFonts w:ascii="Times New Roman" w:eastAsia="Arial" w:hAnsi="Times New Roman" w:cs="Times New Roman"/>
+          <w:sz w:val="28"/>
+          <w:szCs w:val="28"/>
+          <w:lang w:eastAsia="ru-RU"/>
+        </w:rPr>
+      </w:pPr>
+    </w:p>
+    <w:p>
+      <w:pPr>
         <w:numPr>
           <w:ilvl w:val="0"/>
-          <w:numId w:val="27"/>
+          <w:numId w:val="33"/>
         </w:numPr>
-        <w:adjustRightInd w:val="0"/>
-        <w:spacing w:line="360" w:lineRule="auto"/>
-        <w:rPr>
-          <w:bCs/>
-          <w:lang w:val="ru-RU"/>
-        </w:rPr>
-      </w:pPr>
-      <w:r>
-        <w:rPr>
-          <w:bCs/>
-          <w:lang w:val="ru-RU"/>
-        </w:rPr>
-        <w:t>текст обращения;</w:t>
-      </w:r>
-    </w:p>
-    <w:p>
-      <w:pPr>
-        <w:pStyle w:val="a5"/>
+        <w:spacing w:after="0" w:line="360" w:lineRule="auto"/>
+        <w:ind w:left="0" w:firstLine="0"/>
+        <w:jc w:val="both"/>
+        <w:rPr>
+          <w:rFonts w:ascii="Times New Roman" w:eastAsia="Arial" w:hAnsi="Times New Roman" w:cs="Times New Roman"/>
+          <w:sz w:val="28"/>
+          <w:szCs w:val="28"/>
+          <w:lang w:eastAsia="ru-RU"/>
+        </w:rPr>
+      </w:pPr>
+      <w:r>
+        <w:rPr>
+          <w:rFonts w:ascii="Times New Roman" w:eastAsia="Arial" w:hAnsi="Times New Roman" w:cs="Times New Roman"/>
+          <w:sz w:val="28"/>
+          <w:szCs w:val="28"/>
+          <w:lang w:eastAsia="ru-RU"/>
+        </w:rPr>
+        <w:t>На странице News (Новости):</w:t>
+      </w:r>
+    </w:p>
+    <w:p>
+      <w:pPr>
         <w:numPr>
           <w:ilvl w:val="0"/>
-          <w:numId w:val="27"/>
+          <w:numId w:val="32"/>
         </w:numPr>
-        <w:adjustRightInd w:val="0"/>
-        <w:spacing w:line="360" w:lineRule="auto"/>
-        <w:rPr>
-          <w:bCs/>
-          <w:lang w:val="ru-RU"/>
-        </w:rPr>
-      </w:pPr>
-      <w:r>
-        <w:rPr>
-          <w:bCs/>
-          <w:lang w:val="ru-RU"/>
-        </w:rPr>
-        <w:t>название ассортимента</w:t>
-      </w:r>
-    </w:p>
-    <w:p>
-      <w:pPr>
-        <w:pStyle w:val="a5"/>
+        <w:spacing w:after="0" w:line="360" w:lineRule="auto"/>
+        <w:ind w:left="0" w:firstLine="0"/>
+        <w:jc w:val="both"/>
+        <w:rPr>
+          <w:rFonts w:ascii="Times New Roman" w:eastAsia="Arial" w:hAnsi="Times New Roman" w:cs="Times New Roman"/>
+          <w:sz w:val="28"/>
+          <w:szCs w:val="28"/>
+          <w:lang w:eastAsia="ru-RU"/>
+        </w:rPr>
+      </w:pPr>
+      <w:r>
+        <w:rPr>
+          <w:rFonts w:ascii="Times New Roman" w:eastAsia="Arial" w:hAnsi="Times New Roman" w:cs="Times New Roman"/>
+          <w:sz w:val="28"/>
+          <w:szCs w:val="28"/>
+          <w:lang w:eastAsia="ru-RU"/>
+        </w:rPr>
+        <w:t>отображать карточки новостей об обновлениях игр;</w:t>
+      </w:r>
+    </w:p>
+    <w:p>
+      <w:pPr>
         <w:numPr>
           <w:ilvl w:val="0"/>
-          <w:numId w:val="27"/>
+          <w:numId w:val="32"/>
         </w:numPr>
-        <w:adjustRightInd w:val="0"/>
-        <w:spacing w:line="360" w:lineRule="auto"/>
-        <w:rPr>
-          <w:bCs/>
-          <w:lang w:val="ru-RU"/>
-        </w:rPr>
-      </w:pPr>
-      <w:r>
-        <w:rPr>
-          <w:bCs/>
-          <w:lang w:val="ru-RU"/>
-        </w:rPr>
-        <w:t>электронная почта</w:t>
-      </w:r>
-    </w:p>
-    <w:p>
-      <w:pPr>
-        <w:pStyle w:val="a5"/>
+        <w:spacing w:after="0" w:line="360" w:lineRule="auto"/>
+        <w:ind w:left="0" w:firstLine="0"/>
+        <w:jc w:val="both"/>
+        <w:rPr>
+          <w:rFonts w:ascii="Times New Roman" w:eastAsia="Arial" w:hAnsi="Times New Roman" w:cs="Times New Roman"/>
+          <w:sz w:val="28"/>
+          <w:szCs w:val="28"/>
+          <w:lang w:eastAsia="ru-RU"/>
+        </w:rPr>
+      </w:pPr>
+      <w:r>
+        <w:rPr>
+          <w:rFonts w:ascii="Times New Roman" w:eastAsia="Arial" w:hAnsi="Times New Roman" w:cs="Times New Roman"/>
+          <w:sz w:val="28"/>
+          <w:szCs w:val="28"/>
+          <w:lang w:eastAsia="ru-RU"/>
+        </w:rPr>
+        <w:t>содержать изображения и текстовые описания обновлений.</w:t>
+      </w:r>
+    </w:p>
+    <w:p>
+      <w:pPr>
+        <w:spacing w:after="0" w:line="360" w:lineRule="auto"/>
+        <w:jc w:val="both"/>
+        <w:rPr>
+          <w:rFonts w:ascii="Times New Roman" w:eastAsia="Arial" w:hAnsi="Times New Roman" w:cs="Times New Roman"/>
+          <w:sz w:val="28"/>
+          <w:szCs w:val="28"/>
+          <w:lang w:eastAsia="ru-RU"/>
+        </w:rPr>
+      </w:pPr>
+    </w:p>
+    <w:p>
+      <w:pPr>
         <w:numPr>
           <w:ilvl w:val="0"/>
-          <w:numId w:val="27"/>
+          <w:numId w:val="33"/>
         </w:numPr>
-        <w:adjustRightInd w:val="0"/>
-        <w:spacing w:line="360" w:lineRule="auto"/>
-        <w:rPr>
-          <w:bCs/>
-          <w:lang w:val="ru-RU"/>
-        </w:rPr>
-      </w:pPr>
-      <w:r>
-        <w:rPr>
-          <w:bCs/>
-          <w:lang w:val="ru-RU"/>
-        </w:rPr>
-        <w:t>фото, название, цена и характеристики товара</w:t>
-      </w:r>
-    </w:p>
-    <w:p>
-      <w:pPr>
-        <w:pStyle w:val="a5"/>
-        <w:adjustRightInd w:val="0"/>
-        <w:spacing w:line="360" w:lineRule="auto"/>
-        <w:ind w:left="709"/>
-        <w:rPr>
-          <w:bCs/>
-          <w:lang w:val="ru-RU"/>
-        </w:rPr>
-      </w:pPr>
-      <w:r>
-        <w:rPr>
-          <w:bCs/>
-          <w:lang w:val="ru-RU"/>
-        </w:rPr>
-        <w:t xml:space="preserve">Выходные данные: </w:t>
-      </w:r>
-    </w:p>
-    <w:p>
-      <w:pPr>
-        <w:pStyle w:val="a5"/>
+        <w:spacing w:after="0" w:line="360" w:lineRule="auto"/>
+        <w:ind w:left="0" w:firstLine="0"/>
+        <w:jc w:val="both"/>
+        <w:rPr>
+          <w:rFonts w:ascii="Times New Roman" w:eastAsia="Arial" w:hAnsi="Times New Roman" w:cs="Times New Roman"/>
+          <w:sz w:val="28"/>
+          <w:szCs w:val="28"/>
+          <w:lang w:eastAsia="ru-RU"/>
+        </w:rPr>
+      </w:pPr>
+      <w:r>
+        <w:rPr>
+          <w:rFonts w:ascii="Times New Roman" w:eastAsia="Arial" w:hAnsi="Times New Roman" w:cs="Times New Roman"/>
+          <w:sz w:val="28"/>
+          <w:szCs w:val="28"/>
+          <w:lang w:eastAsia="ru-RU"/>
+        </w:rPr>
+        <w:t>На странице Profile (Профиль):</w:t>
+      </w:r>
+    </w:p>
+    <w:p>
+      <w:pPr>
         <w:numPr>
           <w:ilvl w:val="0"/>
-          <w:numId w:val="25"/>
+          <w:numId w:val="32"/>
         </w:numPr>
-        <w:adjustRightInd w:val="0"/>
-        <w:spacing w:line="360" w:lineRule="auto"/>
-        <w:rPr>
-          <w:bCs/>
-          <w:lang w:val="ru-RU"/>
-        </w:rPr>
-      </w:pPr>
-      <w:r>
-        <w:rPr>
-          <w:bCs/>
-          <w:lang w:val="ru-RU"/>
-        </w:rPr>
-        <w:t>ассортимент</w:t>
-      </w:r>
-      <w:r>
-        <w:rPr>
-          <w:bCs/>
-          <w:lang w:val="ru-RU"/>
-        </w:rPr>
-        <w:t xml:space="preserve"> магазинов и услуг;</w:t>
-      </w:r>
-    </w:p>
-    <w:p>
-      <w:pPr>
-        <w:pStyle w:val="a5"/>
+        <w:spacing w:after="0" w:line="360" w:lineRule="auto"/>
+        <w:ind w:left="0" w:firstLine="0"/>
+        <w:jc w:val="both"/>
+        <w:rPr>
+          <w:rFonts w:ascii="Times New Roman" w:eastAsia="Arial" w:hAnsi="Times New Roman" w:cs="Times New Roman"/>
+          <w:sz w:val="28"/>
+          <w:szCs w:val="28"/>
+          <w:lang w:eastAsia="ru-RU"/>
+        </w:rPr>
+      </w:pPr>
+      <w:r>
+        <w:rPr>
+          <w:rFonts w:ascii="Times New Roman" w:eastAsia="Arial" w:hAnsi="Times New Roman" w:cs="Times New Roman"/>
+          <w:sz w:val="28"/>
+          <w:szCs w:val="28"/>
+          <w:lang w:eastAsia="ru-RU"/>
+        </w:rPr>
+        <w:t>предоставлять форму для ввода имени пользователя, пароля и почты;</w:t>
+      </w:r>
+    </w:p>
+    <w:p>
+      <w:pPr>
         <w:numPr>
           <w:ilvl w:val="0"/>
-          <w:numId w:val="25"/>
+          <w:numId w:val="32"/>
         </w:numPr>
-        <w:adjustRightInd w:val="0"/>
-        <w:spacing w:line="360" w:lineRule="auto"/>
-        <w:rPr>
-          <w:bCs/>
-          <w:lang w:val="ru-RU"/>
-        </w:rPr>
-      </w:pPr>
-      <w:r>
-        <w:rPr>
-          <w:bCs/>
-          <w:lang w:val="ru-RU"/>
-        </w:rPr>
-        <w:t>обратная связь с пользователем</w:t>
-      </w:r>
-      <w:r>
-        <w:rPr>
-          <w:bCs/>
-          <w:lang w:val="ru-RU"/>
-        </w:rPr>
-        <w:t>.</w:t>
+        <w:spacing w:after="0" w:line="360" w:lineRule="auto"/>
+        <w:ind w:left="0" w:firstLine="0"/>
+        <w:jc w:val="both"/>
+        <w:rPr>
+          <w:rFonts w:ascii="Times New Roman" w:eastAsia="Arial" w:hAnsi="Times New Roman" w:cs="Times New Roman"/>
+          <w:sz w:val="28"/>
+          <w:szCs w:val="28"/>
+          <w:lang w:eastAsia="ru-RU"/>
+        </w:rPr>
+      </w:pPr>
+      <w:r>
+        <w:rPr>
+          <w:rFonts w:ascii="Times New Roman" w:eastAsia="Arial" w:hAnsi="Times New Roman" w:cs="Times New Roman"/>
+          <w:sz w:val="28"/>
+          <w:szCs w:val="28"/>
+          <w:lang w:eastAsia="ru-RU"/>
+        </w:rPr>
+        <w:t>предоставлять возможность подписки на рассылку новостей;</w:t>
+      </w:r>
+    </w:p>
+    <w:p>
+      <w:pPr>
+        <w:numPr>
+          <w:ilvl w:val="0"/>
+          <w:numId w:val="32"/>
+        </w:numPr>
+        <w:spacing w:after="0" w:line="360" w:lineRule="auto"/>
+        <w:ind w:left="0" w:firstLine="0"/>
+        <w:jc w:val="both"/>
+        <w:rPr>
+          <w:rFonts w:ascii="Times New Roman" w:eastAsia="Arial" w:hAnsi="Times New Roman" w:cs="Times New Roman"/>
+          <w:sz w:val="28"/>
+          <w:szCs w:val="28"/>
+          <w:lang w:eastAsia="ru-RU"/>
+        </w:rPr>
+      </w:pPr>
+      <w:r>
+        <w:rPr>
+          <w:rFonts w:ascii="Times New Roman" w:eastAsia="Arial" w:hAnsi="Times New Roman" w:cs="Times New Roman"/>
+          <w:sz w:val="28"/>
+          <w:szCs w:val="28"/>
+          <w:lang w:eastAsia="ru-RU"/>
+        </w:rPr>
+        <w:t>отображать аватар пользователя.</w:t>
+      </w:r>
+    </w:p>
+    <w:p>
+      <w:pPr>
+        <w:spacing w:after="0" w:line="360" w:lineRule="auto"/>
+        <w:jc w:val="both"/>
+        <w:rPr>
+          <w:rFonts w:ascii="Times New Roman" w:eastAsia="Arial" w:hAnsi="Times New Roman" w:cs="Times New Roman"/>
+          <w:sz w:val="28"/>
+          <w:szCs w:val="28"/>
+          <w:lang w:eastAsia="ru-RU"/>
+        </w:rPr>
+      </w:pPr>
+    </w:p>
+    <w:p>
+      <w:pPr>
+        <w:numPr>
+          <w:ilvl w:val="0"/>
+          <w:numId w:val="33"/>
+        </w:numPr>
+        <w:spacing w:after="0" w:line="360" w:lineRule="auto"/>
+        <w:ind w:left="0" w:firstLine="0"/>
+        <w:jc w:val="both"/>
+        <w:rPr>
+          <w:rFonts w:ascii="Times New Roman" w:eastAsia="Arial" w:hAnsi="Times New Roman" w:cs="Times New Roman"/>
+          <w:sz w:val="28"/>
+          <w:szCs w:val="28"/>
+          <w:lang w:eastAsia="ru-RU"/>
+        </w:rPr>
+      </w:pPr>
+      <w:r>
+        <w:rPr>
+          <w:rFonts w:ascii="Times New Roman" w:eastAsia="Arial" w:hAnsi="Times New Roman" w:cs="Times New Roman"/>
+          <w:sz w:val="28"/>
+          <w:szCs w:val="28"/>
+          <w:lang w:eastAsia="ru-RU"/>
+        </w:rPr>
+        <w:t xml:space="preserve">На странице </w:t>
+      </w:r>
+      <w:r>
+        <w:rPr>
+          <w:rFonts w:ascii="Times New Roman" w:eastAsia="Arial" w:hAnsi="Times New Roman" w:cs="Times New Roman"/>
+          <w:sz w:val="28"/>
+          <w:szCs w:val="28"/>
+          <w:lang w:val="en-US" w:eastAsia="ru-RU"/>
+        </w:rPr>
+        <w:t>Investors</w:t>
+      </w:r>
+      <w:r>
+        <w:rPr>
+          <w:rFonts w:ascii="Times New Roman" w:eastAsia="Arial" w:hAnsi="Times New Roman" w:cs="Times New Roman"/>
+          <w:sz w:val="28"/>
+          <w:szCs w:val="28"/>
+          <w:lang w:eastAsia="ru-RU"/>
+        </w:rPr>
+        <w:t xml:space="preserve"> (Статистика):</w:t>
+      </w:r>
+    </w:p>
+    <w:p>
+      <w:pPr>
+        <w:numPr>
+          <w:ilvl w:val="0"/>
+          <w:numId w:val="32"/>
+        </w:numPr>
+        <w:spacing w:after="0" w:line="360" w:lineRule="auto"/>
+        <w:ind w:left="0" w:firstLine="0"/>
+        <w:jc w:val="both"/>
+        <w:rPr>
+          <w:rFonts w:ascii="Times New Roman" w:eastAsia="Arial" w:hAnsi="Times New Roman" w:cs="Times New Roman"/>
+          <w:sz w:val="28"/>
+          <w:szCs w:val="28"/>
+          <w:lang w:eastAsia="ru-RU"/>
+        </w:rPr>
+      </w:pPr>
+      <w:r>
+        <w:rPr>
+          <w:rFonts w:ascii="Times New Roman" w:eastAsia="Arial" w:hAnsi="Times New Roman" w:cs="Times New Roman"/>
+          <w:sz w:val="28"/>
+          <w:szCs w:val="28"/>
+          <w:lang w:eastAsia="ru-RU"/>
+        </w:rPr>
+        <w:t>отображать круговую диаграмму количества игроков за последний месяц;</w:t>
+      </w:r>
+    </w:p>
+    <w:p>
+      <w:pPr>
+        <w:numPr>
+          <w:ilvl w:val="0"/>
+          <w:numId w:val="32"/>
+        </w:numPr>
+        <w:spacing w:after="0" w:line="360" w:lineRule="auto"/>
+        <w:ind w:left="0" w:firstLine="0"/>
+        <w:jc w:val="both"/>
+        <w:rPr>
+          <w:rFonts w:ascii="Times New Roman" w:eastAsia="Arial" w:hAnsi="Times New Roman" w:cs="Times New Roman"/>
+          <w:sz w:val="28"/>
+          <w:szCs w:val="28"/>
+          <w:lang w:eastAsia="ru-RU"/>
+        </w:rPr>
+      </w:pPr>
+      <w:r>
+        <w:rPr>
+          <w:rFonts w:ascii="Times New Roman" w:eastAsia="Arial" w:hAnsi="Times New Roman" w:cs="Times New Roman"/>
+          <w:sz w:val="28"/>
+          <w:szCs w:val="28"/>
+          <w:lang w:eastAsia="ru-RU"/>
+        </w:rPr>
+        <w:t>отображать информацию о партнёрах и рекламодателях.</w:t>
+      </w:r>
+    </w:p>
+    <w:p>
+      <w:pPr>
+        <w:spacing w:after="0" w:line="360" w:lineRule="auto"/>
+        <w:jc w:val="both"/>
+        <w:rPr>
+          <w:rFonts w:ascii="Times New Roman" w:eastAsia="Arial" w:hAnsi="Times New Roman" w:cs="Times New Roman"/>
+          <w:sz w:val="28"/>
+          <w:szCs w:val="28"/>
+          <w:lang w:eastAsia="ru-RU"/>
+        </w:rPr>
+      </w:pPr>
+    </w:p>
+    <w:p>
+      <w:pPr>
+        <w:spacing w:after="0" w:line="360" w:lineRule="auto"/>
+        <w:jc w:val="both"/>
+        <w:rPr>
+          <w:rFonts w:ascii="Times New Roman" w:eastAsia="Arial" w:hAnsi="Times New Roman" w:cs="Times New Roman"/>
+          <w:sz w:val="28"/>
+          <w:szCs w:val="28"/>
+          <w:lang w:eastAsia="ru-RU"/>
+        </w:rPr>
+      </w:pPr>
+      <w:r>
+        <w:rPr>
+          <w:rFonts w:ascii="Times New Roman" w:eastAsia="Arial" w:hAnsi="Times New Roman" w:cs="Times New Roman"/>
+          <w:sz w:val="28"/>
+          <w:szCs w:val="28"/>
+          <w:lang w:eastAsia="ru-RU"/>
+        </w:rPr>
+        <w:t>Входные данные:</w:t>
+      </w:r>
+    </w:p>
+    <w:p>
+      <w:pPr>
+        <w:numPr>
+          <w:ilvl w:val="0"/>
+          <w:numId w:val="32"/>
+        </w:numPr>
+        <w:spacing w:after="0" w:line="360" w:lineRule="auto"/>
+        <w:ind w:left="0" w:firstLine="0"/>
+        <w:jc w:val="both"/>
+        <w:rPr>
+          <w:rFonts w:ascii="Times New Roman" w:eastAsia="Arial" w:hAnsi="Times New Roman" w:cs="Times New Roman"/>
+          <w:sz w:val="28"/>
+          <w:szCs w:val="28"/>
+          <w:lang w:eastAsia="ru-RU"/>
+        </w:rPr>
+      </w:pPr>
+      <w:r>
+        <w:rPr>
+          <w:rFonts w:ascii="Times New Roman" w:eastAsia="Arial" w:hAnsi="Times New Roman" w:cs="Times New Roman"/>
+          <w:sz w:val="28"/>
+          <w:szCs w:val="28"/>
+          <w:lang w:eastAsia="ru-RU"/>
+        </w:rPr>
+        <w:t>имя пользователя;</w:t>
+      </w:r>
+    </w:p>
+    <w:p>
+      <w:pPr>
+        <w:numPr>
+          <w:ilvl w:val="0"/>
+          <w:numId w:val="32"/>
+        </w:numPr>
+        <w:spacing w:after="0" w:line="360" w:lineRule="auto"/>
+        <w:ind w:left="0" w:firstLine="0"/>
+        <w:jc w:val="both"/>
+        <w:rPr>
+          <w:rFonts w:ascii="Times New Roman" w:eastAsia="Arial" w:hAnsi="Times New Roman" w:cs="Times New Roman"/>
+          <w:sz w:val="28"/>
+          <w:szCs w:val="28"/>
+          <w:lang w:eastAsia="ru-RU"/>
+        </w:rPr>
+      </w:pPr>
+      <w:r>
+        <w:rPr>
+          <w:rFonts w:ascii="Times New Roman" w:eastAsia="Arial" w:hAnsi="Times New Roman" w:cs="Times New Roman"/>
+          <w:sz w:val="28"/>
+          <w:szCs w:val="28"/>
+          <w:lang w:eastAsia="ru-RU"/>
+        </w:rPr>
+        <w:t>пароль;</w:t>
+      </w:r>
+    </w:p>
+    <w:p>
+      <w:pPr>
+        <w:numPr>
+          <w:ilvl w:val="0"/>
+          <w:numId w:val="32"/>
+        </w:numPr>
+        <w:spacing w:after="0" w:line="360" w:lineRule="auto"/>
+        <w:ind w:left="0" w:firstLine="0"/>
+        <w:jc w:val="both"/>
+        <w:rPr>
+          <w:rFonts w:ascii="Times New Roman" w:eastAsia="Arial" w:hAnsi="Times New Roman" w:cs="Times New Roman"/>
+          <w:sz w:val="28"/>
+          <w:szCs w:val="28"/>
+          <w:lang w:eastAsia="ru-RU"/>
+        </w:rPr>
+      </w:pPr>
+      <w:r>
+        <w:rPr>
+          <w:rFonts w:ascii="Times New Roman" w:eastAsia="Arial" w:hAnsi="Times New Roman" w:cs="Times New Roman"/>
+          <w:sz w:val="28"/>
+          <w:szCs w:val="28"/>
+          <w:lang w:eastAsia="ru-RU"/>
+        </w:rPr>
+        <w:t>электронная почта;</w:t>
+      </w:r>
+    </w:p>
+    <w:p>
+      <w:pPr>
+        <w:numPr>
+          <w:ilvl w:val="0"/>
+          <w:numId w:val="32"/>
+        </w:numPr>
+        <w:spacing w:after="0" w:line="360" w:lineRule="auto"/>
+        <w:ind w:left="0" w:firstLine="0"/>
+        <w:jc w:val="both"/>
+        <w:rPr>
+          <w:rFonts w:ascii="Times New Roman" w:eastAsia="Arial" w:hAnsi="Times New Roman" w:cs="Times New Roman"/>
+          <w:sz w:val="28"/>
+          <w:szCs w:val="28"/>
+          <w:lang w:eastAsia="ru-RU"/>
+        </w:rPr>
+      </w:pPr>
+      <w:r>
+        <w:rPr>
+          <w:rFonts w:ascii="Times New Roman" w:eastAsia="Arial" w:hAnsi="Times New Roman" w:cs="Times New Roman"/>
+          <w:sz w:val="28"/>
+          <w:szCs w:val="28"/>
+          <w:lang w:eastAsia="ru-RU"/>
+        </w:rPr>
+        <w:t>отметка о подписке на рассылку.</w:t>
+      </w:r>
+    </w:p>
+    <w:p>
+      <w:pPr>
+        <w:spacing w:after="0" w:line="360" w:lineRule="auto"/>
+        <w:jc w:val="both"/>
+        <w:rPr>
+          <w:rFonts w:ascii="Times New Roman" w:eastAsia="Arial" w:hAnsi="Times New Roman" w:cs="Times New Roman"/>
+          <w:sz w:val="28"/>
+          <w:szCs w:val="28"/>
+          <w:lang w:eastAsia="ru-RU"/>
+        </w:rPr>
+      </w:pPr>
+    </w:p>
+    <w:p>
+      <w:pPr>
+        <w:spacing w:after="0" w:line="360" w:lineRule="auto"/>
+        <w:jc w:val="both"/>
+        <w:rPr>
+          <w:rFonts w:ascii="Times New Roman" w:eastAsia="Arial" w:hAnsi="Times New Roman" w:cs="Times New Roman"/>
+          <w:sz w:val="28"/>
+          <w:szCs w:val="28"/>
+          <w:lang w:eastAsia="ru-RU"/>
+        </w:rPr>
+      </w:pPr>
+      <w:r>
+        <w:rPr>
+          <w:rFonts w:ascii="Times New Roman" w:eastAsia="Arial" w:hAnsi="Times New Roman" w:cs="Times New Roman"/>
+          <w:sz w:val="28"/>
+          <w:szCs w:val="28"/>
+          <w:lang w:eastAsia="ru-RU"/>
+        </w:rPr>
+        <w:t>Выходные данные:</w:t>
+      </w:r>
+    </w:p>
+    <w:p>
+      <w:pPr>
+        <w:numPr>
+          <w:ilvl w:val="0"/>
+          <w:numId w:val="32"/>
+        </w:numPr>
+        <w:spacing w:after="0" w:line="360" w:lineRule="auto"/>
+        <w:ind w:left="0" w:firstLine="0"/>
+        <w:jc w:val="both"/>
+        <w:rPr>
+          <w:rFonts w:ascii="Times New Roman" w:eastAsia="Arial" w:hAnsi="Times New Roman" w:cs="Times New Roman"/>
+          <w:sz w:val="28"/>
+          <w:szCs w:val="28"/>
+          <w:lang w:eastAsia="ru-RU"/>
+        </w:rPr>
+      </w:pPr>
+      <w:r>
+        <w:rPr>
+          <w:rFonts w:ascii="Times New Roman" w:eastAsia="Arial" w:hAnsi="Times New Roman" w:cs="Times New Roman"/>
+          <w:sz w:val="28"/>
+          <w:szCs w:val="28"/>
+          <w:lang w:eastAsia="ru-RU"/>
+        </w:rPr>
+        <w:t>информация об играх студии со ссылками;</w:t>
+      </w:r>
+    </w:p>
+    <w:p>
+      <w:pPr>
+        <w:numPr>
+          <w:ilvl w:val="0"/>
+          <w:numId w:val="32"/>
+        </w:numPr>
+        <w:spacing w:after="0" w:line="360" w:lineRule="auto"/>
+        <w:ind w:left="0" w:firstLine="0"/>
+        <w:jc w:val="both"/>
+        <w:rPr>
+          <w:rFonts w:ascii="Times New Roman" w:eastAsia="Arial" w:hAnsi="Times New Roman" w:cs="Times New Roman"/>
+          <w:sz w:val="28"/>
+          <w:szCs w:val="28"/>
+          <w:lang w:eastAsia="ru-RU"/>
+        </w:rPr>
+      </w:pPr>
+      <w:r>
+        <w:rPr>
+          <w:rFonts w:ascii="Times New Roman" w:eastAsia="Arial" w:hAnsi="Times New Roman" w:cs="Times New Roman"/>
+          <w:sz w:val="28"/>
+          <w:szCs w:val="28"/>
+          <w:lang w:eastAsia="ru-RU"/>
+        </w:rPr>
+        <w:t>новости об обновлениях проектов;</w:t>
+      </w:r>
+    </w:p>
+    <w:p>
+      <w:pPr>
+        <w:numPr>
+          <w:ilvl w:val="0"/>
+          <w:numId w:val="32"/>
+        </w:numPr>
+        <w:spacing w:after="0" w:line="360" w:lineRule="auto"/>
+        <w:ind w:left="0" w:firstLine="0"/>
+        <w:jc w:val="both"/>
+        <w:rPr>
+          <w:rFonts w:ascii="Times New Roman" w:eastAsia="Arial" w:hAnsi="Times New Roman" w:cs="Times New Roman"/>
+          <w:sz w:val="28"/>
+          <w:szCs w:val="28"/>
+          <w:lang w:eastAsia="ru-RU"/>
+        </w:rPr>
+      </w:pPr>
+      <w:r>
+        <w:rPr>
+          <w:rFonts w:ascii="Times New Roman" w:eastAsia="Arial" w:hAnsi="Times New Roman" w:cs="Times New Roman"/>
+          <w:sz w:val="28"/>
+          <w:szCs w:val="28"/>
+          <w:lang w:eastAsia="ru-RU"/>
+        </w:rPr>
+        <w:t>статистика игроков и посещаемости сайта.</w:t>
       </w:r>
     </w:p>
     <w:p>
@@ -5483,16 +5907,16 @@
           <w:lang w:val="ru-RU"/>
         </w:rPr>
       </w:pPr>
-      <w:bookmarkStart w:id="14" w:name="_Toc168482030"/>
-      <w:bookmarkStart w:id="15" w:name="_Toc195094593"/>
+      <w:bookmarkStart w:id="19" w:name="_Toc232648646"/>
       <w:r>
         <w:rPr>
           <w:lang w:val="ru-RU"/>
         </w:rPr>
+        <w:lastRenderedPageBreak/>
         <w:t>2.4.2 Требование к надёжности</w:t>
       </w:r>
-      <w:bookmarkEnd w:id="14"/>
-      <w:bookmarkEnd w:id="15"/>
+      <w:bookmarkEnd w:id="18"/>
+      <w:bookmarkEnd w:id="19"/>
     </w:p>
     <w:p>
       <w:pPr>
@@ -5657,24 +6081,24 @@
           <w:lang w:val="ru-RU"/>
         </w:rPr>
       </w:pPr>
-      <w:bookmarkStart w:id="16" w:name="_Toc130863862"/>
-      <w:bookmarkStart w:id="17" w:name="_Toc168482031"/>
-      <w:bookmarkStart w:id="18" w:name="_Toc195094594"/>
+      <w:bookmarkStart w:id="20" w:name="_Toc130863862"/>
+      <w:bookmarkStart w:id="21" w:name="_Toc168482031"/>
+      <w:bookmarkStart w:id="22" w:name="_Toc232648647"/>
       <w:r>
         <w:rPr>
           <w:lang w:val="ru-RU"/>
         </w:rPr>
         <w:t>2.4.3. Условия эксплуатаци</w:t>
       </w:r>
-      <w:bookmarkEnd w:id="16"/>
+      <w:bookmarkEnd w:id="20"/>
       <w:r>
         <w:rPr>
           <w:lang w:val="ru-RU"/>
         </w:rPr>
         <w:t>й</w:t>
       </w:r>
-      <w:bookmarkEnd w:id="17"/>
-      <w:bookmarkEnd w:id="18"/>
+      <w:bookmarkEnd w:id="21"/>
+      <w:bookmarkEnd w:id="22"/>
     </w:p>
     <w:p>
       <w:pPr>
@@ -5716,7 +6140,6 @@
           <w:szCs w:val="28"/>
           <w:lang w:val="ru-RU"/>
         </w:rPr>
-        <w:lastRenderedPageBreak/>
         <w:t xml:space="preserve">Для использования данного программного продукта пользователь должен иметь минимальные навыки работы с компьютером, уметь </w:t>
       </w:r>
       <w:r>
@@ -5737,16 +6160,16 @@
           <w:lang w:val="ru-RU"/>
         </w:rPr>
       </w:pPr>
-      <w:bookmarkStart w:id="19" w:name="_Toc168482032"/>
-      <w:bookmarkStart w:id="20" w:name="_Toc195094595"/>
+      <w:bookmarkStart w:id="23" w:name="_Toc168482032"/>
+      <w:bookmarkStart w:id="24" w:name="_Toc232648648"/>
       <w:r>
         <w:rPr>
           <w:lang w:val="ru-RU"/>
         </w:rPr>
         <w:t>2.4.4 Требование к составу и параметрам технических средств</w:t>
       </w:r>
-      <w:bookmarkEnd w:id="19"/>
-      <w:bookmarkEnd w:id="20"/>
+      <w:bookmarkEnd w:id="23"/>
+      <w:bookmarkEnd w:id="24"/>
     </w:p>
     <w:p>
       <w:pPr>
@@ -5807,8 +6230,8 @@
           <w:lang w:val="ru-RU"/>
         </w:rPr>
       </w:pPr>
-      <w:bookmarkStart w:id="21" w:name="_Toc168482033"/>
-      <w:bookmarkStart w:id="22" w:name="_Toc195094596"/>
+      <w:bookmarkStart w:id="25" w:name="_Toc168482033"/>
+      <w:bookmarkStart w:id="26" w:name="_Toc232648649"/>
       <w:r>
         <w:rPr>
           <w:lang w:val="ru-RU"/>
@@ -5827,8 +6250,8 @@
         </w:rPr>
         <w:t>сти</w:t>
       </w:r>
-      <w:bookmarkEnd w:id="21"/>
-      <w:bookmarkEnd w:id="22"/>
+      <w:bookmarkEnd w:id="25"/>
+      <w:bookmarkEnd w:id="26"/>
     </w:p>
     <w:p>
       <w:pPr>
@@ -5861,16 +6284,16 @@
           <w:lang w:val="ru-RU"/>
         </w:rPr>
       </w:pPr>
-      <w:bookmarkStart w:id="23" w:name="_Toc168482034"/>
-      <w:bookmarkStart w:id="24" w:name="_Toc195094597"/>
+      <w:bookmarkStart w:id="27" w:name="_Toc168482034"/>
+      <w:bookmarkStart w:id="28" w:name="_Toc232648650"/>
       <w:r>
         <w:rPr>
           <w:lang w:val="ru-RU"/>
         </w:rPr>
         <w:t>2.4.6. Требования к маркировке и упаковке</w:t>
       </w:r>
-      <w:bookmarkEnd w:id="23"/>
-      <w:bookmarkEnd w:id="24"/>
+      <w:bookmarkEnd w:id="27"/>
+      <w:bookmarkEnd w:id="28"/>
     </w:p>
     <w:p>
       <w:pPr>
@@ -5883,7 +6306,7 @@
           <w:szCs w:val="28"/>
         </w:rPr>
       </w:pPr>
-      <w:bookmarkStart w:id="25" w:name="_Toc168482035"/>
+      <w:bookmarkStart w:id="29" w:name="_Toc168482035"/>
       <w:r>
         <w:rPr>
           <w:rFonts w:ascii="Times New Roman" w:eastAsia="Times New Roman" w:hAnsi="Times New Roman" w:cs="Times New Roman"/>
@@ -5905,15 +6328,15 @@
           <w:lang w:val="ru-RU"/>
         </w:rPr>
       </w:pPr>
-      <w:bookmarkStart w:id="26" w:name="_Toc195094598"/>
+      <w:bookmarkStart w:id="30" w:name="_Toc232648651"/>
       <w:r>
         <w:rPr>
           <w:lang w:val="ru-RU"/>
         </w:rPr>
         <w:t>2.4.7. Требования к транспортированию и хранению</w:t>
       </w:r>
-      <w:bookmarkEnd w:id="25"/>
-      <w:bookmarkEnd w:id="26"/>
+      <w:bookmarkEnd w:id="29"/>
+      <w:bookmarkEnd w:id="30"/>
     </w:p>
     <w:p>
       <w:pPr>
@@ -5974,16 +6397,17 @@
           <w:lang w:val="ru-RU"/>
         </w:rPr>
       </w:pPr>
-      <w:bookmarkStart w:id="27" w:name="_Toc168482036"/>
-      <w:bookmarkStart w:id="28" w:name="_Toc195094599"/>
+      <w:bookmarkStart w:id="31" w:name="_Toc168482036"/>
+      <w:bookmarkStart w:id="32" w:name="_Toc232648652"/>
       <w:r>
         <w:rPr>
           <w:lang w:val="ru-RU"/>
         </w:rPr>
+        <w:lastRenderedPageBreak/>
         <w:t>2.5. Требования к программной документации</w:t>
       </w:r>
-      <w:bookmarkEnd w:id="27"/>
-      <w:bookmarkEnd w:id="28"/>
+      <w:bookmarkEnd w:id="31"/>
+      <w:bookmarkEnd w:id="32"/>
     </w:p>
     <w:p>
       <w:pPr>
@@ -6098,16 +6522,16 @@
           <w:lang w:val="ru-RU"/>
         </w:rPr>
       </w:pPr>
-      <w:bookmarkStart w:id="29" w:name="_Toc168482037"/>
-      <w:bookmarkStart w:id="30" w:name="_Toc195094600"/>
+      <w:bookmarkStart w:id="33" w:name="_Toc168482037"/>
+      <w:bookmarkStart w:id="34" w:name="_Toc232648653"/>
       <w:r>
         <w:rPr>
           <w:lang w:val="ru-RU"/>
         </w:rPr>
         <w:t>2.6. Технико-экономические показатели</w:t>
       </w:r>
-      <w:bookmarkEnd w:id="29"/>
-      <w:bookmarkEnd w:id="30"/>
+      <w:bookmarkEnd w:id="33"/>
+      <w:bookmarkEnd w:id="34"/>
     </w:p>
     <w:p>
       <w:pPr>
@@ -6144,16 +6568,16 @@
           <w:lang w:val="ru-RU"/>
         </w:rPr>
       </w:pPr>
-      <w:bookmarkStart w:id="31" w:name="_Toc168482038"/>
-      <w:bookmarkStart w:id="32" w:name="_Toc195094601"/>
+      <w:bookmarkStart w:id="35" w:name="_Toc168482038"/>
+      <w:bookmarkStart w:id="36" w:name="_Toc232648654"/>
       <w:r>
         <w:rPr>
           <w:lang w:val="ru-RU"/>
         </w:rPr>
         <w:t>2.7. Стадии и этапы разработки</w:t>
       </w:r>
-      <w:bookmarkEnd w:id="31"/>
-      <w:bookmarkEnd w:id="32"/>
+      <w:bookmarkEnd w:id="35"/>
+      <w:bookmarkEnd w:id="36"/>
     </w:p>
     <w:p>
       <w:pPr>
@@ -6200,43 +6624,71 @@
         <w:rPr>
           <w:color w:val="000000" w:themeColor="text1"/>
         </w:rPr>
-        <w:t xml:space="preserve"> анализа предметной области: с **</w:t>
-      </w:r>
+        <w:t xml:space="preserve"> анализа предметной области: с *</w:t>
+      </w:r>
+      <w:proofErr w:type="gramStart"/>
       <w:r>
         <w:rPr>
           <w:color w:val="000000" w:themeColor="text1"/>
         </w:rPr>
+        <w:t>*</w:t>
+      </w:r>
+      <w:r>
+        <w:rPr>
+          <w:color w:val="000000" w:themeColor="text1"/>
+        </w:rPr>
         <w:t>.</w:t>
       </w:r>
       <w:r>
         <w:rPr>
           <w:color w:val="000000" w:themeColor="text1"/>
         </w:rPr>
+        <w:t>*</w:t>
+      </w:r>
+      <w:proofErr w:type="gramEnd"/>
+      <w:r>
+        <w:rPr>
+          <w:color w:val="000000" w:themeColor="text1"/>
+        </w:rPr>
+        <w:t>*</w:t>
+      </w:r>
+      <w:r>
+        <w:rPr>
+          <w:color w:val="000000" w:themeColor="text1"/>
+        </w:rPr>
+        <w:t>.20</w:t>
+      </w:r>
+      <w:r>
+        <w:rPr>
+          <w:color w:val="000000" w:themeColor="text1"/>
+        </w:rPr>
         <w:t>**</w:t>
       </w:r>
       <w:r>
         <w:rPr>
           <w:color w:val="000000" w:themeColor="text1"/>
         </w:rPr>
-        <w:t>.20</w:t>
+        <w:t xml:space="preserve"> по </w:t>
       </w:r>
       <w:r>
         <w:rPr>
           <w:color w:val="000000" w:themeColor="text1"/>
         </w:rPr>
-        <w:t>**</w:t>
-      </w:r>
+        <w:t>*</w:t>
+      </w:r>
+      <w:proofErr w:type="gramStart"/>
       <w:r>
         <w:rPr>
           <w:color w:val="000000" w:themeColor="text1"/>
         </w:rPr>
-        <w:t xml:space="preserve"> по </w:t>
-      </w:r>
+        <w:t>*.*</w:t>
+      </w:r>
+      <w:proofErr w:type="gramEnd"/>
       <w:r>
         <w:rPr>
           <w:color w:val="000000" w:themeColor="text1"/>
         </w:rPr>
-        <w:t>**.**.20**</w:t>
+        <w:t>*.20**</w:t>
       </w:r>
       <w:r>
         <w:rPr>
@@ -6266,14 +6718,41 @@
         <w:rPr>
           <w:color w:val="000000" w:themeColor="text1"/>
         </w:rPr>
-        <w:lastRenderedPageBreak/>
         <w:t xml:space="preserve">разработка технического задания: </w:t>
       </w:r>
       <w:r>
         <w:rPr>
           <w:color w:val="000000" w:themeColor="text1"/>
         </w:rPr>
-        <w:t>с **.**.20** по **.**.20**;</w:t>
+        <w:t>с *</w:t>
+      </w:r>
+      <w:proofErr w:type="gramStart"/>
+      <w:r>
+        <w:rPr>
+          <w:color w:val="000000" w:themeColor="text1"/>
+        </w:rPr>
+        <w:t>*.*</w:t>
+      </w:r>
+      <w:proofErr w:type="gramEnd"/>
+      <w:r>
+        <w:rPr>
+          <w:color w:val="000000" w:themeColor="text1"/>
+        </w:rPr>
+        <w:t>*.20** по *</w:t>
+      </w:r>
+      <w:proofErr w:type="gramStart"/>
+      <w:r>
+        <w:rPr>
+          <w:color w:val="000000" w:themeColor="text1"/>
+        </w:rPr>
+        <w:t>*.*</w:t>
+      </w:r>
+      <w:proofErr w:type="gramEnd"/>
+      <w:r>
+        <w:rPr>
+          <w:color w:val="000000" w:themeColor="text1"/>
+        </w:rPr>
+        <w:t>*.20**;</w:t>
       </w:r>
     </w:p>
     <w:p>
@@ -6303,7 +6782,35 @@
         <w:rPr>
           <w:color w:val="000000" w:themeColor="text1"/>
         </w:rPr>
-        <w:t>с **.**.20** по **.**.20**;</w:t>
+        <w:t>с *</w:t>
+      </w:r>
+      <w:proofErr w:type="gramStart"/>
+      <w:r>
+        <w:rPr>
+          <w:color w:val="000000" w:themeColor="text1"/>
+        </w:rPr>
+        <w:t>*.*</w:t>
+      </w:r>
+      <w:proofErr w:type="gramEnd"/>
+      <w:r>
+        <w:rPr>
+          <w:color w:val="000000" w:themeColor="text1"/>
+        </w:rPr>
+        <w:t>*.20** по *</w:t>
+      </w:r>
+      <w:proofErr w:type="gramStart"/>
+      <w:r>
+        <w:rPr>
+          <w:color w:val="000000" w:themeColor="text1"/>
+        </w:rPr>
+        <w:t>*.*</w:t>
+      </w:r>
+      <w:proofErr w:type="gramEnd"/>
+      <w:r>
+        <w:rPr>
+          <w:color w:val="000000" w:themeColor="text1"/>
+        </w:rPr>
+        <w:t>*.20**;</w:t>
       </w:r>
     </w:p>
     <w:p>
@@ -6333,7 +6840,35 @@
         <w:rPr>
           <w:color w:val="000000" w:themeColor="text1"/>
         </w:rPr>
-        <w:t>с **.**.20** по **.**.20**;</w:t>
+        <w:t>с *</w:t>
+      </w:r>
+      <w:proofErr w:type="gramStart"/>
+      <w:r>
+        <w:rPr>
+          <w:color w:val="000000" w:themeColor="text1"/>
+        </w:rPr>
+        <w:t>*.*</w:t>
+      </w:r>
+      <w:proofErr w:type="gramEnd"/>
+      <w:r>
+        <w:rPr>
+          <w:color w:val="000000" w:themeColor="text1"/>
+        </w:rPr>
+        <w:t>*.20** по *</w:t>
+      </w:r>
+      <w:proofErr w:type="gramStart"/>
+      <w:r>
+        <w:rPr>
+          <w:color w:val="000000" w:themeColor="text1"/>
+        </w:rPr>
+        <w:t>*.*</w:t>
+      </w:r>
+      <w:proofErr w:type="gramEnd"/>
+      <w:r>
+        <w:rPr>
+          <w:color w:val="000000" w:themeColor="text1"/>
+        </w:rPr>
+        <w:t>*.20**;</w:t>
       </w:r>
     </w:p>
     <w:p>
@@ -6347,16 +6882,16 @@
           <w:lang w:val="ru-RU"/>
         </w:rPr>
       </w:pPr>
-      <w:bookmarkStart w:id="33" w:name="_Toc168482039"/>
-      <w:bookmarkStart w:id="34" w:name="_Toc195094602"/>
+      <w:bookmarkStart w:id="37" w:name="_Toc168482039"/>
+      <w:bookmarkStart w:id="38" w:name="_Toc232648655"/>
       <w:r>
         <w:rPr>
           <w:lang w:val="ru-RU"/>
         </w:rPr>
         <w:t>2.8. Порядок контроля и приёмки</w:t>
       </w:r>
-      <w:bookmarkEnd w:id="33"/>
-      <w:bookmarkEnd w:id="34"/>
+      <w:bookmarkEnd w:id="37"/>
+      <w:bookmarkEnd w:id="38"/>
     </w:p>
     <w:p>
       <w:pPr>
@@ -6415,7 +6950,7 @@
         <w:rPr>
           <w:color w:val="000000"/>
         </w:rPr>
-        <w:t>МДК 05.01 Проектирование и дизайн информационных систем</w:t>
+        <w:t>практике</w:t>
       </w:r>
       <w:r>
         <w:rPr>
@@ -6509,8 +7044,8 @@
           <w:lang w:val="ru-RU"/>
         </w:rPr>
       </w:pPr>
-      <w:bookmarkStart w:id="35" w:name="_Toc168482040"/>
-      <w:bookmarkStart w:id="36" w:name="_Toc195094603"/>
+      <w:bookmarkStart w:id="39" w:name="_Toc168482040"/>
+      <w:bookmarkStart w:id="40" w:name="_Toc232648656"/>
       <w:r>
         <w:rPr>
           <w:sz w:val="28"/>
@@ -6520,8 +7055,8 @@
         <w:lastRenderedPageBreak/>
         <w:t>Раздел 3. Эскизный проект</w:t>
       </w:r>
-      <w:bookmarkEnd w:id="35"/>
-      <w:bookmarkEnd w:id="36"/>
+      <w:bookmarkEnd w:id="39"/>
+      <w:bookmarkEnd w:id="40"/>
     </w:p>
     <w:p>
       <w:pPr>
@@ -6534,16 +7069,16 @@
           <w:lang w:val="ru-RU"/>
         </w:rPr>
       </w:pPr>
-      <w:bookmarkStart w:id="37" w:name="_Toc168482041"/>
-      <w:bookmarkStart w:id="38" w:name="_Toc195094604"/>
+      <w:bookmarkStart w:id="41" w:name="_Toc168482041"/>
+      <w:bookmarkStart w:id="42" w:name="_Toc232648657"/>
       <w:r>
         <w:rPr>
           <w:lang w:val="ru-RU"/>
         </w:rPr>
         <w:t>3.1. Структура входных – выходных данных</w:t>
       </w:r>
-      <w:bookmarkEnd w:id="37"/>
-      <w:bookmarkEnd w:id="38"/>
+      <w:bookmarkEnd w:id="41"/>
+      <w:bookmarkEnd w:id="42"/>
     </w:p>
     <w:p>
       <w:pPr>
@@ -6566,7 +7101,7 @@
         <w:rPr>
           <w:color w:val="000000"/>
         </w:rPr>
-        <w:t>для фиксации нарушений правил дорожного движения</w:t>
+        <w:t>пользователей и контент сайта</w:t>
       </w:r>
       <w:r>
         <w:rPr>
@@ -6914,7 +7449,7 @@
                 <w:sz w:val="24"/>
                 <w:szCs w:val="24"/>
               </w:rPr>
-              <w:t>ФИО</w:t>
+              <w:t>логин</w:t>
             </w:r>
           </w:p>
         </w:tc>
@@ -6938,13 +7473,23 @@
                 <w:szCs w:val="24"/>
               </w:rPr>
             </w:pPr>
+            <w:proofErr w:type="gramStart"/>
             <w:r>
               <w:rPr>
                 <w:rFonts w:ascii="Times New Roman" w:hAnsi="Times New Roman" w:cs="Times New Roman"/>
                 <w:sz w:val="24"/>
                 <w:szCs w:val="24"/>
               </w:rPr>
-              <w:t>Varchar(50)</w:t>
+              <w:t>Varchar(</w:t>
+            </w:r>
+            <w:proofErr w:type="gramEnd"/>
+            <w:r>
+              <w:rPr>
+                <w:rFonts w:ascii="Times New Roman" w:hAnsi="Times New Roman" w:cs="Times New Roman"/>
+                <w:sz w:val="24"/>
+                <w:szCs w:val="24"/>
+              </w:rPr>
+              <w:t>50)</w:t>
             </w:r>
           </w:p>
         </w:tc>
@@ -7032,7 +7577,7 @@
               <w:rPr>
                 <w:rFonts w:ascii="Times New Roman" w:hAnsi="Times New Roman" w:cs="Times New Roman"/>
               </w:rPr>
-              <w:t>телефон</w:t>
+              <w:t>пароль</w:t>
             </w:r>
           </w:p>
         </w:tc>
@@ -7056,13 +7601,31 @@
                 <w:szCs w:val="24"/>
               </w:rPr>
             </w:pPr>
+            <w:proofErr w:type="gramStart"/>
             <w:r>
               <w:rPr>
                 <w:rFonts w:ascii="Times New Roman" w:hAnsi="Times New Roman" w:cs="Times New Roman"/>
                 <w:sz w:val="24"/>
                 <w:szCs w:val="24"/>
               </w:rPr>
-              <w:t>Varchar(25)</w:t>
+              <w:t>Varchar(</w:t>
+            </w:r>
+            <w:proofErr w:type="gramEnd"/>
+            <w:r>
+              <w:rPr>
+                <w:rFonts w:ascii="Times New Roman" w:hAnsi="Times New Roman" w:cs="Times New Roman"/>
+                <w:sz w:val="24"/>
+                <w:szCs w:val="24"/>
+              </w:rPr>
+              <w:t>50</w:t>
+            </w:r>
+            <w:r>
+              <w:rPr>
+                <w:rFonts w:ascii="Times New Roman" w:hAnsi="Times New Roman" w:cs="Times New Roman"/>
+                <w:sz w:val="24"/>
+                <w:szCs w:val="24"/>
+              </w:rPr>
+              <w:t>)</w:t>
             </w:r>
           </w:p>
         </w:tc>
@@ -7120,7 +7683,7 @@
                 <w:sz w:val="24"/>
                 <w:szCs w:val="24"/>
               </w:rPr>
-              <w:t xml:space="preserve">номер для связи, не более </w:t>
+              <w:t>Пароль, не более 50 символов, обязательное для заполнения</w:t>
             </w:r>
             <w:r>
               <w:rPr>
@@ -7128,15 +7691,7 @@
                 <w:sz w:val="24"/>
                 <w:szCs w:val="24"/>
               </w:rPr>
-              <w:t>11</w:t>
-            </w:r>
-            <w:r>
-              <w:rPr>
-                <w:rFonts w:ascii="Times New Roman" w:hAnsi="Times New Roman" w:cs="Times New Roman"/>
-                <w:sz w:val="24"/>
-                <w:szCs w:val="24"/>
-              </w:rPr>
-              <w:t xml:space="preserve"> символов, обязательно для заполнения.</w:t>
+              <w:t>.</w:t>
             </w:r>
           </w:p>
         </w:tc>
@@ -7277,7 +7832,6 @@
               <w:bottom w:val="single" w:sz="4" w:space="0" w:color="auto"/>
               <w:right w:val="single" w:sz="4" w:space="0" w:color="auto"/>
             </w:tcBorders>
-            <w:shd w:val="clear" w:color="auto" w:fill="FFFF00"/>
           </w:tcPr>
           <w:p>
             <w:pPr>
@@ -7307,7 +7861,6 @@
               <w:bottom w:val="single" w:sz="4" w:space="0" w:color="auto"/>
               <w:right w:val="single" w:sz="4" w:space="0" w:color="auto"/>
             </w:tcBorders>
-            <w:shd w:val="clear" w:color="auto" w:fill="FFFF00"/>
           </w:tcPr>
           <w:p>
             <w:pPr>
@@ -7337,7 +7890,6 @@
               <w:bottom w:val="single" w:sz="4" w:space="0" w:color="auto"/>
               <w:right w:val="single" w:sz="4" w:space="0" w:color="auto"/>
             </w:tcBorders>
-            <w:shd w:val="clear" w:color="auto" w:fill="FFFF00"/>
           </w:tcPr>
           <w:p>
             <w:pPr>
@@ -7366,7 +7918,6 @@
               <w:bottom w:val="single" w:sz="4" w:space="0" w:color="auto"/>
               <w:right w:val="single" w:sz="4" w:space="0" w:color="auto"/>
             </w:tcBorders>
-            <w:shd w:val="clear" w:color="auto" w:fill="FFFF00"/>
           </w:tcPr>
           <w:p>
             <w:pPr>
@@ -7376,10 +7927,21 @@
                 <w:szCs w:val="24"/>
               </w:rPr>
             </w:pPr>
+            <w:r>
+              <w:rPr>
+                <w:rFonts w:ascii="Times New Roman" w:hAnsi="Times New Roman" w:cs="Times New Roman"/>
+                <w:sz w:val="24"/>
+                <w:szCs w:val="24"/>
+              </w:rPr>
+              <w:t>Путь к фотографии профиля</w:t>
+            </w:r>
           </w:p>
         </w:tc>
       </w:tr>
       <w:tr>
+        <w:trPr>
+          <w:trHeight w:val="1052"/>
+        </w:trPr>
         <w:tc>
           <w:tcPr>
             <w:tcW w:w="2336" w:type="dxa"/>
@@ -7403,7 +7965,7 @@
               <w:rPr>
                 <w:rFonts w:ascii="Times New Roman" w:hAnsi="Times New Roman" w:cs="Times New Roman"/>
               </w:rPr>
-              <w:t>логин</w:t>
+              <w:t>Рассылка</w:t>
             </w:r>
           </w:p>
         </w:tc>
@@ -7424,69 +7986,7 @@
                 <w:rFonts w:ascii="Times New Roman" w:hAnsi="Times New Roman" w:cs="Times New Roman"/>
                 <w:sz w:val="24"/>
                 <w:szCs w:val="24"/>
-              </w:rPr>
-            </w:pPr>
-          </w:p>
-        </w:tc>
-        <w:tc>
-          <w:tcPr>
-            <w:tcW w:w="2336" w:type="dxa"/>
-            <w:tcBorders>
-              <w:top w:val="single" w:sz="4" w:space="0" w:color="auto"/>
-              <w:left w:val="single" w:sz="4" w:space="0" w:color="auto"/>
-              <w:bottom w:val="single" w:sz="4" w:space="0" w:color="auto"/>
-              <w:right w:val="single" w:sz="4" w:space="0" w:color="auto"/>
-            </w:tcBorders>
-          </w:tcPr>
-          <w:p>
-            <w:pPr>
-              <w:rPr>
-                <w:rFonts w:ascii="Times New Roman" w:hAnsi="Times New Roman" w:cs="Times New Roman"/>
-                <w:sz w:val="24"/>
-                <w:szCs w:val="24"/>
-              </w:rPr>
-            </w:pPr>
-          </w:p>
-        </w:tc>
-        <w:tc>
-          <w:tcPr>
-            <w:tcW w:w="2336" w:type="dxa"/>
-            <w:tcBorders>
-              <w:top w:val="single" w:sz="4" w:space="0" w:color="auto"/>
-              <w:left w:val="single" w:sz="4" w:space="0" w:color="auto"/>
-              <w:bottom w:val="single" w:sz="4" w:space="0" w:color="auto"/>
-              <w:right w:val="single" w:sz="4" w:space="0" w:color="auto"/>
-            </w:tcBorders>
-          </w:tcPr>
-          <w:p>
-            <w:pPr>
-              <w:rPr>
-                <w:rFonts w:ascii="Times New Roman" w:hAnsi="Times New Roman" w:cs="Times New Roman"/>
-                <w:sz w:val="24"/>
-                <w:szCs w:val="24"/>
-              </w:rPr>
-            </w:pPr>
-          </w:p>
-        </w:tc>
-      </w:tr>
-      <w:tr>
-        <w:tc>
-          <w:tcPr>
-            <w:tcW w:w="2336" w:type="dxa"/>
-            <w:tcBorders>
-              <w:top w:val="single" w:sz="4" w:space="0" w:color="auto"/>
-              <w:left w:val="single" w:sz="4" w:space="0" w:color="auto"/>
-              <w:bottom w:val="single" w:sz="4" w:space="0" w:color="auto"/>
-              <w:right w:val="single" w:sz="4" w:space="0" w:color="auto"/>
-            </w:tcBorders>
-          </w:tcPr>
-          <w:p>
-            <w:pPr>
-              <w:jc w:val="both"/>
-              <w:rPr>
-                <w:rFonts w:ascii="Times New Roman" w:hAnsi="Times New Roman" w:cs="Times New Roman"/>
-                <w:sz w:val="24"/>
-                <w:szCs w:val="24"/>
+                <w:lang w:val="en-US"/>
               </w:rPr>
             </w:pPr>
             <w:r>
@@ -7494,37 +7994,9 @@
                 <w:rFonts w:ascii="Times New Roman" w:hAnsi="Times New Roman" w:cs="Times New Roman"/>
                 <w:sz w:val="24"/>
                 <w:szCs w:val="24"/>
+                <w:lang w:val="en-US"/>
               </w:rPr>
-              <w:t>пароль</w:t>
-            </w:r>
-          </w:p>
-        </w:tc>
-        <w:tc>
-          <w:tcPr>
-            <w:tcW w:w="2336" w:type="dxa"/>
-            <w:tcBorders>
-              <w:top w:val="single" w:sz="4" w:space="0" w:color="auto"/>
-              <w:left w:val="single" w:sz="4" w:space="0" w:color="auto"/>
-              <w:bottom w:val="single" w:sz="4" w:space="0" w:color="auto"/>
-              <w:right w:val="single" w:sz="4" w:space="0" w:color="auto"/>
-            </w:tcBorders>
-          </w:tcPr>
-          <w:p>
-            <w:pPr>
-              <w:jc w:val="both"/>
-              <w:rPr>
-                <w:rFonts w:ascii="Times New Roman" w:hAnsi="Times New Roman" w:cs="Times New Roman"/>
-                <w:sz w:val="24"/>
-                <w:szCs w:val="24"/>
-              </w:rPr>
-            </w:pPr>
-            <w:r>
-              <w:rPr>
-                <w:rFonts w:ascii="Times New Roman" w:hAnsi="Times New Roman" w:cs="Times New Roman"/>
-                <w:sz w:val="24"/>
-                <w:szCs w:val="24"/>
-              </w:rPr>
-              <w:t>Varchar(50)</w:t>
+              <w:t>Boolean</w:t>
             </w:r>
           </w:p>
         </w:tc>
@@ -7544,6 +8016,7 @@
                 <w:rFonts w:ascii="Times New Roman" w:hAnsi="Times New Roman" w:cs="Times New Roman"/>
                 <w:sz w:val="24"/>
                 <w:szCs w:val="24"/>
+                <w:lang w:val="en-US"/>
               </w:rPr>
             </w:pPr>
             <w:r>
@@ -7551,6 +8024,7 @@
                 <w:rFonts w:ascii="Times New Roman" w:hAnsi="Times New Roman" w:cs="Times New Roman"/>
                 <w:sz w:val="24"/>
                 <w:szCs w:val="24"/>
+                <w:lang w:val="en-US"/>
               </w:rPr>
               <w:t>NOT NULL</w:t>
             </w:r>
@@ -7580,7 +8054,7 @@
                 <w:sz w:val="24"/>
                 <w:szCs w:val="24"/>
               </w:rPr>
-              <w:t>пароль, не более 50 символов Обязательное для заполнения.</w:t>
+              <w:t>Подписка на новостную рассылку</w:t>
             </w:r>
           </w:p>
         </w:tc>
@@ -7601,7 +8075,31 @@
         <w:rPr>
           <w:color w:val="000000"/>
         </w:rPr>
-        <w:t>В таблице 2 описана структура входных –выходных данных таблицы «Каталог».</w:t>
+        <w:t>В таблице 2 описана структура входных –</w:t>
+      </w:r>
+      <w:r>
+        <w:rPr>
+          <w:color w:val="000000"/>
+        </w:rPr>
+        <w:t xml:space="preserve"> </w:t>
+      </w:r>
+      <w:r>
+        <w:rPr>
+          <w:color w:val="000000"/>
+        </w:rPr>
+        <w:t>выходных данных таблицы «</w:t>
+      </w:r>
+      <w:r>
+        <w:rPr>
+          <w:color w:val="000000"/>
+        </w:rPr>
+        <w:t>Игры</w:t>
+      </w:r>
+      <w:r>
+        <w:rPr>
+          <w:color w:val="000000"/>
+        </w:rPr>
+        <w:t>».</w:t>
       </w:r>
     </w:p>
     <w:p>
@@ -7635,7 +8133,7 @@
           <w:sz w:val="28"/>
           <w:szCs w:val="28"/>
         </w:rPr>
-        <w:t>Заявление</w:t>
+        <w:t>Игры</w:t>
       </w:r>
     </w:p>
     <w:tbl>
@@ -7644,15 +8142,15 @@
         <w:tblLook w:val="04A0" w:firstRow="1" w:lastRow="0" w:firstColumn="1" w:lastColumn="0" w:noHBand="0" w:noVBand="1"/>
       </w:tblPr>
       <w:tblGrid>
-        <w:gridCol w:w="2285"/>
-        <w:gridCol w:w="1843"/>
-        <w:gridCol w:w="1555"/>
-        <w:gridCol w:w="3661"/>
+        <w:gridCol w:w="2282"/>
+        <w:gridCol w:w="1846"/>
+        <w:gridCol w:w="1553"/>
+        <w:gridCol w:w="3663"/>
       </w:tblGrid>
       <w:tr>
         <w:tc>
           <w:tcPr>
-            <w:tcW w:w="2354" w:type="dxa"/>
+            <w:tcW w:w="2282" w:type="dxa"/>
             <w:tcBorders>
               <w:top w:val="single" w:sz="4" w:space="0" w:color="auto"/>
               <w:left w:val="single" w:sz="4" w:space="0" w:color="auto"/>
@@ -7682,7 +8180,7 @@
         </w:tc>
         <w:tc>
           <w:tcPr>
-            <w:tcW w:w="1864" w:type="dxa"/>
+            <w:tcW w:w="1846" w:type="dxa"/>
             <w:tcBorders>
               <w:top w:val="single" w:sz="4" w:space="0" w:color="auto"/>
               <w:left w:val="single" w:sz="4" w:space="0" w:color="auto"/>
@@ -7712,7 +8210,7 @@
         </w:tc>
         <w:tc>
           <w:tcPr>
-            <w:tcW w:w="1566" w:type="dxa"/>
+            <w:tcW w:w="1553" w:type="dxa"/>
             <w:tcBorders>
               <w:top w:val="single" w:sz="4" w:space="0" w:color="auto"/>
               <w:left w:val="single" w:sz="4" w:space="0" w:color="auto"/>
@@ -7742,7 +8240,7 @@
         </w:tc>
         <w:tc>
           <w:tcPr>
-            <w:tcW w:w="3786" w:type="dxa"/>
+            <w:tcW w:w="3663" w:type="dxa"/>
             <w:tcBorders>
               <w:top w:val="single" w:sz="4" w:space="0" w:color="auto"/>
               <w:left w:val="single" w:sz="4" w:space="0" w:color="auto"/>
@@ -7774,7 +8272,7 @@
       <w:tr>
         <w:tc>
           <w:tcPr>
-            <w:tcW w:w="2354" w:type="dxa"/>
+            <w:tcW w:w="2282" w:type="dxa"/>
             <w:tcBorders>
               <w:top w:val="single" w:sz="12" w:space="0" w:color="auto"/>
               <w:left w:val="single" w:sz="4" w:space="0" w:color="auto"/>
@@ -7792,6 +8290,7 @@
                 <w:szCs w:val="24"/>
               </w:rPr>
             </w:pPr>
+            <w:proofErr w:type="spellStart"/>
             <w:r>
               <w:rPr>
                 <w:rFonts w:ascii="Times New Roman" w:hAnsi="Times New Roman" w:cs="Times New Roman"/>
@@ -7800,11 +8299,12 @@
               </w:rPr>
               <w:t>id</w:t>
             </w:r>
+            <w:proofErr w:type="spellEnd"/>
           </w:p>
         </w:tc>
         <w:tc>
           <w:tcPr>
-            <w:tcW w:w="1864" w:type="dxa"/>
+            <w:tcW w:w="1846" w:type="dxa"/>
             <w:tcBorders>
               <w:top w:val="single" w:sz="12" w:space="0" w:color="auto"/>
               <w:left w:val="single" w:sz="4" w:space="0" w:color="auto"/>
@@ -7834,7 +8334,7 @@
         </w:tc>
         <w:tc>
           <w:tcPr>
-            <w:tcW w:w="1566" w:type="dxa"/>
+            <w:tcW w:w="1553" w:type="dxa"/>
             <w:tcBorders>
               <w:top w:val="single" w:sz="12" w:space="0" w:color="auto"/>
               <w:left w:val="single" w:sz="4" w:space="0" w:color="auto"/>
@@ -7863,7 +8363,7 @@
         </w:tc>
         <w:tc>
           <w:tcPr>
-            <w:tcW w:w="3786" w:type="dxa"/>
+            <w:tcW w:w="3663" w:type="dxa"/>
             <w:tcBorders>
               <w:top w:val="single" w:sz="12" w:space="0" w:color="auto"/>
               <w:left w:val="single" w:sz="4" w:space="0" w:color="auto"/>
@@ -7910,7 +8410,7 @@
       <w:tr>
         <w:tc>
           <w:tcPr>
-            <w:tcW w:w="2354" w:type="dxa"/>
+            <w:tcW w:w="2282" w:type="dxa"/>
             <w:tcBorders>
               <w:top w:val="single" w:sz="4" w:space="0" w:color="auto"/>
               <w:left w:val="single" w:sz="4" w:space="0" w:color="auto"/>
@@ -7935,20 +8435,19 @@
                 <w:szCs w:val="24"/>
               </w:rPr>
               <w:lastRenderedPageBreak/>
-              <w:t>Номер автомобиля</w:t>
+              <w:t>Название</w:t>
             </w:r>
           </w:p>
         </w:tc>
         <w:tc>
           <w:tcPr>
-            <w:tcW w:w="1864" w:type="dxa"/>
+            <w:tcW w:w="1846" w:type="dxa"/>
             <w:tcBorders>
               <w:top w:val="single" w:sz="4" w:space="0" w:color="auto"/>
               <w:left w:val="single" w:sz="4" w:space="0" w:color="auto"/>
               <w:bottom w:val="single" w:sz="4" w:space="0" w:color="auto"/>
               <w:right w:val="single" w:sz="4" w:space="0" w:color="auto"/>
             </w:tcBorders>
-            <w:shd w:val="clear" w:color="auto" w:fill="FFC000"/>
             <w:hideMark/>
           </w:tcPr>
           <w:p>
@@ -7960,19 +8459,37 @@
                 <w:szCs w:val="24"/>
               </w:rPr>
             </w:pPr>
+            <w:proofErr w:type="gramStart"/>
             <w:r>
               <w:rPr>
                 <w:rFonts w:ascii="Times New Roman" w:hAnsi="Times New Roman" w:cs="Times New Roman"/>
                 <w:sz w:val="24"/>
                 <w:szCs w:val="24"/>
               </w:rPr>
-              <w:t>Varchar(50)</w:t>
+              <w:t>Varchar(</w:t>
+            </w:r>
+            <w:proofErr w:type="gramEnd"/>
+            <w:r>
+              <w:rPr>
+                <w:rFonts w:ascii="Times New Roman" w:hAnsi="Times New Roman" w:cs="Times New Roman"/>
+                <w:sz w:val="24"/>
+                <w:szCs w:val="24"/>
+              </w:rPr>
+              <w:t>100</w:t>
+            </w:r>
+            <w:r>
+              <w:rPr>
+                <w:rFonts w:ascii="Times New Roman" w:hAnsi="Times New Roman" w:cs="Times New Roman"/>
+                <w:sz w:val="24"/>
+                <w:szCs w:val="24"/>
+              </w:rPr>
+              <w:t>)</w:t>
             </w:r>
           </w:p>
         </w:tc>
         <w:tc>
           <w:tcPr>
-            <w:tcW w:w="1566" w:type="dxa"/>
+            <w:tcW w:w="1553" w:type="dxa"/>
             <w:tcBorders>
               <w:top w:val="single" w:sz="4" w:space="0" w:color="auto"/>
               <w:left w:val="single" w:sz="4" w:space="0" w:color="auto"/>
@@ -8001,7 +8518,7 @@
         </w:tc>
         <w:tc>
           <w:tcPr>
-            <w:tcW w:w="3786" w:type="dxa"/>
+            <w:tcW w:w="3663" w:type="dxa"/>
             <w:tcBorders>
               <w:top w:val="single" w:sz="4" w:space="0" w:color="auto"/>
               <w:left w:val="single" w:sz="4" w:space="0" w:color="auto"/>
@@ -8024,15 +8541,7 @@
                 <w:sz w:val="24"/>
                 <w:szCs w:val="24"/>
               </w:rPr>
-              <w:t>Номер автомобиля, на котором совершено нарушение</w:t>
-            </w:r>
-            <w:r>
-              <w:rPr>
-                <w:rFonts w:ascii="Times New Roman" w:hAnsi="Times New Roman" w:cs="Times New Roman"/>
-                <w:sz w:val="24"/>
-                <w:szCs w:val="24"/>
-              </w:rPr>
-              <w:t>, обязательно для заполнения.</w:t>
+              <w:t>Название игры, обязательное для заполнения</w:t>
             </w:r>
           </w:p>
         </w:tc>
@@ -8040,7 +8549,7 @@
       <w:tr>
         <w:tc>
           <w:tcPr>
-            <w:tcW w:w="2354" w:type="dxa"/>
+            <w:tcW w:w="2282" w:type="dxa"/>
             <w:tcBorders>
               <w:top w:val="single" w:sz="4" w:space="0" w:color="auto"/>
               <w:left w:val="single" w:sz="4" w:space="0" w:color="auto"/>
@@ -8064,20 +8573,19 @@
                 <w:sz w:val="24"/>
                 <w:szCs w:val="24"/>
               </w:rPr>
-              <w:t>Описание нарушения</w:t>
+              <w:t>Жанр</w:t>
             </w:r>
           </w:p>
         </w:tc>
         <w:tc>
           <w:tcPr>
-            <w:tcW w:w="1864" w:type="dxa"/>
+            <w:tcW w:w="1846" w:type="dxa"/>
             <w:tcBorders>
               <w:top w:val="single" w:sz="4" w:space="0" w:color="auto"/>
               <w:left w:val="single" w:sz="4" w:space="0" w:color="auto"/>
               <w:bottom w:val="single" w:sz="4" w:space="0" w:color="auto"/>
               <w:right w:val="single" w:sz="4" w:space="0" w:color="auto"/>
             </w:tcBorders>
-            <w:shd w:val="clear" w:color="auto" w:fill="FFC000"/>
             <w:hideMark/>
           </w:tcPr>
           <w:p>
@@ -8101,7 +8609,7 @@
         </w:tc>
         <w:tc>
           <w:tcPr>
-            <w:tcW w:w="1566" w:type="dxa"/>
+            <w:tcW w:w="1553" w:type="dxa"/>
             <w:tcBorders>
               <w:top w:val="single" w:sz="4" w:space="0" w:color="auto"/>
               <w:left w:val="single" w:sz="4" w:space="0" w:color="auto"/>
@@ -8130,7 +8638,7 @@
         </w:tc>
         <w:tc>
           <w:tcPr>
-            <w:tcW w:w="3786" w:type="dxa"/>
+            <w:tcW w:w="3663" w:type="dxa"/>
             <w:tcBorders>
               <w:top w:val="single" w:sz="4" w:space="0" w:color="auto"/>
               <w:left w:val="single" w:sz="4" w:space="0" w:color="auto"/>
@@ -8153,7 +8661,16 @@
                 <w:sz w:val="24"/>
                 <w:szCs w:val="24"/>
               </w:rPr>
-              <w:t>Описание нарушения</w:t>
+              <w:t xml:space="preserve">Жанр игры (2D, Platformer, </w:t>
+            </w:r>
+            <w:r>
+              <w:rPr>
+                <w:rFonts w:ascii="Times New Roman" w:hAnsi="Times New Roman" w:cs="Times New Roman"/>
+                <w:sz w:val="24"/>
+                <w:szCs w:val="24"/>
+                <w:lang w:val="en-US"/>
+              </w:rPr>
+              <w:t>Pixel Art</w:t>
             </w:r>
             <w:r>
               <w:rPr>
@@ -8161,7 +8678,7 @@
                 <w:sz w:val="24"/>
                 <w:szCs w:val="24"/>
               </w:rPr>
-              <w:t>, обязательно для заполнения.</w:t>
+              <w:t>)</w:t>
             </w:r>
           </w:p>
         </w:tc>
@@ -8169,7 +8686,7 @@
       <w:tr>
         <w:tc>
           <w:tcPr>
-            <w:tcW w:w="2354" w:type="dxa"/>
+            <w:tcW w:w="2282" w:type="dxa"/>
             <w:tcBorders>
               <w:top w:val="single" w:sz="4" w:space="0" w:color="auto"/>
               <w:left w:val="single" w:sz="4" w:space="0" w:color="auto"/>
@@ -8193,13 +8710,13 @@
                 <w:sz w:val="24"/>
                 <w:szCs w:val="24"/>
               </w:rPr>
-              <w:t>Статус</w:t>
+              <w:t>Описание</w:t>
             </w:r>
           </w:p>
         </w:tc>
         <w:tc>
           <w:tcPr>
-            <w:tcW w:w="1864" w:type="dxa"/>
+            <w:tcW w:w="1846" w:type="dxa"/>
             <w:tcBorders>
               <w:top w:val="single" w:sz="4" w:space="0" w:color="auto"/>
               <w:left w:val="single" w:sz="4" w:space="0" w:color="auto"/>
@@ -8229,7 +8746,7 @@
         </w:tc>
         <w:tc>
           <w:tcPr>
-            <w:tcW w:w="1566" w:type="dxa"/>
+            <w:tcW w:w="1553" w:type="dxa"/>
             <w:tcBorders>
               <w:top w:val="single" w:sz="4" w:space="0" w:color="auto"/>
               <w:left w:val="single" w:sz="4" w:space="0" w:color="auto"/>
@@ -8243,13 +8760,23 @@
                 <w:rFonts w:ascii="Times New Roman" w:hAnsi="Times New Roman" w:cs="Times New Roman"/>
                 <w:sz w:val="24"/>
                 <w:szCs w:val="24"/>
+                <w:lang w:val="en-US"/>
               </w:rPr>
             </w:pPr>
+            <w:r>
+              <w:rPr>
+                <w:rFonts w:ascii="Times New Roman" w:hAnsi="Times New Roman" w:cs="Times New Roman"/>
+                <w:sz w:val="24"/>
+                <w:szCs w:val="24"/>
+                <w:lang w:val="en-US"/>
+              </w:rPr>
+              <w:t>NULL</w:t>
+            </w:r>
           </w:p>
         </w:tc>
         <w:tc>
           <w:tcPr>
-            <w:tcW w:w="3786" w:type="dxa"/>
+            <w:tcW w:w="3663" w:type="dxa"/>
             <w:tcBorders>
               <w:top w:val="single" w:sz="4" w:space="0" w:color="auto"/>
               <w:left w:val="single" w:sz="4" w:space="0" w:color="auto"/>
@@ -8271,7 +8798,288 @@
                 <w:sz w:val="24"/>
                 <w:szCs w:val="24"/>
               </w:rPr>
-              <w:t>Статус заявки (новое, подтверждено или отклонено)</w:t>
+              <w:t>Описание игры</w:t>
+            </w:r>
+          </w:p>
+        </w:tc>
+      </w:tr>
+      <w:tr>
+        <w:tc>
+          <w:tcPr>
+            <w:tcW w:w="2282" w:type="dxa"/>
+            <w:tcBorders>
+              <w:top w:val="single" w:sz="4" w:space="0" w:color="auto"/>
+              <w:left w:val="single" w:sz="4" w:space="0" w:color="auto"/>
+              <w:bottom w:val="single" w:sz="4" w:space="0" w:color="auto"/>
+              <w:right w:val="single" w:sz="4" w:space="0" w:color="auto"/>
+            </w:tcBorders>
+          </w:tcPr>
+          <w:p>
+            <w:pPr>
+              <w:jc w:val="both"/>
+              <w:rPr>
+                <w:rFonts w:ascii="Times New Roman" w:hAnsi="Times New Roman" w:cs="Times New Roman"/>
+                <w:sz w:val="24"/>
+                <w:szCs w:val="24"/>
+                <w:lang w:val="en-US"/>
+              </w:rPr>
+            </w:pPr>
+            <w:r>
+              <w:rPr>
+                <w:rFonts w:ascii="Times New Roman" w:hAnsi="Times New Roman" w:cs="Times New Roman"/>
+                <w:sz w:val="24"/>
+                <w:szCs w:val="24"/>
+              </w:rPr>
+              <w:t xml:space="preserve">Ссылка на </w:t>
+            </w:r>
+            <w:r>
+              <w:rPr>
+                <w:rFonts w:ascii="Times New Roman" w:hAnsi="Times New Roman" w:cs="Times New Roman"/>
+                <w:sz w:val="24"/>
+                <w:szCs w:val="24"/>
+                <w:lang w:val="en-US"/>
+              </w:rPr>
+              <w:t>itch.io</w:t>
+            </w:r>
+          </w:p>
+        </w:tc>
+        <w:tc>
+          <w:tcPr>
+            <w:tcW w:w="1846" w:type="dxa"/>
+            <w:tcBorders>
+              <w:top w:val="single" w:sz="4" w:space="0" w:color="auto"/>
+              <w:left w:val="single" w:sz="4" w:space="0" w:color="auto"/>
+              <w:bottom w:val="single" w:sz="4" w:space="0" w:color="auto"/>
+              <w:right w:val="single" w:sz="4" w:space="0" w:color="auto"/>
+            </w:tcBorders>
+          </w:tcPr>
+          <w:p>
+            <w:pPr>
+              <w:jc w:val="both"/>
+              <w:rPr>
+                <w:rFonts w:ascii="Times New Roman" w:hAnsi="Times New Roman" w:cs="Times New Roman"/>
+                <w:sz w:val="24"/>
+                <w:szCs w:val="24"/>
+                <w:lang w:val="en-US"/>
+              </w:rPr>
+            </w:pPr>
+            <w:proofErr w:type="gramStart"/>
+            <w:r>
+              <w:rPr>
+                <w:rFonts w:ascii="Times New Roman" w:hAnsi="Times New Roman" w:cs="Times New Roman"/>
+                <w:sz w:val="24"/>
+                <w:szCs w:val="24"/>
+                <w:lang w:val="en-US"/>
+              </w:rPr>
+              <w:t>Varchar(</w:t>
+            </w:r>
+            <w:proofErr w:type="gramEnd"/>
+            <w:r>
+              <w:rPr>
+                <w:rFonts w:ascii="Times New Roman" w:hAnsi="Times New Roman" w:cs="Times New Roman"/>
+                <w:sz w:val="24"/>
+                <w:szCs w:val="24"/>
+                <w:lang w:val="en-US"/>
+              </w:rPr>
+              <w:t>200)</w:t>
+            </w:r>
+          </w:p>
+        </w:tc>
+        <w:tc>
+          <w:tcPr>
+            <w:tcW w:w="1553" w:type="dxa"/>
+            <w:tcBorders>
+              <w:top w:val="single" w:sz="4" w:space="0" w:color="auto"/>
+              <w:left w:val="single" w:sz="4" w:space="0" w:color="auto"/>
+              <w:bottom w:val="single" w:sz="4" w:space="0" w:color="auto"/>
+              <w:right w:val="single" w:sz="4" w:space="0" w:color="auto"/>
+            </w:tcBorders>
+          </w:tcPr>
+          <w:p>
+            <w:pPr>
+              <w:rPr>
+                <w:rFonts w:ascii="Times New Roman" w:hAnsi="Times New Roman" w:cs="Times New Roman"/>
+                <w:sz w:val="24"/>
+                <w:szCs w:val="24"/>
+                <w:lang w:val="en-US"/>
+              </w:rPr>
+            </w:pPr>
+            <w:r>
+              <w:rPr>
+                <w:rFonts w:ascii="Times New Roman" w:hAnsi="Times New Roman" w:cs="Times New Roman"/>
+                <w:sz w:val="24"/>
+                <w:szCs w:val="24"/>
+                <w:lang w:val="en-US"/>
+              </w:rPr>
+              <w:t>NULL</w:t>
+            </w:r>
+          </w:p>
+        </w:tc>
+        <w:tc>
+          <w:tcPr>
+            <w:tcW w:w="3663" w:type="dxa"/>
+            <w:tcBorders>
+              <w:top w:val="single" w:sz="4" w:space="0" w:color="auto"/>
+              <w:left w:val="single" w:sz="4" w:space="0" w:color="auto"/>
+              <w:bottom w:val="single" w:sz="4" w:space="0" w:color="auto"/>
+              <w:right w:val="single" w:sz="4" w:space="0" w:color="auto"/>
+            </w:tcBorders>
+          </w:tcPr>
+          <w:p>
+            <w:pPr>
+              <w:rPr>
+                <w:rFonts w:ascii="Times New Roman" w:hAnsi="Times New Roman" w:cs="Times New Roman"/>
+                <w:sz w:val="24"/>
+                <w:szCs w:val="24"/>
+              </w:rPr>
+            </w:pPr>
+            <w:r>
+              <w:rPr>
+                <w:rFonts w:ascii="Times New Roman" w:hAnsi="Times New Roman" w:cs="Times New Roman"/>
+                <w:sz w:val="24"/>
+                <w:szCs w:val="24"/>
+              </w:rPr>
+              <w:t xml:space="preserve">Ссылка на страницу игры на </w:t>
+            </w:r>
+            <w:r>
+              <w:rPr>
+                <w:rFonts w:ascii="Times New Roman" w:hAnsi="Times New Roman" w:cs="Times New Roman"/>
+                <w:sz w:val="24"/>
+                <w:szCs w:val="24"/>
+                <w:lang w:val="en-US"/>
+              </w:rPr>
+              <w:t>itch.io</w:t>
+            </w:r>
+          </w:p>
+        </w:tc>
+      </w:tr>
+      <w:tr>
+        <w:tc>
+          <w:tcPr>
+            <w:tcW w:w="2282" w:type="dxa"/>
+            <w:tcBorders>
+              <w:top w:val="single" w:sz="4" w:space="0" w:color="auto"/>
+              <w:left w:val="single" w:sz="4" w:space="0" w:color="auto"/>
+              <w:bottom w:val="single" w:sz="4" w:space="0" w:color="auto"/>
+              <w:right w:val="single" w:sz="4" w:space="0" w:color="auto"/>
+            </w:tcBorders>
+          </w:tcPr>
+          <w:p>
+            <w:pPr>
+              <w:jc w:val="both"/>
+              <w:rPr>
+                <w:rFonts w:ascii="Times New Roman" w:hAnsi="Times New Roman" w:cs="Times New Roman"/>
+                <w:sz w:val="24"/>
+                <w:szCs w:val="24"/>
+              </w:rPr>
+            </w:pPr>
+            <w:r>
+              <w:rPr>
+                <w:rFonts w:ascii="Times New Roman" w:hAnsi="Times New Roman" w:cs="Times New Roman"/>
+                <w:sz w:val="24"/>
+                <w:szCs w:val="24"/>
+              </w:rPr>
+              <w:t>изображение</w:t>
+            </w:r>
+          </w:p>
+        </w:tc>
+        <w:tc>
+          <w:tcPr>
+            <w:tcW w:w="1846" w:type="dxa"/>
+            <w:tcBorders>
+              <w:top w:val="single" w:sz="4" w:space="0" w:color="auto"/>
+              <w:left w:val="single" w:sz="4" w:space="0" w:color="auto"/>
+              <w:bottom w:val="single" w:sz="4" w:space="0" w:color="auto"/>
+              <w:right w:val="single" w:sz="4" w:space="0" w:color="auto"/>
+            </w:tcBorders>
+          </w:tcPr>
+          <w:p>
+            <w:pPr>
+              <w:jc w:val="both"/>
+              <w:rPr>
+                <w:rFonts w:ascii="Times New Roman" w:hAnsi="Times New Roman" w:cs="Times New Roman"/>
+                <w:sz w:val="24"/>
+                <w:szCs w:val="24"/>
+                <w:lang w:val="en-US"/>
+              </w:rPr>
+            </w:pPr>
+            <w:proofErr w:type="gramStart"/>
+            <w:r>
+              <w:rPr>
+                <w:rFonts w:ascii="Times New Roman" w:hAnsi="Times New Roman" w:cs="Times New Roman"/>
+                <w:sz w:val="24"/>
+                <w:szCs w:val="24"/>
+                <w:lang w:val="en-US"/>
+              </w:rPr>
+              <w:t>Varchar(</w:t>
+            </w:r>
+            <w:proofErr w:type="gramEnd"/>
+            <w:r>
+              <w:rPr>
+                <w:rFonts w:ascii="Times New Roman" w:hAnsi="Times New Roman" w:cs="Times New Roman"/>
+                <w:sz w:val="24"/>
+                <w:szCs w:val="24"/>
+                <w:lang w:val="en-US"/>
+              </w:rPr>
+              <w:t>150)</w:t>
+            </w:r>
+          </w:p>
+        </w:tc>
+        <w:tc>
+          <w:tcPr>
+            <w:tcW w:w="1553" w:type="dxa"/>
+            <w:tcBorders>
+              <w:top w:val="single" w:sz="4" w:space="0" w:color="auto"/>
+              <w:left w:val="single" w:sz="4" w:space="0" w:color="auto"/>
+              <w:bottom w:val="single" w:sz="4" w:space="0" w:color="auto"/>
+              <w:right w:val="single" w:sz="4" w:space="0" w:color="auto"/>
+            </w:tcBorders>
+          </w:tcPr>
+          <w:p>
+            <w:pPr>
+              <w:rPr>
+                <w:rFonts w:ascii="Times New Roman" w:hAnsi="Times New Roman" w:cs="Times New Roman"/>
+                <w:sz w:val="24"/>
+                <w:szCs w:val="24"/>
+                <w:lang w:val="en-US"/>
+              </w:rPr>
+            </w:pPr>
+            <w:r>
+              <w:rPr>
+                <w:rFonts w:ascii="Times New Roman" w:hAnsi="Times New Roman" w:cs="Times New Roman"/>
+                <w:sz w:val="24"/>
+                <w:szCs w:val="24"/>
+                <w:lang w:val="en-US"/>
+              </w:rPr>
+              <w:t>NULL</w:t>
+            </w:r>
+          </w:p>
+        </w:tc>
+        <w:tc>
+          <w:tcPr>
+            <w:tcW w:w="3663" w:type="dxa"/>
+            <w:tcBorders>
+              <w:top w:val="single" w:sz="4" w:space="0" w:color="auto"/>
+              <w:left w:val="single" w:sz="4" w:space="0" w:color="auto"/>
+              <w:bottom w:val="single" w:sz="4" w:space="0" w:color="auto"/>
+              <w:right w:val="single" w:sz="4" w:space="0" w:color="auto"/>
+            </w:tcBorders>
+          </w:tcPr>
+          <w:p>
+            <w:pPr>
+              <w:rPr>
+                <w:rFonts w:ascii="Times New Roman" w:hAnsi="Times New Roman" w:cs="Times New Roman"/>
+                <w:sz w:val="24"/>
+                <w:szCs w:val="24"/>
+              </w:rPr>
+            </w:pPr>
+            <w:r>
+              <w:rPr>
+                <w:rFonts w:ascii="Times New Roman" w:hAnsi="Times New Roman" w:cs="Times New Roman"/>
+                <w:sz w:val="24"/>
+                <w:szCs w:val="24"/>
+              </w:rPr>
+              <w:t>Путь к скриншоту или обложке игры</w:t>
             </w:r>
           </w:p>
         </w:tc>
@@ -8281,6 +9089,174 @@
       <w:pPr>
         <w:pStyle w:val="2"/>
         <w:keepNext/>
+        <w:ind w:firstLine="0"/>
+        <w:jc w:val="center"/>
+        <w:rPr>
+          <w:szCs w:val="28"/>
+          <w:lang w:val="en-US"/>
+        </w:rPr>
+      </w:pPr>
+      <w:bookmarkStart w:id="43" w:name="_Toc168482042"/>
+      <w:bookmarkStart w:id="44" w:name="_Toc232648658"/>
+      <w:r>
+        <w:rPr>
+          <w:lang w:val="ru-RU"/>
+        </w:rPr>
+        <w:t>3.</w:t>
+      </w:r>
+      <w:r>
+        <w:rPr>
+          <w:lang w:val="en-US"/>
+        </w:rPr>
+        <w:t>2</w:t>
+      </w:r>
+      <w:r>
+        <w:rPr>
+          <w:lang w:val="ru-RU"/>
+        </w:rPr>
+        <w:t xml:space="preserve">. </w:t>
+      </w:r>
+      <w:r>
+        <w:rPr>
+          <w:szCs w:val="28"/>
+        </w:rPr>
+        <w:t>Архитектура информационной системы</w:t>
+      </w:r>
+      <w:bookmarkStart w:id="45" w:name="_Toc232648659"/>
+      <w:bookmarkEnd w:id="44"/>
+      <w:r>
+        <w:drawing>
+          <wp:inline distT="0" distB="0" distL="0" distR="0" wp14:anchorId="1D818FC1" wp14:editId="0E74AA58">
+            <wp:extent cx="3610536" cy="2463165"/>
+            <wp:effectExtent l="0" t="0" r="0" b="0"/>
+            <wp:docPr id="5" name="Рисунок 5"/>
+            <wp:cNvGraphicFramePr>
+              <a:graphicFrameLocks xmlns:a="http://schemas.openxmlformats.org/drawingml/2006/main" noChangeAspect="1"/>
+            </wp:cNvGraphicFramePr>
+            <a:graphic xmlns:a="http://schemas.openxmlformats.org/drawingml/2006/main">
+              <a:graphicData uri="http://schemas.openxmlformats.org/drawingml/2006/picture">
+                <pic:pic xmlns:pic="http://schemas.openxmlformats.org/drawingml/2006/picture">
+                  <pic:nvPicPr>
+                    <pic:cNvPr id="0" name=""/>
+                    <pic:cNvPicPr/>
+                  </pic:nvPicPr>
+                  <pic:blipFill rotWithShape="1">
+                    <a:blip r:embed="rId12"/>
+                    <a:srcRect l="21195" t="31413" r="43503" b="30055"/>
+                    <a:stretch/>
+                  </pic:blipFill>
+                  <pic:spPr bwMode="auto">
+                    <a:xfrm>
+                      <a:off x="0" y="0"/>
+                      <a:ext cx="3619925" cy="2469570"/>
+                    </a:xfrm>
+                    <a:prstGeom prst="rect">
+                      <a:avLst/>
+                    </a:prstGeom>
+                    <a:ln>
+                      <a:noFill/>
+                    </a:ln>
+                    <a:extLst>
+                      <a:ext uri="{53640926-AAD7-44D8-BBD7-CCE9431645EC}">
+                        <a14:shadowObscured xmlns:a14="http://schemas.microsoft.com/office/drawing/2010/main"/>
+                      </a:ext>
+                    </a:extLst>
+                  </pic:spPr>
+                </pic:pic>
+              </a:graphicData>
+            </a:graphic>
+          </wp:inline>
+        </w:drawing>
+      </w:r>
+      <w:bookmarkEnd w:id="45"/>
+    </w:p>
+    <w:p>
+      <w:pPr>
+        <w:pStyle w:val="a6"/>
+        <w:jc w:val="center"/>
+        <w:rPr>
+          <w:rFonts w:ascii="Times New Roman" w:hAnsi="Times New Roman" w:cs="Times New Roman"/>
+          <w:b w:val="0"/>
+          <w:color w:val="auto"/>
+          <w:sz w:val="24"/>
+          <w:szCs w:val="28"/>
+        </w:rPr>
+      </w:pPr>
+      <w:r>
+        <w:rPr>
+          <w:rFonts w:ascii="Times New Roman" w:hAnsi="Times New Roman" w:cs="Times New Roman"/>
+          <w:b w:val="0"/>
+          <w:color w:val="auto"/>
+          <w:sz w:val="24"/>
+          <w:szCs w:val="28"/>
+        </w:rPr>
+        <w:t xml:space="preserve">Рисунок </w:t>
+      </w:r>
+      <w:r>
+        <w:rPr>
+          <w:rFonts w:ascii="Times New Roman" w:hAnsi="Times New Roman" w:cs="Times New Roman"/>
+          <w:b w:val="0"/>
+          <w:color w:val="auto"/>
+          <w:sz w:val="24"/>
+          <w:szCs w:val="28"/>
+        </w:rPr>
+        <w:fldChar w:fldCharType="begin"/>
+      </w:r>
+      <w:r>
+        <w:rPr>
+          <w:rFonts w:ascii="Times New Roman" w:hAnsi="Times New Roman" w:cs="Times New Roman"/>
+          <w:b w:val="0"/>
+          <w:color w:val="auto"/>
+          <w:sz w:val="24"/>
+          <w:szCs w:val="28"/>
+        </w:rPr>
+        <w:instrText xml:space="preserve"> SEQ Рисунок \* ARABIC </w:instrText>
+      </w:r>
+      <w:r>
+        <w:rPr>
+          <w:rFonts w:ascii="Times New Roman" w:hAnsi="Times New Roman" w:cs="Times New Roman"/>
+          <w:b w:val="0"/>
+          <w:color w:val="auto"/>
+          <w:sz w:val="24"/>
+          <w:szCs w:val="28"/>
+        </w:rPr>
+        <w:fldChar w:fldCharType="separate"/>
+      </w:r>
+      <w:r>
+        <w:rPr>
+          <w:rFonts w:ascii="Times New Roman" w:hAnsi="Times New Roman" w:cs="Times New Roman"/>
+          <w:b w:val="0"/>
+          <w:color w:val="auto"/>
+          <w:sz w:val="24"/>
+          <w:szCs w:val="28"/>
+        </w:rPr>
+        <w:t>5</w:t>
+      </w:r>
+      <w:r>
+        <w:rPr>
+          <w:rFonts w:ascii="Times New Roman" w:hAnsi="Times New Roman" w:cs="Times New Roman"/>
+          <w:b w:val="0"/>
+          <w:color w:val="auto"/>
+          <w:sz w:val="24"/>
+          <w:szCs w:val="28"/>
+        </w:rPr>
+        <w:fldChar w:fldCharType="end"/>
+      </w:r>
+      <w:r>
+        <w:rPr>
+          <w:rFonts w:ascii="Times New Roman" w:hAnsi="Times New Roman" w:cs="Times New Roman"/>
+          <w:b w:val="0"/>
+          <w:color w:val="auto"/>
+          <w:sz w:val="24"/>
+          <w:szCs w:val="28"/>
+        </w:rPr>
+        <w:t xml:space="preserve"> – ER-диаграмма ИС</w:t>
+      </w:r>
+    </w:p>
+    <w:p>
+      <w:pPr>
+        <w:pStyle w:val="2"/>
+        <w:keepNext/>
         <w:spacing w:line="240" w:lineRule="auto"/>
         <w:ind w:firstLine="0"/>
         <w:jc w:val="center"/>
@@ -8288,8 +9264,7 @@
           <w:lang w:val="ru-RU"/>
         </w:rPr>
       </w:pPr>
-      <w:bookmarkStart w:id="39" w:name="_Toc168482042"/>
-      <w:bookmarkStart w:id="40" w:name="_Toc195094605"/>
+      <w:bookmarkStart w:id="46" w:name="_Toc232648660"/>
       <w:r>
         <w:rPr>
           <w:lang w:val="ru-RU"/>
@@ -8298,24 +9273,24 @@
       </w:r>
       <w:r>
         <w:rPr>
+          <w:lang w:val="en-US"/>
+        </w:rPr>
+        <w:t>3</w:t>
+      </w:r>
+      <w:r>
+        <w:rPr>
           <w:lang w:val="ru-RU"/>
         </w:rPr>
-        <w:t>2</w:t>
+        <w:t xml:space="preserve">. </w:t>
       </w:r>
       <w:r>
         <w:rPr>
           <w:lang w:val="ru-RU"/>
         </w:rPr>
-        <w:t xml:space="preserve">. </w:t>
-      </w:r>
-      <w:r>
-        <w:rPr>
-          <w:lang w:val="ru-RU"/>
-        </w:rPr>
         <w:t>Макеты интерфейса программы</w:t>
       </w:r>
-      <w:bookmarkEnd w:id="39"/>
-      <w:bookmarkEnd w:id="40"/>
+      <w:bookmarkEnd w:id="43"/>
+      <w:bookmarkEnd w:id="46"/>
     </w:p>
     <w:p>
       <w:pPr>
@@ -8337,25 +9312,22 @@
     </w:p>
     <w:p>
       <w:pPr>
-        <w:spacing w:after="0" w:line="240" w:lineRule="auto"/>
+        <w:keepNext/>
+        <w:spacing w:after="0"/>
         <w:jc w:val="center"/>
-        <w:rPr>
-          <w:rFonts w:ascii="Times New Roman" w:hAnsi="Times New Roman" w:cs="Times New Roman"/>
-          <w:szCs w:val="28"/>
-        </w:rPr>
       </w:pPr>
       <w:r>
         <w:rPr>
           <w:rFonts w:ascii="Times New Roman" w:hAnsi="Times New Roman" w:cs="Times New Roman"/>
           <w:noProof/>
           <w:szCs w:val="28"/>
-          <w:lang w:eastAsia="ru-RU"/>
+          <w:lang w:val="en-US"/>
         </w:rPr>
         <w:drawing>
-          <wp:inline distT="0" distB="0" distL="0" distR="0" wp14:anchorId="63AA7021" wp14:editId="1C9C7FF3">
-            <wp:extent cx="2703195" cy="1228725"/>
-            <wp:effectExtent l="0" t="0" r="1905" b="9525"/>
-            <wp:docPr id="5" name="Рисунок 5"/>
+          <wp:inline distT="0" distB="0" distL="0" distR="0" wp14:anchorId="0171D790" wp14:editId="06C96248">
+            <wp:extent cx="4480107" cy="2520000"/>
+            <wp:effectExtent l="0" t="0" r="0" b="0"/>
+            <wp:docPr id="545906228" name="Рисунок 2"/>
             <wp:cNvGraphicFramePr>
               <a:graphicFrameLocks xmlns:a="http://schemas.openxmlformats.org/drawingml/2006/main" noChangeAspect="1"/>
             </wp:cNvGraphicFramePr>
@@ -8369,7 +9341,7 @@
                     </pic:cNvPicPr>
                   </pic:nvPicPr>
                   <pic:blipFill>
-                    <a:blip r:embed="rId12">
+                    <a:blip r:embed="rId13" cstate="print">
                       <a:extLst>
                         <a:ext uri="{28A0092B-C50C-407E-A947-70E740481C1C}">
                           <a14:useLocalDpi xmlns:a14="http://schemas.microsoft.com/office/drawing/2010/main" val="0"/>
@@ -8384,7 +9356,7 @@
                   <pic:spPr bwMode="auto">
                     <a:xfrm>
                       <a:off x="0" y="0"/>
-                      <a:ext cx="2703195" cy="1228725"/>
+                      <a:ext cx="4480107" cy="2520000"/>
                     </a:xfrm>
                     <a:prstGeom prst="rect">
                       <a:avLst/>
@@ -8421,29 +9393,86 @@
           <w:sz w:val="24"/>
           <w:szCs w:val="28"/>
         </w:rPr>
-        <w:t>Рисунок 4 – Главная страница</w:t>
-      </w:r>
-    </w:p>
-    <w:p>
-      <w:pPr>
-        <w:spacing w:after="0"/>
+        <w:t xml:space="preserve">Рисунок </w:t>
+      </w:r>
+      <w:r>
+        <w:rPr>
+          <w:rFonts w:ascii="Times New Roman" w:hAnsi="Times New Roman" w:cs="Times New Roman"/>
+          <w:b w:val="0"/>
+          <w:color w:val="auto"/>
+          <w:sz w:val="24"/>
+          <w:szCs w:val="28"/>
+        </w:rPr>
+        <w:fldChar w:fldCharType="begin"/>
+      </w:r>
+      <w:r>
+        <w:rPr>
+          <w:rFonts w:ascii="Times New Roman" w:hAnsi="Times New Roman" w:cs="Times New Roman"/>
+          <w:b w:val="0"/>
+          <w:color w:val="auto"/>
+          <w:sz w:val="24"/>
+          <w:szCs w:val="28"/>
+        </w:rPr>
+        <w:instrText xml:space="preserve"> SEQ Рисунок \* ARABIC </w:instrText>
+      </w:r>
+      <w:r>
+        <w:rPr>
+          <w:rFonts w:ascii="Times New Roman" w:hAnsi="Times New Roman" w:cs="Times New Roman"/>
+          <w:b w:val="0"/>
+          <w:color w:val="auto"/>
+          <w:sz w:val="24"/>
+          <w:szCs w:val="28"/>
+        </w:rPr>
+        <w:fldChar w:fldCharType="separate"/>
+      </w:r>
+      <w:r>
+        <w:rPr>
+          <w:rFonts w:ascii="Times New Roman" w:hAnsi="Times New Roman" w:cs="Times New Roman"/>
+          <w:b w:val="0"/>
+          <w:noProof/>
+          <w:color w:val="auto"/>
+          <w:sz w:val="24"/>
+          <w:szCs w:val="28"/>
+        </w:rPr>
+        <w:t>6</w:t>
+      </w:r>
+      <w:r>
+        <w:rPr>
+          <w:rFonts w:ascii="Times New Roman" w:hAnsi="Times New Roman" w:cs="Times New Roman"/>
+          <w:b w:val="0"/>
+          <w:color w:val="auto"/>
+          <w:sz w:val="24"/>
+          <w:szCs w:val="28"/>
+        </w:rPr>
+        <w:fldChar w:fldCharType="end"/>
+      </w:r>
+      <w:r>
+        <w:rPr>
+          <w:rFonts w:ascii="Times New Roman" w:hAnsi="Times New Roman" w:cs="Times New Roman"/>
+          <w:b w:val="0"/>
+          <w:color w:val="auto"/>
+          <w:sz w:val="24"/>
+          <w:szCs w:val="28"/>
+        </w:rPr>
+        <w:t xml:space="preserve"> – Страница About (Главная)</w:t>
+      </w:r>
+    </w:p>
+    <w:p>
+      <w:pPr>
+        <w:pStyle w:val="a6"/>
+        <w:keepNext/>
         <w:jc w:val="center"/>
-        <w:rPr>
-          <w:rFonts w:ascii="Times New Roman" w:hAnsi="Times New Roman" w:cs="Times New Roman"/>
-          <w:szCs w:val="28"/>
-        </w:rPr>
-      </w:pPr>
-      <w:r>
-        <w:rPr>
-          <w:rFonts w:ascii="Times New Roman" w:hAnsi="Times New Roman" w:cs="Times New Roman"/>
+      </w:pPr>
+      <w:r>
+        <w:rPr>
           <w:noProof/>
-          <w:lang w:eastAsia="ru-RU"/>
-        </w:rPr>
+        </w:rPr>
+        <w:lastRenderedPageBreak/>
         <w:drawing>
-          <wp:inline distT="0" distB="0" distL="114300" distR="114300" wp14:anchorId="3AE55E93" wp14:editId="0C6A0A51">
-            <wp:extent cx="1760220" cy="1209257"/>
-            <wp:effectExtent l="19050" t="19050" r="11430" b="10160"/>
-            <wp:docPr id="11" name="Изображение 1"/>
+          <wp:inline distT="0" distB="0" distL="0" distR="0" wp14:anchorId="31D4B546" wp14:editId="19199DDA">
+            <wp:extent cx="4473886" cy="2520000"/>
+            <wp:effectExtent l="0" t="0" r="3175" b="0"/>
+            <wp:docPr id="1610166308" name="Рисунок 3"/>
             <wp:cNvGraphicFramePr>
               <a:graphicFrameLocks xmlns:a="http://schemas.openxmlformats.org/drawingml/2006/main" noChangeAspect="1"/>
             </wp:cNvGraphicFramePr>
@@ -8451,30 +9480,35 @@
               <a:graphicData uri="http://schemas.openxmlformats.org/drawingml/2006/picture">
                 <pic:pic xmlns:pic="http://schemas.openxmlformats.org/drawingml/2006/picture">
                   <pic:nvPicPr>
-                    <pic:cNvPr id="5" name="Изображение 1"/>
+                    <pic:cNvPr id="0" name="Picture 2"/>
                     <pic:cNvPicPr>
-                      <a:picLocks noChangeAspect="1"/>
+                      <a:picLocks noChangeAspect="1" noChangeArrowheads="1"/>
                     </pic:cNvPicPr>
                   </pic:nvPicPr>
                   <pic:blipFill>
-                    <a:blip r:embed="rId13"/>
+                    <a:blip r:embed="rId14" cstate="print">
+                      <a:extLst>
+                        <a:ext uri="{28A0092B-C50C-407E-A947-70E740481C1C}">
+                          <a14:useLocalDpi xmlns:a14="http://schemas.microsoft.com/office/drawing/2010/main" val="0"/>
+                        </a:ext>
+                      </a:extLst>
+                    </a:blip>
+                    <a:srcRect/>
                     <a:stretch>
                       <a:fillRect/>
                     </a:stretch>
                   </pic:blipFill>
-                  <pic:spPr>
+                  <pic:spPr bwMode="auto">
                     <a:xfrm>
                       <a:off x="0" y="0"/>
-                      <a:ext cx="1766857" cy="1213817"/>
+                      <a:ext cx="4473886" cy="2520000"/>
                     </a:xfrm>
                     <a:prstGeom prst="rect">
                       <a:avLst/>
                     </a:prstGeom>
                     <a:noFill/>
-                    <a:ln w="9525">
-                      <a:solidFill>
-                        <a:schemeClr val="tx1"/>
-                      </a:solidFill>
+                    <a:ln>
+                      <a:noFill/>
                     </a:ln>
                   </pic:spPr>
                 </pic:pic>
@@ -8504,29 +9538,90 @@
           <w:sz w:val="24"/>
           <w:szCs w:val="28"/>
         </w:rPr>
-        <w:t>Рисунок 5 –  Страница входа</w:t>
-      </w:r>
-    </w:p>
-    <w:p>
-      <w:pPr>
-        <w:spacing w:after="0"/>
+        <w:t xml:space="preserve">Рисунок </w:t>
+      </w:r>
+      <w:r>
+        <w:rPr>
+          <w:rFonts w:ascii="Times New Roman" w:hAnsi="Times New Roman" w:cs="Times New Roman"/>
+          <w:b w:val="0"/>
+          <w:color w:val="auto"/>
+          <w:sz w:val="24"/>
+          <w:szCs w:val="28"/>
+        </w:rPr>
+        <w:fldChar w:fldCharType="begin"/>
+      </w:r>
+      <w:r>
+        <w:rPr>
+          <w:rFonts w:ascii="Times New Roman" w:hAnsi="Times New Roman" w:cs="Times New Roman"/>
+          <w:b w:val="0"/>
+          <w:color w:val="auto"/>
+          <w:sz w:val="24"/>
+          <w:szCs w:val="28"/>
+        </w:rPr>
+        <w:instrText xml:space="preserve"> SEQ Рисунок \* ARABIC </w:instrText>
+      </w:r>
+      <w:r>
+        <w:rPr>
+          <w:rFonts w:ascii="Times New Roman" w:hAnsi="Times New Roman" w:cs="Times New Roman"/>
+          <w:b w:val="0"/>
+          <w:color w:val="auto"/>
+          <w:sz w:val="24"/>
+          <w:szCs w:val="28"/>
+        </w:rPr>
+        <w:fldChar w:fldCharType="separate"/>
+      </w:r>
+      <w:r>
+        <w:rPr>
+          <w:rFonts w:ascii="Times New Roman" w:hAnsi="Times New Roman" w:cs="Times New Roman"/>
+          <w:b w:val="0"/>
+          <w:noProof/>
+          <w:color w:val="auto"/>
+          <w:sz w:val="24"/>
+          <w:szCs w:val="28"/>
+        </w:rPr>
+        <w:t>7</w:t>
+      </w:r>
+      <w:r>
+        <w:rPr>
+          <w:rFonts w:ascii="Times New Roman" w:hAnsi="Times New Roman" w:cs="Times New Roman"/>
+          <w:b w:val="0"/>
+          <w:color w:val="auto"/>
+          <w:sz w:val="24"/>
+          <w:szCs w:val="28"/>
+        </w:rPr>
+        <w:fldChar w:fldCharType="end"/>
+      </w:r>
+      <w:r>
+        <w:rPr>
+          <w:rFonts w:ascii="Times New Roman" w:hAnsi="Times New Roman" w:cs="Times New Roman"/>
+          <w:b w:val="0"/>
+          <w:color w:val="auto"/>
+          <w:sz w:val="24"/>
+          <w:szCs w:val="28"/>
+        </w:rPr>
+        <w:t xml:space="preserve"> - Страница Games (Игры)</w:t>
+      </w:r>
+    </w:p>
+    <w:p>
+      <w:pPr>
+        <w:pStyle w:val="a6"/>
+        <w:keepNext/>
         <w:jc w:val="center"/>
-        <w:rPr>
-          <w:rFonts w:ascii="Times New Roman" w:hAnsi="Times New Roman" w:cs="Times New Roman"/>
-          <w:szCs w:val="28"/>
-        </w:rPr>
-      </w:pPr>
-      <w:r>
-        <w:rPr>
-          <w:rFonts w:ascii="Times New Roman" w:hAnsi="Times New Roman" w:cs="Times New Roman"/>
+      </w:pPr>
+      <w:r>
+        <w:rPr>
+          <w:rFonts w:ascii="Times New Roman" w:hAnsi="Times New Roman" w:cs="Times New Roman"/>
+          <w:b w:val="0"/>
           <w:noProof/>
-          <w:lang w:eastAsia="ru-RU"/>
+          <w:color w:val="auto"/>
+          <w:sz w:val="24"/>
+          <w:szCs w:val="28"/>
         </w:rPr>
         <w:drawing>
-          <wp:inline distT="0" distB="0" distL="114300" distR="114300" wp14:anchorId="5B1A81E4" wp14:editId="22F5F813">
-            <wp:extent cx="1800225" cy="1390828"/>
-            <wp:effectExtent l="19050" t="19050" r="9525" b="19050"/>
-            <wp:docPr id="10" name="Изображение 2"/>
+          <wp:inline distT="0" distB="0" distL="0" distR="0" wp14:anchorId="0EB2001D" wp14:editId="283F2275">
+            <wp:extent cx="4472821" cy="2520000"/>
+            <wp:effectExtent l="0" t="0" r="4445" b="0"/>
+            <wp:docPr id="23605388" name="Рисунок 4"/>
             <wp:cNvGraphicFramePr>
               <a:graphicFrameLocks xmlns:a="http://schemas.openxmlformats.org/drawingml/2006/main" noChangeAspect="1"/>
             </wp:cNvGraphicFramePr>
@@ -8534,30 +9629,35 @@
               <a:graphicData uri="http://schemas.openxmlformats.org/drawingml/2006/picture">
                 <pic:pic xmlns:pic="http://schemas.openxmlformats.org/drawingml/2006/picture">
                   <pic:nvPicPr>
-                    <pic:cNvPr id="6" name="Изображение 2"/>
+                    <pic:cNvPr id="0" name="Picture 3"/>
                     <pic:cNvPicPr>
-                      <a:picLocks noChangeAspect="1"/>
+                      <a:picLocks noChangeAspect="1" noChangeArrowheads="1"/>
                     </pic:cNvPicPr>
                   </pic:nvPicPr>
                   <pic:blipFill>
-                    <a:blip r:embed="rId14"/>
+                    <a:blip r:embed="rId15" cstate="print">
+                      <a:extLst>
+                        <a:ext uri="{28A0092B-C50C-407E-A947-70E740481C1C}">
+                          <a14:useLocalDpi xmlns:a14="http://schemas.microsoft.com/office/drawing/2010/main" val="0"/>
+                        </a:ext>
+                      </a:extLst>
+                    </a:blip>
+                    <a:srcRect/>
                     <a:stretch>
                       <a:fillRect/>
                     </a:stretch>
                   </pic:blipFill>
-                  <pic:spPr>
+                  <pic:spPr bwMode="auto">
                     <a:xfrm>
                       <a:off x="0" y="0"/>
-                      <a:ext cx="1804712" cy="1394294"/>
+                      <a:ext cx="4472821" cy="2520000"/>
                     </a:xfrm>
                     <a:prstGeom prst="rect">
                       <a:avLst/>
                     </a:prstGeom>
                     <a:noFill/>
-                    <a:ln w="9525">
-                      <a:solidFill>
-                        <a:schemeClr val="tx1"/>
-                      </a:solidFill>
+                    <a:ln>
+                      <a:noFill/>
                     </a:ln>
                   </pic:spPr>
                 </pic:pic>
@@ -8587,20 +9687,515 @@
           <w:sz w:val="24"/>
           <w:szCs w:val="28"/>
         </w:rPr>
-        <w:t>Рисунок 6 –  Страница регистрации</w:t>
-      </w:r>
-    </w:p>
-    <w:p>
-      <w:pPr>
+        <w:t xml:space="preserve">Рисунок </w:t>
+      </w:r>
+      <w:r>
+        <w:rPr>
+          <w:rFonts w:ascii="Times New Roman" w:hAnsi="Times New Roman" w:cs="Times New Roman"/>
+          <w:b w:val="0"/>
+          <w:color w:val="auto"/>
+          <w:sz w:val="24"/>
+          <w:szCs w:val="28"/>
+        </w:rPr>
+        <w:fldChar w:fldCharType="begin"/>
+      </w:r>
+      <w:r>
+        <w:rPr>
+          <w:rFonts w:ascii="Times New Roman" w:hAnsi="Times New Roman" w:cs="Times New Roman"/>
+          <w:b w:val="0"/>
+          <w:color w:val="auto"/>
+          <w:sz w:val="24"/>
+          <w:szCs w:val="28"/>
+        </w:rPr>
+        <w:instrText xml:space="preserve"> SEQ Рисунок \* ARABIC </w:instrText>
+      </w:r>
+      <w:r>
+        <w:rPr>
+          <w:rFonts w:ascii="Times New Roman" w:hAnsi="Times New Roman" w:cs="Times New Roman"/>
+          <w:b w:val="0"/>
+          <w:color w:val="auto"/>
+          <w:sz w:val="24"/>
+          <w:szCs w:val="28"/>
+        </w:rPr>
+        <w:fldChar w:fldCharType="separate"/>
+      </w:r>
+      <w:r>
+        <w:rPr>
+          <w:rFonts w:ascii="Times New Roman" w:hAnsi="Times New Roman" w:cs="Times New Roman"/>
+          <w:b w:val="0"/>
+          <w:noProof/>
+          <w:color w:val="auto"/>
+          <w:sz w:val="24"/>
+          <w:szCs w:val="28"/>
+        </w:rPr>
+        <w:t>8</w:t>
+      </w:r>
+      <w:r>
+        <w:rPr>
+          <w:rFonts w:ascii="Times New Roman" w:hAnsi="Times New Roman" w:cs="Times New Roman"/>
+          <w:b w:val="0"/>
+          <w:color w:val="auto"/>
+          <w:sz w:val="24"/>
+          <w:szCs w:val="28"/>
+        </w:rPr>
+        <w:fldChar w:fldCharType="end"/>
+      </w:r>
+      <w:r>
+        <w:rPr>
+          <w:rFonts w:ascii="Times New Roman" w:hAnsi="Times New Roman" w:cs="Times New Roman"/>
+          <w:b w:val="0"/>
+          <w:color w:val="auto"/>
+          <w:sz w:val="24"/>
+          <w:szCs w:val="28"/>
+        </w:rPr>
+        <w:t xml:space="preserve"> – Страница Team (Команда)</w:t>
+      </w:r>
+    </w:p>
+    <w:p>
+      <w:pPr>
+        <w:pStyle w:val="a6"/>
+        <w:keepNext/>
         <w:jc w:val="center"/>
-        <w:rPr>
-          <w:rFonts w:ascii="Times New Roman" w:hAnsi="Times New Roman" w:cs="Times New Roman"/>
-          <w:szCs w:val="28"/>
-        </w:rPr>
-      </w:pPr>
+      </w:pPr>
+      <w:r>
+        <w:rPr>
+          <w:noProof/>
+        </w:rPr>
+        <w:drawing>
+          <wp:inline distT="0" distB="0" distL="0" distR="0" wp14:anchorId="0619986F" wp14:editId="27DB6F07">
+            <wp:extent cx="4472821" cy="2520000"/>
+            <wp:effectExtent l="0" t="0" r="4445" b="0"/>
+            <wp:docPr id="1094207951" name="Рисунок 5"/>
+            <wp:cNvGraphicFramePr>
+              <a:graphicFrameLocks xmlns:a="http://schemas.openxmlformats.org/drawingml/2006/main" noChangeAspect="1"/>
+            </wp:cNvGraphicFramePr>
+            <a:graphic xmlns:a="http://schemas.openxmlformats.org/drawingml/2006/main">
+              <a:graphicData uri="http://schemas.openxmlformats.org/drawingml/2006/picture">
+                <pic:pic xmlns:pic="http://schemas.openxmlformats.org/drawingml/2006/picture">
+                  <pic:nvPicPr>
+                    <pic:cNvPr id="0" name="Picture 4"/>
+                    <pic:cNvPicPr>
+                      <a:picLocks noChangeAspect="1" noChangeArrowheads="1"/>
+                    </pic:cNvPicPr>
+                  </pic:nvPicPr>
+                  <pic:blipFill>
+                    <a:blip r:embed="rId16" cstate="print">
+                      <a:extLst>
+                        <a:ext uri="{28A0092B-C50C-407E-A947-70E740481C1C}">
+                          <a14:useLocalDpi xmlns:a14="http://schemas.microsoft.com/office/drawing/2010/main" val="0"/>
+                        </a:ext>
+                      </a:extLst>
+                    </a:blip>
+                    <a:srcRect/>
+                    <a:stretch>
+                      <a:fillRect/>
+                    </a:stretch>
+                  </pic:blipFill>
+                  <pic:spPr bwMode="auto">
+                    <a:xfrm>
+                      <a:off x="0" y="0"/>
+                      <a:ext cx="4472821" cy="2520000"/>
+                    </a:xfrm>
+                    <a:prstGeom prst="rect">
+                      <a:avLst/>
+                    </a:prstGeom>
+                    <a:noFill/>
+                    <a:ln>
+                      <a:noFill/>
+                    </a:ln>
+                  </pic:spPr>
+                </pic:pic>
+              </a:graphicData>
+            </a:graphic>
+          </wp:inline>
+        </w:drawing>
+      </w:r>
+    </w:p>
+    <w:p>
+      <w:pPr>
+        <w:pStyle w:val="a6"/>
+        <w:jc w:val="center"/>
+        <w:rPr>
+          <w:rFonts w:ascii="Times New Roman" w:hAnsi="Times New Roman" w:cs="Times New Roman"/>
+          <w:b w:val="0"/>
+          <w:color w:val="auto"/>
+          <w:sz w:val="24"/>
+          <w:szCs w:val="28"/>
+        </w:rPr>
+      </w:pPr>
+      <w:r>
+        <w:rPr>
+          <w:rFonts w:ascii="Times New Roman" w:hAnsi="Times New Roman" w:cs="Times New Roman"/>
+          <w:b w:val="0"/>
+          <w:color w:val="auto"/>
+          <w:sz w:val="24"/>
+          <w:szCs w:val="28"/>
+        </w:rPr>
+        <w:t xml:space="preserve">Рисунок </w:t>
+      </w:r>
+      <w:r>
+        <w:rPr>
+          <w:rFonts w:ascii="Times New Roman" w:hAnsi="Times New Roman" w:cs="Times New Roman"/>
+          <w:b w:val="0"/>
+          <w:color w:val="auto"/>
+          <w:sz w:val="24"/>
+          <w:szCs w:val="28"/>
+        </w:rPr>
+        <w:fldChar w:fldCharType="begin"/>
+      </w:r>
+      <w:r>
+        <w:rPr>
+          <w:rFonts w:ascii="Times New Roman" w:hAnsi="Times New Roman" w:cs="Times New Roman"/>
+          <w:b w:val="0"/>
+          <w:color w:val="auto"/>
+          <w:sz w:val="24"/>
+          <w:szCs w:val="28"/>
+        </w:rPr>
+        <w:instrText xml:space="preserve"> SEQ Рисунок \* ARABIC </w:instrText>
+      </w:r>
+      <w:r>
+        <w:rPr>
+          <w:rFonts w:ascii="Times New Roman" w:hAnsi="Times New Roman" w:cs="Times New Roman"/>
+          <w:b w:val="0"/>
+          <w:color w:val="auto"/>
+          <w:sz w:val="24"/>
+          <w:szCs w:val="28"/>
+        </w:rPr>
+        <w:fldChar w:fldCharType="separate"/>
+      </w:r>
+      <w:r>
+        <w:rPr>
+          <w:rFonts w:ascii="Times New Roman" w:hAnsi="Times New Roman" w:cs="Times New Roman"/>
+          <w:b w:val="0"/>
+          <w:noProof/>
+          <w:color w:val="auto"/>
+          <w:sz w:val="24"/>
+          <w:szCs w:val="28"/>
+        </w:rPr>
+        <w:t>9</w:t>
+      </w:r>
+      <w:r>
+        <w:rPr>
+          <w:rFonts w:ascii="Times New Roman" w:hAnsi="Times New Roman" w:cs="Times New Roman"/>
+          <w:b w:val="0"/>
+          <w:color w:val="auto"/>
+          <w:sz w:val="24"/>
+          <w:szCs w:val="28"/>
+        </w:rPr>
+        <w:fldChar w:fldCharType="end"/>
+      </w:r>
+      <w:r>
+        <w:rPr>
+          <w:rFonts w:ascii="Times New Roman" w:hAnsi="Times New Roman" w:cs="Times New Roman"/>
+          <w:b w:val="0"/>
+          <w:color w:val="auto"/>
+          <w:sz w:val="24"/>
+          <w:szCs w:val="28"/>
+        </w:rPr>
+        <w:t xml:space="preserve"> – Страница News (Новости)</w:t>
+      </w:r>
+    </w:p>
+    <w:p>
+      <w:pPr>
+        <w:pStyle w:val="a6"/>
+        <w:keepNext/>
+        <w:jc w:val="center"/>
+      </w:pPr>
+      <w:r>
+        <w:rPr>
+          <w:rFonts w:ascii="Times New Roman" w:hAnsi="Times New Roman" w:cs="Times New Roman"/>
+          <w:b w:val="0"/>
+          <w:noProof/>
+          <w:color w:val="auto"/>
+          <w:sz w:val="24"/>
+          <w:szCs w:val="28"/>
+        </w:rPr>
+        <w:lastRenderedPageBreak/>
+        <w:drawing>
+          <wp:inline distT="0" distB="0" distL="0" distR="0" wp14:anchorId="7008168E" wp14:editId="3868CF09">
+            <wp:extent cx="4472821" cy="2520000"/>
+            <wp:effectExtent l="0" t="0" r="4445" b="0"/>
+            <wp:docPr id="762973967" name="Рисунок 6"/>
+            <wp:cNvGraphicFramePr>
+              <a:graphicFrameLocks xmlns:a="http://schemas.openxmlformats.org/drawingml/2006/main" noChangeAspect="1"/>
+            </wp:cNvGraphicFramePr>
+            <a:graphic xmlns:a="http://schemas.openxmlformats.org/drawingml/2006/main">
+              <a:graphicData uri="http://schemas.openxmlformats.org/drawingml/2006/picture">
+                <pic:pic xmlns:pic="http://schemas.openxmlformats.org/drawingml/2006/picture">
+                  <pic:nvPicPr>
+                    <pic:cNvPr id="0" name="Picture 5"/>
+                    <pic:cNvPicPr>
+                      <a:picLocks noChangeAspect="1" noChangeArrowheads="1"/>
+                    </pic:cNvPicPr>
+                  </pic:nvPicPr>
+                  <pic:blipFill>
+                    <a:blip r:embed="rId17" cstate="print">
+                      <a:extLst>
+                        <a:ext uri="{28A0092B-C50C-407E-A947-70E740481C1C}">
+                          <a14:useLocalDpi xmlns:a14="http://schemas.microsoft.com/office/drawing/2010/main" val="0"/>
+                        </a:ext>
+                      </a:extLst>
+                    </a:blip>
+                    <a:srcRect/>
+                    <a:stretch>
+                      <a:fillRect/>
+                    </a:stretch>
+                  </pic:blipFill>
+                  <pic:spPr bwMode="auto">
+                    <a:xfrm>
+                      <a:off x="0" y="0"/>
+                      <a:ext cx="4472821" cy="2520000"/>
+                    </a:xfrm>
+                    <a:prstGeom prst="rect">
+                      <a:avLst/>
+                    </a:prstGeom>
+                    <a:noFill/>
+                    <a:ln>
+                      <a:noFill/>
+                    </a:ln>
+                  </pic:spPr>
+                </pic:pic>
+              </a:graphicData>
+            </a:graphic>
+          </wp:inline>
+        </w:drawing>
+      </w:r>
+    </w:p>
+    <w:p>
+      <w:pPr>
+        <w:pStyle w:val="a6"/>
+        <w:jc w:val="center"/>
+        <w:rPr>
+          <w:rFonts w:ascii="Times New Roman" w:hAnsi="Times New Roman" w:cs="Times New Roman"/>
+          <w:b w:val="0"/>
+          <w:color w:val="auto"/>
+          <w:sz w:val="24"/>
+          <w:szCs w:val="28"/>
+        </w:rPr>
+      </w:pPr>
+      <w:r>
+        <w:rPr>
+          <w:rFonts w:ascii="Times New Roman" w:hAnsi="Times New Roman" w:cs="Times New Roman"/>
+          <w:b w:val="0"/>
+          <w:color w:val="auto"/>
+          <w:sz w:val="24"/>
+          <w:szCs w:val="28"/>
+        </w:rPr>
+        <w:t xml:space="preserve">Рисунок </w:t>
+      </w:r>
+      <w:r>
+        <w:rPr>
+          <w:rFonts w:ascii="Times New Roman" w:hAnsi="Times New Roman" w:cs="Times New Roman"/>
+          <w:b w:val="0"/>
+          <w:color w:val="auto"/>
+          <w:sz w:val="24"/>
+          <w:szCs w:val="28"/>
+        </w:rPr>
+        <w:fldChar w:fldCharType="begin"/>
+      </w:r>
+      <w:r>
+        <w:rPr>
+          <w:rFonts w:ascii="Times New Roman" w:hAnsi="Times New Roman" w:cs="Times New Roman"/>
+          <w:b w:val="0"/>
+          <w:color w:val="auto"/>
+          <w:sz w:val="24"/>
+          <w:szCs w:val="28"/>
+        </w:rPr>
+        <w:instrText xml:space="preserve"> SEQ Рисунок \* ARABIC </w:instrText>
+      </w:r>
+      <w:r>
+        <w:rPr>
+          <w:rFonts w:ascii="Times New Roman" w:hAnsi="Times New Roman" w:cs="Times New Roman"/>
+          <w:b w:val="0"/>
+          <w:color w:val="auto"/>
+          <w:sz w:val="24"/>
+          <w:szCs w:val="28"/>
+        </w:rPr>
+        <w:fldChar w:fldCharType="separate"/>
+      </w:r>
+      <w:r>
+        <w:rPr>
+          <w:rFonts w:ascii="Times New Roman" w:hAnsi="Times New Roman" w:cs="Times New Roman"/>
+          <w:b w:val="0"/>
+          <w:noProof/>
+          <w:color w:val="auto"/>
+          <w:sz w:val="24"/>
+          <w:szCs w:val="28"/>
+        </w:rPr>
+        <w:t>10</w:t>
+      </w:r>
+      <w:r>
+        <w:rPr>
+          <w:rFonts w:ascii="Times New Roman" w:hAnsi="Times New Roman" w:cs="Times New Roman"/>
+          <w:b w:val="0"/>
+          <w:color w:val="auto"/>
+          <w:sz w:val="24"/>
+          <w:szCs w:val="28"/>
+        </w:rPr>
+        <w:fldChar w:fldCharType="end"/>
+      </w:r>
+      <w:r>
+        <w:rPr>
+          <w:rFonts w:ascii="Times New Roman" w:hAnsi="Times New Roman" w:cs="Times New Roman"/>
+          <w:b w:val="0"/>
+          <w:color w:val="auto"/>
+          <w:sz w:val="24"/>
+          <w:szCs w:val="28"/>
+        </w:rPr>
+        <w:t xml:space="preserve"> – Страница Profile (Профиль)</w:t>
+      </w:r>
+    </w:p>
+    <w:p>
+      <w:pPr>
+        <w:pStyle w:val="a6"/>
+        <w:keepNext/>
+        <w:jc w:val="center"/>
+      </w:pPr>
+      <w:r>
+        <w:rPr>
+          <w:rFonts w:ascii="Times New Roman" w:hAnsi="Times New Roman" w:cs="Times New Roman"/>
+          <w:b w:val="0"/>
+          <w:noProof/>
+          <w:color w:val="auto"/>
+          <w:sz w:val="24"/>
+          <w:szCs w:val="28"/>
+        </w:rPr>
+        <w:drawing>
+          <wp:inline distT="0" distB="0" distL="0" distR="0" wp14:anchorId="7788184A" wp14:editId="03FA67B2">
+            <wp:extent cx="4472821" cy="2520000"/>
+            <wp:effectExtent l="0" t="0" r="4445" b="0"/>
+            <wp:docPr id="731139186" name="Рисунок 7"/>
+            <wp:cNvGraphicFramePr>
+              <a:graphicFrameLocks xmlns:a="http://schemas.openxmlformats.org/drawingml/2006/main" noChangeAspect="1"/>
+            </wp:cNvGraphicFramePr>
+            <a:graphic xmlns:a="http://schemas.openxmlformats.org/drawingml/2006/main">
+              <a:graphicData uri="http://schemas.openxmlformats.org/drawingml/2006/picture">
+                <pic:pic xmlns:pic="http://schemas.openxmlformats.org/drawingml/2006/picture">
+                  <pic:nvPicPr>
+                    <pic:cNvPr id="0" name="Picture 6"/>
+                    <pic:cNvPicPr>
+                      <a:picLocks noChangeAspect="1" noChangeArrowheads="1"/>
+                    </pic:cNvPicPr>
+                  </pic:nvPicPr>
+                  <pic:blipFill>
+                    <a:blip r:embed="rId18" cstate="print">
+                      <a:extLst>
+                        <a:ext uri="{28A0092B-C50C-407E-A947-70E740481C1C}">
+                          <a14:useLocalDpi xmlns:a14="http://schemas.microsoft.com/office/drawing/2010/main" val="0"/>
+                        </a:ext>
+                      </a:extLst>
+                    </a:blip>
+                    <a:srcRect/>
+                    <a:stretch>
+                      <a:fillRect/>
+                    </a:stretch>
+                  </pic:blipFill>
+                  <pic:spPr bwMode="auto">
+                    <a:xfrm>
+                      <a:off x="0" y="0"/>
+                      <a:ext cx="4472821" cy="2520000"/>
+                    </a:xfrm>
+                    <a:prstGeom prst="rect">
+                      <a:avLst/>
+                    </a:prstGeom>
+                    <a:noFill/>
+                    <a:ln>
+                      <a:noFill/>
+                    </a:ln>
+                  </pic:spPr>
+                </pic:pic>
+              </a:graphicData>
+            </a:graphic>
+          </wp:inline>
+        </w:drawing>
+      </w:r>
+    </w:p>
+    <w:p>
+      <w:pPr>
+        <w:pStyle w:val="a6"/>
+        <w:jc w:val="center"/>
+        <w:rPr>
+          <w:rFonts w:ascii="Times New Roman" w:hAnsi="Times New Roman" w:cs="Times New Roman"/>
+          <w:b w:val="0"/>
+          <w:color w:val="auto"/>
+          <w:sz w:val="24"/>
+          <w:szCs w:val="28"/>
+        </w:rPr>
+      </w:pPr>
+      <w:r>
+        <w:rPr>
+          <w:rFonts w:ascii="Times New Roman" w:hAnsi="Times New Roman" w:cs="Times New Roman"/>
+          <w:b w:val="0"/>
+          <w:color w:val="auto"/>
+          <w:sz w:val="24"/>
+          <w:szCs w:val="28"/>
+        </w:rPr>
+        <w:t xml:space="preserve">Рисунок </w:t>
+      </w:r>
+      <w:r>
+        <w:rPr>
+          <w:rFonts w:ascii="Times New Roman" w:hAnsi="Times New Roman" w:cs="Times New Roman"/>
+          <w:b w:val="0"/>
+          <w:color w:val="auto"/>
+          <w:sz w:val="24"/>
+          <w:szCs w:val="28"/>
+        </w:rPr>
+        <w:fldChar w:fldCharType="begin"/>
+      </w:r>
+      <w:r>
+        <w:rPr>
+          <w:rFonts w:ascii="Times New Roman" w:hAnsi="Times New Roman" w:cs="Times New Roman"/>
+          <w:b w:val="0"/>
+          <w:color w:val="auto"/>
+          <w:sz w:val="24"/>
+          <w:szCs w:val="28"/>
+        </w:rPr>
+        <w:instrText xml:space="preserve"> SEQ Рисунок \* ARABIC </w:instrText>
+      </w:r>
+      <w:r>
+        <w:rPr>
+          <w:rFonts w:ascii="Times New Roman" w:hAnsi="Times New Roman" w:cs="Times New Roman"/>
+          <w:b w:val="0"/>
+          <w:color w:val="auto"/>
+          <w:sz w:val="24"/>
+          <w:szCs w:val="28"/>
+        </w:rPr>
+        <w:fldChar w:fldCharType="separate"/>
+      </w:r>
+      <w:r>
+        <w:rPr>
+          <w:rFonts w:ascii="Times New Roman" w:hAnsi="Times New Roman" w:cs="Times New Roman"/>
+          <w:b w:val="0"/>
+          <w:noProof/>
+          <w:color w:val="auto"/>
+          <w:sz w:val="24"/>
+          <w:szCs w:val="28"/>
+        </w:rPr>
+        <w:t>11</w:t>
+      </w:r>
+      <w:r>
+        <w:rPr>
+          <w:rFonts w:ascii="Times New Roman" w:hAnsi="Times New Roman" w:cs="Times New Roman"/>
+          <w:b w:val="0"/>
+          <w:color w:val="auto"/>
+          <w:sz w:val="24"/>
+          <w:szCs w:val="28"/>
+        </w:rPr>
+        <w:fldChar w:fldCharType="end"/>
+      </w:r>
+      <w:r>
+        <w:rPr>
+          <w:rFonts w:ascii="Times New Roman" w:hAnsi="Times New Roman" w:cs="Times New Roman"/>
+          <w:b w:val="0"/>
+          <w:color w:val="auto"/>
+          <w:sz w:val="24"/>
+          <w:szCs w:val="28"/>
+        </w:rPr>
+        <w:t xml:space="preserve"> – Страница Stats (Статистика)</w:t>
+      </w:r>
     </w:p>
     <w:sectPr>
-      <w:footerReference w:type="default" r:id="rId15"/>
+      <w:footerReference w:type="default" r:id="rId19"/>
       <w:pgSz w:w="11906" w:h="16838" w:code="9"/>
       <w:pgMar w:top="1134" w:right="851" w:bottom="1134" w:left="1701" w:header="709" w:footer="709" w:gutter="0"/>
       <w:cols w:space="708"/>
@@ -8924,6 +10519,92 @@
     </w:lvl>
   </w:abstractNum>
   <w:abstractNum w:abstractNumId="1" w15:restartNumberingAfterBreak="0">
+    <w:nsid w:val="02E12456"/>
+    <w:multiLevelType w:val="hybridMultilevel"/>
+    <w:tmpl w:val="42DEC1FC"/>
+    <w:lvl w:ilvl="0" w:tplc="04190011">
+      <w:start w:val="1"/>
+      <w:numFmt w:val="decimal"/>
+      <w:lvlText w:val="%1)"/>
+      <w:lvlJc w:val="left"/>
+      <w:pPr>
+        <w:ind w:left="720" w:hanging="360"/>
+      </w:pPr>
+    </w:lvl>
+    <w:lvl w:ilvl="1" w:tplc="04190019" w:tentative="1">
+      <w:start w:val="1"/>
+      <w:numFmt w:val="lowerLetter"/>
+      <w:lvlText w:val="%2."/>
+      <w:lvlJc w:val="left"/>
+      <w:pPr>
+        <w:ind w:left="1440" w:hanging="360"/>
+      </w:pPr>
+    </w:lvl>
+    <w:lvl w:ilvl="2" w:tplc="0419001B" w:tentative="1">
+      <w:start w:val="1"/>
+      <w:numFmt w:val="lowerRoman"/>
+      <w:lvlText w:val="%3."/>
+      <w:lvlJc w:val="right"/>
+      <w:pPr>
+        <w:ind w:left="2160" w:hanging="180"/>
+      </w:pPr>
+    </w:lvl>
+    <w:lvl w:ilvl="3" w:tplc="0419000F" w:tentative="1">
+      <w:start w:val="1"/>
+      <w:numFmt w:val="decimal"/>
+      <w:lvlText w:val="%4."/>
+      <w:lvlJc w:val="left"/>
+      <w:pPr>
+        <w:ind w:left="2880" w:hanging="360"/>
+      </w:pPr>
+    </w:lvl>
+    <w:lvl w:ilvl="4" w:tplc="04190019" w:tentative="1">
+      <w:start w:val="1"/>
+      <w:numFmt w:val="lowerLetter"/>
+      <w:lvlText w:val="%5."/>
+      <w:lvlJc w:val="left"/>
+      <w:pPr>
+        <w:ind w:left="3600" w:hanging="360"/>
+      </w:pPr>
+    </w:lvl>
+    <w:lvl w:ilvl="5" w:tplc="0419001B" w:tentative="1">
+      <w:start w:val="1"/>
+      <w:numFmt w:val="lowerRoman"/>
+      <w:lvlText w:val="%6."/>
+      <w:lvlJc w:val="right"/>
+      <w:pPr>
+        <w:ind w:left="4320" w:hanging="180"/>
+      </w:pPr>
+    </w:lvl>
+    <w:lvl w:ilvl="6" w:tplc="0419000F" w:tentative="1">
+      <w:start w:val="1"/>
+      <w:numFmt w:val="decimal"/>
+      <w:lvlText w:val="%7."/>
+      <w:lvlJc w:val="left"/>
+      <w:pPr>
+        <w:ind w:left="5040" w:hanging="360"/>
+      </w:pPr>
+    </w:lvl>
+    <w:lvl w:ilvl="7" w:tplc="04190019" w:tentative="1">
+      <w:start w:val="1"/>
+      <w:numFmt w:val="lowerLetter"/>
+      <w:lvlText w:val="%8."/>
+      <w:lvlJc w:val="left"/>
+      <w:pPr>
+        <w:ind w:left="5760" w:hanging="360"/>
+      </w:pPr>
+    </w:lvl>
+    <w:lvl w:ilvl="8" w:tplc="0419001B" w:tentative="1">
+      <w:start w:val="1"/>
+      <w:numFmt w:val="lowerRoman"/>
+      <w:lvlText w:val="%9."/>
+      <w:lvlJc w:val="right"/>
+      <w:pPr>
+        <w:ind w:left="6480" w:hanging="180"/>
+      </w:pPr>
+    </w:lvl>
+  </w:abstractNum>
+  <w:abstractNum w:abstractNumId="2" w15:restartNumberingAfterBreak="0">
     <w:nsid w:val="066B5E3F"/>
     <w:multiLevelType w:val="hybridMultilevel"/>
     <w:tmpl w:val="4752A93E"/>
@@ -9012,7 +10693,7 @@
       </w:pPr>
     </w:lvl>
   </w:abstractNum>
-  <w:abstractNum w:abstractNumId="2" w15:restartNumberingAfterBreak="0">
+  <w:abstractNum w:abstractNumId="3" w15:restartNumberingAfterBreak="0">
     <w:nsid w:val="086668B5"/>
     <w:multiLevelType w:val="multilevel"/>
     <w:tmpl w:val="7160C890"/>
@@ -9161,7 +10842,7 @@
       </w:rPr>
     </w:lvl>
   </w:abstractNum>
-  <w:abstractNum w:abstractNumId="3" w15:restartNumberingAfterBreak="0">
+  <w:abstractNum w:abstractNumId="4" w15:restartNumberingAfterBreak="0">
     <w:nsid w:val="0D8A0838"/>
     <w:multiLevelType w:val="hybridMultilevel"/>
     <w:tmpl w:val="DFBCDDBE"/>
@@ -9274,7 +10955,7 @@
       </w:rPr>
     </w:lvl>
   </w:abstractNum>
-  <w:abstractNum w:abstractNumId="4" w15:restartNumberingAfterBreak="0">
+  <w:abstractNum w:abstractNumId="5" w15:restartNumberingAfterBreak="0">
     <w:nsid w:val="13AF63D6"/>
     <w:multiLevelType w:val="multilevel"/>
     <w:tmpl w:val="C40CA32E"/>
@@ -9423,7 +11104,7 @@
       </w:rPr>
     </w:lvl>
   </w:abstractNum>
-  <w:abstractNum w:abstractNumId="5" w15:restartNumberingAfterBreak="0">
+  <w:abstractNum w:abstractNumId="6" w15:restartNumberingAfterBreak="0">
     <w:nsid w:val="164F7CA7"/>
     <w:multiLevelType w:val="multilevel"/>
     <w:tmpl w:val="AB8CB762"/>
@@ -9536,7 +11217,61 @@
       </w:pPr>
     </w:lvl>
   </w:abstractNum>
-  <w:abstractNum w:abstractNumId="6" w15:restartNumberingAfterBreak="0">
+  <w:abstractNum w:abstractNumId="7" w15:restartNumberingAfterBreak="0">
+    <w:nsid w:val="19CD0546"/>
+    <w:multiLevelType w:val="hybridMultilevel"/>
+    <w:tmpl w:val="18421D24"/>
+    <w:lvl w:ilvl="0" w:tplc="351E38A6">
+      <w:start w:val="1"/>
+      <w:numFmt w:val="bullet"/>
+      <w:lvlText w:val="–"/>
+      <w:lvlJc w:val="left"/>
+      <w:pPr>
+        <w:ind w:left="720" w:hanging="360"/>
+      </w:pPr>
+    </w:lvl>
+    <w:lvl w:ilvl="1" w:tplc="AA4A85DE">
+      <w:numFmt w:val="decimal"/>
+      <w:lvlText w:val=""/>
+      <w:lvlJc w:val="left"/>
+    </w:lvl>
+    <w:lvl w:ilvl="2" w:tplc="F6A841C6">
+      <w:numFmt w:val="decimal"/>
+      <w:lvlText w:val=""/>
+      <w:lvlJc w:val="left"/>
+    </w:lvl>
+    <w:lvl w:ilvl="3" w:tplc="B3044628">
+      <w:numFmt w:val="decimal"/>
+      <w:lvlText w:val=""/>
+      <w:lvlJc w:val="left"/>
+    </w:lvl>
+    <w:lvl w:ilvl="4" w:tplc="F5706222">
+      <w:numFmt w:val="decimal"/>
+      <w:lvlText w:val=""/>
+      <w:lvlJc w:val="left"/>
+    </w:lvl>
+    <w:lvl w:ilvl="5" w:tplc="3B02428C">
+      <w:numFmt w:val="decimal"/>
+      <w:lvlText w:val=""/>
+      <w:lvlJc w:val="left"/>
+    </w:lvl>
+    <w:lvl w:ilvl="6" w:tplc="875C64B6">
+      <w:numFmt w:val="decimal"/>
+      <w:lvlText w:val=""/>
+      <w:lvlJc w:val="left"/>
+    </w:lvl>
+    <w:lvl w:ilvl="7" w:tplc="1BF84D68">
+      <w:numFmt w:val="decimal"/>
+      <w:lvlText w:val=""/>
+      <w:lvlJc w:val="left"/>
+    </w:lvl>
+    <w:lvl w:ilvl="8" w:tplc="1F9CEEB6">
+      <w:numFmt w:val="decimal"/>
+      <w:lvlText w:val=""/>
+      <w:lvlJc w:val="left"/>
+    </w:lvl>
+  </w:abstractNum>
+  <w:abstractNum w:abstractNumId="8" w15:restartNumberingAfterBreak="0">
     <w:nsid w:val="1BA0057A"/>
     <w:multiLevelType w:val="multilevel"/>
     <w:tmpl w:val="AFA008E6"/>
@@ -9649,7 +11384,7 @@
       </w:pPr>
     </w:lvl>
   </w:abstractNum>
-  <w:abstractNum w:abstractNumId="7" w15:restartNumberingAfterBreak="0">
+  <w:abstractNum w:abstractNumId="9" w15:restartNumberingAfterBreak="0">
     <w:nsid w:val="20EE1151"/>
     <w:multiLevelType w:val="multilevel"/>
     <w:tmpl w:val="F8928C5A"/>
@@ -9735,7 +11470,7 @@
       </w:pPr>
     </w:lvl>
   </w:abstractNum>
-  <w:abstractNum w:abstractNumId="8" w15:restartNumberingAfterBreak="0">
+  <w:abstractNum w:abstractNumId="10" w15:restartNumberingAfterBreak="0">
     <w:nsid w:val="2207319E"/>
     <w:multiLevelType w:val="multilevel"/>
     <w:tmpl w:val="4D6EF3E8"/>
@@ -9884,7 +11619,7 @@
       </w:rPr>
     </w:lvl>
   </w:abstractNum>
-  <w:abstractNum w:abstractNumId="9" w15:restartNumberingAfterBreak="0">
+  <w:abstractNum w:abstractNumId="11" w15:restartNumberingAfterBreak="0">
     <w:nsid w:val="22C17D61"/>
     <w:multiLevelType w:val="hybridMultilevel"/>
     <w:tmpl w:val="DE9C9A92"/>
@@ -9997,7 +11732,7 @@
       </w:rPr>
     </w:lvl>
   </w:abstractNum>
-  <w:abstractNum w:abstractNumId="10" w15:restartNumberingAfterBreak="0">
+  <w:abstractNum w:abstractNumId="12" w15:restartNumberingAfterBreak="0">
     <w:nsid w:val="2638707B"/>
     <w:multiLevelType w:val="hybridMultilevel"/>
     <w:tmpl w:val="DCB839AE"/>
@@ -10110,7 +11845,7 @@
       </w:rPr>
     </w:lvl>
   </w:abstractNum>
-  <w:abstractNum w:abstractNumId="11" w15:restartNumberingAfterBreak="0">
+  <w:abstractNum w:abstractNumId="13" w15:restartNumberingAfterBreak="0">
     <w:nsid w:val="27B57FD1"/>
     <w:multiLevelType w:val="hybridMultilevel"/>
     <w:tmpl w:val="9A506E9E"/>
@@ -10223,7 +11958,7 @@
       </w:rPr>
     </w:lvl>
   </w:abstractNum>
-  <w:abstractNum w:abstractNumId="12" w15:restartNumberingAfterBreak="0">
+  <w:abstractNum w:abstractNumId="14" w15:restartNumberingAfterBreak="0">
     <w:nsid w:val="2EDC6F6E"/>
     <w:multiLevelType w:val="hybridMultilevel"/>
     <w:tmpl w:val="4D842D36"/>
@@ -10336,7 +12071,7 @@
       </w:rPr>
     </w:lvl>
   </w:abstractNum>
-  <w:abstractNum w:abstractNumId="13" w15:restartNumberingAfterBreak="0">
+  <w:abstractNum w:abstractNumId="15" w15:restartNumberingAfterBreak="0">
     <w:nsid w:val="3345191C"/>
     <w:multiLevelType w:val="hybridMultilevel"/>
     <w:tmpl w:val="1D468666"/>
@@ -10449,7 +12184,7 @@
       </w:rPr>
     </w:lvl>
   </w:abstractNum>
-  <w:abstractNum w:abstractNumId="14" w15:restartNumberingAfterBreak="0">
+  <w:abstractNum w:abstractNumId="16" w15:restartNumberingAfterBreak="0">
     <w:nsid w:val="33767D26"/>
     <w:multiLevelType w:val="multilevel"/>
     <w:tmpl w:val="B73A9956"/>
@@ -10562,7 +12297,7 @@
       </w:pPr>
     </w:lvl>
   </w:abstractNum>
-  <w:abstractNum w:abstractNumId="15" w15:restartNumberingAfterBreak="0">
+  <w:abstractNum w:abstractNumId="17" w15:restartNumberingAfterBreak="0">
     <w:nsid w:val="38607E42"/>
     <w:multiLevelType w:val="hybridMultilevel"/>
     <w:tmpl w:val="005C035A"/>
@@ -10675,7 +12410,7 @@
       </w:rPr>
     </w:lvl>
   </w:abstractNum>
-  <w:abstractNum w:abstractNumId="16" w15:restartNumberingAfterBreak="0">
+  <w:abstractNum w:abstractNumId="18" w15:restartNumberingAfterBreak="0">
     <w:nsid w:val="3B027482"/>
     <w:multiLevelType w:val="multilevel"/>
     <w:tmpl w:val="F1C0FF0E"/>
@@ -10788,7 +12523,7 @@
       </w:pPr>
     </w:lvl>
   </w:abstractNum>
-  <w:abstractNum w:abstractNumId="17" w15:restartNumberingAfterBreak="0">
+  <w:abstractNum w:abstractNumId="19" w15:restartNumberingAfterBreak="0">
     <w:nsid w:val="46A3122A"/>
     <w:multiLevelType w:val="multilevel"/>
     <w:tmpl w:val="15468412"/>
@@ -10901,7 +12636,7 @@
       </w:pPr>
     </w:lvl>
   </w:abstractNum>
-  <w:abstractNum w:abstractNumId="18" w15:restartNumberingAfterBreak="0">
+  <w:abstractNum w:abstractNumId="20" w15:restartNumberingAfterBreak="0">
     <w:nsid w:val="4C0B1853"/>
     <w:multiLevelType w:val="multilevel"/>
     <w:tmpl w:val="A74EF2C4"/>
@@ -11014,7 +12749,7 @@
       </w:pPr>
     </w:lvl>
   </w:abstractNum>
-  <w:abstractNum w:abstractNumId="19" w15:restartNumberingAfterBreak="0">
+  <w:abstractNum w:abstractNumId="21" w15:restartNumberingAfterBreak="0">
     <w:nsid w:val="4FA36E32"/>
     <w:multiLevelType w:val="multilevel"/>
     <w:tmpl w:val="6D46B132"/>
@@ -11127,7 +12862,7 @@
       </w:pPr>
     </w:lvl>
   </w:abstractNum>
-  <w:abstractNum w:abstractNumId="20" w15:restartNumberingAfterBreak="0">
+  <w:abstractNum w:abstractNumId="22" w15:restartNumberingAfterBreak="0">
     <w:nsid w:val="5188F9F0"/>
     <w:multiLevelType w:val="hybridMultilevel"/>
     <w:tmpl w:val="F32C871C"/>
@@ -11240,7 +12975,7 @@
       </w:rPr>
     </w:lvl>
   </w:abstractNum>
-  <w:abstractNum w:abstractNumId="21" w15:restartNumberingAfterBreak="0">
+  <w:abstractNum w:abstractNumId="23" w15:restartNumberingAfterBreak="0">
     <w:nsid w:val="527E6AB0"/>
     <w:multiLevelType w:val="hybridMultilevel"/>
     <w:tmpl w:val="6F5A348C"/>
@@ -11353,7 +13088,7 @@
       </w:rPr>
     </w:lvl>
   </w:abstractNum>
-  <w:abstractNum w:abstractNumId="22" w15:restartNumberingAfterBreak="0">
+  <w:abstractNum w:abstractNumId="24" w15:restartNumberingAfterBreak="0">
     <w:nsid w:val="55AD1FD7"/>
     <w:multiLevelType w:val="hybridMultilevel"/>
     <w:tmpl w:val="4DF28E68"/>
@@ -11475,7 +13210,7 @@
       </w:rPr>
     </w:lvl>
   </w:abstractNum>
-  <w:abstractNum w:abstractNumId="23" w15:restartNumberingAfterBreak="0">
+  <w:abstractNum w:abstractNumId="25" w15:restartNumberingAfterBreak="0">
     <w:nsid w:val="5846499E"/>
     <w:multiLevelType w:val="multilevel"/>
     <w:tmpl w:val="D52C9BE6"/>
@@ -11624,7 +13359,7 @@
       </w:rPr>
     </w:lvl>
   </w:abstractNum>
-  <w:abstractNum w:abstractNumId="24" w15:restartNumberingAfterBreak="0">
+  <w:abstractNum w:abstractNumId="26" w15:restartNumberingAfterBreak="0">
     <w:nsid w:val="671261D6"/>
     <w:multiLevelType w:val="multilevel"/>
     <w:tmpl w:val="22EAC13A"/>
@@ -11737,7 +13472,7 @@
       </w:pPr>
     </w:lvl>
   </w:abstractNum>
-  <w:abstractNum w:abstractNumId="25" w15:restartNumberingAfterBreak="0">
+  <w:abstractNum w:abstractNumId="27" w15:restartNumberingAfterBreak="0">
     <w:nsid w:val="70054E72"/>
     <w:multiLevelType w:val="hybridMultilevel"/>
     <w:tmpl w:val="464C22D8"/>
@@ -11854,7 +13589,7 @@
       </w:rPr>
     </w:lvl>
   </w:abstractNum>
-  <w:abstractNum w:abstractNumId="26" w15:restartNumberingAfterBreak="0">
+  <w:abstractNum w:abstractNumId="28" w15:restartNumberingAfterBreak="0">
     <w:nsid w:val="72D101EB"/>
     <w:multiLevelType w:val="hybridMultilevel"/>
     <w:tmpl w:val="B8202A52"/>
@@ -11967,7 +13702,7 @@
       </w:rPr>
     </w:lvl>
   </w:abstractNum>
-  <w:abstractNum w:abstractNumId="27" w15:restartNumberingAfterBreak="0">
+  <w:abstractNum w:abstractNumId="29" w15:restartNumberingAfterBreak="0">
     <w:nsid w:val="7858157E"/>
     <w:multiLevelType w:val="hybridMultilevel"/>
     <w:tmpl w:val="7EB686C8"/>
@@ -12053,7 +13788,7 @@
       </w:pPr>
     </w:lvl>
   </w:abstractNum>
-  <w:abstractNum w:abstractNumId="28" w15:restartNumberingAfterBreak="0">
+  <w:abstractNum w:abstractNumId="30" w15:restartNumberingAfterBreak="0">
     <w:nsid w:val="79D52199"/>
     <w:multiLevelType w:val="multilevel"/>
     <w:tmpl w:val="430EFF02"/>
@@ -12202,7 +13937,7 @@
       </w:rPr>
     </w:lvl>
   </w:abstractNum>
-  <w:abstractNum w:abstractNumId="29" w15:restartNumberingAfterBreak="0">
+  <w:abstractNum w:abstractNumId="31" w15:restartNumberingAfterBreak="0">
     <w:nsid w:val="7B0D7732"/>
     <w:multiLevelType w:val="hybridMultilevel"/>
     <w:tmpl w:val="F41216C0"/>
@@ -12315,7 +14050,7 @@
       </w:rPr>
     </w:lvl>
   </w:abstractNum>
-  <w:abstractNum w:abstractNumId="30" w15:restartNumberingAfterBreak="0">
+  <w:abstractNum w:abstractNumId="32" w15:restartNumberingAfterBreak="0">
     <w:nsid w:val="7FC73C2F"/>
     <w:multiLevelType w:val="hybridMultilevel"/>
     <w:tmpl w:val="0E0AE4DC"/>
@@ -12429,16 +14164,16 @@
     </w:lvl>
   </w:abstractNum>
   <w:num w:numId="1" w16cid:durableId="768278845">
-    <w:abstractNumId w:val="25"/>
+    <w:abstractNumId w:val="27"/>
   </w:num>
   <w:num w:numId="2" w16cid:durableId="1774669959">
-    <w:abstractNumId w:val="22"/>
+    <w:abstractNumId w:val="24"/>
   </w:num>
   <w:num w:numId="3" w16cid:durableId="42365720">
-    <w:abstractNumId w:val="11"/>
+    <w:abstractNumId w:val="13"/>
   </w:num>
   <w:num w:numId="4" w16cid:durableId="1993440739">
-    <w:abstractNumId w:val="7"/>
+    <w:abstractNumId w:val="9"/>
     <w:lvlOverride w:ilvl="0">
       <w:startOverride w:val="2"/>
     </w:lvlOverride>
@@ -12468,85 +14203,94 @@
     </w:lvlOverride>
   </w:num>
   <w:num w:numId="5" w16cid:durableId="538468108">
-    <w:abstractNumId w:val="15"/>
+    <w:abstractNumId w:val="17"/>
   </w:num>
   <w:num w:numId="6" w16cid:durableId="2082025644">
-    <w:abstractNumId w:val="20"/>
+    <w:abstractNumId w:val="22"/>
   </w:num>
   <w:num w:numId="7" w16cid:durableId="1257471768">
-    <w:abstractNumId w:val="29"/>
+    <w:abstractNumId w:val="31"/>
   </w:num>
   <w:num w:numId="8" w16cid:durableId="360084507">
-    <w:abstractNumId w:val="12"/>
+    <w:abstractNumId w:val="14"/>
   </w:num>
   <w:num w:numId="9" w16cid:durableId="885263228">
-    <w:abstractNumId w:val="30"/>
+    <w:abstractNumId w:val="32"/>
   </w:num>
   <w:num w:numId="10" w16cid:durableId="250434482">
     <w:abstractNumId w:val="0"/>
   </w:num>
   <w:num w:numId="11" w16cid:durableId="1577203292">
-    <w:abstractNumId w:val="27"/>
+    <w:abstractNumId w:val="29"/>
   </w:num>
   <w:num w:numId="12" w16cid:durableId="2051566414">
-    <w:abstractNumId w:val="1"/>
+    <w:abstractNumId w:val="2"/>
   </w:num>
   <w:num w:numId="13" w16cid:durableId="935558904">
-    <w:abstractNumId w:val="13"/>
+    <w:abstractNumId w:val="15"/>
   </w:num>
   <w:num w:numId="14" w16cid:durableId="587693896">
+    <w:abstractNumId w:val="23"/>
+  </w:num>
+  <w:num w:numId="15" w16cid:durableId="1028063252">
+    <w:abstractNumId w:val="8"/>
+  </w:num>
+  <w:num w:numId="16" w16cid:durableId="214121935">
+    <w:abstractNumId w:val="18"/>
+  </w:num>
+  <w:num w:numId="17" w16cid:durableId="176771974">
     <w:abstractNumId w:val="21"/>
   </w:num>
-  <w:num w:numId="15" w16cid:durableId="1028063252">
+  <w:num w:numId="18" w16cid:durableId="665741994">
+    <w:abstractNumId w:val="5"/>
+  </w:num>
+  <w:num w:numId="19" w16cid:durableId="2009407859">
+    <w:abstractNumId w:val="19"/>
+  </w:num>
+  <w:num w:numId="20" w16cid:durableId="1373193803">
+    <w:abstractNumId w:val="30"/>
+  </w:num>
+  <w:num w:numId="21" w16cid:durableId="2108187998">
+    <w:abstractNumId w:val="3"/>
+  </w:num>
+  <w:num w:numId="22" w16cid:durableId="1797988962">
+    <w:abstractNumId w:val="25"/>
+  </w:num>
+  <w:num w:numId="23" w16cid:durableId="686952361">
+    <w:abstractNumId w:val="10"/>
+  </w:num>
+  <w:num w:numId="24" w16cid:durableId="1783450787">
+    <w:abstractNumId w:val="12"/>
+  </w:num>
+  <w:num w:numId="25" w16cid:durableId="545488053">
+    <w:abstractNumId w:val="11"/>
+  </w:num>
+  <w:num w:numId="26" w16cid:durableId="1626109942">
+    <w:abstractNumId w:val="28"/>
+  </w:num>
+  <w:num w:numId="27" w16cid:durableId="640234914">
+    <w:abstractNumId w:val="4"/>
+  </w:num>
+  <w:num w:numId="28" w16cid:durableId="1421413090">
+    <w:abstractNumId w:val="16"/>
+  </w:num>
+  <w:num w:numId="29" w16cid:durableId="1123619885">
     <w:abstractNumId w:val="6"/>
   </w:num>
-  <w:num w:numId="16" w16cid:durableId="214121935">
-    <w:abstractNumId w:val="16"/>
-  </w:num>
-  <w:num w:numId="17" w16cid:durableId="176771974">
-    <w:abstractNumId w:val="19"/>
-  </w:num>
-  <w:num w:numId="18" w16cid:durableId="665741994">
-    <w:abstractNumId w:val="4"/>
-  </w:num>
-  <w:num w:numId="19" w16cid:durableId="2009407859">
-    <w:abstractNumId w:val="17"/>
-  </w:num>
-  <w:num w:numId="20" w16cid:durableId="1373193803">
-    <w:abstractNumId w:val="28"/>
-  </w:num>
-  <w:num w:numId="21" w16cid:durableId="2108187998">
-    <w:abstractNumId w:val="2"/>
-  </w:num>
-  <w:num w:numId="22" w16cid:durableId="1797988962">
-    <w:abstractNumId w:val="23"/>
-  </w:num>
-  <w:num w:numId="23" w16cid:durableId="686952361">
-    <w:abstractNumId w:val="8"/>
-  </w:num>
-  <w:num w:numId="24" w16cid:durableId="1783450787">
-    <w:abstractNumId w:val="10"/>
-  </w:num>
-  <w:num w:numId="25" w16cid:durableId="545488053">
-    <w:abstractNumId w:val="9"/>
-  </w:num>
-  <w:num w:numId="26" w16cid:durableId="1626109942">
+  <w:num w:numId="30" w16cid:durableId="618802411">
     <w:abstractNumId w:val="26"/>
   </w:num>
-  <w:num w:numId="27" w16cid:durableId="640234914">
-    <w:abstractNumId w:val="3"/>
+  <w:num w:numId="31" w16cid:durableId="1168709578">
+    <w:abstractNumId w:val="20"/>
   </w:num>
-  <w:num w:numId="28" w16cid:durableId="1421413090">
-    <w:abstractNumId w:val="14"/>
+  <w:num w:numId="32" w16cid:durableId="247272128">
+    <w:abstractNumId w:val="7"/>
+    <w:lvlOverride w:ilvl="0">
+      <w:startOverride w:val="1"/>
+    </w:lvlOverride>
   </w:num>
-  <w:num w:numId="29" w16cid:durableId="1123619885">
-    <w:abstractNumId w:val="5"/>
-  </w:num>
-  <w:num w:numId="30" w16cid:durableId="618802411">
-    <w:abstractNumId w:val="24"/>
-  </w:num>
-  <w:num w:numId="31" w16cid:durableId="1168709578">
-    <w:abstractNumId w:val="18"/>
+  <w:num w:numId="33" w16cid:durableId="748621947">
+    <w:abstractNumId w:val="1"/>
   </w:num>
 </w:numbering>
 </file>

--- a/Documentation.docx
+++ b/Documentation.docx
@@ -662,8 +662,8 @@
           <w:lang w:val="ru-RU"/>
         </w:rPr>
       </w:pPr>
-      <w:bookmarkStart w:id="0" w:name="_Toc168482020"/>
-      <w:bookmarkStart w:id="1" w:name="_Toc232648635"/>
+      <w:bookmarkStart w:id="0" w:name="_Toc232648635"/>
+      <w:bookmarkStart w:id="1" w:name="_Toc168482020"/>
       <w:r>
         <w:rPr>
           <w:sz w:val="28"/>
@@ -673,7 +673,7 @@
         <w:lastRenderedPageBreak/>
         <w:t>Содержание</w:t>
       </w:r>
-      <w:bookmarkEnd w:id="1"/>
+      <w:bookmarkEnd w:id="0"/>
     </w:p>
     <w:p>
       <w:pPr>
@@ -2628,7 +2628,7 @@
         </w:rPr>
       </w:pPr>
       <w:bookmarkStart w:id="2" w:name="_Toc168482024"/>
-      <w:bookmarkEnd w:id="0"/>
+      <w:bookmarkEnd w:id="1"/>
       <w:r>
         <w:rPr>
           <w:lang w:val="ru-RU"/>
@@ -3866,7 +3866,7 @@
           <w:lang w:eastAsia="ru-RU"/>
         </w:rPr>
         <w:drawing>
-          <wp:inline distT="0" distB="0" distL="0" distR="0" wp14:anchorId="048A909D" wp14:editId="29836913">
+          <wp:inline distT="0" distB="0" distL="0" distR="0" wp14:anchorId="048A909D" wp14:editId="26166E2C">
             <wp:extent cx="5937250" cy="2698750"/>
             <wp:effectExtent l="0" t="0" r="6350" b="6350"/>
             <wp:docPr id="8" name="Рисунок 8"/>
@@ -4076,7 +4076,7 @@
         </w:rPr>
         <w:lastRenderedPageBreak/>
         <w:drawing>
-          <wp:inline distT="0" distB="0" distL="0" distR="0" wp14:anchorId="0821F208" wp14:editId="0A639623">
+          <wp:inline distT="0" distB="0" distL="0" distR="0" wp14:anchorId="0821F208" wp14:editId="0987495F">
             <wp:extent cx="5939790" cy="2441838"/>
             <wp:effectExtent l="0" t="0" r="3810" b="0"/>
             <wp:docPr id="3" name="Рисунок 3"/>
@@ -9096,8 +9096,8 @@
           <w:lang w:val="en-US"/>
         </w:rPr>
       </w:pPr>
-      <w:bookmarkStart w:id="43" w:name="_Toc168482042"/>
-      <w:bookmarkStart w:id="44" w:name="_Toc232648658"/>
+      <w:bookmarkStart w:id="43" w:name="_Toc232648658"/>
+      <w:bookmarkStart w:id="44" w:name="_Toc168482042"/>
       <w:r>
         <w:rPr>
           <w:lang w:val="ru-RU"/>
@@ -9122,14 +9122,43 @@
         </w:rPr>
         <w:t>Архитектура информационной системы</w:t>
       </w:r>
-      <w:bookmarkStart w:id="45" w:name="_Toc232648659"/>
-      <w:bookmarkEnd w:id="44"/>
-      <w:r>
+      <w:bookmarkEnd w:id="43"/>
+    </w:p>
+    <w:p>
+      <w:pPr>
+        <w:pStyle w:val="a6"/>
+        <w:jc w:val="center"/>
+        <w:rPr>
+          <w:rFonts w:ascii="Times New Roman" w:hAnsi="Times New Roman" w:cs="Times New Roman"/>
+          <w:b w:val="0"/>
+          <w:color w:val="auto"/>
+          <w:sz w:val="24"/>
+          <w:szCs w:val="28"/>
+          <w:lang w:val="en-US"/>
+        </w:rPr>
+      </w:pPr>
+    </w:p>
+    <w:p>
+      <w:pPr>
+        <w:pStyle w:val="a6"/>
+        <w:keepNext/>
+        <w:jc w:val="center"/>
+      </w:pPr>
+      <w:r>
+        <w:rPr>
+          <w:rFonts w:ascii="Times New Roman" w:hAnsi="Times New Roman" w:cs="Times New Roman"/>
+          <w:b w:val="0"/>
+          <w:noProof/>
+          <w:color w:val="auto"/>
+          <w:sz w:val="24"/>
+          <w:szCs w:val="28"/>
+          <w:lang w:val="en-US"/>
+        </w:rPr>
         <w:drawing>
-          <wp:inline distT="0" distB="0" distL="0" distR="0" wp14:anchorId="1D818FC1" wp14:editId="0E74AA58">
-            <wp:extent cx="3610536" cy="2463165"/>
+          <wp:inline distT="0" distB="0" distL="0" distR="0" wp14:anchorId="0DD938DE" wp14:editId="23FA7AEA">
+            <wp:extent cx="5505450" cy="2457450"/>
             <wp:effectExtent l="0" t="0" r="0" b="0"/>
-            <wp:docPr id="5" name="Рисунок 5"/>
+            <wp:docPr id="1251264684" name="Рисунок 3"/>
             <wp:cNvGraphicFramePr>
               <a:graphicFrameLocks xmlns:a="http://schemas.openxmlformats.org/drawingml/2006/main" noChangeAspect="1"/>
             </wp:cNvGraphicFramePr>
@@ -9137,30 +9166,36 @@
               <a:graphicData uri="http://schemas.openxmlformats.org/drawingml/2006/picture">
                 <pic:pic xmlns:pic="http://schemas.openxmlformats.org/drawingml/2006/picture">
                   <pic:nvPicPr>
-                    <pic:cNvPr id="0" name=""/>
-                    <pic:cNvPicPr/>
+                    <pic:cNvPr id="0" name="Picture 3"/>
+                    <pic:cNvPicPr>
+                      <a:picLocks noChangeAspect="1" noChangeArrowheads="1"/>
+                    </pic:cNvPicPr>
                   </pic:nvPicPr>
-                  <pic:blipFill rotWithShape="1">
-                    <a:blip r:embed="rId12"/>
-                    <a:srcRect l="21195" t="31413" r="43503" b="30055"/>
-                    <a:stretch/>
+                  <pic:blipFill>
+                    <a:blip r:embed="rId12">
+                      <a:extLst>
+                        <a:ext uri="{28A0092B-C50C-407E-A947-70E740481C1C}">
+                          <a14:useLocalDpi xmlns:a14="http://schemas.microsoft.com/office/drawing/2010/main" val="0"/>
+                        </a:ext>
+                      </a:extLst>
+                    </a:blip>
+                    <a:srcRect/>
+                    <a:stretch>
+                      <a:fillRect/>
+                    </a:stretch>
                   </pic:blipFill>
                   <pic:spPr bwMode="auto">
                     <a:xfrm>
                       <a:off x="0" y="0"/>
-                      <a:ext cx="3619925" cy="2469570"/>
+                      <a:ext cx="5505450" cy="2457450"/>
                     </a:xfrm>
                     <a:prstGeom prst="rect">
                       <a:avLst/>
                     </a:prstGeom>
+                    <a:noFill/>
                     <a:ln>
                       <a:noFill/>
                     </a:ln>
-                    <a:extLst>
-                      <a:ext uri="{53640926-AAD7-44D8-BBD7-CCE9431645EC}">
-                        <a14:shadowObscured xmlns:a14="http://schemas.microsoft.com/office/drawing/2010/main"/>
-                      </a:ext>
-                    </a:extLst>
                   </pic:spPr>
                 </pic:pic>
               </a:graphicData>
@@ -9168,7 +9203,6 @@
           </wp:inline>
         </w:drawing>
       </w:r>
-      <w:bookmarkEnd w:id="45"/>
     </w:p>
     <w:p>
       <w:pPr>
@@ -9264,7 +9298,7 @@
           <w:lang w:val="ru-RU"/>
         </w:rPr>
       </w:pPr>
-      <w:bookmarkStart w:id="46" w:name="_Toc232648660"/>
+      <w:bookmarkStart w:id="45" w:name="_Toc232648660"/>
       <w:r>
         <w:rPr>
           <w:lang w:val="ru-RU"/>
@@ -9289,8 +9323,8 @@
         </w:rPr>
         <w:t>Макеты интерфейса программы</w:t>
       </w:r>
-      <w:bookmarkEnd w:id="43"/>
-      <w:bookmarkEnd w:id="46"/>
+      <w:bookmarkEnd w:id="44"/>
+      <w:bookmarkEnd w:id="45"/>
     </w:p>
     <w:p>
       <w:pPr>
@@ -14765,6 +14799,7 @@
   <w:style w:type="character" w:default="1" w:styleId="a0">
     <w:name w:val="Default Paragraph Font"/>
     <w:uiPriority w:val="1"/>
+    <w:semiHidden/>
     <w:unhideWhenUsed/>
   </w:style>
   <w:style w:type="table" w:default="1" w:styleId="a1">
